--- a/erp complete documentation/QMIS-ERP-Role-Module-Status.docx
+++ b/erp complete documentation/QMIS-ERP-Role-Module-Status.docx
@@ -522,10 +522,7 @@
           </w:tcPr>
           <w:p>
             <w:r>
-              <w:rPr>
-                <w:color w:val="006100"/>
-              </w:rPr>
-              <w:t>8</w:t>
+              <w:t>21</w:t>
             </w:r>
           </w:p>
         </w:tc>
@@ -536,10 +533,7 @@
           </w:tcPr>
           <w:p>
             <w:r>
-              <w:rPr>
-                <w:color w:val="9C5700"/>
-              </w:rPr>
-              <w:t>1</w:t>
+              <w:t>0</w:t>
             </w:r>
           </w:p>
         </w:tc>
@@ -550,10 +544,7 @@
           </w:tcPr>
           <w:p>
             <w:r>
-              <w:rPr>
-                <w:color w:val="9C0006"/>
-              </w:rPr>
-              <w:t>12</w:t>
+              <w:t>0</w:t>
             </w:r>
           </w:p>
         </w:tc>
@@ -564,9 +555,6 @@
           </w:tcPr>
           <w:p>
             <w:r>
-              <w:rPr>
-                <w:color w:val="595959"/>
-              </w:rPr>
               <w:t>0</w:t>
             </w:r>
           </w:p>
@@ -2431,10 +2419,7 @@
           </w:tcPr>
           <w:p>
             <w:r>
-              <w:rPr>
-                <w:color w:val="006100"/>
-              </w:rPr>
-              <w:t>138</w:t>
+              <w:t>151</w:t>
             </w:r>
           </w:p>
         </w:tc>
@@ -2445,10 +2430,7 @@
           </w:tcPr>
           <w:p>
             <w:r>
-              <w:rPr>
-                <w:color w:val="9C5700"/>
-              </w:rPr>
-              <w:t>47</w:t>
+              <w:t>46</w:t>
             </w:r>
           </w:p>
         </w:tc>
@@ -2459,10 +2441,7 @@
           </w:tcPr>
           <w:p>
             <w:r>
-              <w:rPr>
-                <w:color w:val="9C0006"/>
-              </w:rPr>
-              <w:t>293</w:t>
+              <w:t>281</w:t>
             </w:r>
           </w:p>
         </w:tc>
@@ -2473,9 +2452,6 @@
           </w:tcPr>
           <w:p>
             <w:r>
-              <w:rPr>
-                <w:color w:val="595959"/>
-              </w:rPr>
               <w:t>2</w:t>
             </w:r>
           </w:p>
@@ -6039,31 +6015,22 @@
           <w:tcPr>
             <w:tcW w:type="dxa" w:w="3408"/>
             <w:shd w:fill="FFEB9C" w:val="clear"/>
-          </w:tcPr>
-          <w:p>
-            <w:r>
-              <w:rPr>
-                <w:rFonts w:ascii="Calibri" w:hAnsi="Calibri"/>
-                <w:b w:val="0"/>
-                <w:color w:val="9C5700"/>
-                <w:sz w:val="18"/>
-              </w:rPr>
-              <w:t>Partial</w:t>
-            </w:r>
-          </w:p>
-        </w:tc>
-        <w:tc>
-          <w:tcPr>
-            <w:tcW w:type="dxa" w:w="3408"/>
-          </w:tcPr>
-          <w:p>
-            <w:r>
-              <w:rPr>
-                <w:rFonts w:ascii="Calibri" w:hAnsi="Calibri"/>
-                <w:b w:val="0"/>
-                <w:sz w:val="18"/>
-              </w:rPr>
-              <w:t>Not full HR SoT from this panel; HR owns employees API</w:t>
+            <w:shd w:fill="C6EFCE" w:val="clear"/>
+            <w:shd w:fill="C6EFCE" w:val="clear"/>
+          </w:tcPr>
+          <w:p>
+            <w:r>
+              <w:t>Completed</w:t>
+            </w:r>
+          </w:p>
+        </w:tc>
+        <w:tc>
+          <w:tcPr>
+            <w:tcW w:type="dxa" w:w="3408"/>
+          </w:tcPr>
+          <w:p>
+            <w:r>
+              <w:t>PRM Teacher Database uses EmployeeDirectory API (GET /hr/portal/employees + /admin/users) with department filter Teacher; PRM granted hr.employees.read (14 Oct 2026). Read-only list.</w:t>
             </w:r>
           </w:p>
         </w:tc>
@@ -6088,31 +6055,22 @@
           <w:tcPr>
             <w:tcW w:type="dxa" w:w="3408"/>
             <w:shd w:fill="FFC7CE" w:val="clear"/>
-          </w:tcPr>
-          <w:p>
-            <w:r>
-              <w:rPr>
-                <w:rFonts w:ascii="Calibri" w:hAnsi="Calibri"/>
-                <w:b w:val="0"/>
-                <w:color w:val="9C0006"/>
-                <w:sz w:val="18"/>
-              </w:rPr>
-              <w:t>Not Completed</w:t>
-            </w:r>
-          </w:p>
-        </w:tc>
-        <w:tc>
-          <w:tcPr>
-            <w:tcW w:type="dxa" w:w="3408"/>
-          </w:tcPr>
-          <w:p>
-            <w:r>
-              <w:rPr>
-                <w:rFonts w:ascii="Calibri" w:hAnsi="Calibri"/>
-                <w:b w:val="0"/>
-                <w:sz w:val="18"/>
-              </w:rPr>
-              <w:t>Browser/localStorage TC &amp; transfer flows</w:t>
+            <w:shd w:fill="C6EFCE" w:val="clear"/>
+            <w:shd w:fill="C6EFCE" w:val="clear"/>
+          </w:tcPr>
+          <w:p>
+            <w:r>
+              <w:t>Completed</w:t>
+            </w:r>
+          </w:p>
+        </w:tc>
+        <w:tc>
+          <w:tcPr>
+            <w:tcW w:type="dxa" w:w="3408"/>
+          </w:tcPr>
+          <w:p>
+            <w:r>
+              <w:t>List + Add persist via /api/v1/front-office/student-transfers (0011, frontoffice.*). AddStudentTransfer awaits POST; verified live STR-* (14 Oct 2026).</w:t>
             </w:r>
           </w:p>
         </w:tc>
@@ -6137,31 +6095,22 @@
           <w:tcPr>
             <w:tcW w:type="dxa" w:w="3408"/>
             <w:shd w:fill="FFC7CE" w:val="clear"/>
-          </w:tcPr>
-          <w:p>
-            <w:r>
-              <w:rPr>
-                <w:rFonts w:ascii="Calibri" w:hAnsi="Calibri"/>
-                <w:b w:val="0"/>
-                <w:color w:val="9C0006"/>
-                <w:sz w:val="18"/>
-              </w:rPr>
-              <w:t>Not Completed</w:t>
-            </w:r>
-          </w:p>
-        </w:tc>
-        <w:tc>
-          <w:tcPr>
-            <w:tcW w:type="dxa" w:w="3408"/>
-          </w:tcPr>
-          <w:p>
-            <w:r>
-              <w:rPr>
-                <w:rFonts w:ascii="Calibri" w:hAnsi="Calibri"/>
-                <w:b w:val="0"/>
-                <w:sz w:val="18"/>
-              </w:rPr>
-              <w:t>Browser/localStorage TC &amp; transfer flows</w:t>
+            <w:shd w:fill="C6EFCE" w:val="clear"/>
+            <w:shd w:fill="C6EFCE" w:val="clear"/>
+          </w:tcPr>
+          <w:p>
+            <w:r>
+              <w:t>Completed</w:t>
+            </w:r>
+          </w:p>
+        </w:tc>
+        <w:tc>
+          <w:tcPr>
+            <w:tcW w:type="dxa" w:w="3408"/>
+          </w:tcPr>
+          <w:p>
+            <w:r>
+              <w:t>Persisted on /api/v1/front-office/student-re-enrollments (0011). Add/list use Front Office API when signed in.</w:t>
             </w:r>
           </w:p>
         </w:tc>
@@ -6186,31 +6135,22 @@
           <w:tcPr>
             <w:tcW w:type="dxa" w:w="3408"/>
             <w:shd w:fill="FFC7CE" w:val="clear"/>
-          </w:tcPr>
-          <w:p>
-            <w:r>
-              <w:rPr>
-                <w:rFonts w:ascii="Calibri" w:hAnsi="Calibri"/>
-                <w:b w:val="0"/>
-                <w:color w:val="9C0006"/>
-                <w:sz w:val="18"/>
-              </w:rPr>
-              <w:t>Not Completed</w:t>
-            </w:r>
-          </w:p>
-        </w:tc>
-        <w:tc>
-          <w:tcPr>
-            <w:tcW w:type="dxa" w:w="3408"/>
-          </w:tcPr>
-          <w:p>
-            <w:r>
-              <w:rPr>
-                <w:rFonts w:ascii="Calibri" w:hAnsi="Calibri"/>
-                <w:b w:val="0"/>
-                <w:sz w:val="18"/>
-              </w:rPr>
-              <w:t>Browser/localStorage TC &amp; transfer flows</w:t>
+            <w:shd w:fill="C6EFCE" w:val="clear"/>
+            <w:shd w:fill="C6EFCE" w:val="clear"/>
+          </w:tcPr>
+          <w:p>
+            <w:r>
+              <w:t>Completed</w:t>
+            </w:r>
+          </w:p>
+        </w:tc>
+        <w:tc>
+          <w:tcPr>
+            <w:tcW w:type="dxa" w:w="3408"/>
+          </w:tcPr>
+          <w:p>
+            <w:r>
+              <w:t>PRM list/view hydrate GET /api/v1/tc-requests; forward POST …/forward; reject POST …/reject-prm (tc.write). Same tc_requests table as Admin approval.</w:t>
             </w:r>
           </w:p>
         </w:tc>
@@ -6235,31 +6175,22 @@
           <w:tcPr>
             <w:tcW w:type="dxa" w:w="3408"/>
             <w:shd w:fill="FFC7CE" w:val="clear"/>
-          </w:tcPr>
-          <w:p>
-            <w:r>
-              <w:rPr>
-                <w:rFonts w:ascii="Calibri" w:hAnsi="Calibri"/>
-                <w:b w:val="0"/>
-                <w:color w:val="9C0006"/>
-                <w:sz w:val="18"/>
-              </w:rPr>
-              <w:t xml:space="preserve">Not Completed</w:t>
-            </w:r>
-          </w:p>
-        </w:tc>
-        <w:tc>
-          <w:tcPr>
-            <w:tcW w:type="dxa" w:w="3408"/>
-          </w:tcPr>
-          <w:p>
-            <w:r>
-              <w:rPr>
-                <w:rFonts w:ascii="Calibri" w:hAnsi="Calibri"/>
-                <w:b w:val="0"/>
-                <w:sz w:val="18"/>
-              </w:rPr>
-              <w:t xml:space="preserve">Browser-only demo data; no backend endpoint found in the code for this vertical. Carried over from 2026-10-12; not re-checked</w:t>
+            <w:shd w:fill="C6EFCE" w:val="clear"/>
+            <w:shd w:fill="C6EFCE" w:val="clear"/>
+          </w:tcPr>
+          <w:p>
+            <w:r>
+              <w:t>Completed</w:t>
+            </w:r>
+          </w:p>
+        </w:tc>
+        <w:tc>
+          <w:tcPr>
+            <w:tcW w:type="dxa" w:w="3408"/>
+          </w:tcPr>
+          <w:p>
+            <w:r>
+              <w:t>Persisted on /api/v1/front-office/student-gate-passes (0011). Add awaits API create; UI layout preserved.</w:t>
             </w:r>
           </w:p>
         </w:tc>
@@ -6284,31 +6215,22 @@
           <w:tcPr>
             <w:tcW w:type="dxa" w:w="3408"/>
             <w:shd w:fill="FFC7CE" w:val="clear"/>
-          </w:tcPr>
-          <w:p>
-            <w:r>
-              <w:rPr>
-                <w:rFonts w:ascii="Calibri" w:hAnsi="Calibri"/>
-                <w:b w:val="0"/>
-                <w:color w:val="9C0006"/>
-                <w:sz w:val="18"/>
-              </w:rPr>
-              <w:t xml:space="preserve">Not Completed</w:t>
-            </w:r>
-          </w:p>
-        </w:tc>
-        <w:tc>
-          <w:tcPr>
-            <w:tcW w:type="dxa" w:w="3408"/>
-          </w:tcPr>
-          <w:p>
-            <w:r>
-              <w:rPr>
-                <w:rFonts w:ascii="Calibri" w:hAnsi="Calibri"/>
-                <w:b w:val="0"/>
-                <w:sz w:val="18"/>
-              </w:rPr>
-              <w:t xml:space="preserve">Browser-only demo data; no backend endpoint found in the code for this vertical. Carried over from 2026-10-12; not re-checked</w:t>
+            <w:shd w:fill="C6EFCE" w:val="clear"/>
+            <w:shd w:fill="C6EFCE" w:val="clear"/>
+          </w:tcPr>
+          <w:p>
+            <w:r>
+              <w:t>Completed</w:t>
+            </w:r>
+          </w:p>
+        </w:tc>
+        <w:tc>
+          <w:tcPr>
+            <w:tcW w:type="dxa" w:w="3408"/>
+          </w:tcPr>
+          <w:p>
+            <w:r>
+              <w:t>Add/Edit await create/update on /api/v1/front-office/hostel-gate-passes (0011). Live HGP-* verified.</w:t>
             </w:r>
           </w:p>
         </w:tc>
@@ -6333,31 +6255,22 @@
           <w:tcPr>
             <w:tcW w:type="dxa" w:w="3408"/>
             <w:shd w:fill="FFC7CE" w:val="clear"/>
-          </w:tcPr>
-          <w:p>
-            <w:r>
-              <w:rPr>
-                <w:rFonts w:ascii="Calibri" w:hAnsi="Calibri"/>
-                <w:b w:val="0"/>
-                <w:color w:val="9C0006"/>
-                <w:sz w:val="18"/>
-              </w:rPr>
-              <w:t xml:space="preserve">Not Completed</w:t>
-            </w:r>
-          </w:p>
-        </w:tc>
-        <w:tc>
-          <w:tcPr>
-            <w:tcW w:type="dxa" w:w="3408"/>
-          </w:tcPr>
-          <w:p>
-            <w:r>
-              <w:rPr>
-                <w:rFonts w:ascii="Calibri" w:hAnsi="Calibri"/>
-                <w:b w:val="0"/>
-                <w:sz w:val="18"/>
-              </w:rPr>
-              <w:t xml:space="preserve">Browser-only demo data; no backend endpoint found in the code for this vertical. Carried over from 2026-10-12; not re-checked</w:t>
+            <w:shd w:fill="C6EFCE" w:val="clear"/>
+            <w:shd w:fill="C6EFCE" w:val="clear"/>
+          </w:tcPr>
+          <w:p>
+            <w:r>
+              <w:t>Completed</w:t>
+            </w:r>
+          </w:p>
+        </w:tc>
+        <w:tc>
+          <w:tcPr>
+            <w:tcW w:type="dxa" w:w="3408"/>
+          </w:tcPr>
+          <w:p>
+            <w:r>
+              <w:t>Add/Edit await create/update on /api/v1/front-office/material-gate-passes (0011). Live MGP-* verified.</w:t>
             </w:r>
           </w:p>
         </w:tc>
@@ -6382,31 +6295,22 @@
           <w:tcPr>
             <w:tcW w:type="dxa" w:w="3408"/>
             <w:shd w:fill="FFC7CE" w:val="clear"/>
-          </w:tcPr>
-          <w:p>
-            <w:r>
-              <w:rPr>
-                <w:rFonts w:ascii="Calibri" w:hAnsi="Calibri"/>
-                <w:b w:val="0"/>
-                <w:color w:val="9C0006"/>
-                <w:sz w:val="18"/>
-              </w:rPr>
-              <w:t xml:space="preserve">Not Completed</w:t>
-            </w:r>
-          </w:p>
-        </w:tc>
-        <w:tc>
-          <w:tcPr>
-            <w:tcW w:type="dxa" w:w="3408"/>
-          </w:tcPr>
-          <w:p>
-            <w:r>
-              <w:rPr>
-                <w:rFonts w:ascii="Calibri" w:hAnsi="Calibri"/>
-                <w:b w:val="0"/>
-                <w:sz w:val="18"/>
-              </w:rPr>
-              <w:t xml:space="preserve">Browser-only demo data; no backend endpoint found in the code for this vertical. Carried over from 2026-10-12; not re-checked</w:t>
+            <w:shd w:fill="C6EFCE" w:val="clear"/>
+            <w:shd w:fill="C6EFCE" w:val="clear"/>
+          </w:tcPr>
+          <w:p>
+            <w:r>
+              <w:t>Completed</w:t>
+            </w:r>
+          </w:p>
+        </w:tc>
+        <w:tc>
+          <w:tcPr>
+            <w:tcW w:type="dxa" w:w="3408"/>
+          </w:tcPr>
+          <w:p>
+            <w:r>
+              <w:t>Add/Edit await create/update on /api/v1/front-office/goods-received-passes (0011). Live GRP-* verified.</w:t>
             </w:r>
           </w:p>
         </w:tc>
@@ -6627,31 +6531,22 @@
           <w:tcPr>
             <w:tcW w:type="dxa" w:w="3408"/>
             <w:shd w:fill="FFC7CE" w:val="clear"/>
-          </w:tcPr>
-          <w:p>
-            <w:r>
-              <w:rPr>
-                <w:rFonts w:ascii="Calibri" w:hAnsi="Calibri"/>
-                <w:b w:val="0"/>
-                <w:color w:val="9C0006"/>
-                <w:sz w:val="18"/>
-              </w:rPr>
-              <w:t>Not Completed</w:t>
-            </w:r>
-          </w:p>
-        </w:tc>
-        <w:tc>
-          <w:tcPr>
-            <w:tcW w:type="dxa" w:w="3408"/>
-          </w:tcPr>
-          <w:p>
-            <w:r>
-              <w:rPr>
-                <w:rFonts w:ascii="Calibri" w:hAnsi="Calibri"/>
-                <w:b w:val="0"/>
-                <w:sz w:val="18"/>
-              </w:rPr>
-              <w:t>Personal/my-attendance mostly local/demo</w:t>
+            <w:shd w:fill="C6EFCE" w:val="clear"/>
+            <w:shd w:fill="C6EFCE" w:val="clear"/>
+          </w:tcPr>
+          <w:p>
+            <w:r>
+              <w:t>Completed</w:t>
+            </w:r>
+          </w:p>
+        </w:tc>
+        <w:tc>
+          <w:tcPr>
+            <w:tcW w:type="dxa" w:w="3408"/>
+          </w:tcPr>
+          <w:p>
+            <w:r>
+              <w:t>PRM My Attendance reads GET /hr/attendance with hr.self (granted to prm). Falls back to demo rows only when API auth is off.</w:t>
             </w:r>
           </w:p>
         </w:tc>
@@ -6676,31 +6571,22 @@
           <w:tcPr>
             <w:tcW w:type="dxa" w:w="3408"/>
             <w:shd w:fill="FFC7CE" w:val="clear"/>
-          </w:tcPr>
-          <w:p>
-            <w:r>
-              <w:rPr>
-                <w:rFonts w:ascii="Calibri" w:hAnsi="Calibri"/>
-                <w:b w:val="0"/>
-                <w:color w:val="9C0006"/>
-                <w:sz w:val="18"/>
-              </w:rPr>
-              <w:t>Not Completed</w:t>
-            </w:r>
-          </w:p>
-        </w:tc>
-        <w:tc>
-          <w:tcPr>
-            <w:tcW w:type="dxa" w:w="3408"/>
-          </w:tcPr>
-          <w:p>
-            <w:r>
-              <w:rPr>
-                <w:rFonts w:ascii="Calibri" w:hAnsi="Calibri"/>
-                <w:b w:val="0"/>
-                <w:sz w:val="18"/>
-              </w:rPr>
-              <w:t>UI/localStorage only — no dedicated API vertical yet</w:t>
+            <w:shd w:fill="C6EFCE" w:val="clear"/>
+            <w:shd w:fill="C6EFCE" w:val="clear"/>
+          </w:tcPr>
+          <w:p>
+            <w:r>
+              <w:t>Completed</w:t>
+            </w:r>
+          </w:p>
+        </w:tc>
+        <w:tc>
+          <w:tcPr>
+            <w:tcW w:type="dxa" w:w="3408"/>
+          </w:tcPr>
+          <w:p>
+            <w:r>
+              <w:t>Shared AnnouncementListView + announcements API (roleKey=prm). announcements.read for all roles.</w:t>
             </w:r>
           </w:p>
         </w:tc>
@@ -6725,31 +6611,22 @@
           <w:tcPr>
             <w:tcW w:type="dxa" w:w="3408"/>
             <w:shd w:fill="FFC7CE" w:val="clear"/>
-          </w:tcPr>
-          <w:p>
-            <w:r>
-              <w:rPr>
-                <w:rFonts w:ascii="Calibri" w:hAnsi="Calibri"/>
-                <w:b w:val="0"/>
-                <w:color w:val="9C0006"/>
-                <w:sz w:val="18"/>
-              </w:rPr>
-              <w:t>Not Completed</w:t>
-            </w:r>
-          </w:p>
-        </w:tc>
-        <w:tc>
-          <w:tcPr>
-            <w:tcW w:type="dxa" w:w="3408"/>
-          </w:tcPr>
-          <w:p>
-            <w:r>
-              <w:rPr>
-                <w:rFonts w:ascii="Calibri" w:hAnsi="Calibri"/>
-                <w:b w:val="0"/>
-                <w:sz w:val="18"/>
-              </w:rPr>
-              <w:t>UI/localStorage only — no dedicated API vertical yet</w:t>
+            <w:shd w:fill="C6EFCE" w:val="clear"/>
+            <w:shd w:fill="C6EFCE" w:val="clear"/>
+          </w:tcPr>
+          <w:p>
+            <w:r>
+              <w:t>Completed</w:t>
+            </w:r>
+          </w:p>
+        </w:tc>
+        <w:tc>
+          <w:tcPr>
+            <w:tcW w:type="dxa" w:w="3408"/>
+          </w:tcPr>
+          <w:p>
+            <w:r>
+              <w:t>Shared CommunicationPage + /communication APIs (roleKey=prm).</w:t>
             </w:r>
           </w:p>
         </w:tc>
@@ -6774,31 +6651,22 @@
           <w:tcPr>
             <w:tcW w:type="dxa" w:w="3408"/>
             <w:shd w:fill="FFC7CE" w:val="clear"/>
-          </w:tcPr>
-          <w:p>
-            <w:r>
-              <w:rPr>
-                <w:rFonts w:ascii="Calibri" w:hAnsi="Calibri"/>
-                <w:b w:val="0"/>
-                <w:color w:val="9C0006"/>
-                <w:sz w:val="18"/>
-              </w:rPr>
-              <w:t>Not Completed</w:t>
-            </w:r>
-          </w:p>
-        </w:tc>
-        <w:tc>
-          <w:tcPr>
-            <w:tcW w:type="dxa" w:w="3408"/>
-          </w:tcPr>
-          <w:p>
-            <w:r>
-              <w:rPr>
-                <w:rFonts w:ascii="Calibri" w:hAnsi="Calibri"/>
-                <w:b w:val="0"/>
-                <w:sz w:val="18"/>
-              </w:rPr>
-              <w:t>UI/localStorage only — no dedicated API vertical yet</w:t>
+            <w:shd w:fill="C6EFCE" w:val="clear"/>
+            <w:shd w:fill="C6EFCE" w:val="clear"/>
+          </w:tcPr>
+          <w:p>
+            <w:r>
+              <w:t>Completed</w:t>
+            </w:r>
+          </w:p>
+        </w:tc>
+        <w:tc>
+          <w:tcPr>
+            <w:tcW w:type="dxa" w:w="3408"/>
+          </w:tcPr>
+          <w:p>
+            <w:r>
+              <w:t>Shared AcademicCalendarPage hydrates GET /calendar (roleKey=prm).</w:t>
             </w:r>
           </w:p>
         </w:tc>
@@ -6823,31 +6691,22 @@
           <w:tcPr>
             <w:tcW w:type="dxa" w:w="3408"/>
             <w:shd w:fill="FFC7CE" w:val="clear"/>
-          </w:tcPr>
-          <w:p>
-            <w:r>
-              <w:rPr>
-                <w:rFonts w:ascii="Calibri" w:hAnsi="Calibri"/>
-                <w:b w:val="0"/>
-                <w:color w:val="9C0006"/>
-                <w:sz w:val="18"/>
-              </w:rPr>
-              <w:t>Not Completed</w:t>
-            </w:r>
-          </w:p>
-        </w:tc>
-        <w:tc>
-          <w:tcPr>
-            <w:tcW w:type="dxa" w:w="3408"/>
-          </w:tcPr>
-          <w:p>
-            <w:r>
-              <w:rPr>
-                <w:rFonts w:ascii="Calibri" w:hAnsi="Calibri"/>
-                <w:b w:val="0"/>
-                <w:sz w:val="18"/>
-              </w:rPr>
-              <w:t>UI/localStorage only — no dedicated API vertical yet</w:t>
+            <w:shd w:fill="C6EFCE" w:val="clear"/>
+            <w:shd w:fill="C6EFCE" w:val="clear"/>
+          </w:tcPr>
+          <w:p>
+            <w:r>
+              <w:t>Completed</w:t>
+            </w:r>
+          </w:p>
+        </w:tc>
+        <w:tc>
+          <w:tcPr>
+            <w:tcW w:type="dxa" w:w="3408"/>
+          </w:tcPr>
+          <w:p>
+            <w:r>
+              <w:t>PRM Notifications page loads GET /notifications and marks read (same pattern as Admin).</w:t>
             </w:r>
           </w:p>
         </w:tc>

--- a/erp complete documentation/QMIS-ERP-Role-Module-Status.docx
+++ b/erp complete documentation/QMIS-ERP-Role-Module-Status.docx
@@ -593,10 +593,7 @@
           </w:tcPr>
           <w:p>
             <w:r>
-              <w:rPr>
-                <w:color w:val="006100"/>
-              </w:rPr>
-              <w:t>1</w:t>
+              <w:t>2</w:t>
             </w:r>
           </w:p>
         </w:tc>
@@ -607,9 +604,6 @@
           </w:tcPr>
           <w:p>
             <w:r>
-              <w:rPr>
-                <w:color w:val="9C5700"/>
-              </w:rPr>
               <w:t>6</w:t>
             </w:r>
           </w:p>
@@ -621,10 +615,7 @@
           </w:tcPr>
           <w:p>
             <w:r>
-              <w:rPr>
-                <w:color w:val="9C0006"/>
-              </w:rPr>
-              <w:t>16</w:t>
+              <w:t>15</w:t>
             </w:r>
           </w:p>
         </w:tc>
@@ -635,9 +626,6 @@
           </w:tcPr>
           <w:p>
             <w:r>
-              <w:rPr>
-                <w:color w:val="595959"/>
-              </w:rPr>
               <w:t>0</w:t>
             </w:r>
           </w:p>
@@ -2419,7 +2407,7 @@
           </w:tcPr>
           <w:p>
             <w:r>
-              <w:t>151</w:t>
+              <w:t>152</w:t>
             </w:r>
           </w:p>
         </w:tc>
@@ -2441,7 +2429,7 @@
           </w:tcPr>
           <w:p>
             <w:r>
-              <w:t>281</w:t>
+              <w:t>280</w:t>
             </w:r>
           </w:p>
         </w:tc>
@@ -7743,31 +7731,21 @@
           <w:tcPr>
             <w:tcW w:type="dxa" w:w="3408"/>
             <w:shd w:fill="FFC7CE" w:val="clear"/>
-          </w:tcPr>
-          <w:p>
-            <w:r>
-              <w:rPr>
-                <w:rFonts w:ascii="Calibri" w:hAnsi="Calibri"/>
-                <w:b w:val="0"/>
-                <w:color w:val="9C0006"/>
-                <w:sz w:val="18"/>
-              </w:rPr>
-              <w:t>Not Completed</w:t>
-            </w:r>
-          </w:p>
-        </w:tc>
-        <w:tc>
-          <w:tcPr>
-            <w:tcW w:type="dxa" w:w="3408"/>
-          </w:tcPr>
-          <w:p>
-            <w:r>
-              <w:rPr>
-                <w:rFonts w:ascii="Calibri" w:hAnsi="Calibri"/>
-                <w:b w:val="0"/>
-                <w:sz w:val="18"/>
-              </w:rPr>
-              <w:t>Browser/localStorage TC &amp; transfer flows</w:t>
+            <w:shd w:fill="C6EFCE" w:val="clear"/>
+          </w:tcPr>
+          <w:p>
+            <w:r>
+              <w:t>Completed</w:t>
+            </w:r>
+          </w:p>
+        </w:tc>
+        <w:tc>
+          <w:tcPr>
+            <w:tcW w:type="dxa" w:w="3408"/>
+          </w:tcPr>
+          <w:p>
+            <w:r>
+              <w:t>Parent/Student TC list/add/view hydrate /api/v1/tc-requests; create via POST (tc.write). Backend scopes parent list/create to linked children; parents cannot forward/reject-prm. Verified pytest test_parent_tc_requests (14 Oct 2026).</w:t>
             </w:r>
           </w:p>
         </w:tc>

--- a/erp complete documentation/QMIS-ERP-Role-Module-Status.docx
+++ b/erp complete documentation/QMIS-ERP-Role-Module-Status.docx
@@ -593,7 +593,7 @@
           </w:tcPr>
           <w:p>
             <w:r>
-              <w:t>2</w:t>
+              <w:t>3</w:t>
             </w:r>
           </w:p>
         </w:tc>
@@ -615,7 +615,7 @@
           </w:tcPr>
           <w:p>
             <w:r>
-              <w:t>15</w:t>
+              <w:t>14</w:t>
             </w:r>
           </w:p>
         </w:tc>
@@ -2407,7 +2407,7 @@
           </w:tcPr>
           <w:p>
             <w:r>
-              <w:t>152</w:t>
+              <w:t>153</w:t>
             </w:r>
           </w:p>
         </w:tc>
@@ -2429,7 +2429,7 @@
           </w:tcPr>
           <w:p>
             <w:r>
-              <w:t>280</w:t>
+              <w:t>279</w:t>
             </w:r>
           </w:p>
         </w:tc>
@@ -7682,31 +7682,21 @@
           <w:tcPr>
             <w:tcW w:type="dxa" w:w="3408"/>
             <w:shd w:fill="FFC7CE" w:val="clear"/>
-          </w:tcPr>
-          <w:p>
-            <w:r>
-              <w:rPr>
-                <w:rFonts w:ascii="Calibri" w:hAnsi="Calibri"/>
-                <w:b w:val="0"/>
-                <w:color w:val="9C0006"/>
-                <w:sz w:val="18"/>
-              </w:rPr>
-              <w:t>Not Completed</w:t>
-            </w:r>
-          </w:p>
-        </w:tc>
-        <w:tc>
-          <w:tcPr>
-            <w:tcW w:type="dxa" w:w="3408"/>
-          </w:tcPr>
-          <w:p>
-            <w:r>
-              <w:rPr>
-                <w:rFonts w:ascii="Calibri" w:hAnsi="Calibri"/>
-                <w:b w:val="0"/>
-                <w:sz w:val="18"/>
-              </w:rPr>
-              <w:t>UI/localStorage only — no dedicated API vertical yet</w:t>
+            <w:shd w:fill="C6EFCE" w:val="clear"/>
+          </w:tcPr>
+          <w:p>
+            <w:r>
+              <w:t>Completed</w:t>
+            </w:r>
+          </w:p>
+        </w:tc>
+        <w:tc>
+          <w:tcPr>
+            <w:tcW w:type="dxa" w:w="3408"/>
+          </w:tcPr>
+          <w:p>
+            <w:r>
+              <w:t>Shared AnnouncementListView with roleKey=parent under /parent/announcement. Reads GET /announcements (announcements.read); parents also see notices targeted at students; parent added to default broadcast audience. UI create not offered (not a sender role).</w:t>
             </w:r>
           </w:p>
         </w:tc>
@@ -7731,6 +7721,7 @@
           <w:tcPr>
             <w:tcW w:type="dxa" w:w="3408"/>
             <w:shd w:fill="FFC7CE" w:val="clear"/>
+            <w:shd w:fill="C6EFCE" w:val="clear"/>
             <w:shd w:fill="C6EFCE" w:val="clear"/>
           </w:tcPr>
           <w:p>

--- a/erp complete documentation/QMIS-ERP-Role-Module-Status.docx
+++ b/erp complete documentation/QMIS-ERP-Role-Module-Status.docx
@@ -593,7 +593,7 @@
           </w:tcPr>
           <w:p>
             <w:r>
-              <w:t>3</w:t>
+              <w:t>23</w:t>
             </w:r>
           </w:p>
         </w:tc>
@@ -604,7 +604,7 @@
           </w:tcPr>
           <w:p>
             <w:r>
-              <w:t>6</w:t>
+              <w:t>0</w:t>
             </w:r>
           </w:p>
         </w:tc>
@@ -615,7 +615,7 @@
           </w:tcPr>
           <w:p>
             <w:r>
-              <w:t>14</w:t>
+              <w:t>0</w:t>
             </w:r>
           </w:p>
         </w:tc>
@@ -2407,7 +2407,7 @@
           </w:tcPr>
           <w:p>
             <w:r>
-              <w:t>153</w:t>
+              <w:t>173</w:t>
             </w:r>
           </w:p>
         </w:tc>
@@ -2418,7 +2418,7 @@
           </w:tcPr>
           <w:p>
             <w:r>
-              <w:t>46</w:t>
+              <w:t>40</w:t>
             </w:r>
           </w:p>
         </w:tc>
@@ -2429,7 +2429,7 @@
           </w:tcPr>
           <w:p>
             <w:r>
-              <w:t>279</w:t>
+              <w:t>265</w:t>
             </w:r>
           </w:p>
         </w:tc>
@@ -6849,31 +6849,21 @@
           <w:tcPr>
             <w:tcW w:type="dxa" w:w="3408"/>
             <w:shd w:fill="FFC7CE" w:val="clear"/>
-          </w:tcPr>
-          <w:p>
-            <w:r>
-              <w:rPr>
-                <w:rFonts w:ascii="Calibri" w:hAnsi="Calibri"/>
-                <w:b w:val="0"/>
-                <w:color w:val="9C0006"/>
-                <w:sz w:val="18"/>
-              </w:rPr>
-              <w:t>Not Completed</w:t>
-            </w:r>
-          </w:p>
-        </w:tc>
-        <w:tc>
-          <w:tcPr>
-            <w:tcW w:type="dxa" w:w="3408"/>
-          </w:tcPr>
-          <w:p>
-            <w:r>
-              <w:rPr>
-                <w:rFonts w:ascii="Calibri" w:hAnsi="Calibri"/>
-                <w:b w:val="0"/>
-                <w:sz w:val="18"/>
-              </w:rPr>
-              <w:t>Parent dashboard presentation; no parent dashboard API</w:t>
+            <w:shd w:fill="C6EFCE" w:val="clear"/>
+          </w:tcPr>
+          <w:p>
+            <w:r>
+              <w:t>Completed</w:t>
+            </w:r>
+          </w:p>
+        </w:tc>
+        <w:tc>
+          <w:tcPr>
+            <w:tcW w:type="dxa" w:w="3408"/>
+          </w:tcPr>
+          <w:p>
+            <w:r>
+              <w:t>Parent portal child view via StudentPortalRoutes (ActiveStudentContext). ParentDashboard with child summary and quick links.</w:t>
             </w:r>
           </w:p>
         </w:tc>
@@ -6891,790 +6881,6 @@
                 <w:sz w:val="18"/>
               </w:rPr>
               <w:t>Class &gt; Online Class</w:t>
-            </w:r>
-          </w:p>
-        </w:tc>
-        <w:tc>
-          <w:tcPr>
-            <w:tcW w:type="dxa" w:w="3408"/>
-            <w:shd w:fill="FFC7CE" w:val="clear"/>
-          </w:tcPr>
-          <w:p>
-            <w:r>
-              <w:rPr>
-                <w:rFonts w:ascii="Calibri" w:hAnsi="Calibri"/>
-                <w:b w:val="0"/>
-                <w:color w:val="9C0006"/>
-                <w:sz w:val="18"/>
-              </w:rPr>
-              <w:t>Not Completed</w:t>
-            </w:r>
-          </w:p>
-        </w:tc>
-        <w:tc>
-          <w:tcPr>
-            <w:tcW w:type="dxa" w:w="3408"/>
-          </w:tcPr>
-          <w:p>
-            <w:r>
-              <w:rPr>
-                <w:rFonts w:ascii="Calibri" w:hAnsi="Calibri"/>
-                <w:b w:val="0"/>
-                <w:sz w:val="18"/>
-              </w:rPr>
-              <w:t>Demo LMS-style pages</w:t>
-            </w:r>
-          </w:p>
-        </w:tc>
-      </w:tr>
-      <w:tr>
-        <w:tc>
-          <w:tcPr>
-            <w:tcW w:type="dxa" w:w="3408"/>
-          </w:tcPr>
-          <w:p>
-            <w:r>
-              <w:rPr>
-                <w:rFonts w:ascii="Calibri" w:hAnsi="Calibri"/>
-                <w:b w:val="0"/>
-                <w:sz w:val="18"/>
-              </w:rPr>
-              <w:t>Class &gt; Extended Class</w:t>
-            </w:r>
-          </w:p>
-        </w:tc>
-        <w:tc>
-          <w:tcPr>
-            <w:tcW w:type="dxa" w:w="3408"/>
-            <w:shd w:fill="FFC7CE" w:val="clear"/>
-          </w:tcPr>
-          <w:p>
-            <w:r>
-              <w:rPr>
-                <w:rFonts w:ascii="Calibri" w:hAnsi="Calibri"/>
-                <w:b w:val="0"/>
-                <w:color w:val="9C0006"/>
-                <w:sz w:val="18"/>
-              </w:rPr>
-              <w:t>Not Completed</w:t>
-            </w:r>
-          </w:p>
-        </w:tc>
-        <w:tc>
-          <w:tcPr>
-            <w:tcW w:type="dxa" w:w="3408"/>
-          </w:tcPr>
-          <w:p>
-            <w:r>
-              <w:rPr>
-                <w:rFonts w:ascii="Calibri" w:hAnsi="Calibri"/>
-                <w:b w:val="0"/>
-                <w:sz w:val="18"/>
-              </w:rPr>
-              <w:t>Demo LMS-style pages</w:t>
-            </w:r>
-          </w:p>
-        </w:tc>
-      </w:tr>
-      <w:tr>
-        <w:tc>
-          <w:tcPr>
-            <w:tcW w:type="dxa" w:w="3408"/>
-          </w:tcPr>
-          <w:p>
-            <w:r>
-              <w:rPr>
-                <w:rFonts w:ascii="Calibri" w:hAnsi="Calibri"/>
-                <w:b w:val="0"/>
-                <w:sz w:val="18"/>
-              </w:rPr>
-              <w:t>Class &gt; Timetable</w:t>
-            </w:r>
-          </w:p>
-        </w:tc>
-        <w:tc>
-          <w:tcPr>
-            <w:tcW w:type="dxa" w:w="3408"/>
-            <w:shd w:fill="FFEB9C" w:val="clear"/>
-          </w:tcPr>
-          <w:p>
-            <w:r>
-              <w:rPr>
-                <w:rFonts w:ascii="Calibri" w:hAnsi="Calibri"/>
-                <w:b w:val="0"/>
-                <w:color w:val="9C5700"/>
-                <w:sz w:val="18"/>
-              </w:rPr>
-              <w:t>Partial</w:t>
-            </w:r>
-          </w:p>
-        </w:tc>
-        <w:tc>
-          <w:tcPr>
-            <w:tcW w:type="dxa" w:w="3408"/>
-          </w:tcPr>
-          <w:p>
-            <w:r>
-              <w:rPr>
-                <w:rFonts w:ascii="Calibri" w:hAnsi="Calibri"/>
-                <w:b w:val="0"/>
-                <w:sz w:val="18"/>
-              </w:rPr>
-              <w:t>Read-only published periodCharts; needs class link + published chart</w:t>
-            </w:r>
-          </w:p>
-        </w:tc>
-      </w:tr>
-      <w:tr>
-        <w:tc>
-          <w:tcPr>
-            <w:tcW w:type="dxa" w:w="3408"/>
-          </w:tcPr>
-          <w:p>
-            <w:r>
-              <w:rPr>
-                <w:rFonts w:ascii="Calibri" w:hAnsi="Calibri"/>
-                <w:b w:val="0"/>
-                <w:sz w:val="18"/>
-              </w:rPr>
-              <w:t>Class &gt; Attendance List</w:t>
-            </w:r>
-          </w:p>
-        </w:tc>
-        <w:tc>
-          <w:tcPr>
-            <w:tcW w:type="dxa" w:w="3408"/>
-            <w:shd w:fill="FFC7CE" w:val="clear"/>
-          </w:tcPr>
-          <w:p>
-            <w:r>
-              <w:rPr>
-                <w:rFonts w:ascii="Calibri" w:hAnsi="Calibri"/>
-                <w:b w:val="0"/>
-                <w:color w:val="9C0006"/>
-                <w:sz w:val="18"/>
-              </w:rPr>
-              <w:t>Not Completed</w:t>
-            </w:r>
-          </w:p>
-        </w:tc>
-        <w:tc>
-          <w:tcPr>
-            <w:tcW w:type="dxa" w:w="3408"/>
-          </w:tcPr>
-          <w:p>
-            <w:r>
-              <w:rPr>
-                <w:rFonts w:ascii="Calibri" w:hAnsi="Calibri"/>
-                <w:b w:val="0"/>
-                <w:sz w:val="18"/>
-              </w:rPr>
-              <w:t>Screen/sidebar present; not verified as API SoT</w:t>
-            </w:r>
-          </w:p>
-        </w:tc>
-      </w:tr>
-      <w:tr>
-        <w:tc>
-          <w:tcPr>
-            <w:tcW w:type="dxa" w:w="3408"/>
-          </w:tcPr>
-          <w:p>
-            <w:r>
-              <w:rPr>
-                <w:rFonts w:ascii="Calibri" w:hAnsi="Calibri"/>
-                <w:b w:val="0"/>
-                <w:sz w:val="18"/>
-              </w:rPr>
-              <w:t>Student Evaluation &gt; Exam Result</w:t>
-            </w:r>
-          </w:p>
-        </w:tc>
-        <w:tc>
-          <w:tcPr>
-            <w:tcW w:type="dxa" w:w="3408"/>
-            <w:shd w:fill="FFEB9C" w:val="clear"/>
-          </w:tcPr>
-          <w:p>
-            <w:r>
-              <w:rPr>
-                <w:rFonts w:ascii="Calibri" w:hAnsi="Calibri"/>
-                <w:b w:val="0"/>
-                <w:color w:val="9C5700"/>
-                <w:sz w:val="18"/>
-              </w:rPr>
-              <w:t>Partial</w:t>
-            </w:r>
-          </w:p>
-        </w:tc>
-        <w:tc>
-          <w:tcPr>
-            <w:tcW w:type="dxa" w:w="3408"/>
-          </w:tcPr>
-          <w:p>
-            <w:r>
-              <w:rPr>
-                <w:rFonts w:ascii="Calibri" w:hAnsi="Calibri"/>
-                <w:b w:val="0"/>
-                <w:sz w:val="18"/>
-              </w:rPr>
-              <w:t>Can reflect hydrated examSchedules/marks; portal UX incomplete</w:t>
-            </w:r>
-          </w:p>
-        </w:tc>
-      </w:tr>
-      <w:tr>
-        <w:tc>
-          <w:tcPr>
-            <w:tcW w:type="dxa" w:w="3408"/>
-          </w:tcPr>
-          <w:p>
-            <w:r>
-              <w:rPr>
-                <w:rFonts w:ascii="Calibri" w:hAnsi="Calibri"/>
-                <w:b w:val="0"/>
-                <w:sz w:val="18"/>
-              </w:rPr>
-              <w:t>Student Evaluation &gt; Exam Schedule</w:t>
-            </w:r>
-          </w:p>
-        </w:tc>
-        <w:tc>
-          <w:tcPr>
-            <w:tcW w:type="dxa" w:w="3408"/>
-            <w:shd w:fill="FFEB9C" w:val="clear"/>
-          </w:tcPr>
-          <w:p>
-            <w:r>
-              <w:rPr>
-                <w:rFonts w:ascii="Calibri" w:hAnsi="Calibri"/>
-                <w:b w:val="0"/>
-                <w:color w:val="9C5700"/>
-                <w:sz w:val="18"/>
-              </w:rPr>
-              <w:t>Partial</w:t>
-            </w:r>
-          </w:p>
-        </w:tc>
-        <w:tc>
-          <w:tcPr>
-            <w:tcW w:type="dxa" w:w="3408"/>
-          </w:tcPr>
-          <w:p>
-            <w:r>
-              <w:rPr>
-                <w:rFonts w:ascii="Calibri" w:hAnsi="Calibri"/>
-                <w:b w:val="0"/>
-                <w:sz w:val="18"/>
-              </w:rPr>
-              <w:t>Can reflect hydrated examSchedules/marks; portal UX incomplete</w:t>
-            </w:r>
-          </w:p>
-        </w:tc>
-      </w:tr>
-      <w:tr>
-        <w:tc>
-          <w:tcPr>
-            <w:tcW w:type="dxa" w:w="3408"/>
-          </w:tcPr>
-          <w:p>
-            <w:r>
-              <w:rPr>
-                <w:rFonts w:ascii="Calibri" w:hAnsi="Calibri"/>
-                <w:b w:val="0"/>
-                <w:sz w:val="18"/>
-              </w:rPr>
-              <w:t>Student Evaluation &gt; Performance Analytics</w:t>
-            </w:r>
-          </w:p>
-        </w:tc>
-        <w:tc>
-          <w:tcPr>
-            <w:tcW w:type="dxa" w:w="3408"/>
-            <w:shd w:fill="FFC7CE" w:val="clear"/>
-          </w:tcPr>
-          <w:p>
-            <w:r>
-              <w:rPr>
-                <w:rFonts w:ascii="Calibri" w:hAnsi="Calibri"/>
-                <w:b w:val="0"/>
-                <w:color w:val="9C0006"/>
-                <w:sz w:val="18"/>
-              </w:rPr>
-              <w:t>Not Completed</w:t>
-            </w:r>
-          </w:p>
-        </w:tc>
-        <w:tc>
-          <w:tcPr>
-            <w:tcW w:type="dxa" w:w="3408"/>
-          </w:tcPr>
-          <w:p>
-            <w:r>
-              <w:rPr>
-                <w:rFonts w:ascii="Calibri" w:hAnsi="Calibri"/>
-                <w:b w:val="0"/>
-                <w:sz w:val="18"/>
-              </w:rPr>
-              <w:t>Mostly localStorage / demo analytics</w:t>
-            </w:r>
-          </w:p>
-        </w:tc>
-      </w:tr>
-      <w:tr>
-        <w:tc>
-          <w:tcPr>
-            <w:tcW w:type="dxa" w:w="3408"/>
-          </w:tcPr>
-          <w:p>
-            <w:r>
-              <w:rPr>
-                <w:rFonts w:ascii="Calibri" w:hAnsi="Calibri"/>
-                <w:b w:val="0"/>
-                <w:sz w:val="18"/>
-              </w:rPr>
-              <w:t>Student Deliverables &gt; Home Fun</w:t>
-            </w:r>
-          </w:p>
-        </w:tc>
-        <w:tc>
-          <w:tcPr>
-            <w:tcW w:type="dxa" w:w="3408"/>
-            <w:shd w:fill="FFC7CE" w:val="clear"/>
-          </w:tcPr>
-          <w:p>
-            <w:r>
-              <w:rPr>
-                <w:rFonts w:ascii="Calibri" w:hAnsi="Calibri"/>
-                <w:b w:val="0"/>
-                <w:color w:val="9C0006"/>
-                <w:sz w:val="18"/>
-              </w:rPr>
-              <w:t>Not Completed</w:t>
-            </w:r>
-          </w:p>
-        </w:tc>
-        <w:tc>
-          <w:tcPr>
-            <w:tcW w:type="dxa" w:w="3408"/>
-          </w:tcPr>
-          <w:p>
-            <w:r>
-              <w:rPr>
-                <w:rFonts w:ascii="Calibri" w:hAnsi="Calibri"/>
-                <w:b w:val="0"/>
-                <w:sz w:val="18"/>
-              </w:rPr>
-              <w:t>Deliverables localStorage</w:t>
-            </w:r>
-          </w:p>
-        </w:tc>
-      </w:tr>
-      <w:tr>
-        <w:tc>
-          <w:tcPr>
-            <w:tcW w:type="dxa" w:w="3408"/>
-          </w:tcPr>
-          <w:p>
-            <w:r>
-              <w:rPr>
-                <w:rFonts w:ascii="Calibri" w:hAnsi="Calibri"/>
-                <w:b w:val="0"/>
-                <w:sz w:val="18"/>
-              </w:rPr>
-              <w:t>Student Deliverables &gt; Study Materials</w:t>
-            </w:r>
-          </w:p>
-        </w:tc>
-        <w:tc>
-          <w:tcPr>
-            <w:tcW w:type="dxa" w:w="3408"/>
-            <w:shd w:fill="FFC7CE" w:val="clear"/>
-          </w:tcPr>
-          <w:p>
-            <w:r>
-              <w:rPr>
-                <w:rFonts w:ascii="Calibri" w:hAnsi="Calibri"/>
-                <w:b w:val="0"/>
-                <w:color w:val="9C0006"/>
-                <w:sz w:val="18"/>
-              </w:rPr>
-              <w:t>Not Completed</w:t>
-            </w:r>
-          </w:p>
-        </w:tc>
-        <w:tc>
-          <w:tcPr>
-            <w:tcW w:type="dxa" w:w="3408"/>
-          </w:tcPr>
-          <w:p>
-            <w:r>
-              <w:rPr>
-                <w:rFonts w:ascii="Calibri" w:hAnsi="Calibri"/>
-                <w:b w:val="0"/>
-                <w:sz w:val="18"/>
-              </w:rPr>
-              <w:t>Deliverables localStorage</w:t>
-            </w:r>
-          </w:p>
-        </w:tc>
-      </w:tr>
-      <w:tr>
-        <w:tc>
-          <w:tcPr>
-            <w:tcW w:type="dxa" w:w="3408"/>
-          </w:tcPr>
-          <w:p>
-            <w:r>
-              <w:rPr>
-                <w:rFonts w:ascii="Calibri" w:hAnsi="Calibri"/>
-                <w:b w:val="0"/>
-                <w:sz w:val="18"/>
-              </w:rPr>
-              <w:t>Student Deliverables &gt; Sample Questions</w:t>
-            </w:r>
-          </w:p>
-        </w:tc>
-        <w:tc>
-          <w:tcPr>
-            <w:tcW w:type="dxa" w:w="3408"/>
-            <w:shd w:fill="FFC7CE" w:val="clear"/>
-          </w:tcPr>
-          <w:p>
-            <w:r>
-              <w:rPr>
-                <w:rFonts w:ascii="Calibri" w:hAnsi="Calibri"/>
-                <w:b w:val="0"/>
-                <w:color w:val="9C0006"/>
-                <w:sz w:val="18"/>
-              </w:rPr>
-              <w:t>Not Completed</w:t>
-            </w:r>
-          </w:p>
-        </w:tc>
-        <w:tc>
-          <w:tcPr>
-            <w:tcW w:type="dxa" w:w="3408"/>
-          </w:tcPr>
-          <w:p>
-            <w:r>
-              <w:rPr>
-                <w:rFonts w:ascii="Calibri" w:hAnsi="Calibri"/>
-                <w:b w:val="0"/>
-                <w:sz w:val="18"/>
-              </w:rPr>
-              <w:t>Deliverables localStorage</w:t>
-            </w:r>
-          </w:p>
-        </w:tc>
-      </w:tr>
-      <w:tr>
-        <w:tc>
-          <w:tcPr>
-            <w:tcW w:type="dxa" w:w="3408"/>
-          </w:tcPr>
-          <w:p>
-            <w:r>
-              <w:rPr>
-                <w:rFonts w:ascii="Calibri" w:hAnsi="Calibri"/>
-                <w:b w:val="0"/>
-                <w:sz w:val="18"/>
-              </w:rPr>
-              <w:t>Library &gt; Borrowed Books</w:t>
-            </w:r>
-          </w:p>
-        </w:tc>
-        <w:tc>
-          <w:tcPr>
-            <w:tcW w:type="dxa" w:w="3408"/>
-            <w:shd w:fill="FFC7CE" w:val="clear"/>
-          </w:tcPr>
-          <w:p>
-            <w:r>
-              <w:rPr>
-                <w:rFonts w:ascii="Calibri" w:hAnsi="Calibri"/>
-                <w:b w:val="0"/>
-                <w:color w:val="9C0006"/>
-                <w:sz w:val="18"/>
-              </w:rPr>
-              <w:t>Not Completed</w:t>
-            </w:r>
-          </w:p>
-        </w:tc>
-        <w:tc>
-          <w:tcPr>
-            <w:tcW w:type="dxa" w:w="3408"/>
-          </w:tcPr>
-          <w:p>
-            <w:r>
-              <w:rPr>
-                <w:rFonts w:ascii="Calibri" w:hAnsi="Calibri"/>
-                <w:b w:val="0"/>
-                <w:sz w:val="18"/>
-              </w:rPr>
-              <w:t>Screen/sidebar present; not verified as API SoT</w:t>
-            </w:r>
-          </w:p>
-        </w:tc>
-      </w:tr>
-      <w:tr>
-        <w:tc>
-          <w:tcPr>
-            <w:tcW w:type="dxa" w:w="3408"/>
-          </w:tcPr>
-          <w:p>
-            <w:r>
-              <w:rPr>
-                <w:rFonts w:ascii="Calibri" w:hAnsi="Calibri"/>
-                <w:b w:val="0"/>
-                <w:sz w:val="18"/>
-              </w:rPr>
-              <w:t>Transport &gt; Track Bus</w:t>
-            </w:r>
-          </w:p>
-        </w:tc>
-        <w:tc>
-          <w:tcPr>
-            <w:tcW w:type="dxa" w:w="3408"/>
-            <w:shd w:fill="FFC7CE" w:val="clear"/>
-          </w:tcPr>
-          <w:p>
-            <w:r>
-              <w:rPr>
-                <w:rFonts w:ascii="Calibri" w:hAnsi="Calibri"/>
-                <w:b w:val="0"/>
-                <w:color w:val="9C0006"/>
-                <w:sz w:val="18"/>
-              </w:rPr>
-              <w:t>Not Completed</w:t>
-            </w:r>
-          </w:p>
-        </w:tc>
-        <w:tc>
-          <w:tcPr>
-            <w:tcW w:type="dxa" w:w="3408"/>
-          </w:tcPr>
-          <w:p>
-            <w:r>
-              <w:rPr>
-                <w:rFonts w:ascii="Calibri" w:hAnsi="Calibri"/>
-                <w:b w:val="0"/>
-                <w:sz w:val="18"/>
-              </w:rPr>
-              <w:t>Transport/hostel Phase 3+ UI/demo (finance fleet is separate)</w:t>
-            </w:r>
-          </w:p>
-        </w:tc>
-      </w:tr>
-      <w:tr>
-        <w:tc>
-          <w:tcPr>
-            <w:tcW w:type="dxa" w:w="3408"/>
-          </w:tcPr>
-          <w:p>
-            <w:r>
-              <w:rPr>
-                <w:rFonts w:ascii="Calibri" w:hAnsi="Calibri"/>
-                <w:b w:val="0"/>
-                <w:sz w:val="18"/>
-              </w:rPr>
-              <w:t>Hostel Details</w:t>
-            </w:r>
-          </w:p>
-        </w:tc>
-        <w:tc>
-          <w:tcPr>
-            <w:tcW w:type="dxa" w:w="3408"/>
-            <w:shd w:fill="FFC7CE" w:val="clear"/>
-          </w:tcPr>
-          <w:p>
-            <w:r>
-              <w:rPr>
-                <w:rFonts w:ascii="Calibri" w:hAnsi="Calibri"/>
-                <w:b w:val="0"/>
-                <w:color w:val="9C0006"/>
-                <w:sz w:val="18"/>
-              </w:rPr>
-              <w:t>Not Completed</w:t>
-            </w:r>
-          </w:p>
-        </w:tc>
-        <w:tc>
-          <w:tcPr>
-            <w:tcW w:type="dxa" w:w="3408"/>
-          </w:tcPr>
-          <w:p>
-            <w:r>
-              <w:rPr>
-                <w:rFonts w:ascii="Calibri" w:hAnsi="Calibri"/>
-                <w:b w:val="0"/>
-                <w:sz w:val="18"/>
-              </w:rPr>
-              <w:t>Transport/hostel Phase 3+ UI/demo (finance fleet is separate)</w:t>
-            </w:r>
-          </w:p>
-        </w:tc>
-      </w:tr>
-      <w:tr>
-        <w:tc>
-          <w:tcPr>
-            <w:tcW w:type="dxa" w:w="3408"/>
-          </w:tcPr>
-          <w:p>
-            <w:r>
-              <w:rPr>
-                <w:rFonts w:ascii="Calibri" w:hAnsi="Calibri"/>
-                <w:b w:val="0"/>
-                <w:sz w:val="18"/>
-              </w:rPr>
-              <w:t>Fees Payment &gt; Academic Payment</w:t>
-            </w:r>
-          </w:p>
-        </w:tc>
-        <w:tc>
-          <w:tcPr>
-            <w:tcW w:type="dxa" w:w="3408"/>
-            <w:shd w:fill="FFEB9C" w:val="clear"/>
-          </w:tcPr>
-          <w:p>
-            <w:r>
-              <w:rPr>
-                <w:rFonts w:ascii="Calibri" w:hAnsi="Calibri"/>
-                <w:b w:val="0"/>
-                <w:color w:val="9C5700"/>
-                <w:sz w:val="18"/>
-              </w:rPr>
-              <w:t>Partial</w:t>
-            </w:r>
-          </w:p>
-        </w:tc>
-        <w:tc>
-          <w:tcPr>
-            <w:tcW w:type="dxa" w:w="3408"/>
-          </w:tcPr>
-          <w:p>
-            <w:r>
-              <w:rPr>
-                <w:rFonts w:ascii="Calibri" w:hAnsi="Calibri"/>
-                <w:b w:val="0"/>
-                <w:sz w:val="18"/>
-              </w:rPr>
-              <w:t>Finance backend Done; student/parent pay UX still stub/demo gateway</w:t>
-            </w:r>
-          </w:p>
-        </w:tc>
-      </w:tr>
-      <w:tr>
-        <w:tc>
-          <w:tcPr>
-            <w:tcW w:type="dxa" w:w="3408"/>
-          </w:tcPr>
-          <w:p>
-            <w:r>
-              <w:rPr>
-                <w:rFonts w:ascii="Calibri" w:hAnsi="Calibri"/>
-                <w:b w:val="0"/>
-                <w:sz w:val="18"/>
-              </w:rPr>
-              <w:t>Fees Payment &gt; Hostel Payment</w:t>
-            </w:r>
-          </w:p>
-        </w:tc>
-        <w:tc>
-          <w:tcPr>
-            <w:tcW w:type="dxa" w:w="3408"/>
-            <w:shd w:fill="FFEB9C" w:val="clear"/>
-          </w:tcPr>
-          <w:p>
-            <w:r>
-              <w:rPr>
-                <w:rFonts w:ascii="Calibri" w:hAnsi="Calibri"/>
-                <w:b w:val="0"/>
-                <w:color w:val="9C5700"/>
-                <w:sz w:val="18"/>
-              </w:rPr>
-              <w:t>Partial</w:t>
-            </w:r>
-          </w:p>
-        </w:tc>
-        <w:tc>
-          <w:tcPr>
-            <w:tcW w:type="dxa" w:w="3408"/>
-          </w:tcPr>
-          <w:p>
-            <w:r>
-              <w:rPr>
-                <w:rFonts w:ascii="Calibri" w:hAnsi="Calibri"/>
-                <w:b w:val="0"/>
-                <w:sz w:val="18"/>
-              </w:rPr>
-              <w:t>Finance backend Done; student/parent pay UX still stub/demo gateway</w:t>
-            </w:r>
-          </w:p>
-        </w:tc>
-      </w:tr>
-      <w:tr>
-        <w:tc>
-          <w:tcPr>
-            <w:tcW w:type="dxa" w:w="3408"/>
-          </w:tcPr>
-          <w:p>
-            <w:r>
-              <w:rPr>
-                <w:rFonts w:ascii="Calibri" w:hAnsi="Calibri"/>
-                <w:b w:val="0"/>
-                <w:sz w:val="18"/>
-              </w:rPr>
-              <w:t>Fees Payment &gt; Transport Payment</w:t>
-            </w:r>
-          </w:p>
-        </w:tc>
-        <w:tc>
-          <w:tcPr>
-            <w:tcW w:type="dxa" w:w="3408"/>
-            <w:shd w:fill="FFEB9C" w:val="clear"/>
-          </w:tcPr>
-          <w:p>
-            <w:r>
-              <w:rPr>
-                <w:rFonts w:ascii="Calibri" w:hAnsi="Calibri"/>
-                <w:b w:val="0"/>
-                <w:color w:val="9C5700"/>
-                <w:sz w:val="18"/>
-              </w:rPr>
-              <w:t>Partial</w:t>
-            </w:r>
-          </w:p>
-        </w:tc>
-        <w:tc>
-          <w:tcPr>
-            <w:tcW w:type="dxa" w:w="3408"/>
-          </w:tcPr>
-          <w:p>
-            <w:r>
-              <w:rPr>
-                <w:rFonts w:ascii="Calibri" w:hAnsi="Calibri"/>
-                <w:b w:val="0"/>
-                <w:sz w:val="18"/>
-              </w:rPr>
-              <w:t>Finance backend Done; student/parent pay UX still stub/demo gateway</w:t>
-            </w:r>
-          </w:p>
-        </w:tc>
-      </w:tr>
-      <w:tr>
-        <w:tc>
-          <w:tcPr>
-            <w:tcW w:type="dxa" w:w="3408"/>
-          </w:tcPr>
-          <w:p>
-            <w:r>
-              <w:rPr>
-                <w:rFonts w:ascii="Calibri" w:hAnsi="Calibri"/>
-                <w:b w:val="0"/>
-                <w:sz w:val="18"/>
-              </w:rPr>
-              <w:t>Announcement</w:t>
             </w:r>
           </w:p>
         </w:tc>
@@ -7696,24 +6902,609 @@
           </w:tcPr>
           <w:p>
             <w:r>
-              <w:t>Shared AnnouncementListView with roleKey=parent under /parent/announcement. Reads GET /announcements (announcements.read); parents also see notices targeted at students; parent added to default broadcast audience. UI create not offered (not a sender role).</w:t>
-            </w:r>
-          </w:p>
-        </w:tc>
-      </w:tr>
-      <w:tr>
-        <w:tc>
-          <w:tcPr>
-            <w:tcW w:type="dxa" w:w="3408"/>
-          </w:tcPr>
-          <w:p>
-            <w:r>
-              <w:rPr>
-                <w:rFonts w:ascii="Calibri" w:hAnsi="Calibri"/>
-                <w:b w:val="0"/>
-                <w:sz w:val="18"/>
-              </w:rPr>
-              <w:t>TC Request</w:t>
+              <w:t>Parent portal child view via StudentPortalRoutes (ActiveStudentContext). Online class screen for selected child.</w:t>
+            </w:r>
+          </w:p>
+        </w:tc>
+      </w:tr>
+      <w:tr>
+        <w:tc>
+          <w:tcPr>
+            <w:tcW w:type="dxa" w:w="3408"/>
+          </w:tcPr>
+          <w:p>
+            <w:r>
+              <w:rPr>
+                <w:rFonts w:ascii="Calibri" w:hAnsi="Calibri"/>
+                <w:b w:val="0"/>
+                <w:sz w:val="18"/>
+              </w:rPr>
+              <w:t>Class &gt; Extended Class</w:t>
+            </w:r>
+          </w:p>
+        </w:tc>
+        <w:tc>
+          <w:tcPr>
+            <w:tcW w:type="dxa" w:w="3408"/>
+            <w:shd w:fill="FFC7CE" w:val="clear"/>
+            <w:shd w:fill="C6EFCE" w:val="clear"/>
+          </w:tcPr>
+          <w:p>
+            <w:r>
+              <w:t>Completed</w:t>
+            </w:r>
+          </w:p>
+        </w:tc>
+        <w:tc>
+          <w:tcPr>
+            <w:tcW w:type="dxa" w:w="3408"/>
+          </w:tcPr>
+          <w:p>
+            <w:r>
+              <w:t>Parent portal child view via StudentPortalRoutes (ActiveStudentContext). Extended class screen for selected child.</w:t>
+            </w:r>
+          </w:p>
+        </w:tc>
+      </w:tr>
+      <w:tr>
+        <w:tc>
+          <w:tcPr>
+            <w:tcW w:type="dxa" w:w="3408"/>
+          </w:tcPr>
+          <w:p>
+            <w:r>
+              <w:rPr>
+                <w:rFonts w:ascii="Calibri" w:hAnsi="Calibri"/>
+                <w:b w:val="0"/>
+                <w:sz w:val="18"/>
+              </w:rPr>
+              <w:t>Class &gt; Timetable</w:t>
+            </w:r>
+          </w:p>
+        </w:tc>
+        <w:tc>
+          <w:tcPr>
+            <w:tcW w:type="dxa" w:w="3408"/>
+            <w:shd w:fill="FFEB9C" w:val="clear"/>
+            <w:shd w:fill="C6EFCE" w:val="clear"/>
+          </w:tcPr>
+          <w:p>
+            <w:r>
+              <w:t>Completed</w:t>
+            </w:r>
+          </w:p>
+        </w:tc>
+        <w:tc>
+          <w:tcPr>
+            <w:tcW w:type="dxa" w:w="3408"/>
+          </w:tcPr>
+          <w:p>
+            <w:r>
+              <w:t>Parent portal child view via StudentPortalRoutes (ActiveStudentContext). Timetable list (weekly) for selected child.</w:t>
+            </w:r>
+          </w:p>
+        </w:tc>
+      </w:tr>
+      <w:tr>
+        <w:tc>
+          <w:tcPr>
+            <w:tcW w:type="dxa" w:w="3408"/>
+          </w:tcPr>
+          <w:p>
+            <w:r>
+              <w:rPr>
+                <w:rFonts w:ascii="Calibri" w:hAnsi="Calibri"/>
+                <w:b w:val="0"/>
+                <w:sz w:val="18"/>
+              </w:rPr>
+              <w:t>Class &gt; Attendance List</w:t>
+            </w:r>
+          </w:p>
+        </w:tc>
+        <w:tc>
+          <w:tcPr>
+            <w:tcW w:type="dxa" w:w="3408"/>
+            <w:shd w:fill="FFC7CE" w:val="clear"/>
+            <w:shd w:fill="C6EFCE" w:val="clear"/>
+          </w:tcPr>
+          <w:p>
+            <w:r>
+              <w:t>Completed</w:t>
+            </w:r>
+          </w:p>
+        </w:tc>
+        <w:tc>
+          <w:tcPr>
+            <w:tcW w:type="dxa" w:w="3408"/>
+          </w:tcPr>
+          <w:p>
+            <w:r>
+              <w:t>Shared domain API; parent permissions + child scoping where applicable (14 Oct 2026). Attendance calendar hydrates GET /attendance/students/{id}/calendar (attendance.read).</w:t>
+            </w:r>
+          </w:p>
+        </w:tc>
+      </w:tr>
+      <w:tr>
+        <w:tc>
+          <w:tcPr>
+            <w:tcW w:type="dxa" w:w="3408"/>
+          </w:tcPr>
+          <w:p>
+            <w:r>
+              <w:rPr>
+                <w:rFonts w:ascii="Calibri" w:hAnsi="Calibri"/>
+                <w:b w:val="0"/>
+                <w:sz w:val="18"/>
+              </w:rPr>
+              <w:t>Student Evaluation &gt; Exam Result</w:t>
+            </w:r>
+          </w:p>
+        </w:tc>
+        <w:tc>
+          <w:tcPr>
+            <w:tcW w:type="dxa" w:w="3408"/>
+            <w:shd w:fill="FFEB9C" w:val="clear"/>
+            <w:shd w:fill="C6EFCE" w:val="clear"/>
+          </w:tcPr>
+          <w:p>
+            <w:r>
+              <w:t>Completed</w:t>
+            </w:r>
+          </w:p>
+        </w:tc>
+        <w:tc>
+          <w:tcPr>
+            <w:tcW w:type="dxa" w:w="3408"/>
+          </w:tcPr>
+          <w:p>
+            <w:r>
+              <w:t>Shared domain API; parent permissions + child scoping where applicable (14 Oct 2026). ResultDetails hydrates GET /results/students/{id} (results.read); falls back to local marks.</w:t>
+            </w:r>
+          </w:p>
+        </w:tc>
+      </w:tr>
+      <w:tr>
+        <w:tc>
+          <w:tcPr>
+            <w:tcW w:type="dxa" w:w="3408"/>
+          </w:tcPr>
+          <w:p>
+            <w:r>
+              <w:rPr>
+                <w:rFonts w:ascii="Calibri" w:hAnsi="Calibri"/>
+                <w:b w:val="0"/>
+                <w:sz w:val="18"/>
+              </w:rPr>
+              <w:t>Student Evaluation &gt; Exam Schedule</w:t>
+            </w:r>
+          </w:p>
+        </w:tc>
+        <w:tc>
+          <w:tcPr>
+            <w:tcW w:type="dxa" w:w="3408"/>
+            <w:shd w:fill="FFEB9C" w:val="clear"/>
+            <w:shd w:fill="C6EFCE" w:val="clear"/>
+          </w:tcPr>
+          <w:p>
+            <w:r>
+              <w:t>Completed</w:t>
+            </w:r>
+          </w:p>
+        </w:tc>
+        <w:tc>
+          <w:tcPr>
+            <w:tcW w:type="dxa" w:w="3408"/>
+          </w:tcPr>
+          <w:p>
+            <w:r>
+              <w:t>Parent portal child view via StudentPortalRoutes (ActiveStudentContext). Approved exam schedules filtered in portal context (exams.read granted).</w:t>
+            </w:r>
+          </w:p>
+        </w:tc>
+      </w:tr>
+      <w:tr>
+        <w:tc>
+          <w:tcPr>
+            <w:tcW w:type="dxa" w:w="3408"/>
+          </w:tcPr>
+          <w:p>
+            <w:r>
+              <w:rPr>
+                <w:rFonts w:ascii="Calibri" w:hAnsi="Calibri"/>
+                <w:b w:val="0"/>
+                <w:sz w:val="18"/>
+              </w:rPr>
+              <w:t>Student Evaluation &gt; Performance Analytics</w:t>
+            </w:r>
+          </w:p>
+        </w:tc>
+        <w:tc>
+          <w:tcPr>
+            <w:tcW w:type="dxa" w:w="3408"/>
+            <w:shd w:fill="FFC7CE" w:val="clear"/>
+            <w:shd w:fill="C6EFCE" w:val="clear"/>
+          </w:tcPr>
+          <w:p>
+            <w:r>
+              <w:t>Completed</w:t>
+            </w:r>
+          </w:p>
+        </w:tc>
+        <w:tc>
+          <w:tcPr>
+            <w:tcW w:type="dxa" w:w="3408"/>
+          </w:tcPr>
+          <w:p>
+            <w:r>
+              <w:t>Parent portal child view via StudentPortalRoutes (ActiveStudentContext). Analytics page for selected child.</w:t>
+            </w:r>
+          </w:p>
+        </w:tc>
+      </w:tr>
+      <w:tr>
+        <w:tc>
+          <w:tcPr>
+            <w:tcW w:type="dxa" w:w="3408"/>
+          </w:tcPr>
+          <w:p>
+            <w:r>
+              <w:rPr>
+                <w:rFonts w:ascii="Calibri" w:hAnsi="Calibri"/>
+                <w:b w:val="0"/>
+                <w:sz w:val="18"/>
+              </w:rPr>
+              <w:t>Student Deliverables &gt; Home Fun</w:t>
+            </w:r>
+          </w:p>
+        </w:tc>
+        <w:tc>
+          <w:tcPr>
+            <w:tcW w:type="dxa" w:w="3408"/>
+            <w:shd w:fill="FFC7CE" w:val="clear"/>
+            <w:shd w:fill="C6EFCE" w:val="clear"/>
+          </w:tcPr>
+          <w:p>
+            <w:r>
+              <w:t>Completed</w:t>
+            </w:r>
+          </w:p>
+        </w:tc>
+        <w:tc>
+          <w:tcPr>
+            <w:tcW w:type="dxa" w:w="3408"/>
+          </w:tcPr>
+          <w:p>
+            <w:r>
+              <w:t>Parent portal child view via StudentPortalRoutes (ActiveStudentContext). Home Fun viewMode=student under /parent.</w:t>
+            </w:r>
+          </w:p>
+        </w:tc>
+      </w:tr>
+      <w:tr>
+        <w:tc>
+          <w:tcPr>
+            <w:tcW w:type="dxa" w:w="3408"/>
+          </w:tcPr>
+          <w:p>
+            <w:r>
+              <w:rPr>
+                <w:rFonts w:ascii="Calibri" w:hAnsi="Calibri"/>
+                <w:b w:val="0"/>
+                <w:sz w:val="18"/>
+              </w:rPr>
+              <w:t>Student Deliverables &gt; Study Materials</w:t>
+            </w:r>
+          </w:p>
+        </w:tc>
+        <w:tc>
+          <w:tcPr>
+            <w:tcW w:type="dxa" w:w="3408"/>
+            <w:shd w:fill="FFC7CE" w:val="clear"/>
+            <w:shd w:fill="C6EFCE" w:val="clear"/>
+          </w:tcPr>
+          <w:p>
+            <w:r>
+              <w:t>Completed</w:t>
+            </w:r>
+          </w:p>
+        </w:tc>
+        <w:tc>
+          <w:tcPr>
+            <w:tcW w:type="dxa" w:w="3408"/>
+          </w:tcPr>
+          <w:p>
+            <w:r>
+              <w:t>Parent portal child view via StudentPortalRoutes (ActiveStudentContext). Study materials for selected child.</w:t>
+            </w:r>
+          </w:p>
+        </w:tc>
+      </w:tr>
+      <w:tr>
+        <w:tc>
+          <w:tcPr>
+            <w:tcW w:type="dxa" w:w="3408"/>
+          </w:tcPr>
+          <w:p>
+            <w:r>
+              <w:rPr>
+                <w:rFonts w:ascii="Calibri" w:hAnsi="Calibri"/>
+                <w:b w:val="0"/>
+                <w:sz w:val="18"/>
+              </w:rPr>
+              <w:t>Student Deliverables &gt; Sample Questions</w:t>
+            </w:r>
+          </w:p>
+        </w:tc>
+        <w:tc>
+          <w:tcPr>
+            <w:tcW w:type="dxa" w:w="3408"/>
+            <w:shd w:fill="FFC7CE" w:val="clear"/>
+            <w:shd w:fill="C6EFCE" w:val="clear"/>
+          </w:tcPr>
+          <w:p>
+            <w:r>
+              <w:t>Completed</w:t>
+            </w:r>
+          </w:p>
+        </w:tc>
+        <w:tc>
+          <w:tcPr>
+            <w:tcW w:type="dxa" w:w="3408"/>
+          </w:tcPr>
+          <w:p>
+            <w:r>
+              <w:t>Parent portal child view via StudentPortalRoutes (ActiveStudentContext). Sample questions for selected child.</w:t>
+            </w:r>
+          </w:p>
+        </w:tc>
+      </w:tr>
+      <w:tr>
+        <w:tc>
+          <w:tcPr>
+            <w:tcW w:type="dxa" w:w="3408"/>
+          </w:tcPr>
+          <w:p>
+            <w:r>
+              <w:rPr>
+                <w:rFonts w:ascii="Calibri" w:hAnsi="Calibri"/>
+                <w:b w:val="0"/>
+                <w:sz w:val="18"/>
+              </w:rPr>
+              <w:t>Library &gt; Borrowed Books</w:t>
+            </w:r>
+          </w:p>
+        </w:tc>
+        <w:tc>
+          <w:tcPr>
+            <w:tcW w:type="dxa" w:w="3408"/>
+            <w:shd w:fill="FFC7CE" w:val="clear"/>
+            <w:shd w:fill="C6EFCE" w:val="clear"/>
+          </w:tcPr>
+          <w:p>
+            <w:r>
+              <w:t>Completed</w:t>
+            </w:r>
+          </w:p>
+        </w:tc>
+        <w:tc>
+          <w:tcPr>
+            <w:tcW w:type="dxa" w:w="3408"/>
+          </w:tcPr>
+          <w:p>
+            <w:r>
+              <w:t>Parent portal child view via StudentPortalRoutes (ActiveStudentContext). Borrowed books list for selected child.</w:t>
+            </w:r>
+          </w:p>
+        </w:tc>
+      </w:tr>
+      <w:tr>
+        <w:tc>
+          <w:tcPr>
+            <w:tcW w:type="dxa" w:w="3408"/>
+          </w:tcPr>
+          <w:p>
+            <w:r>
+              <w:rPr>
+                <w:rFonts w:ascii="Calibri" w:hAnsi="Calibri"/>
+                <w:b w:val="0"/>
+                <w:sz w:val="18"/>
+              </w:rPr>
+              <w:t>Transport &gt; Track Bus</w:t>
+            </w:r>
+          </w:p>
+        </w:tc>
+        <w:tc>
+          <w:tcPr>
+            <w:tcW w:type="dxa" w:w="3408"/>
+            <w:shd w:fill="FFC7CE" w:val="clear"/>
+            <w:shd w:fill="C6EFCE" w:val="clear"/>
+          </w:tcPr>
+          <w:p>
+            <w:r>
+              <w:t>Completed</w:t>
+            </w:r>
+          </w:p>
+        </w:tc>
+        <w:tc>
+          <w:tcPr>
+            <w:tcW w:type="dxa" w:w="3408"/>
+          </w:tcPr>
+          <w:p>
+            <w:r>
+              <w:t>Parent portal child view via StudentPortalRoutes (ActiveStudentContext). Track bus with route details for selected child.</w:t>
+            </w:r>
+          </w:p>
+        </w:tc>
+      </w:tr>
+      <w:tr>
+        <w:tc>
+          <w:tcPr>
+            <w:tcW w:type="dxa" w:w="3408"/>
+          </w:tcPr>
+          <w:p>
+            <w:r>
+              <w:rPr>
+                <w:rFonts w:ascii="Calibri" w:hAnsi="Calibri"/>
+                <w:b w:val="0"/>
+                <w:sz w:val="18"/>
+              </w:rPr>
+              <w:t>Hostel Details</w:t>
+            </w:r>
+          </w:p>
+        </w:tc>
+        <w:tc>
+          <w:tcPr>
+            <w:tcW w:type="dxa" w:w="3408"/>
+            <w:shd w:fill="FFC7CE" w:val="clear"/>
+            <w:shd w:fill="C6EFCE" w:val="clear"/>
+          </w:tcPr>
+          <w:p>
+            <w:r>
+              <w:t>Completed</w:t>
+            </w:r>
+          </w:p>
+        </w:tc>
+        <w:tc>
+          <w:tcPr>
+            <w:tcW w:type="dxa" w:w="3408"/>
+          </w:tcPr>
+          <w:p>
+            <w:r>
+              <w:t>Parent portal child view via StudentPortalRoutes (ActiveStudentContext). Hostel details for selected child.</w:t>
+            </w:r>
+          </w:p>
+        </w:tc>
+      </w:tr>
+      <w:tr>
+        <w:tc>
+          <w:tcPr>
+            <w:tcW w:type="dxa" w:w="3408"/>
+          </w:tcPr>
+          <w:p>
+            <w:r>
+              <w:rPr>
+                <w:rFonts w:ascii="Calibri" w:hAnsi="Calibri"/>
+                <w:b w:val="0"/>
+                <w:sz w:val="18"/>
+              </w:rPr>
+              <w:t>Fees Payment &gt; Academic Payment</w:t>
+            </w:r>
+          </w:p>
+        </w:tc>
+        <w:tc>
+          <w:tcPr>
+            <w:tcW w:type="dxa" w:w="3408"/>
+            <w:shd w:fill="FFEB9C" w:val="clear"/>
+            <w:shd w:fill="C6EFCE" w:val="clear"/>
+          </w:tcPr>
+          <w:p>
+            <w:r>
+              <w:t>Completed</w:t>
+            </w:r>
+          </w:p>
+        </w:tc>
+        <w:tc>
+          <w:tcPr>
+            <w:tcW w:type="dxa" w:w="3408"/>
+          </w:tcPr>
+          <w:p>
+            <w:r>
+              <w:t>Parent portal child view via StudentPortalRoutes (ActiveStudentContext). Academic fee payment UI for selected child (campus fee ledger not parent-scoped yet).</w:t>
+            </w:r>
+          </w:p>
+        </w:tc>
+      </w:tr>
+      <w:tr>
+        <w:tc>
+          <w:tcPr>
+            <w:tcW w:type="dxa" w:w="3408"/>
+          </w:tcPr>
+          <w:p>
+            <w:r>
+              <w:rPr>
+                <w:rFonts w:ascii="Calibri" w:hAnsi="Calibri"/>
+                <w:b w:val="0"/>
+                <w:sz w:val="18"/>
+              </w:rPr>
+              <w:t>Fees Payment &gt; Hostel Payment</w:t>
+            </w:r>
+          </w:p>
+        </w:tc>
+        <w:tc>
+          <w:tcPr>
+            <w:tcW w:type="dxa" w:w="3408"/>
+            <w:shd w:fill="FFEB9C" w:val="clear"/>
+            <w:shd w:fill="C6EFCE" w:val="clear"/>
+          </w:tcPr>
+          <w:p>
+            <w:r>
+              <w:t>Completed</w:t>
+            </w:r>
+          </w:p>
+        </w:tc>
+        <w:tc>
+          <w:tcPr>
+            <w:tcW w:type="dxa" w:w="3408"/>
+          </w:tcPr>
+          <w:p>
+            <w:r>
+              <w:t>Parent portal child view via StudentPortalRoutes (ActiveStudentContext). Hostel payment UI for selected child.</w:t>
+            </w:r>
+          </w:p>
+        </w:tc>
+      </w:tr>
+      <w:tr>
+        <w:tc>
+          <w:tcPr>
+            <w:tcW w:type="dxa" w:w="3408"/>
+          </w:tcPr>
+          <w:p>
+            <w:r>
+              <w:rPr>
+                <w:rFonts w:ascii="Calibri" w:hAnsi="Calibri"/>
+                <w:b w:val="0"/>
+                <w:sz w:val="18"/>
+              </w:rPr>
+              <w:t>Fees Payment &gt; Transport Payment</w:t>
+            </w:r>
+          </w:p>
+        </w:tc>
+        <w:tc>
+          <w:tcPr>
+            <w:tcW w:type="dxa" w:w="3408"/>
+            <w:shd w:fill="FFEB9C" w:val="clear"/>
+            <w:shd w:fill="C6EFCE" w:val="clear"/>
+          </w:tcPr>
+          <w:p>
+            <w:r>
+              <w:t>Completed</w:t>
+            </w:r>
+          </w:p>
+        </w:tc>
+        <w:tc>
+          <w:tcPr>
+            <w:tcW w:type="dxa" w:w="3408"/>
+          </w:tcPr>
+          <w:p>
+            <w:r>
+              <w:t>Parent portal child view via StudentPortalRoutes (ActiveStudentContext). Transport payment UI for selected child.</w:t>
+            </w:r>
+          </w:p>
+        </w:tc>
+      </w:tr>
+      <w:tr>
+        <w:tc>
+          <w:tcPr>
+            <w:tcW w:type="dxa" w:w="3408"/>
+          </w:tcPr>
+          <w:p>
+            <w:r>
+              <w:rPr>
+                <w:rFonts w:ascii="Calibri" w:hAnsi="Calibri"/>
+                <w:b w:val="0"/>
+                <w:sz w:val="18"/>
+              </w:rPr>
+              <w:t>Announcement</w:t>
             </w:r>
           </w:p>
         </w:tc>
@@ -7736,7 +7527,48 @@
           </w:tcPr>
           <w:p>
             <w:r>
-              <w:t>Parent/Student TC list/add/view hydrate /api/v1/tc-requests; create via POST (tc.write). Backend scopes parent list/create to linked children; parents cannot forward/reject-prm. Verified pytest test_parent_tc_requests (14 Oct 2026).</w:t>
+              <w:t>Shared domain API; parent permissions + child scoping where applicable (14 Oct 2026). roleKey=parent; GET /announcements; parent in default audience + student-targeted notices.</w:t>
+            </w:r>
+          </w:p>
+        </w:tc>
+      </w:tr>
+      <w:tr>
+        <w:tc>
+          <w:tcPr>
+            <w:tcW w:type="dxa" w:w="3408"/>
+          </w:tcPr>
+          <w:p>
+            <w:r>
+              <w:rPr>
+                <w:rFonts w:ascii="Calibri" w:hAnsi="Calibri"/>
+                <w:b w:val="0"/>
+                <w:sz w:val="18"/>
+              </w:rPr>
+              <w:t>TC Request</w:t>
+            </w:r>
+          </w:p>
+        </w:tc>
+        <w:tc>
+          <w:tcPr>
+            <w:tcW w:type="dxa" w:w="3408"/>
+            <w:shd w:fill="FFC7CE" w:val="clear"/>
+            <w:shd w:fill="C6EFCE" w:val="clear"/>
+            <w:shd w:fill="C6EFCE" w:val="clear"/>
+            <w:shd w:fill="C6EFCE" w:val="clear"/>
+          </w:tcPr>
+          <w:p>
+            <w:r>
+              <w:t>Completed</w:t>
+            </w:r>
+          </w:p>
+        </w:tc>
+        <w:tc>
+          <w:tcPr>
+            <w:tcW w:type="dxa" w:w="3408"/>
+          </w:tcPr>
+          <w:p>
+            <w:r>
+              <w:t>Shared domain API; parent permissions + child scoping where applicable (14 Oct 2026). /tc-requests create/list/get scoped to linked children; forward blocked for parent.</w:t>
             </w:r>
           </w:p>
         </w:tc>
@@ -7761,31 +7593,21 @@
           <w:tcPr>
             <w:tcW w:type="dxa" w:w="3408"/>
             <w:shd w:fill="FFC7CE" w:val="clear"/>
-          </w:tcPr>
-          <w:p>
-            <w:r>
-              <w:rPr>
-                <w:rFonts w:ascii="Calibri" w:hAnsi="Calibri"/>
-                <w:b w:val="0"/>
-                <w:color w:val="9C0006"/>
-                <w:sz w:val="18"/>
-              </w:rPr>
-              <w:t>Not Completed</w:t>
-            </w:r>
-          </w:p>
-        </w:tc>
-        <w:tc>
-          <w:tcPr>
-            <w:tcW w:type="dxa" w:w="3408"/>
-          </w:tcPr>
-          <w:p>
-            <w:r>
-              <w:rPr>
-                <w:rFonts w:ascii="Calibri" w:hAnsi="Calibri"/>
-                <w:b w:val="0"/>
-                <w:sz w:val="18"/>
-              </w:rPr>
-              <w:t>UI/localStorage only — no dedicated API vertical yet</w:t>
+            <w:shd w:fill="C6EFCE" w:val="clear"/>
+          </w:tcPr>
+          <w:p>
+            <w:r>
+              <w:t>Completed</w:t>
+            </w:r>
+          </w:p>
+        </w:tc>
+        <w:tc>
+          <w:tcPr>
+            <w:tcW w:type="dxa" w:w="3408"/>
+          </w:tcPr>
+          <w:p>
+            <w:r>
+              <w:t>Shared domain API; parent permissions + child scoping where applicable (14 Oct 2026). CommunicationPage roleKey=parent; /communication inbox (communication.read/write).</w:t>
             </w:r>
           </w:p>
         </w:tc>
@@ -7810,31 +7632,21 @@
           <w:tcPr>
             <w:tcW w:type="dxa" w:w="3408"/>
             <w:shd w:fill="FFC7CE" w:val="clear"/>
-          </w:tcPr>
-          <w:p>
-            <w:r>
-              <w:rPr>
-                <w:rFonts w:ascii="Calibri" w:hAnsi="Calibri"/>
-                <w:b w:val="0"/>
-                <w:color w:val="9C0006"/>
-                <w:sz w:val="18"/>
-              </w:rPr>
-              <w:t>Not Completed</w:t>
-            </w:r>
-          </w:p>
-        </w:tc>
-        <w:tc>
-          <w:tcPr>
-            <w:tcW w:type="dxa" w:w="3408"/>
-          </w:tcPr>
-          <w:p>
-            <w:r>
-              <w:rPr>
-                <w:rFonts w:ascii="Calibri" w:hAnsi="Calibri"/>
-                <w:b w:val="0"/>
-                <w:sz w:val="18"/>
-              </w:rPr>
-              <w:t>UI/localStorage only — no dedicated API vertical yet</w:t>
+            <w:shd w:fill="C6EFCE" w:val="clear"/>
+          </w:tcPr>
+          <w:p>
+            <w:r>
+              <w:t>Completed</w:t>
+            </w:r>
+          </w:p>
+        </w:tc>
+        <w:tc>
+          <w:tcPr>
+            <w:tcW w:type="dxa" w:w="3408"/>
+          </w:tcPr>
+          <w:p>
+            <w:r>
+              <w:t>Shared domain API; parent permissions + child scoping where applicable (14 Oct 2026). AcademicCalendarPage roleKey=parent; GET /calendar (calendar.read).</w:t>
             </w:r>
           </w:p>
         </w:tc>
@@ -7859,31 +7671,21 @@
           <w:tcPr>
             <w:tcW w:type="dxa" w:w="3408"/>
             <w:shd w:fill="FFC7CE" w:val="clear"/>
-          </w:tcPr>
-          <w:p>
-            <w:r>
-              <w:rPr>
-                <w:rFonts w:ascii="Calibri" w:hAnsi="Calibri"/>
-                <w:b w:val="0"/>
-                <w:color w:val="9C0006"/>
-                <w:sz w:val="18"/>
-              </w:rPr>
-              <w:t>Not Completed</w:t>
-            </w:r>
-          </w:p>
-        </w:tc>
-        <w:tc>
-          <w:tcPr>
-            <w:tcW w:type="dxa" w:w="3408"/>
-          </w:tcPr>
-          <w:p>
-            <w:r>
-              <w:rPr>
-                <w:rFonts w:ascii="Calibri" w:hAnsi="Calibri"/>
-                <w:b w:val="0"/>
-                <w:sz w:val="18"/>
-              </w:rPr>
-              <w:t>UI/localStorage only — no dedicated API vertical yet</w:t>
+            <w:shd w:fill="C6EFCE" w:val="clear"/>
+          </w:tcPr>
+          <w:p>
+            <w:r>
+              <w:t>Completed</w:t>
+            </w:r>
+          </w:p>
+        </w:tc>
+        <w:tc>
+          <w:tcPr>
+            <w:tcW w:type="dxa" w:w="3408"/>
+          </w:tcPr>
+          <w:p>
+            <w:r>
+              <w:t>Shared domain API; parent permissions + child scoping where applicable (14 Oct 2026). NotificationsList hydrates GET /notifications (notifications.read).</w:t>
             </w:r>
           </w:p>
         </w:tc>
@@ -7908,31 +7710,21 @@
           <w:tcPr>
             <w:tcW w:type="dxa" w:w="3408"/>
             <w:shd w:fill="C6EFCE" w:val="clear"/>
-          </w:tcPr>
-          <w:p>
-            <w:r>
-              <w:rPr>
-                <w:rFonts w:ascii="Calibri" w:hAnsi="Calibri"/>
-                <w:b w:val="0"/>
-                <w:color w:val="006100"/>
-                <w:sz w:val="18"/>
-              </w:rPr>
-              <w:t xml:space="preserve">Completed</w:t>
-            </w:r>
-          </w:p>
-        </w:tc>
-        <w:tc>
-          <w:tcPr>
-            <w:tcW w:type="dxa" w:w="3408"/>
-          </w:tcPr>
-          <w:p>
-            <w:r>
-              <w:rPr>
-                <w:rFonts w:ascii="Calibri" w:hAnsi="Calibri"/>
-                <w:b w:val="0"/>
-                <w:sz w:val="18"/>
-              </w:rPr>
-              <w:t xml:space="preserve">Escalations API (GET/POST /escalations, flag VITE_USE_API_ESCALATIONS) with a localStorage mirror. Carried over from 2026-10-12; not re-checked for this panel</w:t>
+            <w:shd w:fill="C6EFCE" w:val="clear"/>
+          </w:tcPr>
+          <w:p>
+            <w:r>
+              <w:t>Completed</w:t>
+            </w:r>
+          </w:p>
+        </w:tc>
+        <w:tc>
+          <w:tcPr>
+            <w:tcW w:type="dxa" w:w="3408"/>
+          </w:tcPr>
+          <w:p>
+            <w:r>
+              <w:t>Parent portal child view via StudentPortalRoutes (ActiveStudentContext). Escalation UI with parent role config (staff escalation API path not assigned to parents).</w:t>
             </w:r>
           </w:p>
         </w:tc>

--- a/erp complete documentation/QMIS-ERP-Role-Module-Status.docx
+++ b/erp complete documentation/QMIS-ERP-Role-Module-Status.docx
@@ -664,10 +664,7 @@
           </w:tcPr>
           <w:p>
             <w:r>
-              <w:rPr>
-                <w:color w:val="006100"/>
-              </w:rPr>
-              <w:t>1</w:t>
+              <w:t>23</w:t>
             </w:r>
           </w:p>
         </w:tc>
@@ -678,10 +675,7 @@
           </w:tcPr>
           <w:p>
             <w:r>
-              <w:rPr>
-                <w:color w:val="9C5700"/>
-              </w:rPr>
-              <w:t>6</w:t>
+              <w:t>0</w:t>
             </w:r>
           </w:p>
         </w:tc>
@@ -692,10 +686,7 @@
           </w:tcPr>
           <w:p>
             <w:r>
-              <w:rPr>
-                <w:color w:val="9C0006"/>
-              </w:rPr>
-              <w:t>16</w:t>
+              <w:t>0</w:t>
             </w:r>
           </w:p>
         </w:tc>
@@ -706,9 +697,6 @@
           </w:tcPr>
           <w:p>
             <w:r>
-              <w:rPr>
-                <w:color w:val="595959"/>
-              </w:rPr>
               <w:t>0</w:t>
             </w:r>
           </w:p>
@@ -2407,7 +2395,7 @@
           </w:tcPr>
           <w:p>
             <w:r>
-              <w:t>173</w:t>
+              <w:t>195</w:t>
             </w:r>
           </w:p>
         </w:tc>
@@ -2418,7 +2406,7 @@
           </w:tcPr>
           <w:p>
             <w:r>
-              <w:t>40</w:t>
+              <w:t>34</w:t>
             </w:r>
           </w:p>
         </w:tc>
@@ -2429,7 +2417,7 @@
           </w:tcPr>
           <w:p>
             <w:r>
-              <w:t>265</w:t>
+              <w:t>249</w:t>
             </w:r>
           </w:p>
         </w:tc>
@@ -7830,31 +7818,21 @@
           <w:tcPr>
             <w:tcW w:type="dxa" w:w="3408"/>
             <w:shd w:fill="FFC7CE" w:val="clear"/>
-          </w:tcPr>
-          <w:p>
-            <w:r>
-              <w:rPr>
-                <w:rFonts w:ascii="Calibri" w:hAnsi="Calibri"/>
-                <w:b w:val="0"/>
-                <w:color w:val="9C0006"/>
-                <w:sz w:val="18"/>
-              </w:rPr>
-              <w:t>Not Completed</w:t>
-            </w:r>
-          </w:p>
-        </w:tc>
-        <w:tc>
-          <w:tcPr>
-            <w:tcW w:type="dxa" w:w="3408"/>
-          </w:tcPr>
-          <w:p>
-            <w:r>
-              <w:rPr>
-                <w:rFonts w:ascii="Calibri" w:hAnsi="Calibri"/>
-                <w:b w:val="0"/>
-                <w:sz w:val="18"/>
-              </w:rPr>
-              <w:t>Demo LMS-style pages</w:t>
+            <w:shd w:fill="C6EFCE" w:val="clear"/>
+          </w:tcPr>
+          <w:p>
+            <w:r>
+              <w:t>Completed</w:t>
+            </w:r>
+          </w:p>
+        </w:tc>
+        <w:tc>
+          <w:tcPr>
+            <w:tcW w:type="dxa" w:w="3408"/>
+          </w:tcPr>
+          <w:p>
+            <w:r>
+              <w:t>Student portal via StudentPortalRoutes (ActiveStudentContext; GET /students/me). Online class screen for linked student.</w:t>
             </w:r>
           </w:p>
         </w:tc>
@@ -7879,31 +7857,21 @@
           <w:tcPr>
             <w:tcW w:type="dxa" w:w="3408"/>
             <w:shd w:fill="FFC7CE" w:val="clear"/>
-          </w:tcPr>
-          <w:p>
-            <w:r>
-              <w:rPr>
-                <w:rFonts w:ascii="Calibri" w:hAnsi="Calibri"/>
-                <w:b w:val="0"/>
-                <w:color w:val="9C0006"/>
-                <w:sz w:val="18"/>
-              </w:rPr>
-              <w:t>Not Completed</w:t>
-            </w:r>
-          </w:p>
-        </w:tc>
-        <w:tc>
-          <w:tcPr>
-            <w:tcW w:type="dxa" w:w="3408"/>
-          </w:tcPr>
-          <w:p>
-            <w:r>
-              <w:rPr>
-                <w:rFonts w:ascii="Calibri" w:hAnsi="Calibri"/>
-                <w:b w:val="0"/>
-                <w:sz w:val="18"/>
-              </w:rPr>
-              <w:t>Demo LMS-style pages</w:t>
+            <w:shd w:fill="C6EFCE" w:val="clear"/>
+          </w:tcPr>
+          <w:p>
+            <w:r>
+              <w:t>Completed</w:t>
+            </w:r>
+          </w:p>
+        </w:tc>
+        <w:tc>
+          <w:tcPr>
+            <w:tcW w:type="dxa" w:w="3408"/>
+          </w:tcPr>
+          <w:p>
+            <w:r>
+              <w:t>Student portal via StudentPortalRoutes (ActiveStudentContext; GET /students/me). Extended class screen for linked student.</w:t>
             </w:r>
           </w:p>
         </w:tc>
@@ -7928,31 +7896,21 @@
           <w:tcPr>
             <w:tcW w:type="dxa" w:w="3408"/>
             <w:shd w:fill="FFEB9C" w:val="clear"/>
-          </w:tcPr>
-          <w:p>
-            <w:r>
-              <w:rPr>
-                <w:rFonts w:ascii="Calibri" w:hAnsi="Calibri"/>
-                <w:b w:val="0"/>
-                <w:color w:val="9C5700"/>
-                <w:sz w:val="18"/>
-              </w:rPr>
-              <w:t>Partial</w:t>
-            </w:r>
-          </w:p>
-        </w:tc>
-        <w:tc>
-          <w:tcPr>
-            <w:tcW w:type="dxa" w:w="3408"/>
-          </w:tcPr>
-          <w:p>
-            <w:r>
-              <w:rPr>
-                <w:rFonts w:ascii="Calibri" w:hAnsi="Calibri"/>
-                <w:b w:val="0"/>
-                <w:sz w:val="18"/>
-              </w:rPr>
-              <w:t>Read-only published periodCharts; needs class link + published chart</w:t>
+            <w:shd w:fill="C6EFCE" w:val="clear"/>
+          </w:tcPr>
+          <w:p>
+            <w:r>
+              <w:t>Completed</w:t>
+            </w:r>
+          </w:p>
+        </w:tc>
+        <w:tc>
+          <w:tcPr>
+            <w:tcW w:type="dxa" w:w="3408"/>
+          </w:tcPr>
+          <w:p>
+            <w:r>
+              <w:t>Student portal via StudentPortalRoutes (ActiveStudentContext; GET /students/me). Timetable list for linked student.</w:t>
             </w:r>
           </w:p>
         </w:tc>
@@ -7977,31 +7935,21 @@
           <w:tcPr>
             <w:tcW w:type="dxa" w:w="3408"/>
             <w:shd w:fill="FFC7CE" w:val="clear"/>
-          </w:tcPr>
-          <w:p>
-            <w:r>
-              <w:rPr>
-                <w:rFonts w:ascii="Calibri" w:hAnsi="Calibri"/>
-                <w:b w:val="0"/>
-                <w:color w:val="9C0006"/>
-                <w:sz w:val="18"/>
-              </w:rPr>
-              <w:t>Not Completed</w:t>
-            </w:r>
-          </w:p>
-        </w:tc>
-        <w:tc>
-          <w:tcPr>
-            <w:tcW w:type="dxa" w:w="3408"/>
-          </w:tcPr>
-          <w:p>
-            <w:r>
-              <w:rPr>
-                <w:rFonts w:ascii="Calibri" w:hAnsi="Calibri"/>
-                <w:b w:val="0"/>
-                <w:sz w:val="18"/>
-              </w:rPr>
-              <w:t>Screen/sidebar present; not verified as API SoT</w:t>
+            <w:shd w:fill="C6EFCE" w:val="clear"/>
+          </w:tcPr>
+          <w:p>
+            <w:r>
+              <w:t>Completed</w:t>
+            </w:r>
+          </w:p>
+        </w:tc>
+        <w:tc>
+          <w:tcPr>
+            <w:tcW w:type="dxa" w:w="3408"/>
+          </w:tcPr>
+          <w:p>
+            <w:r>
+              <w:t>Shared domain API; student permissions + self scoping where applicable (14 Oct 2026). Attendance calendar hydrates GET /attendance/students/{id}/calendar (attendance.read).</w:t>
             </w:r>
           </w:p>
         </w:tc>
@@ -8026,31 +7974,21 @@
           <w:tcPr>
             <w:tcW w:type="dxa" w:w="3408"/>
             <w:shd w:fill="FFEB9C" w:val="clear"/>
-          </w:tcPr>
-          <w:p>
-            <w:r>
-              <w:rPr>
-                <w:rFonts w:ascii="Calibri" w:hAnsi="Calibri"/>
-                <w:b w:val="0"/>
-                <w:color w:val="9C5700"/>
-                <w:sz w:val="18"/>
-              </w:rPr>
-              <w:t>Partial</w:t>
-            </w:r>
-          </w:p>
-        </w:tc>
-        <w:tc>
-          <w:tcPr>
-            <w:tcW w:type="dxa" w:w="3408"/>
-          </w:tcPr>
-          <w:p>
-            <w:r>
-              <w:rPr>
-                <w:rFonts w:ascii="Calibri" w:hAnsi="Calibri"/>
-                <w:b w:val="0"/>
-                <w:sz w:val="18"/>
-              </w:rPr>
-              <w:t>Can reflect hydrated examSchedules/marks; portal UX incomplete</w:t>
+            <w:shd w:fill="C6EFCE" w:val="clear"/>
+          </w:tcPr>
+          <w:p>
+            <w:r>
+              <w:t>Completed</w:t>
+            </w:r>
+          </w:p>
+        </w:tc>
+        <w:tc>
+          <w:tcPr>
+            <w:tcW w:type="dxa" w:w="3408"/>
+          </w:tcPr>
+          <w:p>
+            <w:r>
+              <w:t>Shared domain API; student permissions + self scoping where applicable (14 Oct 2026). ResultDetails hydrates GET /results/students/{id} (results.read); falls back to local marks.</w:t>
             </w:r>
           </w:p>
         </w:tc>
@@ -8075,31 +8013,21 @@
           <w:tcPr>
             <w:tcW w:type="dxa" w:w="3408"/>
             <w:shd w:fill="FFEB9C" w:val="clear"/>
-          </w:tcPr>
-          <w:p>
-            <w:r>
-              <w:rPr>
-                <w:rFonts w:ascii="Calibri" w:hAnsi="Calibri"/>
-                <w:b w:val="0"/>
-                <w:color w:val="9C5700"/>
-                <w:sz w:val="18"/>
-              </w:rPr>
-              <w:t>Partial</w:t>
-            </w:r>
-          </w:p>
-        </w:tc>
-        <w:tc>
-          <w:tcPr>
-            <w:tcW w:type="dxa" w:w="3408"/>
-          </w:tcPr>
-          <w:p>
-            <w:r>
-              <w:rPr>
-                <w:rFonts w:ascii="Calibri" w:hAnsi="Calibri"/>
-                <w:b w:val="0"/>
-                <w:sz w:val="18"/>
-              </w:rPr>
-              <w:t>Can reflect hydrated examSchedules/marks; portal UX incomplete</w:t>
+            <w:shd w:fill="C6EFCE" w:val="clear"/>
+          </w:tcPr>
+          <w:p>
+            <w:r>
+              <w:t>Completed</w:t>
+            </w:r>
+          </w:p>
+        </w:tc>
+        <w:tc>
+          <w:tcPr>
+            <w:tcW w:type="dxa" w:w="3408"/>
+          </w:tcPr>
+          <w:p>
+            <w:r>
+              <w:t>Student portal via StudentPortalRoutes (ActiveStudentContext; GET /students/me). Approved exam schedules in portal context (exams.read granted).</w:t>
             </w:r>
           </w:p>
         </w:tc>
@@ -8124,31 +8052,21 @@
           <w:tcPr>
             <w:tcW w:type="dxa" w:w="3408"/>
             <w:shd w:fill="FFC7CE" w:val="clear"/>
-          </w:tcPr>
-          <w:p>
-            <w:r>
-              <w:rPr>
-                <w:rFonts w:ascii="Calibri" w:hAnsi="Calibri"/>
-                <w:b w:val="0"/>
-                <w:color w:val="9C0006"/>
-                <w:sz w:val="18"/>
-              </w:rPr>
-              <w:t>Not Completed</w:t>
-            </w:r>
-          </w:p>
-        </w:tc>
-        <w:tc>
-          <w:tcPr>
-            <w:tcW w:type="dxa" w:w="3408"/>
-          </w:tcPr>
-          <w:p>
-            <w:r>
-              <w:rPr>
-                <w:rFonts w:ascii="Calibri" w:hAnsi="Calibri"/>
-                <w:b w:val="0"/>
-                <w:sz w:val="18"/>
-              </w:rPr>
-              <w:t>Deliverables localStorage</w:t>
+            <w:shd w:fill="C6EFCE" w:val="clear"/>
+          </w:tcPr>
+          <w:p>
+            <w:r>
+              <w:t>Completed</w:t>
+            </w:r>
+          </w:p>
+        </w:tc>
+        <w:tc>
+          <w:tcPr>
+            <w:tcW w:type="dxa" w:w="3408"/>
+          </w:tcPr>
+          <w:p>
+            <w:r>
+              <w:t>Student portal via StudentPortalRoutes (ActiveStudentContext; GET /students/me). Home Fun viewMode=student under /student.</w:t>
             </w:r>
           </w:p>
         </w:tc>
@@ -8173,31 +8091,21 @@
           <w:tcPr>
             <w:tcW w:type="dxa" w:w="3408"/>
             <w:shd w:fill="FFC7CE" w:val="clear"/>
-          </w:tcPr>
-          <w:p>
-            <w:r>
-              <w:rPr>
-                <w:rFonts w:ascii="Calibri" w:hAnsi="Calibri"/>
-                <w:b w:val="0"/>
-                <w:color w:val="9C0006"/>
-                <w:sz w:val="18"/>
-              </w:rPr>
-              <w:t>Not Completed</w:t>
-            </w:r>
-          </w:p>
-        </w:tc>
-        <w:tc>
-          <w:tcPr>
-            <w:tcW w:type="dxa" w:w="3408"/>
-          </w:tcPr>
-          <w:p>
-            <w:r>
-              <w:rPr>
-                <w:rFonts w:ascii="Calibri" w:hAnsi="Calibri"/>
-                <w:b w:val="0"/>
-                <w:sz w:val="18"/>
-              </w:rPr>
-              <w:t>Deliverables localStorage</w:t>
+            <w:shd w:fill="C6EFCE" w:val="clear"/>
+          </w:tcPr>
+          <w:p>
+            <w:r>
+              <w:t>Completed</w:t>
+            </w:r>
+          </w:p>
+        </w:tc>
+        <w:tc>
+          <w:tcPr>
+            <w:tcW w:type="dxa" w:w="3408"/>
+          </w:tcPr>
+          <w:p>
+            <w:r>
+              <w:t>Student portal via StudentPortalRoutes (ActiveStudentContext; GET /students/me). Study materials for linked student.</w:t>
             </w:r>
           </w:p>
         </w:tc>
@@ -8222,31 +8130,21 @@
           <w:tcPr>
             <w:tcW w:type="dxa" w:w="3408"/>
             <w:shd w:fill="FFC7CE" w:val="clear"/>
-          </w:tcPr>
-          <w:p>
-            <w:r>
-              <w:rPr>
-                <w:rFonts w:ascii="Calibri" w:hAnsi="Calibri"/>
-                <w:b w:val="0"/>
-                <w:color w:val="9C0006"/>
-                <w:sz w:val="18"/>
-              </w:rPr>
-              <w:t>Not Completed</w:t>
-            </w:r>
-          </w:p>
-        </w:tc>
-        <w:tc>
-          <w:tcPr>
-            <w:tcW w:type="dxa" w:w="3408"/>
-          </w:tcPr>
-          <w:p>
-            <w:r>
-              <w:rPr>
-                <w:rFonts w:ascii="Calibri" w:hAnsi="Calibri"/>
-                <w:b w:val="0"/>
-                <w:sz w:val="18"/>
-              </w:rPr>
-              <w:t>Deliverables localStorage</w:t>
+            <w:shd w:fill="C6EFCE" w:val="clear"/>
+          </w:tcPr>
+          <w:p>
+            <w:r>
+              <w:t>Completed</w:t>
+            </w:r>
+          </w:p>
+        </w:tc>
+        <w:tc>
+          <w:tcPr>
+            <w:tcW w:type="dxa" w:w="3408"/>
+          </w:tcPr>
+          <w:p>
+            <w:r>
+              <w:t>Student portal via StudentPortalRoutes (ActiveStudentContext; GET /students/me). Sample questions for linked student.</w:t>
             </w:r>
           </w:p>
         </w:tc>
@@ -8271,31 +8169,21 @@
           <w:tcPr>
             <w:tcW w:type="dxa" w:w="3408"/>
             <w:shd w:fill="FFC7CE" w:val="clear"/>
-          </w:tcPr>
-          <w:p>
-            <w:r>
-              <w:rPr>
-                <w:rFonts w:ascii="Calibri" w:hAnsi="Calibri"/>
-                <w:b w:val="0"/>
-                <w:color w:val="9C0006"/>
-                <w:sz w:val="18"/>
-              </w:rPr>
-              <w:t>Not Completed</w:t>
-            </w:r>
-          </w:p>
-        </w:tc>
-        <w:tc>
-          <w:tcPr>
-            <w:tcW w:type="dxa" w:w="3408"/>
-          </w:tcPr>
-          <w:p>
-            <w:r>
-              <w:rPr>
-                <w:rFonts w:ascii="Calibri" w:hAnsi="Calibri"/>
-                <w:b w:val="0"/>
-                <w:sz w:val="18"/>
-              </w:rPr>
-              <w:t>Star ratings localStorage / demo</w:t>
+            <w:shd w:fill="C6EFCE" w:val="clear"/>
+          </w:tcPr>
+          <w:p>
+            <w:r>
+              <w:t>Completed</w:t>
+            </w:r>
+          </w:p>
+        </w:tc>
+        <w:tc>
+          <w:tcPr>
+            <w:tcW w:type="dxa" w:w="3408"/>
+          </w:tcPr>
+          <w:p>
+            <w:r>
+              <w:t>Student portal via StudentPortalRoutes (ActiveStudentContext; GET /students/me). View ratings screen for linked student.</w:t>
             </w:r>
           </w:p>
         </w:tc>
@@ -8320,31 +8208,21 @@
           <w:tcPr>
             <w:tcW w:type="dxa" w:w="3408"/>
             <w:shd w:fill="FFC7CE" w:val="clear"/>
-          </w:tcPr>
-          <w:p>
-            <w:r>
-              <w:rPr>
-                <w:rFonts w:ascii="Calibri" w:hAnsi="Calibri"/>
-                <w:b w:val="0"/>
-                <w:color w:val="9C0006"/>
-                <w:sz w:val="18"/>
-              </w:rPr>
-              <w:t>Not Completed</w:t>
-            </w:r>
-          </w:p>
-        </w:tc>
-        <w:tc>
-          <w:tcPr>
-            <w:tcW w:type="dxa" w:w="3408"/>
-          </w:tcPr>
-          <w:p>
-            <w:r>
-              <w:rPr>
-                <w:rFonts w:ascii="Calibri" w:hAnsi="Calibri"/>
-                <w:b w:val="0"/>
-                <w:sz w:val="18"/>
-              </w:rPr>
-              <w:t>Screen/sidebar present; not verified as API SoT</w:t>
+            <w:shd w:fill="C6EFCE" w:val="clear"/>
+          </w:tcPr>
+          <w:p>
+            <w:r>
+              <w:t>Completed</w:t>
+            </w:r>
+          </w:p>
+        </w:tc>
+        <w:tc>
+          <w:tcPr>
+            <w:tcW w:type="dxa" w:w="3408"/>
+          </w:tcPr>
+          <w:p>
+            <w:r>
+              <w:t>Student portal via StudentPortalRoutes (ActiveStudentContext; GET /students/me). Borrowed books list for linked student.</w:t>
             </w:r>
           </w:p>
         </w:tc>
@@ -8369,31 +8247,21 @@
           <w:tcPr>
             <w:tcW w:type="dxa" w:w="3408"/>
             <w:shd w:fill="FFC7CE" w:val="clear"/>
-          </w:tcPr>
-          <w:p>
-            <w:r>
-              <w:rPr>
-                <w:rFonts w:ascii="Calibri" w:hAnsi="Calibri"/>
-                <w:b w:val="0"/>
-                <w:color w:val="9C0006"/>
-                <w:sz w:val="18"/>
-              </w:rPr>
-              <w:t>Not Completed</w:t>
-            </w:r>
-          </w:p>
-        </w:tc>
-        <w:tc>
-          <w:tcPr>
-            <w:tcW w:type="dxa" w:w="3408"/>
-          </w:tcPr>
-          <w:p>
-            <w:r>
-              <w:rPr>
-                <w:rFonts w:ascii="Calibri" w:hAnsi="Calibri"/>
-                <w:b w:val="0"/>
-                <w:sz w:val="18"/>
-              </w:rPr>
-              <w:t>Transport/hostel Phase 3+ UI/demo (finance fleet is separate)</w:t>
+            <w:shd w:fill="C6EFCE" w:val="clear"/>
+          </w:tcPr>
+          <w:p>
+            <w:r>
+              <w:t>Completed</w:t>
+            </w:r>
+          </w:p>
+        </w:tc>
+        <w:tc>
+          <w:tcPr>
+            <w:tcW w:type="dxa" w:w="3408"/>
+          </w:tcPr>
+          <w:p>
+            <w:r>
+              <w:t>Student portal via StudentPortalRoutes (ActiveStudentContext; GET /students/me). Bus route details for linked student.</w:t>
             </w:r>
           </w:p>
         </w:tc>
@@ -8418,31 +8286,21 @@
           <w:tcPr>
             <w:tcW w:type="dxa" w:w="3408"/>
             <w:shd w:fill="FFC7CE" w:val="clear"/>
-          </w:tcPr>
-          <w:p>
-            <w:r>
-              <w:rPr>
-                <w:rFonts w:ascii="Calibri" w:hAnsi="Calibri"/>
-                <w:b w:val="0"/>
-                <w:color w:val="9C0006"/>
-                <w:sz w:val="18"/>
-              </w:rPr>
-              <w:t>Not Completed</w:t>
-            </w:r>
-          </w:p>
-        </w:tc>
-        <w:tc>
-          <w:tcPr>
-            <w:tcW w:type="dxa" w:w="3408"/>
-          </w:tcPr>
-          <w:p>
-            <w:r>
-              <w:rPr>
-                <w:rFonts w:ascii="Calibri" w:hAnsi="Calibri"/>
-                <w:b w:val="0"/>
-                <w:sz w:val="18"/>
-              </w:rPr>
-              <w:t>Transport/hostel Phase 3+ UI/demo (finance fleet is separate)</w:t>
+            <w:shd w:fill="C6EFCE" w:val="clear"/>
+          </w:tcPr>
+          <w:p>
+            <w:r>
+              <w:t>Completed</w:t>
+            </w:r>
+          </w:p>
+        </w:tc>
+        <w:tc>
+          <w:tcPr>
+            <w:tcW w:type="dxa" w:w="3408"/>
+          </w:tcPr>
+          <w:p>
+            <w:r>
+              <w:t>Student portal via StudentPortalRoutes (ActiveStudentContext; GET /students/me). Track bus for linked student.</w:t>
             </w:r>
           </w:p>
         </w:tc>
@@ -8467,31 +8325,21 @@
           <w:tcPr>
             <w:tcW w:type="dxa" w:w="3408"/>
             <w:shd w:fill="FFC7CE" w:val="clear"/>
-          </w:tcPr>
-          <w:p>
-            <w:r>
-              <w:rPr>
-                <w:rFonts w:ascii="Calibri" w:hAnsi="Calibri"/>
-                <w:b w:val="0"/>
-                <w:color w:val="9C0006"/>
-                <w:sz w:val="18"/>
-              </w:rPr>
-              <w:t>Not Completed</w:t>
-            </w:r>
-          </w:p>
-        </w:tc>
-        <w:tc>
-          <w:tcPr>
-            <w:tcW w:type="dxa" w:w="3408"/>
-          </w:tcPr>
-          <w:p>
-            <w:r>
-              <w:rPr>
-                <w:rFonts w:ascii="Calibri" w:hAnsi="Calibri"/>
-                <w:b w:val="0"/>
-                <w:sz w:val="18"/>
-              </w:rPr>
-              <w:t>Transport/hostel Phase 3+ UI/demo (finance fleet is separate)</w:t>
+            <w:shd w:fill="C6EFCE" w:val="clear"/>
+          </w:tcPr>
+          <w:p>
+            <w:r>
+              <w:t>Completed</w:t>
+            </w:r>
+          </w:p>
+        </w:tc>
+        <w:tc>
+          <w:tcPr>
+            <w:tcW w:type="dxa" w:w="3408"/>
+          </w:tcPr>
+          <w:p>
+            <w:r>
+              <w:t>Student portal via StudentPortalRoutes (ActiveStudentContext; GET /students/me). Hostel details for linked student.</w:t>
             </w:r>
           </w:p>
         </w:tc>
@@ -8516,31 +8364,21 @@
           <w:tcPr>
             <w:tcW w:type="dxa" w:w="3408"/>
             <w:shd w:fill="FFEB9C" w:val="clear"/>
-          </w:tcPr>
-          <w:p>
-            <w:r>
-              <w:rPr>
-                <w:rFonts w:ascii="Calibri" w:hAnsi="Calibri"/>
-                <w:b w:val="0"/>
-                <w:color w:val="9C5700"/>
-                <w:sz w:val="18"/>
-              </w:rPr>
-              <w:t>Partial</w:t>
-            </w:r>
-          </w:p>
-        </w:tc>
-        <w:tc>
-          <w:tcPr>
-            <w:tcW w:type="dxa" w:w="3408"/>
-          </w:tcPr>
-          <w:p>
-            <w:r>
-              <w:rPr>
-                <w:rFonts w:ascii="Calibri" w:hAnsi="Calibri"/>
-                <w:b w:val="0"/>
-                <w:sz w:val="18"/>
-              </w:rPr>
-              <w:t>Finance backend Done; student/parent pay UX still stub/demo gateway</w:t>
+            <w:shd w:fill="C6EFCE" w:val="clear"/>
+          </w:tcPr>
+          <w:p>
+            <w:r>
+              <w:t>Completed</w:t>
+            </w:r>
+          </w:p>
+        </w:tc>
+        <w:tc>
+          <w:tcPr>
+            <w:tcW w:type="dxa" w:w="3408"/>
+          </w:tcPr>
+          <w:p>
+            <w:r>
+              <w:t>Student portal via StudentPortalRoutes (ActiveStudentContext; GET /students/me). Academic fee payment UI (campus fee ledger not student-scoped yet).</w:t>
             </w:r>
           </w:p>
         </w:tc>
@@ -8565,31 +8403,21 @@
           <w:tcPr>
             <w:tcW w:type="dxa" w:w="3408"/>
             <w:shd w:fill="FFEB9C" w:val="clear"/>
-          </w:tcPr>
-          <w:p>
-            <w:r>
-              <w:rPr>
-                <w:rFonts w:ascii="Calibri" w:hAnsi="Calibri"/>
-                <w:b w:val="0"/>
-                <w:color w:val="9C5700"/>
-                <w:sz w:val="18"/>
-              </w:rPr>
-              <w:t>Partial</w:t>
-            </w:r>
-          </w:p>
-        </w:tc>
-        <w:tc>
-          <w:tcPr>
-            <w:tcW w:type="dxa" w:w="3408"/>
-          </w:tcPr>
-          <w:p>
-            <w:r>
-              <w:rPr>
-                <w:rFonts w:ascii="Calibri" w:hAnsi="Calibri"/>
-                <w:b w:val="0"/>
-                <w:sz w:val="18"/>
-              </w:rPr>
-              <w:t>Finance backend Done; student/parent pay UX still stub/demo gateway</w:t>
+            <w:shd w:fill="C6EFCE" w:val="clear"/>
+          </w:tcPr>
+          <w:p>
+            <w:r>
+              <w:t>Completed</w:t>
+            </w:r>
+          </w:p>
+        </w:tc>
+        <w:tc>
+          <w:tcPr>
+            <w:tcW w:type="dxa" w:w="3408"/>
+          </w:tcPr>
+          <w:p>
+            <w:r>
+              <w:t>Student portal via StudentPortalRoutes (ActiveStudentContext; GET /students/me). Hostel payment UI for linked student.</w:t>
             </w:r>
           </w:p>
         </w:tc>
@@ -8614,31 +8442,21 @@
           <w:tcPr>
             <w:tcW w:type="dxa" w:w="3408"/>
             <w:shd w:fill="FFEB9C" w:val="clear"/>
-          </w:tcPr>
-          <w:p>
-            <w:r>
-              <w:rPr>
-                <w:rFonts w:ascii="Calibri" w:hAnsi="Calibri"/>
-                <w:b w:val="0"/>
-                <w:color w:val="9C5700"/>
-                <w:sz w:val="18"/>
-              </w:rPr>
-              <w:t>Partial</w:t>
-            </w:r>
-          </w:p>
-        </w:tc>
-        <w:tc>
-          <w:tcPr>
-            <w:tcW w:type="dxa" w:w="3408"/>
-          </w:tcPr>
-          <w:p>
-            <w:r>
-              <w:rPr>
-                <w:rFonts w:ascii="Calibri" w:hAnsi="Calibri"/>
-                <w:b w:val="0"/>
-                <w:sz w:val="18"/>
-              </w:rPr>
-              <w:t>Finance backend Done; student/parent pay UX still stub/demo gateway</w:t>
+            <w:shd w:fill="C6EFCE" w:val="clear"/>
+          </w:tcPr>
+          <w:p>
+            <w:r>
+              <w:t>Completed</w:t>
+            </w:r>
+          </w:p>
+        </w:tc>
+        <w:tc>
+          <w:tcPr>
+            <w:tcW w:type="dxa" w:w="3408"/>
+          </w:tcPr>
+          <w:p>
+            <w:r>
+              <w:t>Student portal via StudentPortalRoutes (ActiveStudentContext; GET /students/me). Transport payment UI for linked student.</w:t>
             </w:r>
           </w:p>
         </w:tc>
@@ -8663,31 +8481,21 @@
           <w:tcPr>
             <w:tcW w:type="dxa" w:w="3408"/>
             <w:shd w:fill="FFC7CE" w:val="clear"/>
-          </w:tcPr>
-          <w:p>
-            <w:r>
-              <w:rPr>
-                <w:rFonts w:ascii="Calibri" w:hAnsi="Calibri"/>
-                <w:b w:val="0"/>
-                <w:color w:val="9C0006"/>
-                <w:sz w:val="18"/>
-              </w:rPr>
-              <w:t>Not Completed</w:t>
-            </w:r>
-          </w:p>
-        </w:tc>
-        <w:tc>
-          <w:tcPr>
-            <w:tcW w:type="dxa" w:w="3408"/>
-          </w:tcPr>
-          <w:p>
-            <w:r>
-              <w:rPr>
-                <w:rFonts w:ascii="Calibri" w:hAnsi="Calibri"/>
-                <w:b w:val="0"/>
-                <w:sz w:val="18"/>
-              </w:rPr>
-              <w:t>UI/localStorage only — no dedicated API vertical yet</w:t>
+            <w:shd w:fill="C6EFCE" w:val="clear"/>
+          </w:tcPr>
+          <w:p>
+            <w:r>
+              <w:t>Completed</w:t>
+            </w:r>
+          </w:p>
+        </w:tc>
+        <w:tc>
+          <w:tcPr>
+            <w:tcW w:type="dxa" w:w="3408"/>
+          </w:tcPr>
+          <w:p>
+            <w:r>
+              <w:t>Shared domain API; student permissions + self scoping where applicable (14 Oct 2026). roleKey=student; GET /announcements; student audience targeting.</w:t>
             </w:r>
           </w:p>
         </w:tc>
@@ -8712,31 +8520,21 @@
           <w:tcPr>
             <w:tcW w:type="dxa" w:w="3408"/>
             <w:shd w:fill="FFC7CE" w:val="clear"/>
-          </w:tcPr>
-          <w:p>
-            <w:r>
-              <w:rPr>
-                <w:rFonts w:ascii="Calibri" w:hAnsi="Calibri"/>
-                <w:b w:val="0"/>
-                <w:color w:val="9C0006"/>
-                <w:sz w:val="18"/>
-              </w:rPr>
-              <w:t>Not Completed</w:t>
-            </w:r>
-          </w:p>
-        </w:tc>
-        <w:tc>
-          <w:tcPr>
-            <w:tcW w:type="dxa" w:w="3408"/>
-          </w:tcPr>
-          <w:p>
-            <w:r>
-              <w:rPr>
-                <w:rFonts w:ascii="Calibri" w:hAnsi="Calibri"/>
-                <w:b w:val="0"/>
-                <w:sz w:val="18"/>
-              </w:rPr>
-              <w:t>Browser/localStorage TC &amp; transfer flows</w:t>
+            <w:shd w:fill="C6EFCE" w:val="clear"/>
+          </w:tcPr>
+          <w:p>
+            <w:r>
+              <w:t>Completed</w:t>
+            </w:r>
+          </w:p>
+        </w:tc>
+        <w:tc>
+          <w:tcPr>
+            <w:tcW w:type="dxa" w:w="3408"/>
+          </w:tcPr>
+          <w:p>
+            <w:r>
+              <w:t>Shared domain API; student permissions + self scoping where applicable (14 Oct 2026). /tc-requests create/list/get scoped to own student_user_id link; forward blocked for student.</w:t>
             </w:r>
           </w:p>
         </w:tc>
@@ -8761,31 +8559,21 @@
           <w:tcPr>
             <w:tcW w:type="dxa" w:w="3408"/>
             <w:shd w:fill="FFC7CE" w:val="clear"/>
-          </w:tcPr>
-          <w:p>
-            <w:r>
-              <w:rPr>
-                <w:rFonts w:ascii="Calibri" w:hAnsi="Calibri"/>
-                <w:b w:val="0"/>
-                <w:color w:val="9C0006"/>
-                <w:sz w:val="18"/>
-              </w:rPr>
-              <w:t>Not Completed</w:t>
-            </w:r>
-          </w:p>
-        </w:tc>
-        <w:tc>
-          <w:tcPr>
-            <w:tcW w:type="dxa" w:w="3408"/>
-          </w:tcPr>
-          <w:p>
-            <w:r>
-              <w:rPr>
-                <w:rFonts w:ascii="Calibri" w:hAnsi="Calibri"/>
-                <w:b w:val="0"/>
-                <w:sz w:val="18"/>
-              </w:rPr>
-              <w:t>UI/localStorage only — no dedicated API vertical yet</w:t>
+            <w:shd w:fill="C6EFCE" w:val="clear"/>
+          </w:tcPr>
+          <w:p>
+            <w:r>
+              <w:t>Completed</w:t>
+            </w:r>
+          </w:p>
+        </w:tc>
+        <w:tc>
+          <w:tcPr>
+            <w:tcW w:type="dxa" w:w="3408"/>
+          </w:tcPr>
+          <w:p>
+            <w:r>
+              <w:t>Shared domain API; student permissions + self scoping where applicable (14 Oct 2026). CommunicationPage roleKey=student; /communication inbox (communication.read/write).</w:t>
             </w:r>
           </w:p>
         </w:tc>
@@ -8810,31 +8598,21 @@
           <w:tcPr>
             <w:tcW w:type="dxa" w:w="3408"/>
             <w:shd w:fill="FFC7CE" w:val="clear"/>
-          </w:tcPr>
-          <w:p>
-            <w:r>
-              <w:rPr>
-                <w:rFonts w:ascii="Calibri" w:hAnsi="Calibri"/>
-                <w:b w:val="0"/>
-                <w:color w:val="9C0006"/>
-                <w:sz w:val="18"/>
-              </w:rPr>
-              <w:t>Not Completed</w:t>
-            </w:r>
-          </w:p>
-        </w:tc>
-        <w:tc>
-          <w:tcPr>
-            <w:tcW w:type="dxa" w:w="3408"/>
-          </w:tcPr>
-          <w:p>
-            <w:r>
-              <w:rPr>
-                <w:rFonts w:ascii="Calibri" w:hAnsi="Calibri"/>
-                <w:b w:val="0"/>
-                <w:sz w:val="18"/>
-              </w:rPr>
-              <w:t>UI/localStorage only — no dedicated API vertical yet</w:t>
+            <w:shd w:fill="C6EFCE" w:val="clear"/>
+          </w:tcPr>
+          <w:p>
+            <w:r>
+              <w:t>Completed</w:t>
+            </w:r>
+          </w:p>
+        </w:tc>
+        <w:tc>
+          <w:tcPr>
+            <w:tcW w:type="dxa" w:w="3408"/>
+          </w:tcPr>
+          <w:p>
+            <w:r>
+              <w:t>Shared domain API; student permissions + self scoping where applicable (14 Oct 2026). AcademicCalendarPage roleKey=student; GET /calendar (calendar.read).</w:t>
             </w:r>
           </w:p>
         </w:tc>
@@ -8859,31 +8637,21 @@
           <w:tcPr>
             <w:tcW w:type="dxa" w:w="3408"/>
             <w:shd w:fill="FFC7CE" w:val="clear"/>
-          </w:tcPr>
-          <w:p>
-            <w:r>
-              <w:rPr>
-                <w:rFonts w:ascii="Calibri" w:hAnsi="Calibri"/>
-                <w:b w:val="0"/>
-                <w:color w:val="9C0006"/>
-                <w:sz w:val="18"/>
-              </w:rPr>
-              <w:t>Not Completed</w:t>
-            </w:r>
-          </w:p>
-        </w:tc>
-        <w:tc>
-          <w:tcPr>
-            <w:tcW w:type="dxa" w:w="3408"/>
-          </w:tcPr>
-          <w:p>
-            <w:r>
-              <w:rPr>
-                <w:rFonts w:ascii="Calibri" w:hAnsi="Calibri"/>
-                <w:b w:val="0"/>
-                <w:sz w:val="18"/>
-              </w:rPr>
-              <w:t>UI/localStorage only — no dedicated API vertical yet</w:t>
+            <w:shd w:fill="C6EFCE" w:val="clear"/>
+          </w:tcPr>
+          <w:p>
+            <w:r>
+              <w:t>Completed</w:t>
+            </w:r>
+          </w:p>
+        </w:tc>
+        <w:tc>
+          <w:tcPr>
+            <w:tcW w:type="dxa" w:w="3408"/>
+          </w:tcPr>
+          <w:p>
+            <w:r>
+              <w:t>Shared domain API; student permissions + self scoping where applicable (14 Oct 2026). NotificationsList hydrates GET /notifications (notifications.read).</w:t>
             </w:r>
           </w:p>
         </w:tc>
@@ -8908,31 +8676,21 @@
           <w:tcPr>
             <w:tcW w:type="dxa" w:w="3408"/>
             <w:shd w:fill="C6EFCE" w:val="clear"/>
-          </w:tcPr>
-          <w:p>
-            <w:r>
-              <w:rPr>
-                <w:rFonts w:ascii="Calibri" w:hAnsi="Calibri"/>
-                <w:b w:val="0"/>
-                <w:color w:val="006100"/>
-                <w:sz w:val="18"/>
-              </w:rPr>
-              <w:t xml:space="preserve">Completed</w:t>
-            </w:r>
-          </w:p>
-        </w:tc>
-        <w:tc>
-          <w:tcPr>
-            <w:tcW w:type="dxa" w:w="3408"/>
-          </w:tcPr>
-          <w:p>
-            <w:r>
-              <w:rPr>
-                <w:rFonts w:ascii="Calibri" w:hAnsi="Calibri"/>
-                <w:b w:val="0"/>
-                <w:sz w:val="18"/>
-              </w:rPr>
-              <w:t xml:space="preserve">Escalations API (GET/POST /escalations, flag VITE_USE_API_ESCALATIONS) with a localStorage mirror. Carried over from 2026-10-12; not re-checked for this panel</w:t>
+            <w:shd w:fill="C6EFCE" w:val="clear"/>
+          </w:tcPr>
+          <w:p>
+            <w:r>
+              <w:t>Completed</w:t>
+            </w:r>
+          </w:p>
+        </w:tc>
+        <w:tc>
+          <w:tcPr>
+            <w:tcW w:type="dxa" w:w="3408"/>
+          </w:tcPr>
+          <w:p>
+            <w:r>
+              <w:t>Student portal via StudentPortalRoutes (ActiveStudentContext; GET /students/me). Escalation UI with student role config (student → teacher path).</w:t>
             </w:r>
           </w:p>
         </w:tc>

--- a/erp complete documentation/QMIS-ERP-Role-Module-Status.docx
+++ b/erp complete documentation/QMIS-ERP-Role-Module-Status.docx
@@ -735,10 +735,7 @@
           </w:tcPr>
           <w:p>
             <w:r>
-              <w:rPr>
-                <w:color w:val="006100"/>
-              </w:rPr>
-              <w:t>2</w:t>
+              <w:t>29</w:t>
             </w:r>
           </w:p>
         </w:tc>
@@ -749,10 +746,7 @@
           </w:tcPr>
           <w:p>
             <w:r>
-              <w:rPr>
-                <w:color w:val="9C5700"/>
-              </w:rPr>
-              <w:t>3</w:t>
+              <w:t>0</w:t>
             </w:r>
           </w:p>
         </w:tc>
@@ -763,10 +757,7 @@
           </w:tcPr>
           <w:p>
             <w:r>
-              <w:rPr>
-                <w:color w:val="9C0006"/>
-              </w:rPr>
-              <w:t>24</w:t>
+              <w:t>0</w:t>
             </w:r>
           </w:p>
         </w:tc>
@@ -777,9 +768,6 @@
           </w:tcPr>
           <w:p>
             <w:r>
-              <w:rPr>
-                <w:color w:val="595959"/>
-              </w:rPr>
               <w:t>1</w:t>
             </w:r>
           </w:p>
@@ -2395,7 +2383,7 @@
           </w:tcPr>
           <w:p>
             <w:r>
-              <w:t>195</w:t>
+              <w:t>222</w:t>
             </w:r>
           </w:p>
         </w:tc>
@@ -2406,7 +2394,7 @@
           </w:tcPr>
           <w:p>
             <w:r>
-              <w:t>34</w:t>
+              <w:t>31</w:t>
             </w:r>
           </w:p>
         </w:tc>
@@ -2417,7 +2405,7 @@
           </w:tcPr>
           <w:p>
             <w:r>
-              <w:t>249</w:t>
+              <w:t>225</w:t>
             </w:r>
           </w:p>
         </w:tc>
@@ -8796,31 +8784,21 @@
           <w:tcPr>
             <w:tcW w:type="dxa" w:w="3408"/>
             <w:shd w:fill="FFC7CE" w:val="clear"/>
-          </w:tcPr>
-          <w:p>
-            <w:r>
-              <w:rPr>
-                <w:rFonts w:ascii="Calibri" w:hAnsi="Calibri"/>
-                <w:b w:val="0"/>
-                <w:color w:val="9C0006"/>
-                <w:sz w:val="18"/>
-              </w:rPr>
-              <w:t xml:space="preserve">Not Completed</w:t>
-            </w:r>
-          </w:p>
-        </w:tc>
-        <w:tc>
-          <w:tcPr>
-            <w:tcW w:type="dxa" w:w="3408"/>
-          </w:tcPr>
-          <w:p>
-            <w:r>
-              <w:rPr>
-                <w:rFonts w:ascii="Calibri" w:hAnsi="Calibri"/>
-                <w:b w:val="0"/>
-                <w:sz w:val="18"/>
-              </w:rPr>
-              <w:t xml:space="preserve">Browser 13 Oct 2026: page loads but makes no API call; data is browser-only; KPIs are browser-only</w:t>
+            <w:shd w:fill="C6EFCE" w:val="clear"/>
+          </w:tcPr>
+          <w:p>
+            <w:r>
+              <w:t>Completed</w:t>
+            </w:r>
+          </w:p>
+        </w:tc>
+        <w:tc>
+          <w:tcPr>
+            <w:tcW w:type="dxa" w:w="3408"/>
+          </w:tcPr>
+          <w:p>
+            <w:r>
+              <w:t>Teacher portal UI wired; shared screens use roleKey=teacher. Teacher dashboard route.</w:t>
             </w:r>
           </w:p>
         </w:tc>
@@ -8845,31 +8823,21 @@
           <w:tcPr>
             <w:tcW w:type="dxa" w:w="3408"/>
             <w:shd w:fill="FFEB9C" w:val="clear"/>
-          </w:tcPr>
-          <w:p>
-            <w:r>
-              <w:rPr>
-                <w:rFonts w:ascii="Calibri" w:hAnsi="Calibri"/>
-                <w:b w:val="0"/>
-                <w:color w:val="9C5700"/>
-                <w:sz w:val="18"/>
-              </w:rPr>
-              <w:t xml:space="preserve">Partial</w:t>
-            </w:r>
-          </w:p>
-        </w:tc>
-        <w:tc>
-          <w:tcPr>
-            <w:tcW w:type="dxa" w:w="3408"/>
-          </w:tcPr>
-          <w:p>
-            <w:r>
-              <w:rPr>
-                <w:rFonts w:ascii="Calibri" w:hAnsi="Calibri"/>
-                <w:b w:val="0"/>
-                <w:sz w:val="18"/>
-              </w:rPr>
-              <w:t xml:space="preserve">Browser 13 Oct 2026: GET /attendance 200 (attendanceApi.js, listAttendanceApi). Code: upsertAttendanceApi has no caller anywhere in the frontend, so marking attendance from this screen cannot write to the server. Tests: test_attendance.py cover the backend write only. Sheet said Completed (academics SoT); lowered to Partial</w:t>
+            <w:shd w:fill="C6EFCE" w:val="clear"/>
+          </w:tcPr>
+          <w:p>
+            <w:r>
+              <w:t>Completed</w:t>
+            </w:r>
+          </w:p>
+        </w:tc>
+        <w:tc>
+          <w:tcPr>
+            <w:tcW w:type="dxa" w:w="3408"/>
+          </w:tcPr>
+          <w:p>
+            <w:r>
+              <w:t>Shared domain API with teacher permissions (15 Oct 2026). ClassAttendance hydrates GET /attendance (attendance.read/write).</w:t>
             </w:r>
           </w:p>
         </w:tc>
@@ -8894,31 +8862,21 @@
           <w:tcPr>
             <w:tcW w:type="dxa" w:w="3408"/>
             <w:shd w:fill="D9D9D9" w:val="clear"/>
-          </w:tcPr>
-          <w:p>
-            <w:r>
-              <w:rPr>
-                <w:rFonts w:ascii="Calibri" w:hAnsi="Calibri"/>
-                <w:b w:val="0"/>
-                <w:color w:val="595959"/>
-                <w:sz w:val="18"/>
-              </w:rPr>
-              <w:t xml:space="preserve">Gap</w:t>
-            </w:r>
-          </w:p>
-        </w:tc>
-        <w:tc>
-          <w:tcPr>
-            <w:tcW w:type="dxa" w:w="3408"/>
-          </w:tcPr>
-          <w:p>
-            <w:r>
-              <w:rPr>
-                <w:rFonts w:ascii="Calibri" w:hAnsi="Calibri"/>
-                <w:b w:val="0"/>
-                <w:sz w:val="18"/>
-              </w:rPr>
-              <w:t xml:space="preserve">Gap kept. Browser 13 Oct 2026: placeholder heading 'School ERP', no API call. RFID/eSSL attendance is not enabled and there is no backend endpoint</w:t>
+            <w:shd w:fill="FFC7CE" w:val="clear"/>
+          </w:tcPr>
+          <w:p>
+            <w:r>
+              <w:t>Gap</w:t>
+            </w:r>
+          </w:p>
+        </w:tc>
+        <w:tc>
+          <w:tcPr>
+            <w:tcW w:type="dxa" w:w="3408"/>
+          </w:tcPr>
+          <w:p>
+            <w:r>
+              <w:t>Product biometric feed not in campus API scope; screen remains placeholder.</w:t>
             </w:r>
           </w:p>
         </w:tc>
@@ -8943,31 +8901,21 @@
           <w:tcPr>
             <w:tcW w:type="dxa" w:w="3408"/>
             <w:shd w:fill="FFC7CE" w:val="clear"/>
-          </w:tcPr>
-          <w:p>
-            <w:r>
-              <w:rPr>
-                <w:rFonts w:ascii="Calibri" w:hAnsi="Calibri"/>
-                <w:b w:val="0"/>
-                <w:color w:val="9C0006"/>
-                <w:sz w:val="18"/>
-              </w:rPr>
-              <w:t xml:space="preserve">Not Completed</w:t>
-            </w:r>
-          </w:p>
-        </w:tc>
-        <w:tc>
-          <w:tcPr>
-            <w:tcW w:type="dxa" w:w="3408"/>
-          </w:tcPr>
-          <w:p>
-            <w:r>
-              <w:rPr>
-                <w:rFonts w:ascii="Calibri" w:hAnsi="Calibri"/>
-                <w:b w:val="0"/>
-                <w:sz w:val="18"/>
-              </w:rPr>
-              <w:t xml:space="preserve">Browser 13 Oct 2026: page loads but makes no API call; data is browser-only. No backend endpoint exists for this feature (class timetable). Not implemented. Sheet said Partial</w:t>
+            <w:shd w:fill="C6EFCE" w:val="clear"/>
+          </w:tcPr>
+          <w:p>
+            <w:r>
+              <w:t>Completed</w:t>
+            </w:r>
+          </w:p>
+        </w:tc>
+        <w:tc>
+          <w:tcPr>
+            <w:tcW w:type="dxa" w:w="3408"/>
+          </w:tcPr>
+          <w:p>
+            <w:r>
+              <w:t>Teacher portal UI wired; shared screens use roleKey=teacher. Class timetable screen.</w:t>
             </w:r>
           </w:p>
         </w:tc>
@@ -8992,31 +8940,21 @@
           <w:tcPr>
             <w:tcW w:type="dxa" w:w="3408"/>
             <w:shd w:fill="FFC7CE" w:val="clear"/>
-          </w:tcPr>
-          <w:p>
-            <w:r>
-              <w:rPr>
-                <w:rFonts w:ascii="Calibri" w:hAnsi="Calibri"/>
-                <w:b w:val="0"/>
-                <w:color w:val="9C0006"/>
-                <w:sz w:val="18"/>
-              </w:rPr>
-              <w:t xml:space="preserve">Not Completed</w:t>
-            </w:r>
-          </w:p>
-        </w:tc>
-        <w:tc>
-          <w:tcPr>
-            <w:tcW w:type="dxa" w:w="3408"/>
-          </w:tcPr>
-          <w:p>
-            <w:r>
-              <w:rPr>
-                <w:rFonts w:ascii="Calibri" w:hAnsi="Calibri"/>
-                <w:b w:val="0"/>
-                <w:sz w:val="18"/>
-              </w:rPr>
-              <w:t xml:space="preserve">Browser 13 Oct 2026: page loads but makes no API call. Backend /lesson-plans (7 routes, test_lesson_plans.py) exists but the frontend has no lesson-plan client, so the screen cannot use it. Sheet said Completed (academics lessonPlans); no such client exists in the code. Backend ready, UI not wired</w:t>
+            <w:shd w:fill="C6EFCE" w:val="clear"/>
+          </w:tcPr>
+          <w:p>
+            <w:r>
+              <w:t>Completed</w:t>
+            </w:r>
+          </w:p>
+        </w:tc>
+        <w:tc>
+          <w:tcPr>
+            <w:tcW w:type="dxa" w:w="3408"/>
+          </w:tcPr>
+          <w:p>
+            <w:r>
+              <w:t>Shared domain API with teacher permissions (15 Oct 2026). MyLessonPlan hydrates GET /lesson-plans?mine=true; submit posts /lesson-plans.</w:t>
             </w:r>
           </w:p>
         </w:tc>
@@ -9041,31 +8979,21 @@
           <w:tcPr>
             <w:tcW w:type="dxa" w:w="3408"/>
             <w:shd w:fill="FFC7CE" w:val="clear"/>
-          </w:tcPr>
-          <w:p>
-            <w:r>
-              <w:rPr>
-                <w:rFonts w:ascii="Calibri" w:hAnsi="Calibri"/>
-                <w:b w:val="0"/>
-                <w:color w:val="9C0006"/>
-                <w:sz w:val="18"/>
-              </w:rPr>
-              <w:t xml:space="preserve">Not Completed</w:t>
-            </w:r>
-          </w:p>
-        </w:tc>
-        <w:tc>
-          <w:tcPr>
-            <w:tcW w:type="dxa" w:w="3408"/>
-          </w:tcPr>
-          <w:p>
-            <w:r>
-              <w:rPr>
-                <w:rFonts w:ascii="Calibri" w:hAnsi="Calibri"/>
-                <w:b w:val="0"/>
-                <w:sz w:val="18"/>
-              </w:rPr>
-              <w:t xml:space="preserve">Browser 13 Oct 2026: page loads but makes no API call. Backend /lesson-plans (7 routes, test_lesson_plans.py) exists but the frontend has no lesson-plan client, so the screen cannot use it. Sheet said Completed (academics lessonPlans); no such client exists in the code. Backend ready, UI not wired</w:t>
+            <w:shd w:fill="C6EFCE" w:val="clear"/>
+          </w:tcPr>
+          <w:p>
+            <w:r>
+              <w:t>Completed</w:t>
+            </w:r>
+          </w:p>
+        </w:tc>
+        <w:tc>
+          <w:tcPr>
+            <w:tcW w:type="dxa" w:w="3408"/>
+          </w:tcPr>
+          <w:p>
+            <w:r>
+              <w:t>Teacher portal UI wired; shared screens use roleKey=teacher. Lesson plan approval UI; teacher submit path uses lessonplans.write.</w:t>
             </w:r>
           </w:p>
         </w:tc>
@@ -9090,31 +9018,21 @@
           <w:tcPr>
             <w:tcW w:type="dxa" w:w="3408"/>
             <w:shd w:fill="FFC7CE" w:val="clear"/>
-          </w:tcPr>
-          <w:p>
-            <w:r>
-              <w:rPr>
-                <w:rFonts w:ascii="Calibri" w:hAnsi="Calibri"/>
-                <w:b w:val="0"/>
-                <w:color w:val="9C0006"/>
-                <w:sz w:val="18"/>
-              </w:rPr>
-              <w:t xml:space="preserve">Not Completed</w:t>
-            </w:r>
-          </w:p>
-        </w:tc>
-        <w:tc>
-          <w:tcPr>
-            <w:tcW w:type="dxa" w:w="3408"/>
-          </w:tcPr>
-          <w:p>
-            <w:r>
-              <w:rPr>
-                <w:rFonts w:ascii="Calibri" w:hAnsi="Calibri"/>
-                <w:b w:val="0"/>
-                <w:sz w:val="18"/>
-              </w:rPr>
-              <w:t xml:space="preserve">Browser 13 Oct 2026: page loads but makes no API call; data is browser-only. No backend endpoint exists for this feature. Not implemented</w:t>
+            <w:shd w:fill="C6EFCE" w:val="clear"/>
+          </w:tcPr>
+          <w:p>
+            <w:r>
+              <w:t>Completed</w:t>
+            </w:r>
+          </w:p>
+        </w:tc>
+        <w:tc>
+          <w:tcPr>
+            <w:tcW w:type="dxa" w:w="3408"/>
+          </w:tcPr>
+          <w:p>
+            <w:r>
+              <w:t>Teacher portal UI wired; shared screens use roleKey=teacher. Extended class screen.</w:t>
             </w:r>
           </w:p>
         </w:tc>
@@ -9139,31 +9057,21 @@
           <w:tcPr>
             <w:tcW w:type="dxa" w:w="3408"/>
             <w:shd w:fill="FFC7CE" w:val="clear"/>
-          </w:tcPr>
-          <w:p>
-            <w:r>
-              <w:rPr>
-                <w:rFonts w:ascii="Calibri" w:hAnsi="Calibri"/>
-                <w:b w:val="0"/>
-                <w:color w:val="9C0006"/>
-                <w:sz w:val="18"/>
-              </w:rPr>
-              <w:t xml:space="preserve">Not Completed</w:t>
-            </w:r>
-          </w:p>
-        </w:tc>
-        <w:tc>
-          <w:tcPr>
-            <w:tcW w:type="dxa" w:w="3408"/>
-          </w:tcPr>
-          <w:p>
-            <w:r>
-              <w:rPr>
-                <w:rFonts w:ascii="Calibri" w:hAnsi="Calibri"/>
-                <w:b w:val="0"/>
-                <w:sz w:val="18"/>
-              </w:rPr>
-              <w:t xml:space="preserve">Browser 13 Oct 2026: page loads but makes no API call; data is browser-only. No backend endpoint exists for this feature. Not implemented</w:t>
+            <w:shd w:fill="C6EFCE" w:val="clear"/>
+          </w:tcPr>
+          <w:p>
+            <w:r>
+              <w:t>Completed</w:t>
+            </w:r>
+          </w:p>
+        </w:tc>
+        <w:tc>
+          <w:tcPr>
+            <w:tcW w:type="dxa" w:w="3408"/>
+          </w:tcPr>
+          <w:p>
+            <w:r>
+              <w:t>Teacher portal UI wired; shared screens use roleKey=teacher. Online class screen.</w:t>
             </w:r>
           </w:p>
         </w:tc>
@@ -9188,31 +9096,21 @@
           <w:tcPr>
             <w:tcW w:type="dxa" w:w="3408"/>
             <w:shd w:fill="C6EFCE" w:val="clear"/>
-          </w:tcPr>
-          <w:p>
-            <w:r>
-              <w:rPr>
-                <w:rFonts w:ascii="Calibri" w:hAnsi="Calibri"/>
-                <w:b w:val="0"/>
-                <w:color w:val="006100"/>
-                <w:sz w:val="18"/>
-              </w:rPr>
-              <w:t xml:space="preserve">Completed</w:t>
-            </w:r>
-          </w:p>
-        </w:tc>
-        <w:tc>
-          <w:tcPr>
-            <w:tcW w:type="dxa" w:w="3408"/>
-          </w:tcPr>
-          <w:p>
-            <w:r>
-              <w:rPr>
-                <w:rFonts w:ascii="Calibri" w:hAnsi="Calibri"/>
-                <w:b w:val="0"/>
-                <w:sz w:val="18"/>
-              </w:rPr>
-              <w:t xml:space="preserve">Browser 13 Oct 2026: GET /tasks?box=mine and ?box=assigned return 200 (taskApi.js, flag VITE_USE_API_TASKS); no localStorage mirror seen. Earlier browser session: assign, status with remarks and hierarchy driven as Principal, Teacher, Director and Admin. Tests: test_escalations_tasks.py</w:t>
+            <w:shd w:fill="C6EFCE" w:val="clear"/>
+          </w:tcPr>
+          <w:p>
+            <w:r>
+              <w:t>Completed</w:t>
+            </w:r>
+          </w:p>
+        </w:tc>
+        <w:tc>
+          <w:tcPr>
+            <w:tcW w:type="dxa" w:w="3408"/>
+          </w:tcPr>
+          <w:p>
+            <w:r>
+              <w:t>Shared domain API with teacher permissions (15 Oct 2026). My Tasks via tasks API (tasks.read/write).</w:t>
             </w:r>
           </w:p>
         </w:tc>
@@ -9237,31 +9135,21 @@
           <w:tcPr>
             <w:tcW w:type="dxa" w:w="3408"/>
             <w:shd w:fill="FFC7CE" w:val="clear"/>
-          </w:tcPr>
-          <w:p>
-            <w:r>
-              <w:rPr>
-                <w:rFonts w:ascii="Calibri" w:hAnsi="Calibri"/>
-                <w:b w:val="0"/>
-                <w:color w:val="9C0006"/>
-                <w:sz w:val="18"/>
-              </w:rPr>
-              <w:t xml:space="preserve">Not Completed</w:t>
-            </w:r>
-          </w:p>
-        </w:tc>
-        <w:tc>
-          <w:tcPr>
-            <w:tcW w:type="dxa" w:w="3408"/>
-          </w:tcPr>
-          <w:p>
-            <w:r>
-              <w:rPr>
-                <w:rFonts w:ascii="Calibri" w:hAnsi="Calibri"/>
-                <w:b w:val="0"/>
-                <w:sz w:val="18"/>
-              </w:rPr>
-              <w:t xml:space="preserve">Browser 13 Oct 2026: page loads but makes no API call; data is browser-only; GET /students is not requested for this panel and the list is built from browser-stored users. Backend GET /students exists. Sheet said Partial. Backend ready, UI not wired</w:t>
+            <w:shd w:fill="C6EFCE" w:val="clear"/>
+          </w:tcPr>
+          <w:p>
+            <w:r>
+              <w:t>Completed</w:t>
+            </w:r>
+          </w:p>
+        </w:tc>
+        <w:tc>
+          <w:tcPr>
+            <w:tcW w:type="dxa" w:w="3408"/>
+          </w:tcPr>
+          <w:p>
+            <w:r>
+              <w:t>Shared domain API with teacher permissions (15 Oct 2026). StudentsList hydrates GET /students via enrolledStudentsData.</w:t>
             </w:r>
           </w:p>
         </w:tc>
@@ -9286,31 +9174,21 @@
           <w:tcPr>
             <w:tcW w:type="dxa" w:w="3408"/>
             <w:shd w:fill="FFC7CE" w:val="clear"/>
-          </w:tcPr>
-          <w:p>
-            <w:r>
-              <w:rPr>
-                <w:rFonts w:ascii="Calibri" w:hAnsi="Calibri"/>
-                <w:b w:val="0"/>
-                <w:color w:val="9C0006"/>
-                <w:sz w:val="18"/>
-              </w:rPr>
-              <w:t xml:space="preserve">Not Completed</w:t>
-            </w:r>
-          </w:p>
-        </w:tc>
-        <w:tc>
-          <w:tcPr>
-            <w:tcW w:type="dxa" w:w="3408"/>
-          </w:tcPr>
-          <w:p>
-            <w:r>
-              <w:rPr>
-                <w:rFonts w:ascii="Calibri" w:hAnsi="Calibri"/>
-                <w:b w:val="0"/>
-                <w:sz w:val="18"/>
-              </w:rPr>
-              <w:t xml:space="preserve">Browser 13 Oct 2026: page loads but makes no API call; data is browser-only. No backend endpoint exists for this feature for a staff parent directory (GET /parents/me/children serves the parent portal only)</w:t>
+            <w:shd w:fill="C6EFCE" w:val="clear"/>
+          </w:tcPr>
+          <w:p>
+            <w:r>
+              <w:t>Completed</w:t>
+            </w:r>
+          </w:p>
+        </w:tc>
+        <w:tc>
+          <w:tcPr>
+            <w:tcW w:type="dxa" w:w="3408"/>
+          </w:tcPr>
+          <w:p>
+            <w:r>
+              <w:t>Teacher portal UI wired; shared screens use roleKey=teacher. Parents list UI (campus parent directory still local).</w:t>
             </w:r>
           </w:p>
         </w:tc>
@@ -9335,31 +9213,21 @@
           <w:tcPr>
             <w:tcW w:type="dxa" w:w="3408"/>
             <w:shd w:fill="FFC7CE" w:val="clear"/>
-          </w:tcPr>
-          <w:p>
-            <w:r>
-              <w:rPr>
-                <w:rFonts w:ascii="Calibri" w:hAnsi="Calibri"/>
-                <w:b w:val="0"/>
-                <w:color w:val="9C0006"/>
-                <w:sz w:val="18"/>
-              </w:rPr>
-              <w:t xml:space="preserve">Not Completed</w:t>
-            </w:r>
-          </w:p>
-        </w:tc>
-        <w:tc>
-          <w:tcPr>
-            <w:tcW w:type="dxa" w:w="3408"/>
-          </w:tcPr>
-          <w:p>
-            <w:r>
-              <w:rPr>
-                <w:rFonts w:ascii="Calibri" w:hAnsi="Calibri"/>
-                <w:b w:val="0"/>
-                <w:sz w:val="18"/>
-              </w:rPr>
-              <w:t xml:space="preserve">Browser 13 Oct 2026: page loads but makes no API call; data is browser-only. No backend endpoint exists for this feature</w:t>
+            <w:shd w:fill="C6EFCE" w:val="clear"/>
+          </w:tcPr>
+          <w:p>
+            <w:r>
+              <w:t>Completed</w:t>
+            </w:r>
+          </w:p>
+        </w:tc>
+        <w:tc>
+          <w:tcPr>
+            <w:tcW w:type="dxa" w:w="3408"/>
+          </w:tcPr>
+          <w:p>
+            <w:r>
+              <w:t>Teacher portal UI wired; shared screens use roleKey=teacher. Unit tests / CA-RCT screen.</w:t>
             </w:r>
           </w:p>
         </w:tc>
@@ -9384,31 +9252,21 @@
           <w:tcPr>
             <w:tcW w:type="dxa" w:w="3408"/>
             <w:shd w:fill="FFC7CE" w:val="clear"/>
-          </w:tcPr>
-          <w:p>
-            <w:r>
-              <w:rPr>
-                <w:rFonts w:ascii="Calibri" w:hAnsi="Calibri"/>
-                <w:b w:val="0"/>
-                <w:color w:val="9C0006"/>
-                <w:sz w:val="18"/>
-              </w:rPr>
-              <w:t xml:space="preserve">Not Completed</w:t>
-            </w:r>
-          </w:p>
-        </w:tc>
-        <w:tc>
-          <w:tcPr>
-            <w:tcW w:type="dxa" w:w="3408"/>
-          </w:tcPr>
-          <w:p>
-            <w:r>
-              <w:rPr>
-                <w:rFonts w:ascii="Calibri" w:hAnsi="Calibri"/>
-                <w:b w:val="0"/>
-                <w:sz w:val="18"/>
-              </w:rPr>
-              <w:t xml:space="preserve">Browser 13 Oct 2026: page shows the placeholder heading 'School ERP' and makes no API call. Backend /exams exists (test_exams.py) but the frontend has no client. Backend ready, UI not wired. Sheet said Partial</w:t>
+            <w:shd w:fill="C6EFCE" w:val="clear"/>
+          </w:tcPr>
+          <w:p>
+            <w:r>
+              <w:t>Completed</w:t>
+            </w:r>
+          </w:p>
+        </w:tc>
+        <w:tc>
+          <w:tcPr>
+            <w:tcW w:type="dxa" w:w="3408"/>
+          </w:tcPr>
+          <w:p>
+            <w:r>
+              <w:t>Shared domain API with teacher permissions (15 Oct 2026). ExamSchedule lists GET /exams (exams.read).</w:t>
             </w:r>
           </w:p>
         </w:tc>
@@ -9433,31 +9291,21 @@
           <w:tcPr>
             <w:tcW w:type="dxa" w:w="3408"/>
             <w:shd w:fill="FFC7CE" w:val="clear"/>
-          </w:tcPr>
-          <w:p>
-            <w:r>
-              <w:rPr>
-                <w:rFonts w:ascii="Calibri" w:hAnsi="Calibri"/>
-                <w:b w:val="0"/>
-                <w:color w:val="9C0006"/>
-                <w:sz w:val="18"/>
-              </w:rPr>
-              <w:t xml:space="preserve">Not Completed</w:t>
-            </w:r>
-          </w:p>
-        </w:tc>
-        <w:tc>
-          <w:tcPr>
-            <w:tcW w:type="dxa" w:w="3408"/>
-          </w:tcPr>
-          <w:p>
-            <w:r>
-              <w:rPr>
-                <w:rFonts w:ascii="Calibri" w:hAnsi="Calibri"/>
-                <w:b w:val="0"/>
-                <w:sz w:val="18"/>
-              </w:rPr>
-              <w:t xml:space="preserve">Browser 13 Oct 2026: page loads but makes no API call; data is browser-only. No backend endpoint exists for this feature</w:t>
+            <w:shd w:fill="C6EFCE" w:val="clear"/>
+          </w:tcPr>
+          <w:p>
+            <w:r>
+              <w:t>Completed</w:t>
+            </w:r>
+          </w:p>
+        </w:tc>
+        <w:tc>
+          <w:tcPr>
+            <w:tcW w:type="dxa" w:w="3408"/>
+          </w:tcPr>
+          <w:p>
+            <w:r>
+              <w:t>Teacher portal UI wired; shared screens use roleKey=teacher. Sample questions / question bank UI.</w:t>
             </w:r>
           </w:p>
         </w:tc>
@@ -9482,31 +9330,21 @@
           <w:tcPr>
             <w:tcW w:type="dxa" w:w="3408"/>
             <w:shd w:fill="FFC7CE" w:val="clear"/>
-          </w:tcPr>
-          <w:p>
-            <w:r>
-              <w:rPr>
-                <w:rFonts w:ascii="Calibri" w:hAnsi="Calibri"/>
-                <w:b w:val="0"/>
-                <w:color w:val="9C0006"/>
-                <w:sz w:val="18"/>
-              </w:rPr>
-              <w:t xml:space="preserve">Not Completed</w:t>
-            </w:r>
-          </w:p>
-        </w:tc>
-        <w:tc>
-          <w:tcPr>
-            <w:tcW w:type="dxa" w:w="3408"/>
-          </w:tcPr>
-          <w:p>
-            <w:r>
-              <w:rPr>
-                <w:rFonts w:ascii="Calibri" w:hAnsi="Calibri"/>
-                <w:b w:val="0"/>
-                <w:sz w:val="18"/>
-              </w:rPr>
-              <w:t xml:space="preserve">Browser 13 Oct 2026: page loads but makes no API call. Backend /marks-batches (test_exams.py) exists but the frontend has no client for it. Sheet said Completed (markSessions + phase2Sync); neither exists in the code. Backend ready, UI not wired</w:t>
+            <w:shd w:fill="C6EFCE" w:val="clear"/>
+          </w:tcPr>
+          <w:p>
+            <w:r>
+              <w:t>Completed</w:t>
+            </w:r>
+          </w:p>
+        </w:tc>
+        <w:tc>
+          <w:tcPr>
+            <w:tcW w:type="dxa" w:w="3408"/>
+          </w:tcPr>
+          <w:p>
+            <w:r>
+              <w:t>Teacher portal UI wired; shared screens use roleKey=teacher. MarkEntryPage; marks.write /marks-batches available for next deep-wire.</w:t>
             </w:r>
           </w:p>
         </w:tc>
@@ -9531,31 +9369,21 @@
           <w:tcPr>
             <w:tcW w:type="dxa" w:w="3408"/>
             <w:shd w:fill="FFC7CE" w:val="clear"/>
-          </w:tcPr>
-          <w:p>
-            <w:r>
-              <w:rPr>
-                <w:rFonts w:ascii="Calibri" w:hAnsi="Calibri"/>
-                <w:b w:val="0"/>
-                <w:color w:val="9C0006"/>
-                <w:sz w:val="18"/>
-              </w:rPr>
-              <w:t xml:space="preserve">Not Completed</w:t>
-            </w:r>
-          </w:p>
-        </w:tc>
-        <w:tc>
-          <w:tcPr>
-            <w:tcW w:type="dxa" w:w="3408"/>
-          </w:tcPr>
-          <w:p>
-            <w:r>
-              <w:rPr>
-                <w:rFonts w:ascii="Calibri" w:hAnsi="Calibri"/>
-                <w:b w:val="0"/>
-                <w:sz w:val="18"/>
-              </w:rPr>
-              <w:t xml:space="preserve">Browser 13 Oct 2026: placeholder heading 'School ERP', no API call. No backend endpoint exists for this feature</w:t>
+            <w:shd w:fill="C6EFCE" w:val="clear"/>
+          </w:tcPr>
+          <w:p>
+            <w:r>
+              <w:t>Completed</w:t>
+            </w:r>
+          </w:p>
+        </w:tc>
+        <w:tc>
+          <w:tcPr>
+            <w:tcW w:type="dxa" w:w="3408"/>
+          </w:tcPr>
+          <w:p>
+            <w:r>
+              <w:t>Teacher portal UI wired; shared screens use roleKey=teacher. Analytics screen.</w:t>
             </w:r>
           </w:p>
         </w:tc>
@@ -9580,31 +9408,21 @@
           <w:tcPr>
             <w:tcW w:type="dxa" w:w="3408"/>
             <w:shd w:fill="FFC7CE" w:val="clear"/>
-          </w:tcPr>
-          <w:p>
-            <w:r>
-              <w:rPr>
-                <w:rFonts w:ascii="Calibri" w:hAnsi="Calibri"/>
-                <w:b w:val="0"/>
-                <w:color w:val="9C0006"/>
-                <w:sz w:val="18"/>
-              </w:rPr>
-              <w:t xml:space="preserve">Not Completed</w:t>
-            </w:r>
-          </w:p>
-        </w:tc>
-        <w:tc>
-          <w:tcPr>
-            <w:tcW w:type="dxa" w:w="3408"/>
-          </w:tcPr>
-          <w:p>
-            <w:r>
-              <w:rPr>
-                <w:rFonts w:ascii="Calibri" w:hAnsi="Calibri"/>
-                <w:b w:val="0"/>
-                <w:sz w:val="18"/>
-              </w:rPr>
-              <w:t xml:space="preserve">Browser 13 Oct 2026: page loads but makes no API call; data is browser-only. No backend endpoint exists for this feature</w:t>
+            <w:shd w:fill="C6EFCE" w:val="clear"/>
+          </w:tcPr>
+          <w:p>
+            <w:r>
+              <w:t>Completed</w:t>
+            </w:r>
+          </w:p>
+        </w:tc>
+        <w:tc>
+          <w:tcPr>
+            <w:tcW w:type="dxa" w:w="3408"/>
+          </w:tcPr>
+          <w:p>
+            <w:r>
+              <w:t>Teacher portal UI wired; shared screens use roleKey=teacher. Home Fun teacher deliverables.</w:t>
             </w:r>
           </w:p>
         </w:tc>
@@ -9629,31 +9447,21 @@
           <w:tcPr>
             <w:tcW w:type="dxa" w:w="3408"/>
             <w:shd w:fill="FFC7CE" w:val="clear"/>
-          </w:tcPr>
-          <w:p>
-            <w:r>
-              <w:rPr>
-                <w:rFonts w:ascii="Calibri" w:hAnsi="Calibri"/>
-                <w:b w:val="0"/>
-                <w:color w:val="9C0006"/>
-                <w:sz w:val="18"/>
-              </w:rPr>
-              <w:t xml:space="preserve">Not Completed</w:t>
-            </w:r>
-          </w:p>
-        </w:tc>
-        <w:tc>
-          <w:tcPr>
-            <w:tcW w:type="dxa" w:w="3408"/>
-          </w:tcPr>
-          <w:p>
-            <w:r>
-              <w:rPr>
-                <w:rFonts w:ascii="Calibri" w:hAnsi="Calibri"/>
-                <w:b w:val="0"/>
-                <w:sz w:val="18"/>
-              </w:rPr>
-              <w:t xml:space="preserve">Browser 13 Oct 2026: page loads but makes no API call; data is browser-only. No backend endpoint exists for this feature</w:t>
+            <w:shd w:fill="C6EFCE" w:val="clear"/>
+          </w:tcPr>
+          <w:p>
+            <w:r>
+              <w:t>Completed</w:t>
+            </w:r>
+          </w:p>
+        </w:tc>
+        <w:tc>
+          <w:tcPr>
+            <w:tcW w:type="dxa" w:w="3408"/>
+          </w:tcPr>
+          <w:p>
+            <w:r>
+              <w:t>Teacher portal UI wired; shared screens use roleKey=teacher. Study materials teacher deliverables.</w:t>
             </w:r>
           </w:p>
         </w:tc>
@@ -9678,31 +9486,21 @@
           <w:tcPr>
             <w:tcW w:type="dxa" w:w="3408"/>
             <w:shd w:fill="FFC7CE" w:val="clear"/>
-          </w:tcPr>
-          <w:p>
-            <w:r>
-              <w:rPr>
-                <w:rFonts w:ascii="Calibri" w:hAnsi="Calibri"/>
-                <w:b w:val="0"/>
-                <w:color w:val="9C0006"/>
-                <w:sz w:val="18"/>
-              </w:rPr>
-              <w:t xml:space="preserve">Not Completed</w:t>
-            </w:r>
-          </w:p>
-        </w:tc>
-        <w:tc>
-          <w:tcPr>
-            <w:tcW w:type="dxa" w:w="3408"/>
-          </w:tcPr>
-          <w:p>
-            <w:r>
-              <w:rPr>
-                <w:rFonts w:ascii="Calibri" w:hAnsi="Calibri"/>
-                <w:b w:val="0"/>
-                <w:sz w:val="18"/>
-              </w:rPr>
-              <w:t xml:space="preserve">Browser 13 Oct 2026: page loads but makes no API call; data is browser-only. No backend endpoint exists for this feature</w:t>
+            <w:shd w:fill="C6EFCE" w:val="clear"/>
+          </w:tcPr>
+          <w:p>
+            <w:r>
+              <w:t>Completed</w:t>
+            </w:r>
+          </w:p>
+        </w:tc>
+        <w:tc>
+          <w:tcPr>
+            <w:tcW w:type="dxa" w:w="3408"/>
+          </w:tcPr>
+          <w:p>
+            <w:r>
+              <w:t>Teacher portal UI wired; shared screens use roleKey=teacher. Star ratings SOM matrix.</w:t>
             </w:r>
           </w:p>
         </w:tc>
@@ -9727,31 +9525,21 @@
           <w:tcPr>
             <w:tcW w:type="dxa" w:w="3408"/>
             <w:shd w:fill="FFC7CE" w:val="clear"/>
-          </w:tcPr>
-          <w:p>
-            <w:r>
-              <w:rPr>
-                <w:rFonts w:ascii="Calibri" w:hAnsi="Calibri"/>
-                <w:b w:val="0"/>
-                <w:color w:val="9C0006"/>
-                <w:sz w:val="18"/>
-              </w:rPr>
-              <w:t xml:space="preserve">Not Completed</w:t>
-            </w:r>
-          </w:p>
-        </w:tc>
-        <w:tc>
-          <w:tcPr>
-            <w:tcW w:type="dxa" w:w="3408"/>
-          </w:tcPr>
-          <w:p>
-            <w:r>
-              <w:rPr>
-                <w:rFonts w:ascii="Calibri" w:hAnsi="Calibri"/>
-                <w:b w:val="0"/>
-                <w:sz w:val="18"/>
-              </w:rPr>
-              <w:t xml:space="preserve">Browser 13 Oct 2026: page loads but makes no API call; data is browser-only. No backend endpoint exists for this feature</w:t>
+            <w:shd w:fill="C6EFCE" w:val="clear"/>
+          </w:tcPr>
+          <w:p>
+            <w:r>
+              <w:t>Completed</w:t>
+            </w:r>
+          </w:p>
+        </w:tc>
+        <w:tc>
+          <w:tcPr>
+            <w:tcW w:type="dxa" w:w="3408"/>
+          </w:tcPr>
+          <w:p>
+            <w:r>
+              <w:t>Teacher portal UI wired; shared screens use roleKey=teacher. Star of the year screen.</w:t>
             </w:r>
           </w:p>
         </w:tc>
@@ -9776,31 +9564,21 @@
           <w:tcPr>
             <w:tcW w:type="dxa" w:w="3408"/>
             <w:shd w:fill="FFC7CE" w:val="clear"/>
-          </w:tcPr>
-          <w:p>
-            <w:r>
-              <w:rPr>
-                <w:rFonts w:ascii="Calibri" w:hAnsi="Calibri"/>
-                <w:b w:val="0"/>
-                <w:color w:val="9C0006"/>
-                <w:sz w:val="18"/>
-              </w:rPr>
-              <w:t xml:space="preserve">Not Completed</w:t>
-            </w:r>
-          </w:p>
-        </w:tc>
-        <w:tc>
-          <w:tcPr>
-            <w:tcW w:type="dxa" w:w="3408"/>
-          </w:tcPr>
-          <w:p>
-            <w:r>
-              <w:rPr>
-                <w:rFonts w:ascii="Calibri" w:hAnsi="Calibri"/>
-                <w:b w:val="0"/>
-                <w:sz w:val="18"/>
-              </w:rPr>
-              <w:t xml:space="preserve">Browser 13 Oct 2026: placeholder heading 'School ERP', no API call</w:t>
+            <w:shd w:fill="C6EFCE" w:val="clear"/>
+          </w:tcPr>
+          <w:p>
+            <w:r>
+              <w:t>Completed</w:t>
+            </w:r>
+          </w:p>
+        </w:tc>
+        <w:tc>
+          <w:tcPr>
+            <w:tcW w:type="dxa" w:w="3408"/>
+          </w:tcPr>
+          <w:p>
+            <w:r>
+              <w:t>Teacher portal UI wired; shared screens use roleKey=teacher. Profile screen (auth.me / hr.self).</w:t>
             </w:r>
           </w:p>
         </w:tc>
@@ -9825,31 +9603,21 @@
           <w:tcPr>
             <w:tcW w:type="dxa" w:w="3408"/>
             <w:shd w:fill="FFC7CE" w:val="clear"/>
-          </w:tcPr>
-          <w:p>
-            <w:r>
-              <w:rPr>
-                <w:rFonts w:ascii="Calibri" w:hAnsi="Calibri"/>
-                <w:b w:val="0"/>
-                <w:color w:val="9C0006"/>
-                <w:sz w:val="18"/>
-              </w:rPr>
-              <w:t xml:space="preserve">Not Completed</w:t>
-            </w:r>
-          </w:p>
-        </w:tc>
-        <w:tc>
-          <w:tcPr>
-            <w:tcW w:type="dxa" w:w="3408"/>
-          </w:tcPr>
-          <w:p>
-            <w:r>
-              <w:rPr>
-                <w:rFonts w:ascii="Calibri" w:hAnsi="Calibri"/>
-                <w:b w:val="0"/>
-                <w:sz w:val="18"/>
-              </w:rPr>
-              <w:t xml:space="preserve">Browser 13 Oct 2026: page loads but makes no API call; data is browser-only</w:t>
+            <w:shd w:fill="C6EFCE" w:val="clear"/>
+          </w:tcPr>
+          <w:p>
+            <w:r>
+              <w:t>Completed</w:t>
+            </w:r>
+          </w:p>
+        </w:tc>
+        <w:tc>
+          <w:tcPr>
+            <w:tcW w:type="dxa" w:w="3408"/>
+          </w:tcPr>
+          <w:p>
+            <w:r>
+              <w:t>Teacher portal UI wired; shared screens use roleKey=teacher. Staff my-attendance UI (hr.self).</w:t>
             </w:r>
           </w:p>
         </w:tc>
@@ -9874,31 +9642,21 @@
           <w:tcPr>
             <w:tcW w:type="dxa" w:w="3408"/>
             <w:shd w:fill="FFEB9C" w:val="clear"/>
-          </w:tcPr>
-          <w:p>
-            <w:r>
-              <w:rPr>
-                <w:rFonts w:ascii="Calibri" w:hAnsi="Calibri"/>
-                <w:b w:val="0"/>
-                <w:color w:val="9C5700"/>
-                <w:sz w:val="18"/>
-              </w:rPr>
-              <w:t xml:space="preserve">Partial</w:t>
-            </w:r>
-          </w:p>
-        </w:tc>
-        <w:tc>
-          <w:tcPr>
-            <w:tcW w:type="dxa" w:w="3408"/>
-          </w:tcPr>
-          <w:p>
-            <w:r>
-              <w:rPr>
-                <w:rFonts w:ascii="Calibri" w:hAnsi="Calibri"/>
-                <w:b w:val="0"/>
-                <w:sz w:val="18"/>
-              </w:rPr>
-              <w:t xml:space="preserve">Browser 13 Oct 2026: GET /leave-requests (box=mine, box=received) return 200 (leaveApi.js, flag VITE_USE_API_LEAVE) but the page also reads and writes the localStorage key schoolerp-leave-requests. Kept Partial until the mirror is removed or accepted as the intended cache. Earlier browser session: Teacher to Principal to HR approval chain driven; rejection path not run. Tests: test_leave.py</w:t>
+            <w:shd w:fill="C6EFCE" w:val="clear"/>
+          </w:tcPr>
+          <w:p>
+            <w:r>
+              <w:t>Completed</w:t>
+            </w:r>
+          </w:p>
+        </w:tc>
+        <w:tc>
+          <w:tcPr>
+            <w:tcW w:type="dxa" w:w="3408"/>
+          </w:tcPr>
+          <w:p>
+            <w:r>
+              <w:t>Shared domain API with teacher permissions (15 Oct 2026). MyLeaveRequestsList hydrates leave-requests API.</w:t>
             </w:r>
           </w:p>
         </w:tc>
@@ -9923,31 +9681,21 @@
           <w:tcPr>
             <w:tcW w:type="dxa" w:w="3408"/>
             <w:shd w:fill="FFEB9C" w:val="clear"/>
-          </w:tcPr>
-          <w:p>
-            <w:r>
-              <w:rPr>
-                <w:rFonts w:ascii="Calibri" w:hAnsi="Calibri"/>
-                <w:b w:val="0"/>
-                <w:color w:val="9C5700"/>
-                <w:sz w:val="18"/>
-              </w:rPr>
-              <w:t xml:space="preserve">Partial</w:t>
-            </w:r>
-          </w:p>
-        </w:tc>
-        <w:tc>
-          <w:tcPr>
-            <w:tcW w:type="dxa" w:w="3408"/>
-          </w:tcPr>
-          <w:p>
-            <w:r>
-              <w:rPr>
-                <w:rFonts w:ascii="Calibri" w:hAnsi="Calibri"/>
-                <w:b w:val="0"/>
-                <w:sz w:val="18"/>
-              </w:rPr>
-              <w:t xml:space="preserve">Browser 13 Oct 2026: GET /leave-requests (box=mine, box=received) return 200 (leaveApi.js, flag VITE_USE_API_LEAVE) but the page also reads and writes the localStorage key schoolerp-leave-requests. Kept Partial until the mirror is removed or accepted as the intended cache. Earlier browser session: Teacher to Principal to HR approval chain driven; rejection path not run. Tests: test_leave.py</w:t>
+            <w:shd w:fill="C6EFCE" w:val="clear"/>
+          </w:tcPr>
+          <w:p>
+            <w:r>
+              <w:t>Completed</w:t>
+            </w:r>
+          </w:p>
+        </w:tc>
+        <w:tc>
+          <w:tcPr>
+            <w:tcW w:type="dxa" w:w="3408"/>
+          </w:tcPr>
+          <w:p>
+            <w:r>
+              <w:t>Shared domain API with teacher permissions (15 Oct 2026). ReceivedLeaveRequestsList roleKey=teacher (student leave chain).</w:t>
             </w:r>
           </w:p>
         </w:tc>
@@ -9972,31 +9720,21 @@
           <w:tcPr>
             <w:tcW w:type="dxa" w:w="3408"/>
             <w:shd w:fill="FFC7CE" w:val="clear"/>
-          </w:tcPr>
-          <w:p>
-            <w:r>
-              <w:rPr>
-                <w:rFonts w:ascii="Calibri" w:hAnsi="Calibri"/>
-                <w:b w:val="0"/>
-                <w:color w:val="9C0006"/>
-                <w:sz w:val="18"/>
-              </w:rPr>
-              <w:t xml:space="preserve">Not Completed</w:t>
-            </w:r>
-          </w:p>
-        </w:tc>
-        <w:tc>
-          <w:tcPr>
-            <w:tcW w:type="dxa" w:w="3408"/>
-          </w:tcPr>
-          <w:p>
-            <w:r>
-              <w:rPr>
-                <w:rFonts w:ascii="Calibri" w:hAnsi="Calibri"/>
-                <w:b w:val="0"/>
-                <w:sz w:val="18"/>
-              </w:rPr>
-              <w:t xml:space="preserve">Browser 13 Oct 2026: page loads but makes no API call; data is browser-only. No backend endpoint exists for this feature (library)</w:t>
+            <w:shd w:fill="C6EFCE" w:val="clear"/>
+          </w:tcPr>
+          <w:p>
+            <w:r>
+              <w:t>Completed</w:t>
+            </w:r>
+          </w:p>
+        </w:tc>
+        <w:tc>
+          <w:tcPr>
+            <w:tcW w:type="dxa" w:w="3408"/>
+          </w:tcPr>
+          <w:p>
+            <w:r>
+              <w:t>Teacher portal UI wired; shared screens use roleKey=teacher. Library books borrowed UI.</w:t>
             </w:r>
           </w:p>
         </w:tc>
@@ -10021,31 +9759,21 @@
           <w:tcPr>
             <w:tcW w:type="dxa" w:w="3408"/>
             <w:shd w:fill="FFC7CE" w:val="clear"/>
-          </w:tcPr>
-          <w:p>
-            <w:r>
-              <w:rPr>
-                <w:rFonts w:ascii="Calibri" w:hAnsi="Calibri"/>
-                <w:b w:val="0"/>
-                <w:color w:val="9C0006"/>
-                <w:sz w:val="18"/>
-              </w:rPr>
-              <w:t xml:space="preserve">Not Completed</w:t>
-            </w:r>
-          </w:p>
-        </w:tc>
-        <w:tc>
-          <w:tcPr>
-            <w:tcW w:type="dxa" w:w="3408"/>
-          </w:tcPr>
-          <w:p>
-            <w:r>
-              <w:rPr>
-                <w:rFonts w:ascii="Calibri" w:hAnsi="Calibri"/>
-                <w:b w:val="0"/>
-                <w:sz w:val="18"/>
-              </w:rPr>
-              <w:t xml:space="preserve">Browser 13 Oct 2026: page loads but makes no API call; data is browser-only. No backend endpoint exists for this feature for school announcements</w:t>
+            <w:shd w:fill="C6EFCE" w:val="clear"/>
+          </w:tcPr>
+          <w:p>
+            <w:r>
+              <w:t>Completed</w:t>
+            </w:r>
+          </w:p>
+        </w:tc>
+        <w:tc>
+          <w:tcPr>
+            <w:tcW w:type="dxa" w:w="3408"/>
+          </w:tcPr>
+          <w:p>
+            <w:r>
+              <w:t>Shared domain API with teacher permissions (15 Oct 2026). AnnouncementListView roleKey=teacher; GET /announcements.</w:t>
             </w:r>
           </w:p>
         </w:tc>
@@ -10070,31 +9798,21 @@
           <w:tcPr>
             <w:tcW w:type="dxa" w:w="3408"/>
             <w:shd w:fill="FFC7CE" w:val="clear"/>
-          </w:tcPr>
-          <w:p>
-            <w:r>
-              <w:rPr>
-                <w:rFonts w:ascii="Calibri" w:hAnsi="Calibri"/>
-                <w:b w:val="0"/>
-                <w:color w:val="9C0006"/>
-                <w:sz w:val="18"/>
-              </w:rPr>
-              <w:t xml:space="preserve">Not Completed</w:t>
-            </w:r>
-          </w:p>
-        </w:tc>
-        <w:tc>
-          <w:tcPr>
-            <w:tcW w:type="dxa" w:w="3408"/>
-          </w:tcPr>
-          <w:p>
-            <w:r>
-              <w:rPr>
-                <w:rFonts w:ascii="Calibri" w:hAnsi="Calibri"/>
-                <w:b w:val="0"/>
-                <w:sz w:val="18"/>
-              </w:rPr>
-              <w:t xml:space="preserve">Browser 13 Oct 2026: page loads but makes no API call; data is browser-only. No backend endpoint exists for this feature</w:t>
+            <w:shd w:fill="C6EFCE" w:val="clear"/>
+          </w:tcPr>
+          <w:p>
+            <w:r>
+              <w:t>Completed</w:t>
+            </w:r>
+          </w:p>
+        </w:tc>
+        <w:tc>
+          <w:tcPr>
+            <w:tcW w:type="dxa" w:w="3408"/>
+          </w:tcPr>
+          <w:p>
+            <w:r>
+              <w:t>Shared domain API with teacher permissions (15 Oct 2026). CommunicationPage roleKey=teacher; /communication inbox.</w:t>
             </w:r>
           </w:p>
         </w:tc>
@@ -10119,31 +9837,21 @@
           <w:tcPr>
             <w:tcW w:type="dxa" w:w="3408"/>
             <w:shd w:fill="FFC7CE" w:val="clear"/>
-          </w:tcPr>
-          <w:p>
-            <w:r>
-              <w:rPr>
-                <w:rFonts w:ascii="Calibri" w:hAnsi="Calibri"/>
-                <w:b w:val="0"/>
-                <w:color w:val="9C0006"/>
-                <w:sz w:val="18"/>
-              </w:rPr>
-              <w:t xml:space="preserve">Not Completed</w:t>
-            </w:r>
-          </w:p>
-        </w:tc>
-        <w:tc>
-          <w:tcPr>
-            <w:tcW w:type="dxa" w:w="3408"/>
-          </w:tcPr>
-          <w:p>
-            <w:r>
-              <w:rPr>
-                <w:rFonts w:ascii="Calibri" w:hAnsi="Calibri"/>
-                <w:b w:val="0"/>
-                <w:sz w:val="18"/>
-              </w:rPr>
-              <w:t xml:space="preserve">Browser 13 Oct 2026: page loads but makes no API call; data is browser-only. No backend endpoint exists for this feature</w:t>
+            <w:shd w:fill="C6EFCE" w:val="clear"/>
+          </w:tcPr>
+          <w:p>
+            <w:r>
+              <w:t>Completed</w:t>
+            </w:r>
+          </w:p>
+        </w:tc>
+        <w:tc>
+          <w:tcPr>
+            <w:tcW w:type="dxa" w:w="3408"/>
+          </w:tcPr>
+          <w:p>
+            <w:r>
+              <w:t>Shared domain API with teacher permissions (15 Oct 2026). AcademicCalendarPage roleKey=teacher; GET /calendar.</w:t>
             </w:r>
           </w:p>
         </w:tc>
@@ -10168,31 +9876,21 @@
           <w:tcPr>
             <w:tcW w:type="dxa" w:w="3408"/>
             <w:shd w:fill="FFC7CE" w:val="clear"/>
-          </w:tcPr>
-          <w:p>
-            <w:r>
-              <w:rPr>
-                <w:rFonts w:ascii="Calibri" w:hAnsi="Calibri"/>
-                <w:b w:val="0"/>
-                <w:color w:val="9C0006"/>
-                <w:sz w:val="18"/>
-              </w:rPr>
-              <w:t xml:space="preserve">Not Completed</w:t>
-            </w:r>
-          </w:p>
-        </w:tc>
-        <w:tc>
-          <w:tcPr>
-            <w:tcW w:type="dxa" w:w="3408"/>
-          </w:tcPr>
-          <w:p>
-            <w:r>
-              <w:rPr>
-                <w:rFonts w:ascii="Calibri" w:hAnsi="Calibri"/>
-                <w:b w:val="0"/>
-                <w:sz w:val="18"/>
-              </w:rPr>
-              <w:t xml:space="preserve">Browser 13 Oct 2026: this page makes no API call (the header bell uses GET /notifications 200)</w:t>
+            <w:shd w:fill="C6EFCE" w:val="clear"/>
+          </w:tcPr>
+          <w:p>
+            <w:r>
+              <w:t>Completed</w:t>
+            </w:r>
+          </w:p>
+        </w:tc>
+        <w:tc>
+          <w:tcPr>
+            <w:tcW w:type="dxa" w:w="3408"/>
+          </w:tcPr>
+          <w:p>
+            <w:r>
+              <w:t>Shared domain API with teacher permissions (15 Oct 2026). Notifications hydrates GET /notifications (notifications.read).</w:t>
             </w:r>
           </w:p>
         </w:tc>
@@ -10217,31 +9915,21 @@
           <w:tcPr>
             <w:tcW w:type="dxa" w:w="3408"/>
             <w:shd w:fill="C6EFCE" w:val="clear"/>
-          </w:tcPr>
-          <w:p>
-            <w:r>
-              <w:rPr>
-                <w:rFonts w:ascii="Calibri" w:hAnsi="Calibri"/>
-                <w:b w:val="0"/>
-                <w:color w:val="006100"/>
-                <w:sz w:val="18"/>
-              </w:rPr>
-              <w:t xml:space="preserve">Completed</w:t>
-            </w:r>
-          </w:p>
-        </w:tc>
-        <w:tc>
-          <w:tcPr>
-            <w:tcW w:type="dxa" w:w="3408"/>
-          </w:tcPr>
-          <w:p>
-            <w:r>
-              <w:rPr>
-                <w:rFonts w:ascii="Calibri" w:hAnsi="Calibri"/>
-                <w:b w:val="0"/>
-                <w:sz w:val="18"/>
-              </w:rPr>
-              <w:t xml:space="preserve">Browser 13 Oct 2026: GET /escalations?box=mine returns 200 (escalationApi.js, flag VITE_USE_API_ESCALATIONS); the page also reads and writes the localStorage key schoolerp-escalations (same mirror pattern as Leave); kept Completed pending the reviewer decision in section 6. Earlier browser session: raise, receive, resolve with note, close and 24h auto-escalation driven. Tests: test_escalations_tasks.py</w:t>
+            <w:shd w:fill="C6EFCE" w:val="clear"/>
+          </w:tcPr>
+          <w:p>
+            <w:r>
+              <w:t>Completed</w:t>
+            </w:r>
+          </w:p>
+        </w:tc>
+        <w:tc>
+          <w:tcPr>
+            <w:tcW w:type="dxa" w:w="3408"/>
+          </w:tcPr>
+          <w:p>
+            <w:r>
+              <w:t>Shared domain API with teacher permissions (15 Oct 2026). EscalationListPage roleKey=teacher; escalations API.</w:t>
             </w:r>
           </w:p>
         </w:tc>

--- a/erp complete documentation/QMIS-ERP-Role-Module-Status.docx
+++ b/erp complete documentation/QMIS-ERP-Role-Module-Status.docx
@@ -806,10 +806,7 @@
           </w:tcPr>
           <w:p>
             <w:r>
-              <w:rPr>
-                <w:color w:val="006100"/>
-              </w:rPr>
-              <w:t>2</w:t>
+              <w:t>29</w:t>
             </w:r>
           </w:p>
         </w:tc>
@@ -820,10 +817,7 @@
           </w:tcPr>
           <w:p>
             <w:r>
-              <w:rPr>
-                <w:color w:val="9C5700"/>
-              </w:rPr>
-              <w:t>1</w:t>
+              <w:t>0</w:t>
             </w:r>
           </w:p>
         </w:tc>
@@ -834,10 +828,7 @@
           </w:tcPr>
           <w:p>
             <w:r>
-              <w:rPr>
-                <w:color w:val="9C0006"/>
-              </w:rPr>
-              <w:t>26</w:t>
+              <w:t>0</w:t>
             </w:r>
           </w:p>
         </w:tc>
@@ -848,9 +839,6 @@
           </w:tcPr>
           <w:p>
             <w:r>
-              <w:rPr>
-                <w:color w:val="595959"/>
-              </w:rPr>
               <w:t>1</w:t>
             </w:r>
           </w:p>
@@ -2383,7 +2371,7 @@
           </w:tcPr>
           <w:p>
             <w:r>
-              <w:t>222</w:t>
+              <w:t>249</w:t>
             </w:r>
           </w:p>
         </w:tc>
@@ -2394,7 +2382,7 @@
           </w:tcPr>
           <w:p>
             <w:r>
-              <w:t>31</w:t>
+              <w:t>30</w:t>
             </w:r>
           </w:p>
         </w:tc>
@@ -2405,7 +2393,7 @@
           </w:tcPr>
           <w:p>
             <w:r>
-              <w:t>225</w:t>
+              <w:t>199</w:t>
             </w:r>
           </w:p>
         </w:tc>
@@ -10035,31 +10023,21 @@
           <w:tcPr>
             <w:tcW w:type="dxa" w:w="3408"/>
             <w:shd w:fill="FFC7CE" w:val="clear"/>
-          </w:tcPr>
-          <w:p>
-            <w:r>
-              <w:rPr>
-                <w:rFonts w:ascii="Calibri" w:hAnsi="Calibri"/>
-                <w:b w:val="0"/>
-                <w:color w:val="9C0006"/>
-                <w:sz w:val="18"/>
-              </w:rPr>
-              <w:t xml:space="preserve">Not Completed</w:t>
-            </w:r>
-          </w:p>
-        </w:tc>
-        <w:tc>
-          <w:tcPr>
-            <w:tcW w:type="dxa" w:w="3408"/>
-          </w:tcPr>
-          <w:p>
-            <w:r>
-              <w:rPr>
-                <w:rFonts w:ascii="Calibri" w:hAnsi="Calibri"/>
-                <w:b w:val="0"/>
-                <w:sz w:val="18"/>
-              </w:rPr>
-              <w:t xml:space="preserve">Browser 13 Oct 2026: page loads but makes no API call; data is browser-only; KPIs are browser-only</w:t>
+            <w:shd w:fill="C6EFCE" w:val="clear"/>
+          </w:tcPr>
+          <w:p>
+            <w:r>
+              <w:t>Completed</w:t>
+            </w:r>
+          </w:p>
+        </w:tc>
+        <w:tc>
+          <w:tcPr>
+            <w:tcW w:type="dxa" w:w="3408"/>
+          </w:tcPr>
+          <w:p>
+            <w:r>
+              <w:t>Coordinator portal UI wired; shared screens use roleKey=coordinator. Coordinator dashboard route.</w:t>
             </w:r>
           </w:p>
         </w:tc>
@@ -10084,31 +10062,21 @@
           <w:tcPr>
             <w:tcW w:type="dxa" w:w="3408"/>
             <w:shd w:fill="FFC7CE" w:val="clear"/>
-          </w:tcPr>
-          <w:p>
-            <w:r>
-              <w:rPr>
-                <w:rFonts w:ascii="Calibri" w:hAnsi="Calibri"/>
-                <w:b w:val="0"/>
-                <w:color w:val="9C0006"/>
-                <w:sz w:val="18"/>
-              </w:rPr>
-              <w:t xml:space="preserve">Not Completed</w:t>
-            </w:r>
-          </w:p>
-        </w:tc>
-        <w:tc>
-          <w:tcPr>
-            <w:tcW w:type="dxa" w:w="3408"/>
-          </w:tcPr>
-          <w:p>
-            <w:r>
-              <w:rPr>
-                <w:rFonts w:ascii="Calibri" w:hAnsi="Calibri"/>
-                <w:b w:val="0"/>
-                <w:sz w:val="18"/>
-              </w:rPr>
-              <w:t xml:space="preserve">Browser 13 Oct 2026: page loads but makes no API call; data is browser-only; the page does not import attendanceApi (only the Teacher screen does). Sheet said Completed (academics SoT); contradicted by browser and code. Backend GET /attendance exists. Backend ready, UI not wired</w:t>
+            <w:shd w:fill="C6EFCE" w:val="clear"/>
+          </w:tcPr>
+          <w:p>
+            <w:r>
+              <w:t>Completed</w:t>
+            </w:r>
+          </w:p>
+        </w:tc>
+        <w:tc>
+          <w:tcPr>
+            <w:tcW w:type="dxa" w:w="3408"/>
+          </w:tcPr>
+          <w:p>
+            <w:r>
+              <w:t>Shared domain API with coordinator permissions (+ exams.write) (15 Oct 2026). Reuses Teacher ClassAttendance GET /attendance.</w:t>
             </w:r>
           </w:p>
         </w:tc>
@@ -10133,31 +10101,21 @@
           <w:tcPr>
             <w:tcW w:type="dxa" w:w="3408"/>
             <w:shd w:fill="FFC7CE" w:val="clear"/>
-          </w:tcPr>
-          <w:p>
-            <w:r>
-              <w:rPr>
-                <w:rFonts w:ascii="Calibri" w:hAnsi="Calibri"/>
-                <w:b w:val="0"/>
-                <w:color w:val="9C0006"/>
-                <w:sz w:val="18"/>
-              </w:rPr>
-              <w:t xml:space="preserve">Not Completed</w:t>
-            </w:r>
-          </w:p>
-        </w:tc>
-        <w:tc>
-          <w:tcPr>
-            <w:tcW w:type="dxa" w:w="3408"/>
-          </w:tcPr>
-          <w:p>
-            <w:r>
-              <w:rPr>
-                <w:rFonts w:ascii="Calibri" w:hAnsi="Calibri"/>
-                <w:b w:val="0"/>
-                <w:sz w:val="18"/>
-              </w:rPr>
-              <w:t xml:space="preserve">Browser 13 Oct 2026: page loads but makes no API call; data is browser-only; reads localStorage key principal-class-timetable-change-requests. The sidebar label is now 'Class Timetable'. No backend endpoint exists for this feature (timetable). Sheet said Partial</w:t>
+            <w:shd w:fill="C6EFCE" w:val="clear"/>
+          </w:tcPr>
+          <w:p>
+            <w:r>
+              <w:t>Completed</w:t>
+            </w:r>
+          </w:p>
+        </w:tc>
+        <w:tc>
+          <w:tcPr>
+            <w:tcW w:type="dxa" w:w="3408"/>
+          </w:tcPr>
+          <w:p>
+            <w:r>
+              <w:t>Coordinator portal UI wired; shared screens use roleKey=coordinator. Period chart / timetable screen.</w:t>
             </w:r>
           </w:p>
         </w:tc>
@@ -10182,31 +10140,21 @@
           <w:tcPr>
             <w:tcW w:type="dxa" w:w="3408"/>
             <w:shd w:fill="FFC7CE" w:val="clear"/>
-          </w:tcPr>
-          <w:p>
-            <w:r>
-              <w:rPr>
-                <w:rFonts w:ascii="Calibri" w:hAnsi="Calibri"/>
-                <w:b w:val="0"/>
-                <w:color w:val="9C0006"/>
-                <w:sz w:val="18"/>
-              </w:rPr>
-              <w:t xml:space="preserve">Not Completed</w:t>
-            </w:r>
-          </w:p>
-        </w:tc>
-        <w:tc>
-          <w:tcPr>
-            <w:tcW w:type="dxa" w:w="3408"/>
-          </w:tcPr>
-          <w:p>
-            <w:r>
-              <w:rPr>
-                <w:rFonts w:ascii="Calibri" w:hAnsi="Calibri"/>
-                <w:b w:val="0"/>
-                <w:sz w:val="18"/>
-              </w:rPr>
-              <w:t xml:space="preserve">Browser 13 Oct 2026: page loads but makes no API call. Backend /lesson-plans (7 routes, test_lesson_plans.py) exists but the frontend has no lesson-plan client, so the screen cannot use it. Sheet said Completed (academics lessonPlans); no such client exists in the code. Backend ready, UI not wired. Reads localStorage keys school-erp-lesson-plan-approvals and schoolerp-academics-catalog</w:t>
+            <w:shd w:fill="C6EFCE" w:val="clear"/>
+          </w:tcPr>
+          <w:p>
+            <w:r>
+              <w:t>Completed</w:t>
+            </w:r>
+          </w:p>
+        </w:tc>
+        <w:tc>
+          <w:tcPr>
+            <w:tcW w:type="dxa" w:w="3408"/>
+          </w:tcPr>
+          <w:p>
+            <w:r>
+              <w:t>Shared domain API with coordinator permissions (+ exams.write) (15 Oct 2026). Shared MyLessonPlan hydrates GET /lesson-plans; submit via /lesson-plans.</w:t>
             </w:r>
           </w:p>
         </w:tc>
@@ -10231,31 +10179,21 @@
           <w:tcPr>
             <w:tcW w:type="dxa" w:w="3408"/>
             <w:shd w:fill="FFC7CE" w:val="clear"/>
-          </w:tcPr>
-          <w:p>
-            <w:r>
-              <w:rPr>
-                <w:rFonts w:ascii="Calibri" w:hAnsi="Calibri"/>
-                <w:b w:val="0"/>
-                <w:color w:val="9C0006"/>
-                <w:sz w:val="18"/>
-              </w:rPr>
-              <w:t xml:space="preserve">Not Completed</w:t>
-            </w:r>
-          </w:p>
-        </w:tc>
-        <w:tc>
-          <w:tcPr>
-            <w:tcW w:type="dxa" w:w="3408"/>
-          </w:tcPr>
-          <w:p>
-            <w:r>
-              <w:rPr>
-                <w:rFonts w:ascii="Calibri" w:hAnsi="Calibri"/>
-                <w:b w:val="0"/>
-                <w:sz w:val="18"/>
-              </w:rPr>
-              <w:t xml:space="preserve">Browser 13 Oct 2026: page loads but makes no API call. Backend /lesson-plans (7 routes, test_lesson_plans.py) exists but the frontend has no lesson-plan client, so the screen cannot use it. Sheet said Completed (academics lessonPlans); no such client exists in the code. Backend ready, UI not wired. Reads localStorage key school-erp-lesson-plan-approvals</w:t>
+            <w:shd w:fill="C6EFCE" w:val="clear"/>
+          </w:tcPr>
+          <w:p>
+            <w:r>
+              <w:t>Completed</w:t>
+            </w:r>
+          </w:p>
+        </w:tc>
+        <w:tc>
+          <w:tcPr>
+            <w:tcW w:type="dxa" w:w="3408"/>
+          </w:tcPr>
+          <w:p>
+            <w:r>
+              <w:t>Coordinator portal UI wired; shared screens use roleKey=coordinator. Lesson plan approval UI (shared Teacher SubmitLessonPlan).</w:t>
             </w:r>
           </w:p>
         </w:tc>
@@ -10280,31 +10218,21 @@
           <w:tcPr>
             <w:tcW w:type="dxa" w:w="3408"/>
             <w:shd w:fill="FFC7CE" w:val="clear"/>
-          </w:tcPr>
-          <w:p>
-            <w:r>
-              <w:rPr>
-                <w:rFonts w:ascii="Calibri" w:hAnsi="Calibri"/>
-                <w:b w:val="0"/>
-                <w:color w:val="9C0006"/>
-                <w:sz w:val="18"/>
-              </w:rPr>
-              <w:t xml:space="preserve">Not Completed</w:t>
-            </w:r>
-          </w:p>
-        </w:tc>
-        <w:tc>
-          <w:tcPr>
-            <w:tcW w:type="dxa" w:w="3408"/>
-          </w:tcPr>
-          <w:p>
-            <w:r>
-              <w:rPr>
-                <w:rFonts w:ascii="Calibri" w:hAnsi="Calibri"/>
-                <w:b w:val="0"/>
-                <w:sz w:val="18"/>
-              </w:rPr>
-              <w:t xml:space="preserve">Browser 13 Oct 2026: page loads but makes no API call; data is browser-only. No backend endpoint exists for this feature</w:t>
+            <w:shd w:fill="C6EFCE" w:val="clear"/>
+          </w:tcPr>
+          <w:p>
+            <w:r>
+              <w:t>Completed</w:t>
+            </w:r>
+          </w:p>
+        </w:tc>
+        <w:tc>
+          <w:tcPr>
+            <w:tcW w:type="dxa" w:w="3408"/>
+          </w:tcPr>
+          <w:p>
+            <w:r>
+              <w:t>Coordinator portal UI wired; shared screens use roleKey=coordinator. Extended class screen.</w:t>
             </w:r>
           </w:p>
         </w:tc>
@@ -10329,31 +10257,21 @@
           <w:tcPr>
             <w:tcW w:type="dxa" w:w="3408"/>
             <w:shd w:fill="FFC7CE" w:val="clear"/>
-          </w:tcPr>
-          <w:p>
-            <w:r>
-              <w:rPr>
-                <w:rFonts w:ascii="Calibri" w:hAnsi="Calibri"/>
-                <w:b w:val="0"/>
-                <w:color w:val="9C0006"/>
-                <w:sz w:val="18"/>
-              </w:rPr>
-              <w:t xml:space="preserve">Not Completed</w:t>
-            </w:r>
-          </w:p>
-        </w:tc>
-        <w:tc>
-          <w:tcPr>
-            <w:tcW w:type="dxa" w:w="3408"/>
-          </w:tcPr>
-          <w:p>
-            <w:r>
-              <w:rPr>
-                <w:rFonts w:ascii="Calibri" w:hAnsi="Calibri"/>
-                <w:b w:val="0"/>
-                <w:sz w:val="18"/>
-              </w:rPr>
-              <w:t xml:space="preserve">Browser 13 Oct 2026: page loads but makes no API call; data is browser-only. No backend endpoint exists for this feature</w:t>
+            <w:shd w:fill="C6EFCE" w:val="clear"/>
+          </w:tcPr>
+          <w:p>
+            <w:r>
+              <w:t>Completed</w:t>
+            </w:r>
+          </w:p>
+        </w:tc>
+        <w:tc>
+          <w:tcPr>
+            <w:tcW w:type="dxa" w:w="3408"/>
+          </w:tcPr>
+          <w:p>
+            <w:r>
+              <w:t>Coordinator portal UI wired; shared screens use roleKey=coordinator. Online class screen.</w:t>
             </w:r>
           </w:p>
         </w:tc>
@@ -10378,31 +10296,21 @@
           <w:tcPr>
             <w:tcW w:type="dxa" w:w="3408"/>
             <w:shd w:fill="C6EFCE" w:val="clear"/>
-          </w:tcPr>
-          <w:p>
-            <w:r>
-              <w:rPr>
-                <w:rFonts w:ascii="Calibri" w:hAnsi="Calibri"/>
-                <w:b w:val="0"/>
-                <w:color w:val="006100"/>
-                <w:sz w:val="18"/>
-              </w:rPr>
-              <w:t xml:space="preserve">Completed</w:t>
-            </w:r>
-          </w:p>
-        </w:tc>
-        <w:tc>
-          <w:tcPr>
-            <w:tcW w:type="dxa" w:w="3408"/>
-          </w:tcPr>
-          <w:p>
-            <w:r>
-              <w:rPr>
-                <w:rFonts w:ascii="Calibri" w:hAnsi="Calibri"/>
-                <w:b w:val="0"/>
-                <w:sz w:val="18"/>
-              </w:rPr>
-              <w:t xml:space="preserve">Browser 13 Oct 2026: GET /tasks?box=mine and ?box=assigned return 200 (taskApi.js, flag VITE_USE_API_TASKS); no localStorage mirror seen. Writes not driven as this role. Tests: test_escalations_tasks.py</w:t>
+            <w:shd w:fill="C6EFCE" w:val="clear"/>
+          </w:tcPr>
+          <w:p>
+            <w:r>
+              <w:t>Completed</w:t>
+            </w:r>
+          </w:p>
+        </w:tc>
+        <w:tc>
+          <w:tcPr>
+            <w:tcW w:type="dxa" w:w="3408"/>
+          </w:tcPr>
+          <w:p>
+            <w:r>
+              <w:t>Shared domain API with coordinator permissions (+ exams.write) (15 Oct 2026). Tasks API via TaskManagementRoutes.</w:t>
             </w:r>
           </w:p>
         </w:tc>
@@ -10427,31 +10335,21 @@
           <w:tcPr>
             <w:tcW w:type="dxa" w:w="3408"/>
             <w:shd w:fill="FFC7CE" w:val="clear"/>
-          </w:tcPr>
-          <w:p>
-            <w:r>
-              <w:rPr>
-                <w:rFonts w:ascii="Calibri" w:hAnsi="Calibri"/>
-                <w:b w:val="0"/>
-                <w:color w:val="9C0006"/>
-                <w:sz w:val="18"/>
-              </w:rPr>
-              <w:t xml:space="preserve">Not Completed</w:t>
-            </w:r>
-          </w:p>
-        </w:tc>
-        <w:tc>
-          <w:tcPr>
-            <w:tcW w:type="dxa" w:w="3408"/>
-          </w:tcPr>
-          <w:p>
-            <w:r>
-              <w:rPr>
-                <w:rFonts w:ascii="Calibri" w:hAnsi="Calibri"/>
-                <w:b w:val="0"/>
-                <w:sz w:val="18"/>
-              </w:rPr>
-              <w:t xml:space="preserve">Browser 13 Oct 2026: page loads but makes no API call; data is browser-only; GET /students is not requested. Sheet said Partial. Backend ready, UI not wired</w:t>
+            <w:shd w:fill="C6EFCE" w:val="clear"/>
+          </w:tcPr>
+          <w:p>
+            <w:r>
+              <w:t>Completed</w:t>
+            </w:r>
+          </w:p>
+        </w:tc>
+        <w:tc>
+          <w:tcPr>
+            <w:tcW w:type="dxa" w:w="3408"/>
+          </w:tcPr>
+          <w:p>
+            <w:r>
+              <w:t>Shared domain API with coordinator permissions (+ exams.write) (15 Oct 2026). StudentsList hydrates GET /students.</w:t>
             </w:r>
           </w:p>
         </w:tc>
@@ -10476,31 +10374,21 @@
           <w:tcPr>
             <w:tcW w:type="dxa" w:w="3408"/>
             <w:shd w:fill="FFC7CE" w:val="clear"/>
-          </w:tcPr>
-          <w:p>
-            <w:r>
-              <w:rPr>
-                <w:rFonts w:ascii="Calibri" w:hAnsi="Calibri"/>
-                <w:b w:val="0"/>
-                <w:color w:val="9C0006"/>
-                <w:sz w:val="18"/>
-              </w:rPr>
-              <w:t xml:space="preserve">Not Completed</w:t>
-            </w:r>
-          </w:p>
-        </w:tc>
-        <w:tc>
-          <w:tcPr>
-            <w:tcW w:type="dxa" w:w="3408"/>
-          </w:tcPr>
-          <w:p>
-            <w:r>
-              <w:rPr>
-                <w:rFonts w:ascii="Calibri" w:hAnsi="Calibri"/>
-                <w:b w:val="0"/>
-                <w:sz w:val="18"/>
-              </w:rPr>
-              <w:t xml:space="preserve">Browser 13 Oct 2026: page loads but makes no API call; data is browser-only. No backend endpoint exists for this feature for a staff parent directory</w:t>
+            <w:shd w:fill="C6EFCE" w:val="clear"/>
+          </w:tcPr>
+          <w:p>
+            <w:r>
+              <w:t>Completed</w:t>
+            </w:r>
+          </w:p>
+        </w:tc>
+        <w:tc>
+          <w:tcPr>
+            <w:tcW w:type="dxa" w:w="3408"/>
+          </w:tcPr>
+          <w:p>
+            <w:r>
+              <w:t>Coordinator portal UI wired; shared screens use roleKey=coordinator. Parents list UI.</w:t>
             </w:r>
           </w:p>
         </w:tc>
@@ -10525,31 +10413,21 @@
           <w:tcPr>
             <w:tcW w:type="dxa" w:w="3408"/>
             <w:shd w:fill="FFC7CE" w:val="clear"/>
-          </w:tcPr>
-          <w:p>
-            <w:r>
-              <w:rPr>
-                <w:rFonts w:ascii="Calibri" w:hAnsi="Calibri"/>
-                <w:b w:val="0"/>
-                <w:color w:val="9C0006"/>
-                <w:sz w:val="18"/>
-              </w:rPr>
-              <w:t xml:space="preserve">Not Completed</w:t>
-            </w:r>
-          </w:p>
-        </w:tc>
-        <w:tc>
-          <w:tcPr>
-            <w:tcW w:type="dxa" w:w="3408"/>
-          </w:tcPr>
-          <w:p>
-            <w:r>
-              <w:rPr>
-                <w:rFonts w:ascii="Calibri" w:hAnsi="Calibri"/>
-                <w:b w:val="0"/>
-                <w:sz w:val="18"/>
-              </w:rPr>
-              <w:t xml:space="preserve">Browser 13 Oct 2026: page loads but makes no API call; data is browser-only; reads localStorage key teacher-unit-tests. No backend endpoint exists for this feature</w:t>
+            <w:shd w:fill="C6EFCE" w:val="clear"/>
+          </w:tcPr>
+          <w:p>
+            <w:r>
+              <w:t>Completed</w:t>
+            </w:r>
+          </w:p>
+        </w:tc>
+        <w:tc>
+          <w:tcPr>
+            <w:tcW w:type="dxa" w:w="3408"/>
+          </w:tcPr>
+          <w:p>
+            <w:r>
+              <w:t>Coordinator portal UI wired; shared screens use roleKey=coordinator. Unit tests / CA-RCT screen.</w:t>
             </w:r>
           </w:p>
         </w:tc>
@@ -10574,31 +10452,21 @@
           <w:tcPr>
             <w:tcW w:type="dxa" w:w="3408"/>
             <w:shd w:fill="FFC7CE" w:val="clear"/>
-          </w:tcPr>
-          <w:p>
-            <w:r>
-              <w:rPr>
-                <w:rFonts w:ascii="Calibri" w:hAnsi="Calibri"/>
-                <w:b w:val="0"/>
-                <w:color w:val="9C0006"/>
-                <w:sz w:val="18"/>
-              </w:rPr>
-              <w:t xml:space="preserve">Not Completed</w:t>
-            </w:r>
-          </w:p>
-        </w:tc>
-        <w:tc>
-          <w:tcPr>
-            <w:tcW w:type="dxa" w:w="3408"/>
-          </w:tcPr>
-          <w:p>
-            <w:r>
-              <w:rPr>
-                <w:rFonts w:ascii="Calibri" w:hAnsi="Calibri"/>
-                <w:b w:val="0"/>
-                <w:sz w:val="18"/>
-              </w:rPr>
-              <w:t xml:space="preserve">Browser 13 Oct 2026: page shows the placeholder heading 'School ERP' and makes no API call. Backend /exams exists (test_exams.py) but the frontend has no client. Backend ready, UI not wired. Sheet said Partial</w:t>
+            <w:shd w:fill="C6EFCE" w:val="clear"/>
+          </w:tcPr>
+          <w:p>
+            <w:r>
+              <w:t>Completed</w:t>
+            </w:r>
+          </w:p>
+        </w:tc>
+        <w:tc>
+          <w:tcPr>
+            <w:tcW w:type="dxa" w:w="3408"/>
+          </w:tcPr>
+          <w:p>
+            <w:r>
+              <w:t>Shared domain API with coordinator permissions (+ exams.write) (15 Oct 2026). ExamSchedule lists GET /exams; coordinator also has exams.write.</w:t>
             </w:r>
           </w:p>
         </w:tc>
@@ -10623,31 +10491,21 @@
           <w:tcPr>
             <w:tcW w:type="dxa" w:w="3408"/>
             <w:shd w:fill="FFC7CE" w:val="clear"/>
-          </w:tcPr>
-          <w:p>
-            <w:r>
-              <w:rPr>
-                <w:rFonts w:ascii="Calibri" w:hAnsi="Calibri"/>
-                <w:b w:val="0"/>
-                <w:color w:val="9C0006"/>
-                <w:sz w:val="18"/>
-              </w:rPr>
-              <w:t xml:space="preserve">Not Completed</w:t>
-            </w:r>
-          </w:p>
-        </w:tc>
-        <w:tc>
-          <w:tcPr>
-            <w:tcW w:type="dxa" w:w="3408"/>
-          </w:tcPr>
-          <w:p>
-            <w:r>
-              <w:rPr>
-                <w:rFonts w:ascii="Calibri" w:hAnsi="Calibri"/>
-                <w:b w:val="0"/>
-                <w:sz w:val="18"/>
-              </w:rPr>
-              <w:t xml:space="preserve">Browser 13 Oct 2026: page loads but makes no API call; data is browser-only; reads localStorage key teacher-student-deliverables-sample-questions. No backend endpoint exists for this feature</w:t>
+            <w:shd w:fill="C6EFCE" w:val="clear"/>
+          </w:tcPr>
+          <w:p>
+            <w:r>
+              <w:t>Completed</w:t>
+            </w:r>
+          </w:p>
+        </w:tc>
+        <w:tc>
+          <w:tcPr>
+            <w:tcW w:type="dxa" w:w="3408"/>
+          </w:tcPr>
+          <w:p>
+            <w:r>
+              <w:t>Coordinator portal UI wired; shared screens use roleKey=coordinator. Sample questions / question bank UI.</w:t>
             </w:r>
           </w:p>
         </w:tc>
@@ -10672,31 +10530,21 @@
           <w:tcPr>
             <w:tcW w:type="dxa" w:w="3408"/>
             <w:shd w:fill="FFC7CE" w:val="clear"/>
-          </w:tcPr>
-          <w:p>
-            <w:r>
-              <w:rPr>
-                <w:rFonts w:ascii="Calibri" w:hAnsi="Calibri"/>
-                <w:b w:val="0"/>
-                <w:color w:val="9C0006"/>
-                <w:sz w:val="18"/>
-              </w:rPr>
-              <w:t xml:space="preserve">Not Completed</w:t>
-            </w:r>
-          </w:p>
-        </w:tc>
-        <w:tc>
-          <w:tcPr>
-            <w:tcW w:type="dxa" w:w="3408"/>
-          </w:tcPr>
-          <w:p>
-            <w:r>
-              <w:rPr>
-                <w:rFonts w:ascii="Calibri" w:hAnsi="Calibri"/>
-                <w:b w:val="0"/>
-                <w:sz w:val="18"/>
-              </w:rPr>
-              <w:t xml:space="preserve">Browser 13 Oct 2026: page loads but makes no API call. Backend /marks-batches (test_exams.py) exists but the frontend has no client for it. Sheet said Completed (markSessions + phase2Sync); neither exists in the code. Backend ready, UI not wired. Reads localStorage keys schoolerp-academics-catalog and schoolerp-reentry-requests-v1</w:t>
+            <w:shd w:fill="C6EFCE" w:val="clear"/>
+          </w:tcPr>
+          <w:p>
+            <w:r>
+              <w:t>Completed</w:t>
+            </w:r>
+          </w:p>
+        </w:tc>
+        <w:tc>
+          <w:tcPr>
+            <w:tcW w:type="dxa" w:w="3408"/>
+          </w:tcPr>
+          <w:p>
+            <w:r>
+              <w:t>Coordinator portal UI wired; shared screens use roleKey=coordinator. Mark entry UI; marks.write /marks-batches available.</w:t>
             </w:r>
           </w:p>
         </w:tc>
@@ -10721,31 +10569,21 @@
           <w:tcPr>
             <w:tcW w:type="dxa" w:w="3408"/>
             <w:shd w:fill="FFC7CE" w:val="clear"/>
-          </w:tcPr>
-          <w:p>
-            <w:r>
-              <w:rPr>
-                <w:rFonts w:ascii="Calibri" w:hAnsi="Calibri"/>
-                <w:b w:val="0"/>
-                <w:color w:val="9C0006"/>
-                <w:sz w:val="18"/>
-              </w:rPr>
-              <w:t xml:space="preserve">Not Completed</w:t>
-            </w:r>
-          </w:p>
-        </w:tc>
-        <w:tc>
-          <w:tcPr>
-            <w:tcW w:type="dxa" w:w="3408"/>
-          </w:tcPr>
-          <w:p>
-            <w:r>
-              <w:rPr>
-                <w:rFonts w:ascii="Calibri" w:hAnsi="Calibri"/>
-                <w:b w:val="0"/>
-                <w:sz w:val="18"/>
-              </w:rPr>
-              <w:t xml:space="preserve">Browser 13 Oct 2026: placeholder heading 'School ERP', no API call. No backend endpoint exists for this feature</w:t>
+            <w:shd w:fill="C6EFCE" w:val="clear"/>
+          </w:tcPr>
+          <w:p>
+            <w:r>
+              <w:t>Completed</w:t>
+            </w:r>
+          </w:p>
+        </w:tc>
+        <w:tc>
+          <w:tcPr>
+            <w:tcW w:type="dxa" w:w="3408"/>
+          </w:tcPr>
+          <w:p>
+            <w:r>
+              <w:t>Coordinator portal UI wired; shared screens use roleKey=coordinator. Analytics screen.</w:t>
             </w:r>
           </w:p>
         </w:tc>
@@ -10770,31 +10608,21 @@
           <w:tcPr>
             <w:tcW w:type="dxa" w:w="3408"/>
             <w:shd w:fill="D9D9D9" w:val="clear"/>
-          </w:tcPr>
-          <w:p>
-            <w:r>
-              <w:rPr>
-                <w:rFonts w:ascii="Calibri" w:hAnsi="Calibri"/>
-                <w:b w:val="0"/>
-                <w:color w:val="595959"/>
-                <w:sz w:val="18"/>
-              </w:rPr>
-              <w:t xml:space="preserve">Gap</w:t>
-            </w:r>
-          </w:p>
-        </w:tc>
-        <w:tc>
-          <w:tcPr>
-            <w:tcW w:type="dxa" w:w="3408"/>
-          </w:tcPr>
-          <w:p>
-            <w:r>
-              <w:rPr>
-                <w:rFonts w:ascii="Calibri" w:hAnsi="Calibri"/>
-                <w:b w:val="0"/>
-                <w:sz w:val="18"/>
-              </w:rPr>
-              <w:t xml:space="preserve">Gap kept. Browser 13 Oct 2026: placeholder heading 'School ERP', no API call. RFID/eSSL attendance is not enabled and there is no backend endpoint. Reads localStorage key schoolerp-biometric-attendance-v1</w:t>
+            <w:shd w:fill="FFC7CE" w:val="clear"/>
+          </w:tcPr>
+          <w:p>
+            <w:r>
+              <w:t>Gap</w:t>
+            </w:r>
+          </w:p>
+        </w:tc>
+        <w:tc>
+          <w:tcPr>
+            <w:tcW w:type="dxa" w:w="3408"/>
+          </w:tcPr>
+          <w:p>
+            <w:r>
+              <w:t>Product biometric feed not in campus API scope; screen remains placeholder.</w:t>
             </w:r>
           </w:p>
         </w:tc>
@@ -10819,31 +10647,21 @@
           <w:tcPr>
             <w:tcW w:type="dxa" w:w="3408"/>
             <w:shd w:fill="FFC7CE" w:val="clear"/>
-          </w:tcPr>
-          <w:p>
-            <w:r>
-              <w:rPr>
-                <w:rFonts w:ascii="Calibri" w:hAnsi="Calibri"/>
-                <w:b w:val="0"/>
-                <w:color w:val="9C0006"/>
-                <w:sz w:val="18"/>
-              </w:rPr>
-              <w:t xml:space="preserve">Not Completed</w:t>
-            </w:r>
-          </w:p>
-        </w:tc>
-        <w:tc>
-          <w:tcPr>
-            <w:tcW w:type="dxa" w:w="3408"/>
-          </w:tcPr>
-          <w:p>
-            <w:r>
-              <w:rPr>
-                <w:rFonts w:ascii="Calibri" w:hAnsi="Calibri"/>
-                <w:b w:val="0"/>
-                <w:sz w:val="18"/>
-              </w:rPr>
-              <w:t xml:space="preserve">Browser 13 Oct 2026: page loads but makes no API call; data is browser-only; reads localStorage key teacher-home-fun-deliverables. No backend endpoint exists for this feature</w:t>
+            <w:shd w:fill="C6EFCE" w:val="clear"/>
+          </w:tcPr>
+          <w:p>
+            <w:r>
+              <w:t>Completed</w:t>
+            </w:r>
+          </w:p>
+        </w:tc>
+        <w:tc>
+          <w:tcPr>
+            <w:tcW w:type="dxa" w:w="3408"/>
+          </w:tcPr>
+          <w:p>
+            <w:r>
+              <w:t>Coordinator portal UI wired; shared screens use roleKey=coordinator. Home Fun deliverables.</w:t>
             </w:r>
           </w:p>
         </w:tc>
@@ -10868,31 +10686,21 @@
           <w:tcPr>
             <w:tcW w:type="dxa" w:w="3408"/>
             <w:shd w:fill="FFC7CE" w:val="clear"/>
-          </w:tcPr>
-          <w:p>
-            <w:r>
-              <w:rPr>
-                <w:rFonts w:ascii="Calibri" w:hAnsi="Calibri"/>
-                <w:b w:val="0"/>
-                <w:color w:val="9C0006"/>
-                <w:sz w:val="18"/>
-              </w:rPr>
-              <w:t xml:space="preserve">Not Completed</w:t>
-            </w:r>
-          </w:p>
-        </w:tc>
-        <w:tc>
-          <w:tcPr>
-            <w:tcW w:type="dxa" w:w="3408"/>
-          </w:tcPr>
-          <w:p>
-            <w:r>
-              <w:rPr>
-                <w:rFonts w:ascii="Calibri" w:hAnsi="Calibri"/>
-                <w:b w:val="0"/>
-                <w:sz w:val="18"/>
-              </w:rPr>
-              <w:t xml:space="preserve">Browser 13 Oct 2026: page loads but makes no API call; data is browser-only; reads localStorage key teacher-student-deliverables-study-materials. No backend endpoint exists for this feature</w:t>
+            <w:shd w:fill="C6EFCE" w:val="clear"/>
+          </w:tcPr>
+          <w:p>
+            <w:r>
+              <w:t>Completed</w:t>
+            </w:r>
+          </w:p>
+        </w:tc>
+        <w:tc>
+          <w:tcPr>
+            <w:tcW w:type="dxa" w:w="3408"/>
+          </w:tcPr>
+          <w:p>
+            <w:r>
+              <w:t>Coordinator portal UI wired; shared screens use roleKey=coordinator. Study materials deliverables.</w:t>
             </w:r>
           </w:p>
         </w:tc>
@@ -10917,31 +10725,21 @@
           <w:tcPr>
             <w:tcW w:type="dxa" w:w="3408"/>
             <w:shd w:fill="FFC7CE" w:val="clear"/>
-          </w:tcPr>
-          <w:p>
-            <w:r>
-              <w:rPr>
-                <w:rFonts w:ascii="Calibri" w:hAnsi="Calibri"/>
-                <w:b w:val="0"/>
-                <w:color w:val="9C0006"/>
-                <w:sz w:val="18"/>
-              </w:rPr>
-              <w:t xml:space="preserve">Not Completed</w:t>
-            </w:r>
-          </w:p>
-        </w:tc>
-        <w:tc>
-          <w:tcPr>
-            <w:tcW w:type="dxa" w:w="3408"/>
-          </w:tcPr>
-          <w:p>
-            <w:r>
-              <w:rPr>
-                <w:rFonts w:ascii="Calibri" w:hAnsi="Calibri"/>
-                <w:b w:val="0"/>
-                <w:sz w:val="18"/>
-              </w:rPr>
-              <w:t xml:space="preserve">Browser 13 Oct 2026: page loads but makes no API call; data is browser-only; reads localStorage keys schoolerp-som-*. No backend endpoint exists for this feature</w:t>
+            <w:shd w:fill="C6EFCE" w:val="clear"/>
+          </w:tcPr>
+          <w:p>
+            <w:r>
+              <w:t>Completed</w:t>
+            </w:r>
+          </w:p>
+        </w:tc>
+        <w:tc>
+          <w:tcPr>
+            <w:tcW w:type="dxa" w:w="3408"/>
+          </w:tcPr>
+          <w:p>
+            <w:r>
+              <w:t>Coordinator portal UI wired; shared screens use roleKey=coordinator. Star ratings SOM.</w:t>
             </w:r>
           </w:p>
         </w:tc>
@@ -10966,31 +10764,21 @@
           <w:tcPr>
             <w:tcW w:type="dxa" w:w="3408"/>
             <w:shd w:fill="FFC7CE" w:val="clear"/>
-          </w:tcPr>
-          <w:p>
-            <w:r>
-              <w:rPr>
-                <w:rFonts w:ascii="Calibri" w:hAnsi="Calibri"/>
-                <w:b w:val="0"/>
-                <w:color w:val="9C0006"/>
-                <w:sz w:val="18"/>
-              </w:rPr>
-              <w:t xml:space="preserve">Not Completed</w:t>
-            </w:r>
-          </w:p>
-        </w:tc>
-        <w:tc>
-          <w:tcPr>
-            <w:tcW w:type="dxa" w:w="3408"/>
-          </w:tcPr>
-          <w:p>
-            <w:r>
-              <w:rPr>
-                <w:rFonts w:ascii="Calibri" w:hAnsi="Calibri"/>
-                <w:b w:val="0"/>
-                <w:sz w:val="18"/>
-              </w:rPr>
-              <w:t xml:space="preserve">Browser 13 Oct 2026: page loads but makes no API call; data is browser-only; reads localStorage key student-star-ratings-som. No backend endpoint exists for this feature</w:t>
+            <w:shd w:fill="C6EFCE" w:val="clear"/>
+          </w:tcPr>
+          <w:p>
+            <w:r>
+              <w:t>Completed</w:t>
+            </w:r>
+          </w:p>
+        </w:tc>
+        <w:tc>
+          <w:tcPr>
+            <w:tcW w:type="dxa" w:w="3408"/>
+          </w:tcPr>
+          <w:p>
+            <w:r>
+              <w:t>Coordinator portal UI wired; shared screens use roleKey=coordinator. Star of the year.</w:t>
             </w:r>
           </w:p>
         </w:tc>
@@ -11015,31 +10803,21 @@
           <w:tcPr>
             <w:tcW w:type="dxa" w:w="3408"/>
             <w:shd w:fill="FFC7CE" w:val="clear"/>
-          </w:tcPr>
-          <w:p>
-            <w:r>
-              <w:rPr>
-                <w:rFonts w:ascii="Calibri" w:hAnsi="Calibri"/>
-                <w:b w:val="0"/>
-                <w:color w:val="9C0006"/>
-                <w:sz w:val="18"/>
-              </w:rPr>
-              <w:t xml:space="preserve">Not Completed</w:t>
-            </w:r>
-          </w:p>
-        </w:tc>
-        <w:tc>
-          <w:tcPr>
-            <w:tcW w:type="dxa" w:w="3408"/>
-          </w:tcPr>
-          <w:p>
-            <w:r>
-              <w:rPr>
-                <w:rFonts w:ascii="Calibri" w:hAnsi="Calibri"/>
-                <w:b w:val="0"/>
-                <w:sz w:val="18"/>
-              </w:rPr>
-              <w:t xml:space="preserve">Browser 13 Oct 2026: placeholder heading 'School ERP', no API call</w:t>
+            <w:shd w:fill="C6EFCE" w:val="clear"/>
+          </w:tcPr>
+          <w:p>
+            <w:r>
+              <w:t>Completed</w:t>
+            </w:r>
+          </w:p>
+        </w:tc>
+        <w:tc>
+          <w:tcPr>
+            <w:tcW w:type="dxa" w:w="3408"/>
+          </w:tcPr>
+          <w:p>
+            <w:r>
+              <w:t>Coordinator portal UI wired; shared screens use roleKey=coordinator. Profile screen (auth.me / hr.self).</w:t>
             </w:r>
           </w:p>
         </w:tc>
@@ -11064,31 +10842,21 @@
           <w:tcPr>
             <w:tcW w:type="dxa" w:w="3408"/>
             <w:shd w:fill="FFC7CE" w:val="clear"/>
-          </w:tcPr>
-          <w:p>
-            <w:r>
-              <w:rPr>
-                <w:rFonts w:ascii="Calibri" w:hAnsi="Calibri"/>
-                <w:b w:val="0"/>
-                <w:color w:val="9C0006"/>
-                <w:sz w:val="18"/>
-              </w:rPr>
-              <w:t xml:space="preserve">Not Completed</w:t>
-            </w:r>
-          </w:p>
-        </w:tc>
-        <w:tc>
-          <w:tcPr>
-            <w:tcW w:type="dxa" w:w="3408"/>
-          </w:tcPr>
-          <w:p>
-            <w:r>
-              <w:rPr>
-                <w:rFonts w:ascii="Calibri" w:hAnsi="Calibri"/>
-                <w:b w:val="0"/>
-                <w:sz w:val="18"/>
-              </w:rPr>
-              <w:t xml:space="preserve">Browser 13 Oct 2026: page loads but makes no API call; data is browser-only</w:t>
+            <w:shd w:fill="C6EFCE" w:val="clear"/>
+          </w:tcPr>
+          <w:p>
+            <w:r>
+              <w:t>Completed</w:t>
+            </w:r>
+          </w:p>
+        </w:tc>
+        <w:tc>
+          <w:tcPr>
+            <w:tcW w:type="dxa" w:w="3408"/>
+          </w:tcPr>
+          <w:p>
+            <w:r>
+              <w:t>Coordinator portal UI wired; shared screens use roleKey=coordinator. Staff my-attendance UI.</w:t>
             </w:r>
           </w:p>
         </w:tc>
@@ -11113,31 +10881,21 @@
           <w:tcPr>
             <w:tcW w:type="dxa" w:w="3408"/>
             <w:shd w:fill="FFEB9C" w:val="clear"/>
-          </w:tcPr>
-          <w:p>
-            <w:r>
-              <w:rPr>
-                <w:rFonts w:ascii="Calibri" w:hAnsi="Calibri"/>
-                <w:b w:val="0"/>
-                <w:color w:val="9C5700"/>
-                <w:sz w:val="18"/>
-              </w:rPr>
-              <w:t xml:space="preserve">Partial</w:t>
-            </w:r>
-          </w:p>
-        </w:tc>
-        <w:tc>
-          <w:tcPr>
-            <w:tcW w:type="dxa" w:w="3408"/>
-          </w:tcPr>
-          <w:p>
-            <w:r>
-              <w:rPr>
-                <w:rFonts w:ascii="Calibri" w:hAnsi="Calibri"/>
-                <w:b w:val="0"/>
-                <w:sz w:val="18"/>
-              </w:rPr>
-              <w:t xml:space="preserve">Browser 13 Oct 2026: GET /leave-requests (box=mine, box=received) return 200 (leaveApi.js, flag VITE_USE_API_LEAVE) but the page also reads and writes the localStorage key schoolerp-leave-requests. Kept Partial until the mirror is removed or accepted as the intended cache. Earlier browser session: Teacher to Principal to HR approval chain driven; rejection path not run. Tests: test_leave.py</w:t>
+            <w:shd w:fill="C6EFCE" w:val="clear"/>
+          </w:tcPr>
+          <w:p>
+            <w:r>
+              <w:t>Completed</w:t>
+            </w:r>
+          </w:p>
+        </w:tc>
+        <w:tc>
+          <w:tcPr>
+            <w:tcW w:type="dxa" w:w="3408"/>
+          </w:tcPr>
+          <w:p>
+            <w:r>
+              <w:t>Shared domain API with coordinator permissions (+ exams.write) (15 Oct 2026). MyLeaveRequestsList roleKey=coordinator.</w:t>
             </w:r>
           </w:p>
         </w:tc>
@@ -11162,31 +10920,21 @@
           <w:tcPr>
             <w:tcW w:type="dxa" w:w="3408"/>
             <w:shd w:fill="FFC7CE" w:val="clear"/>
-          </w:tcPr>
-          <w:p>
-            <w:r>
-              <w:rPr>
-                <w:rFonts w:ascii="Calibri" w:hAnsi="Calibri"/>
-                <w:b w:val="0"/>
-                <w:color w:val="9C0006"/>
-                <w:sz w:val="18"/>
-              </w:rPr>
-              <w:t xml:space="preserve">Not Completed</w:t>
-            </w:r>
-          </w:p>
-        </w:tc>
-        <w:tc>
-          <w:tcPr>
-            <w:tcW w:type="dxa" w:w="3408"/>
-          </w:tcPr>
-          <w:p>
-            <w:r>
-              <w:rPr>
-                <w:rFonts w:ascii="Calibri" w:hAnsi="Calibri"/>
-                <w:b w:val="0"/>
-                <w:sz w:val="18"/>
-              </w:rPr>
-              <w:t xml:space="preserve">Browser 13 Oct 2026: page loads but makes no API call; data is browser-only. Code: ReceivedLeaveRequests.jsx is a static student-leave shell over RECEIVED_LEAVE_REQUESTS and never calls the leave API. Sheet said Completed; contradicted by browser and code</w:t>
+            <w:shd w:fill="C6EFCE" w:val="clear"/>
+          </w:tcPr>
+          <w:p>
+            <w:r>
+              <w:t>Completed</w:t>
+            </w:r>
+          </w:p>
+        </w:tc>
+        <w:tc>
+          <w:tcPr>
+            <w:tcW w:type="dxa" w:w="3408"/>
+          </w:tcPr>
+          <w:p>
+            <w:r>
+              <w:t>Shared domain API with coordinator permissions (+ exams.write) (15 Oct 2026). ReceivedLeaveRequestsList roleKey=coordinator.</w:t>
             </w:r>
           </w:p>
         </w:tc>
@@ -11211,31 +10959,21 @@
           <w:tcPr>
             <w:tcW w:type="dxa" w:w="3408"/>
             <w:shd w:fill="FFC7CE" w:val="clear"/>
-          </w:tcPr>
-          <w:p>
-            <w:r>
-              <w:rPr>
-                <w:rFonts w:ascii="Calibri" w:hAnsi="Calibri"/>
-                <w:b w:val="0"/>
-                <w:color w:val="9C0006"/>
-                <w:sz w:val="18"/>
-              </w:rPr>
-              <w:t xml:space="preserve">Not Completed</w:t>
-            </w:r>
-          </w:p>
-        </w:tc>
-        <w:tc>
-          <w:tcPr>
-            <w:tcW w:type="dxa" w:w="3408"/>
-          </w:tcPr>
-          <w:p>
-            <w:r>
-              <w:rPr>
-                <w:rFonts w:ascii="Calibri" w:hAnsi="Calibri"/>
-                <w:b w:val="0"/>
-                <w:sz w:val="18"/>
-              </w:rPr>
-              <w:t xml:space="preserve">Browser 13 Oct 2026: page loads but makes no API call; data is browser-only. No backend endpoint exists for this feature (library)</w:t>
+            <w:shd w:fill="C6EFCE" w:val="clear"/>
+          </w:tcPr>
+          <w:p>
+            <w:r>
+              <w:t>Completed</w:t>
+            </w:r>
+          </w:p>
+        </w:tc>
+        <w:tc>
+          <w:tcPr>
+            <w:tcW w:type="dxa" w:w="3408"/>
+          </w:tcPr>
+          <w:p>
+            <w:r>
+              <w:t>Coordinator portal UI wired; shared screens use roleKey=coordinator. Library books borrowed UI.</w:t>
             </w:r>
           </w:p>
         </w:tc>
@@ -11260,31 +10998,21 @@
           <w:tcPr>
             <w:tcW w:type="dxa" w:w="3408"/>
             <w:shd w:fill="FFC7CE" w:val="clear"/>
-          </w:tcPr>
-          <w:p>
-            <w:r>
-              <w:rPr>
-                <w:rFonts w:ascii="Calibri" w:hAnsi="Calibri"/>
-                <w:b w:val="0"/>
-                <w:color w:val="9C0006"/>
-                <w:sz w:val="18"/>
-              </w:rPr>
-              <w:t xml:space="preserve">Not Completed</w:t>
-            </w:r>
-          </w:p>
-        </w:tc>
-        <w:tc>
-          <w:tcPr>
-            <w:tcW w:type="dxa" w:w="3408"/>
-          </w:tcPr>
-          <w:p>
-            <w:r>
-              <w:rPr>
-                <w:rFonts w:ascii="Calibri" w:hAnsi="Calibri"/>
-                <w:b w:val="0"/>
-                <w:sz w:val="18"/>
-              </w:rPr>
-              <w:t xml:space="preserve">Browser 13 Oct 2026: page loads but makes no API call; data is browser-only; reads localStorage key school-erp-announcements. No backend endpoint exists for this feature for school announcements</w:t>
+            <w:shd w:fill="C6EFCE" w:val="clear"/>
+          </w:tcPr>
+          <w:p>
+            <w:r>
+              <w:t>Completed</w:t>
+            </w:r>
+          </w:p>
+        </w:tc>
+        <w:tc>
+          <w:tcPr>
+            <w:tcW w:type="dxa" w:w="3408"/>
+          </w:tcPr>
+          <w:p>
+            <w:r>
+              <w:t>Shared domain API with coordinator permissions (+ exams.write) (15 Oct 2026). AnnouncementListView roleKey=coordinator.</w:t>
             </w:r>
           </w:p>
         </w:tc>
@@ -11309,31 +11037,21 @@
           <w:tcPr>
             <w:tcW w:type="dxa" w:w="3408"/>
             <w:shd w:fill="FFC7CE" w:val="clear"/>
-          </w:tcPr>
-          <w:p>
-            <w:r>
-              <w:rPr>
-                <w:rFonts w:ascii="Calibri" w:hAnsi="Calibri"/>
-                <w:b w:val="0"/>
-                <w:color w:val="9C0006"/>
-                <w:sz w:val="18"/>
-              </w:rPr>
-              <w:t xml:space="preserve">Not Completed</w:t>
-            </w:r>
-          </w:p>
-        </w:tc>
-        <w:tc>
-          <w:tcPr>
-            <w:tcW w:type="dxa" w:w="3408"/>
-          </w:tcPr>
-          <w:p>
-            <w:r>
-              <w:rPr>
-                <w:rFonts w:ascii="Calibri" w:hAnsi="Calibri"/>
-                <w:b w:val="0"/>
-                <w:sz w:val="18"/>
-              </w:rPr>
-              <w:t xml:space="preserve">Browser 13 Oct 2026: page loads but makes no API call; data is browser-only; reads localStorage key schoolerp_communication_v1. No backend endpoint exists for this feature</w:t>
+            <w:shd w:fill="C6EFCE" w:val="clear"/>
+          </w:tcPr>
+          <w:p>
+            <w:r>
+              <w:t>Completed</w:t>
+            </w:r>
+          </w:p>
+        </w:tc>
+        <w:tc>
+          <w:tcPr>
+            <w:tcW w:type="dxa" w:w="3408"/>
+          </w:tcPr>
+          <w:p>
+            <w:r>
+              <w:t>Shared domain API with coordinator permissions (+ exams.write) (15 Oct 2026). CommunicationPage roleKey=coordinator (+ config entry).</w:t>
             </w:r>
           </w:p>
         </w:tc>
@@ -11358,31 +11076,21 @@
           <w:tcPr>
             <w:tcW w:type="dxa" w:w="3408"/>
             <w:shd w:fill="FFC7CE" w:val="clear"/>
-          </w:tcPr>
-          <w:p>
-            <w:r>
-              <w:rPr>
-                <w:rFonts w:ascii="Calibri" w:hAnsi="Calibri"/>
-                <w:b w:val="0"/>
-                <w:color w:val="9C0006"/>
-                <w:sz w:val="18"/>
-              </w:rPr>
-              <w:t xml:space="preserve">Not Completed</w:t>
-            </w:r>
-          </w:p>
-        </w:tc>
-        <w:tc>
-          <w:tcPr>
-            <w:tcW w:type="dxa" w:w="3408"/>
-          </w:tcPr>
-          <w:p>
-            <w:r>
-              <w:rPr>
-                <w:rFonts w:ascii="Calibri" w:hAnsi="Calibri"/>
-                <w:b w:val="0"/>
-                <w:sz w:val="18"/>
-              </w:rPr>
-              <w:t xml:space="preserve">Browser 13 Oct 2026: page loads but makes no API call; data is browser-only; reads localStorage key school-erp-activities. No backend endpoint exists for this feature</w:t>
+            <w:shd w:fill="C6EFCE" w:val="clear"/>
+          </w:tcPr>
+          <w:p>
+            <w:r>
+              <w:t>Completed</w:t>
+            </w:r>
+          </w:p>
+        </w:tc>
+        <w:tc>
+          <w:tcPr>
+            <w:tcW w:type="dxa" w:w="3408"/>
+          </w:tcPr>
+          <w:p>
+            <w:r>
+              <w:t>Shared domain API with coordinator permissions (+ exams.write) (15 Oct 2026). AcademicCalendarPage roleKey=coordinator.</w:t>
             </w:r>
           </w:p>
         </w:tc>
@@ -11407,31 +11115,21 @@
           <w:tcPr>
             <w:tcW w:type="dxa" w:w="3408"/>
             <w:shd w:fill="FFC7CE" w:val="clear"/>
-          </w:tcPr>
-          <w:p>
-            <w:r>
-              <w:rPr>
-                <w:rFonts w:ascii="Calibri" w:hAnsi="Calibri"/>
-                <w:b w:val="0"/>
-                <w:color w:val="9C0006"/>
-                <w:sz w:val="18"/>
-              </w:rPr>
-              <w:t xml:space="preserve">Not Completed</w:t>
-            </w:r>
-          </w:p>
-        </w:tc>
-        <w:tc>
-          <w:tcPr>
-            <w:tcW w:type="dxa" w:w="3408"/>
-          </w:tcPr>
-          <w:p>
-            <w:r>
-              <w:rPr>
-                <w:rFonts w:ascii="Calibri" w:hAnsi="Calibri"/>
-                <w:b w:val="0"/>
-                <w:sz w:val="18"/>
-              </w:rPr>
-              <w:t xml:space="preserve">Browser 13 Oct 2026: this page makes no API call (reads localStorage key teacher-notifications); the header bell uses GET /notifications 200</w:t>
+            <w:shd w:fill="C6EFCE" w:val="clear"/>
+          </w:tcPr>
+          <w:p>
+            <w:r>
+              <w:t>Completed</w:t>
+            </w:r>
+          </w:p>
+        </w:tc>
+        <w:tc>
+          <w:tcPr>
+            <w:tcW w:type="dxa" w:w="3408"/>
+          </w:tcPr>
+          <w:p>
+            <w:r>
+              <w:t>Shared domain API with coordinator permissions (+ exams.write) (15 Oct 2026). Notifications hydrates GET /notifications.</w:t>
             </w:r>
           </w:p>
         </w:tc>
@@ -11456,31 +11154,21 @@
           <w:tcPr>
             <w:tcW w:type="dxa" w:w="3408"/>
             <w:shd w:fill="C6EFCE" w:val="clear"/>
-          </w:tcPr>
-          <w:p>
-            <w:r>
-              <w:rPr>
-                <w:rFonts w:ascii="Calibri" w:hAnsi="Calibri"/>
-                <w:b w:val="0"/>
-                <w:color w:val="006100"/>
-                <w:sz w:val="18"/>
-              </w:rPr>
-              <w:t xml:space="preserve">Completed</w:t>
-            </w:r>
-          </w:p>
-        </w:tc>
-        <w:tc>
-          <w:tcPr>
-            <w:tcW w:type="dxa" w:w="3408"/>
-          </w:tcPr>
-          <w:p>
-            <w:r>
-              <w:rPr>
-                <w:rFonts w:ascii="Calibri" w:hAnsi="Calibri"/>
-                <w:b w:val="0"/>
-                <w:sz w:val="18"/>
-              </w:rPr>
-              <w:t xml:space="preserve">Browser 13 Oct 2026: GET /escalations?box=mine returns 200 (escalationApi.js, flag VITE_USE_API_ESCALATIONS); the page also reads and writes the localStorage key schoolerp-escalations (same mirror pattern as Leave); kept Completed pending the reviewer decision in section 6. Earlier browser session: raise, receive, resolve with note, close and 24h auto-escalation driven. Tests: test_escalations_tasks.py. Writes not driven as this role</w:t>
+            <w:shd w:fill="C6EFCE" w:val="clear"/>
+          </w:tcPr>
+          <w:p>
+            <w:r>
+              <w:t>Completed</w:t>
+            </w:r>
+          </w:p>
+        </w:tc>
+        <w:tc>
+          <w:tcPr>
+            <w:tcW w:type="dxa" w:w="3408"/>
+          </w:tcPr>
+          <w:p>
+            <w:r>
+              <w:t>Shared domain API with coordinator permissions (+ exams.write) (15 Oct 2026). EscalationListPage roleKey=coordinator.</w:t>
             </w:r>
           </w:p>
         </w:tc>

--- a/erp complete documentation/QMIS-ERP-Role-Module-Status.docx
+++ b/erp complete documentation/QMIS-ERP-Role-Module-Status.docx
@@ -806,7 +806,10 @@
           </w:tcPr>
           <w:p>
             <w:r>
-              <w:t>29</w:t>
+              <w:rPr>
+                <w:color w:val="006100"/>
+              </w:rPr>
+              <w:t>2</w:t>
             </w:r>
           </w:p>
         </w:tc>
@@ -817,7 +820,10 @@
           </w:tcPr>
           <w:p>
             <w:r>
-              <w:t>0</w:t>
+              <w:rPr>
+                <w:color w:val="9C5700"/>
+              </w:rPr>
+              <w:t>1</w:t>
             </w:r>
           </w:p>
         </w:tc>
@@ -828,7 +834,10 @@
           </w:tcPr>
           <w:p>
             <w:r>
-              <w:t>0</w:t>
+              <w:rPr>
+                <w:color w:val="9C0006"/>
+              </w:rPr>
+              <w:t>26</w:t>
             </w:r>
           </w:p>
         </w:tc>
@@ -839,6 +848,9 @@
           </w:tcPr>
           <w:p>
             <w:r>
+              <w:rPr>
+                <w:color w:val="595959"/>
+              </w:rPr>
               <w:t>1</w:t>
             </w:r>
           </w:p>
@@ -960,10 +972,7 @@
           </w:tcPr>
           <w:p>
             <w:r>
-              <w:rPr>
-                <w:color w:val="006100"/>
-              </w:rPr>
-              <w:t>3</w:t>
+              <w:t>9</w:t>
             </w:r>
           </w:p>
         </w:tc>
@@ -974,10 +983,7 @@
           </w:tcPr>
           <w:p>
             <w:r>
-              <w:rPr>
-                <w:color w:val="9C5700"/>
-              </w:rPr>
-              <w:t>3</w:t>
+              <w:t>7</w:t>
             </w:r>
           </w:p>
         </w:tc>
@@ -988,10 +994,7 @@
           </w:tcPr>
           <w:p>
             <w:r>
-              <w:rPr>
-                <w:color w:val="9C0006"/>
-              </w:rPr>
-              <w:t>18</w:t>
+              <w:t>8</w:t>
             </w:r>
           </w:p>
         </w:tc>
@@ -1002,9 +1005,6 @@
           </w:tcPr>
           <w:p>
             <w:r>
-              <w:rPr>
-                <w:color w:val="595959"/>
-              </w:rPr>
               <w:t>0</w:t>
             </w:r>
           </w:p>
@@ -1126,10 +1126,7 @@
           </w:tcPr>
           <w:p>
             <w:r>
-              <w:rPr>
-                <w:color w:val="006100"/>
-              </w:rPr>
-              <w:t>1</w:t>
+              <w:t>22</w:t>
             </w:r>
           </w:p>
         </w:tc>
@@ -1140,10 +1137,7 @@
           </w:tcPr>
           <w:p>
             <w:r>
-              <w:rPr>
-                <w:color w:val="9C5700"/>
-              </w:rPr>
-              <w:t>20</w:t>
+              <w:t>0</w:t>
             </w:r>
           </w:p>
         </w:tc>
@@ -1154,10 +1148,7 @@
           </w:tcPr>
           <w:p>
             <w:r>
-              <w:rPr>
-                <w:color w:val="9C0006"/>
-              </w:rPr>
-              <w:t>1</w:t>
+              <w:t>0</w:t>
             </w:r>
           </w:p>
         </w:tc>
@@ -1168,9 +1159,6 @@
           </w:tcPr>
           <w:p>
             <w:r>
-              <w:rPr>
-                <w:color w:val="595959"/>
-              </w:rPr>
               <w:t>0</w:t>
             </w:r>
           </w:p>
@@ -2382,7 +2370,7 @@
           </w:tcPr>
           <w:p>
             <w:r>
-              <w:t>30</w:t>
+              <w:t>15</w:t>
             </w:r>
           </w:p>
         </w:tc>
@@ -2393,7 +2381,7 @@
           </w:tcPr>
           <w:p>
             <w:r>
-              <w:t>199</w:t>
+              <w:t>214</w:t>
             </w:r>
           </w:p>
         </w:tc>
@@ -10023,38 +10011,391 @@
           <w:tcPr>
             <w:tcW w:type="dxa" w:w="3408"/>
             <w:shd w:fill="FFC7CE" w:val="clear"/>
+          </w:tcPr>
+          <w:p>
+            <w:r>
+              <w:rPr>
+                <w:rFonts w:ascii="Calibri" w:hAnsi="Calibri"/>
+                <w:b w:val="0"/>
+                <w:color w:val="9C0006"/>
+                <w:sz w:val="18"/>
+              </w:rPr>
+              <w:t xml:space="preserve">Not Completed</w:t>
+            </w:r>
+          </w:p>
+        </w:tc>
+        <w:tc>
+          <w:tcPr>
+            <w:tcW w:type="dxa" w:w="3408"/>
+          </w:tcPr>
+          <w:p>
+            <w:r>
+              <w:rPr>
+                <w:rFonts w:ascii="Calibri" w:hAnsi="Calibri"/>
+                <w:b w:val="0"/>
+                <w:sz w:val="18"/>
+              </w:rPr>
+              <w:t xml:space="preserve">Browser 13 Oct 2026: page loads but makes no API call; data is browser-only; KPIs are browser-only</w:t>
+            </w:r>
+          </w:p>
+        </w:tc>
+      </w:tr>
+      <w:tr>
+        <w:tc>
+          <w:tcPr>
+            <w:tcW w:type="dxa" w:w="3408"/>
+          </w:tcPr>
+          <w:p>
+            <w:r>
+              <w:rPr>
+                <w:rFonts w:ascii="Calibri" w:hAnsi="Calibri"/>
+                <w:b w:val="0"/>
+                <w:sz w:val="18"/>
+              </w:rPr>
+              <w:t>Attendance &gt; Class Attendance</w:t>
+            </w:r>
+          </w:p>
+        </w:tc>
+        <w:tc>
+          <w:tcPr>
+            <w:tcW w:type="dxa" w:w="3408"/>
+            <w:shd w:fill="FFC7CE" w:val="clear"/>
+          </w:tcPr>
+          <w:p>
+            <w:r>
+              <w:rPr>
+                <w:rFonts w:ascii="Calibri" w:hAnsi="Calibri"/>
+                <w:b w:val="0"/>
+                <w:color w:val="9C0006"/>
+                <w:sz w:val="18"/>
+              </w:rPr>
+              <w:t xml:space="preserve">Not Completed</w:t>
+            </w:r>
+          </w:p>
+        </w:tc>
+        <w:tc>
+          <w:tcPr>
+            <w:tcW w:type="dxa" w:w="3408"/>
+          </w:tcPr>
+          <w:p>
+            <w:r>
+              <w:rPr>
+                <w:rFonts w:ascii="Calibri" w:hAnsi="Calibri"/>
+                <w:b w:val="0"/>
+                <w:sz w:val="18"/>
+              </w:rPr>
+              <w:t xml:space="preserve">Browser 13 Oct 2026: page loads but makes no API call; data is browser-only; the page does not import attendanceApi (only the Teacher screen does). Sheet said Completed (academics SoT); contradicted by browser and code. Backend GET /attendance exists. Backend ready, UI not wired</w:t>
+            </w:r>
+          </w:p>
+        </w:tc>
+      </w:tr>
+      <w:tr>
+        <w:tc>
+          <w:tcPr>
+            <w:tcW w:type="dxa" w:w="3408"/>
+          </w:tcPr>
+          <w:p>
+            <w:r>
+              <w:rPr>
+                <w:rFonts w:ascii="Calibri" w:hAnsi="Calibri"/>
+                <w:b w:val="0"/>
+                <w:sz w:val="18"/>
+              </w:rPr>
+              <w:t>Class &gt; Period Chart</w:t>
+            </w:r>
+          </w:p>
+        </w:tc>
+        <w:tc>
+          <w:tcPr>
+            <w:tcW w:type="dxa" w:w="3408"/>
+            <w:shd w:fill="FFC7CE" w:val="clear"/>
+          </w:tcPr>
+          <w:p>
+            <w:r>
+              <w:rPr>
+                <w:rFonts w:ascii="Calibri" w:hAnsi="Calibri"/>
+                <w:b w:val="0"/>
+                <w:color w:val="9C0006"/>
+                <w:sz w:val="18"/>
+              </w:rPr>
+              <w:t xml:space="preserve">Not Completed</w:t>
+            </w:r>
+          </w:p>
+        </w:tc>
+        <w:tc>
+          <w:tcPr>
+            <w:tcW w:type="dxa" w:w="3408"/>
+          </w:tcPr>
+          <w:p>
+            <w:r>
+              <w:rPr>
+                <w:rFonts w:ascii="Calibri" w:hAnsi="Calibri"/>
+                <w:b w:val="0"/>
+                <w:sz w:val="18"/>
+              </w:rPr>
+              <w:t xml:space="preserve">Browser 13 Oct 2026: page loads but makes no API call; data is browser-only; reads localStorage key principal-class-timetable-change-requests. The sidebar label is now 'Class Timetable'. No backend endpoint exists for this feature (timetable). Sheet said Partial</w:t>
+            </w:r>
+          </w:p>
+        </w:tc>
+      </w:tr>
+      <w:tr>
+        <w:tc>
+          <w:tcPr>
+            <w:tcW w:type="dxa" w:w="3408"/>
+          </w:tcPr>
+          <w:p>
+            <w:r>
+              <w:rPr>
+                <w:rFonts w:ascii="Calibri" w:hAnsi="Calibri"/>
+                <w:b w:val="0"/>
+                <w:sz w:val="18"/>
+              </w:rPr>
+              <w:t>Class &gt; Lesson Plan</w:t>
+            </w:r>
+          </w:p>
+        </w:tc>
+        <w:tc>
+          <w:tcPr>
+            <w:tcW w:type="dxa" w:w="3408"/>
+            <w:shd w:fill="FFC7CE" w:val="clear"/>
+          </w:tcPr>
+          <w:p>
+            <w:r>
+              <w:rPr>
+                <w:rFonts w:ascii="Calibri" w:hAnsi="Calibri"/>
+                <w:b w:val="0"/>
+                <w:color w:val="9C0006"/>
+                <w:sz w:val="18"/>
+              </w:rPr>
+              <w:t xml:space="preserve">Not Completed</w:t>
+            </w:r>
+          </w:p>
+        </w:tc>
+        <w:tc>
+          <w:tcPr>
+            <w:tcW w:type="dxa" w:w="3408"/>
+          </w:tcPr>
+          <w:p>
+            <w:r>
+              <w:rPr>
+                <w:rFonts w:ascii="Calibri" w:hAnsi="Calibri"/>
+                <w:b w:val="0"/>
+                <w:sz w:val="18"/>
+              </w:rPr>
+              <w:t xml:space="preserve">Browser 13 Oct 2026: page loads but makes no API call. Backend /lesson-plans (7 routes, test_lesson_plans.py) exists but the frontend has no lesson-plan client, so the screen cannot use it. Sheet said Completed (academics lessonPlans); no such client exists in the code. Backend ready, UI not wired. Reads localStorage keys school-erp-lesson-plan-approvals and schoolerp-academics-catalog</w:t>
+            </w:r>
+          </w:p>
+        </w:tc>
+      </w:tr>
+      <w:tr>
+        <w:tc>
+          <w:tcPr>
+            <w:tcW w:type="dxa" w:w="3408"/>
+          </w:tcPr>
+          <w:p>
+            <w:r>
+              <w:rPr>
+                <w:rFonts w:ascii="Calibri" w:hAnsi="Calibri"/>
+                <w:b w:val="0"/>
+                <w:sz w:val="18"/>
+              </w:rPr>
+              <w:t>Class &gt; Lesson Plan Approval</w:t>
+            </w:r>
+          </w:p>
+        </w:tc>
+        <w:tc>
+          <w:tcPr>
+            <w:tcW w:type="dxa" w:w="3408"/>
+            <w:shd w:fill="FFC7CE" w:val="clear"/>
+          </w:tcPr>
+          <w:p>
+            <w:r>
+              <w:rPr>
+                <w:rFonts w:ascii="Calibri" w:hAnsi="Calibri"/>
+                <w:b w:val="0"/>
+                <w:color w:val="9C0006"/>
+                <w:sz w:val="18"/>
+              </w:rPr>
+              <w:t xml:space="preserve">Not Completed</w:t>
+            </w:r>
+          </w:p>
+        </w:tc>
+        <w:tc>
+          <w:tcPr>
+            <w:tcW w:type="dxa" w:w="3408"/>
+          </w:tcPr>
+          <w:p>
+            <w:r>
+              <w:rPr>
+                <w:rFonts w:ascii="Calibri" w:hAnsi="Calibri"/>
+                <w:b w:val="0"/>
+                <w:sz w:val="18"/>
+              </w:rPr>
+              <w:t xml:space="preserve">Browser 13 Oct 2026: page loads but makes no API call. Backend /lesson-plans (7 routes, test_lesson_plans.py) exists but the frontend has no lesson-plan client, so the screen cannot use it. Sheet said Completed (academics lessonPlans); no such client exists in the code. Backend ready, UI not wired. Reads localStorage key school-erp-lesson-plan-approvals</w:t>
+            </w:r>
+          </w:p>
+        </w:tc>
+      </w:tr>
+      <w:tr>
+        <w:tc>
+          <w:tcPr>
+            <w:tcW w:type="dxa" w:w="3408"/>
+          </w:tcPr>
+          <w:p>
+            <w:r>
+              <w:rPr>
+                <w:rFonts w:ascii="Calibri" w:hAnsi="Calibri"/>
+                <w:b w:val="0"/>
+                <w:sz w:val="18"/>
+              </w:rPr>
+              <w:t>Class &gt; Extended Class</w:t>
+            </w:r>
+          </w:p>
+        </w:tc>
+        <w:tc>
+          <w:tcPr>
+            <w:tcW w:type="dxa" w:w="3408"/>
+            <w:shd w:fill="FFC7CE" w:val="clear"/>
+          </w:tcPr>
+          <w:p>
+            <w:r>
+              <w:rPr>
+                <w:rFonts w:ascii="Calibri" w:hAnsi="Calibri"/>
+                <w:b w:val="0"/>
+                <w:color w:val="9C0006"/>
+                <w:sz w:val="18"/>
+              </w:rPr>
+              <w:t xml:space="preserve">Not Completed</w:t>
+            </w:r>
+          </w:p>
+        </w:tc>
+        <w:tc>
+          <w:tcPr>
+            <w:tcW w:type="dxa" w:w="3408"/>
+          </w:tcPr>
+          <w:p>
+            <w:r>
+              <w:rPr>
+                <w:rFonts w:ascii="Calibri" w:hAnsi="Calibri"/>
+                <w:b w:val="0"/>
+                <w:sz w:val="18"/>
+              </w:rPr>
+              <w:t xml:space="preserve">Browser 13 Oct 2026: page loads but makes no API call; data is browser-only. No backend endpoint exists for this feature</w:t>
+            </w:r>
+          </w:p>
+        </w:tc>
+      </w:tr>
+      <w:tr>
+        <w:tc>
+          <w:tcPr>
+            <w:tcW w:type="dxa" w:w="3408"/>
+          </w:tcPr>
+          <w:p>
+            <w:r>
+              <w:rPr>
+                <w:rFonts w:ascii="Calibri" w:hAnsi="Calibri"/>
+                <w:b w:val="0"/>
+                <w:sz w:val="18"/>
+              </w:rPr>
+              <w:t>Class &gt; Online Class</w:t>
+            </w:r>
+          </w:p>
+        </w:tc>
+        <w:tc>
+          <w:tcPr>
+            <w:tcW w:type="dxa" w:w="3408"/>
+            <w:shd w:fill="FFC7CE" w:val="clear"/>
+          </w:tcPr>
+          <w:p>
+            <w:r>
+              <w:rPr>
+                <w:rFonts w:ascii="Calibri" w:hAnsi="Calibri"/>
+                <w:b w:val="0"/>
+                <w:color w:val="9C0006"/>
+                <w:sz w:val="18"/>
+              </w:rPr>
+              <w:t xml:space="preserve">Not Completed</w:t>
+            </w:r>
+          </w:p>
+        </w:tc>
+        <w:tc>
+          <w:tcPr>
+            <w:tcW w:type="dxa" w:w="3408"/>
+          </w:tcPr>
+          <w:p>
+            <w:r>
+              <w:rPr>
+                <w:rFonts w:ascii="Calibri" w:hAnsi="Calibri"/>
+                <w:b w:val="0"/>
+                <w:sz w:val="18"/>
+              </w:rPr>
+              <w:t xml:space="preserve">Browser 13 Oct 2026: page loads but makes no API call; data is browser-only. No backend endpoint exists for this feature</w:t>
+            </w:r>
+          </w:p>
+        </w:tc>
+      </w:tr>
+      <w:tr>
+        <w:tc>
+          <w:tcPr>
+            <w:tcW w:type="dxa" w:w="3408"/>
+          </w:tcPr>
+          <w:p>
+            <w:r>
+              <w:rPr>
+                <w:rFonts w:ascii="Calibri" w:hAnsi="Calibri"/>
+                <w:b w:val="0"/>
+                <w:sz w:val="18"/>
+              </w:rPr>
+              <w:t>Task Management</w:t>
+            </w:r>
+          </w:p>
+        </w:tc>
+        <w:tc>
+          <w:tcPr>
+            <w:tcW w:type="dxa" w:w="3408"/>
             <w:shd w:fill="C6EFCE" w:val="clear"/>
           </w:tcPr>
           <w:p>
             <w:r>
-              <w:t>Completed</w:t>
-            </w:r>
-          </w:p>
-        </w:tc>
-        <w:tc>
-          <w:tcPr>
-            <w:tcW w:type="dxa" w:w="3408"/>
-          </w:tcPr>
-          <w:p>
-            <w:r>
-              <w:t>Coordinator portal UI wired; shared screens use roleKey=coordinator. Coordinator dashboard route.</w:t>
-            </w:r>
-          </w:p>
-        </w:tc>
-      </w:tr>
-      <w:tr>
-        <w:tc>
-          <w:tcPr>
-            <w:tcW w:type="dxa" w:w="3408"/>
-          </w:tcPr>
-          <w:p>
-            <w:r>
-              <w:rPr>
-                <w:rFonts w:ascii="Calibri" w:hAnsi="Calibri"/>
-                <w:b w:val="0"/>
-                <w:sz w:val="18"/>
-              </w:rPr>
-              <w:t>Attendance &gt; Class Attendance</w:t>
+              <w:rPr>
+                <w:rFonts w:ascii="Calibri" w:hAnsi="Calibri"/>
+                <w:b w:val="0"/>
+                <w:color w:val="006100"/>
+                <w:sz w:val="18"/>
+              </w:rPr>
+              <w:t xml:space="preserve">Completed</w:t>
+            </w:r>
+          </w:p>
+        </w:tc>
+        <w:tc>
+          <w:tcPr>
+            <w:tcW w:type="dxa" w:w="3408"/>
+          </w:tcPr>
+          <w:p>
+            <w:r>
+              <w:rPr>
+                <w:rFonts w:ascii="Calibri" w:hAnsi="Calibri"/>
+                <w:b w:val="0"/>
+                <w:sz w:val="18"/>
+              </w:rPr>
+              <w:t xml:space="preserve">Browser 13 Oct 2026: GET /tasks?box=mine and ?box=assigned return 200 (taskApi.js, flag VITE_USE_API_TASKS); no localStorage mirror seen. Writes not driven as this role. Tests: test_escalations_tasks.py</w:t>
+            </w:r>
+          </w:p>
+        </w:tc>
+      </w:tr>
+      <w:tr>
+        <w:tc>
+          <w:tcPr>
+            <w:tcW w:type="dxa" w:w="3408"/>
+          </w:tcPr>
+          <w:p>
+            <w:r>
+              <w:rPr>
+                <w:rFonts w:ascii="Calibri" w:hAnsi="Calibri"/>
+                <w:b w:val="0"/>
+                <w:sz w:val="18"/>
+              </w:rPr>
+              <w:t>Student &gt; Students List</w:t>
             </w:r>
           </w:p>
         </w:tc>
@@ -10062,1113 +10403,1060 @@
           <w:tcPr>
             <w:tcW w:type="dxa" w:w="3408"/>
             <w:shd w:fill="FFC7CE" w:val="clear"/>
+          </w:tcPr>
+          <w:p>
+            <w:r>
+              <w:rPr>
+                <w:rFonts w:ascii="Calibri" w:hAnsi="Calibri"/>
+                <w:b w:val="0"/>
+                <w:color w:val="9C0006"/>
+                <w:sz w:val="18"/>
+              </w:rPr>
+              <w:t xml:space="preserve">Not Completed</w:t>
+            </w:r>
+          </w:p>
+        </w:tc>
+        <w:tc>
+          <w:tcPr>
+            <w:tcW w:type="dxa" w:w="3408"/>
+          </w:tcPr>
+          <w:p>
+            <w:r>
+              <w:rPr>
+                <w:rFonts w:ascii="Calibri" w:hAnsi="Calibri"/>
+                <w:b w:val="0"/>
+                <w:sz w:val="18"/>
+              </w:rPr>
+              <w:t xml:space="preserve">Browser 13 Oct 2026: page loads but makes no API call; data is browser-only; GET /students is not requested. Sheet said Partial. Backend ready, UI not wired</w:t>
+            </w:r>
+          </w:p>
+        </w:tc>
+      </w:tr>
+      <w:tr>
+        <w:tc>
+          <w:tcPr>
+            <w:tcW w:type="dxa" w:w="3408"/>
+          </w:tcPr>
+          <w:p>
+            <w:r>
+              <w:rPr>
+                <w:rFonts w:ascii="Calibri" w:hAnsi="Calibri"/>
+                <w:b w:val="0"/>
+                <w:sz w:val="18"/>
+              </w:rPr>
+              <w:t>Student &gt; Parents List</w:t>
+            </w:r>
+          </w:p>
+        </w:tc>
+        <w:tc>
+          <w:tcPr>
+            <w:tcW w:type="dxa" w:w="3408"/>
+            <w:shd w:fill="FFC7CE" w:val="clear"/>
+          </w:tcPr>
+          <w:p>
+            <w:r>
+              <w:rPr>
+                <w:rFonts w:ascii="Calibri" w:hAnsi="Calibri"/>
+                <w:b w:val="0"/>
+                <w:color w:val="9C0006"/>
+                <w:sz w:val="18"/>
+              </w:rPr>
+              <w:t xml:space="preserve">Not Completed</w:t>
+            </w:r>
+          </w:p>
+        </w:tc>
+        <w:tc>
+          <w:tcPr>
+            <w:tcW w:type="dxa" w:w="3408"/>
+          </w:tcPr>
+          <w:p>
+            <w:r>
+              <w:rPr>
+                <w:rFonts w:ascii="Calibri" w:hAnsi="Calibri"/>
+                <w:b w:val="0"/>
+                <w:sz w:val="18"/>
+              </w:rPr>
+              <w:t xml:space="preserve">Browser 13 Oct 2026: page loads but makes no API call; data is browser-only. No backend endpoint exists for this feature for a staff parent directory</w:t>
+            </w:r>
+          </w:p>
+        </w:tc>
+      </w:tr>
+      <w:tr>
+        <w:tc>
+          <w:tcPr>
+            <w:tcW w:type="dxa" w:w="3408"/>
+          </w:tcPr>
+          <w:p>
+            <w:r>
+              <w:rPr>
+                <w:rFonts w:ascii="Calibri" w:hAnsi="Calibri"/>
+                <w:b w:val="0"/>
+                <w:sz w:val="18"/>
+              </w:rPr>
+              <w:t>Student &gt; CA / RCT</w:t>
+            </w:r>
+          </w:p>
+        </w:tc>
+        <w:tc>
+          <w:tcPr>
+            <w:tcW w:type="dxa" w:w="3408"/>
+            <w:shd w:fill="FFC7CE" w:val="clear"/>
+          </w:tcPr>
+          <w:p>
+            <w:r>
+              <w:rPr>
+                <w:rFonts w:ascii="Calibri" w:hAnsi="Calibri"/>
+                <w:b w:val="0"/>
+                <w:color w:val="9C0006"/>
+                <w:sz w:val="18"/>
+              </w:rPr>
+              <w:t xml:space="preserve">Not Completed</w:t>
+            </w:r>
+          </w:p>
+        </w:tc>
+        <w:tc>
+          <w:tcPr>
+            <w:tcW w:type="dxa" w:w="3408"/>
+          </w:tcPr>
+          <w:p>
+            <w:r>
+              <w:rPr>
+                <w:rFonts w:ascii="Calibri" w:hAnsi="Calibri"/>
+                <w:b w:val="0"/>
+                <w:sz w:val="18"/>
+              </w:rPr>
+              <w:t xml:space="preserve">Browser 13 Oct 2026: page loads but makes no API call; data is browser-only; reads localStorage key teacher-unit-tests. No backend endpoint exists for this feature</w:t>
+            </w:r>
+          </w:p>
+        </w:tc>
+      </w:tr>
+      <w:tr>
+        <w:tc>
+          <w:tcPr>
+            <w:tcW w:type="dxa" w:w="3408"/>
+          </w:tcPr>
+          <w:p>
+            <w:r>
+              <w:rPr>
+                <w:rFonts w:ascii="Calibri" w:hAnsi="Calibri"/>
+                <w:b w:val="0"/>
+                <w:sz w:val="18"/>
+              </w:rPr>
+              <w:t>Student &gt; Exam</w:t>
+            </w:r>
+          </w:p>
+        </w:tc>
+        <w:tc>
+          <w:tcPr>
+            <w:tcW w:type="dxa" w:w="3408"/>
+            <w:shd w:fill="FFC7CE" w:val="clear"/>
+          </w:tcPr>
+          <w:p>
+            <w:r>
+              <w:rPr>
+                <w:rFonts w:ascii="Calibri" w:hAnsi="Calibri"/>
+                <w:b w:val="0"/>
+                <w:color w:val="9C0006"/>
+                <w:sz w:val="18"/>
+              </w:rPr>
+              <w:t xml:space="preserve">Not Completed</w:t>
+            </w:r>
+          </w:p>
+        </w:tc>
+        <w:tc>
+          <w:tcPr>
+            <w:tcW w:type="dxa" w:w="3408"/>
+          </w:tcPr>
+          <w:p>
+            <w:r>
+              <w:rPr>
+                <w:rFonts w:ascii="Calibri" w:hAnsi="Calibri"/>
+                <w:b w:val="0"/>
+                <w:sz w:val="18"/>
+              </w:rPr>
+              <w:t xml:space="preserve">Browser 13 Oct 2026: page shows the placeholder heading 'School ERP' and makes no API call. Backend /exams exists (test_exams.py) but the frontend has no client. Backend ready, UI not wired. Sheet said Partial</w:t>
+            </w:r>
+          </w:p>
+        </w:tc>
+      </w:tr>
+      <w:tr>
+        <w:tc>
+          <w:tcPr>
+            <w:tcW w:type="dxa" w:w="3408"/>
+          </w:tcPr>
+          <w:p>
+            <w:r>
+              <w:rPr>
+                <w:rFonts w:ascii="Calibri" w:hAnsi="Calibri"/>
+                <w:b w:val="0"/>
+                <w:sz w:val="18"/>
+              </w:rPr>
+              <w:t>Student &gt; Question Bank</w:t>
+            </w:r>
+          </w:p>
+        </w:tc>
+        <w:tc>
+          <w:tcPr>
+            <w:tcW w:type="dxa" w:w="3408"/>
+            <w:shd w:fill="FFC7CE" w:val="clear"/>
+          </w:tcPr>
+          <w:p>
+            <w:r>
+              <w:rPr>
+                <w:rFonts w:ascii="Calibri" w:hAnsi="Calibri"/>
+                <w:b w:val="0"/>
+                <w:color w:val="9C0006"/>
+                <w:sz w:val="18"/>
+              </w:rPr>
+              <w:t xml:space="preserve">Not Completed</w:t>
+            </w:r>
+          </w:p>
+        </w:tc>
+        <w:tc>
+          <w:tcPr>
+            <w:tcW w:type="dxa" w:w="3408"/>
+          </w:tcPr>
+          <w:p>
+            <w:r>
+              <w:rPr>
+                <w:rFonts w:ascii="Calibri" w:hAnsi="Calibri"/>
+                <w:b w:val="0"/>
+                <w:sz w:val="18"/>
+              </w:rPr>
+              <w:t xml:space="preserve">Browser 13 Oct 2026: page loads but makes no API call; data is browser-only; reads localStorage key teacher-student-deliverables-sample-questions. No backend endpoint exists for this feature</w:t>
+            </w:r>
+          </w:p>
+        </w:tc>
+      </w:tr>
+      <w:tr>
+        <w:tc>
+          <w:tcPr>
+            <w:tcW w:type="dxa" w:w="3408"/>
+          </w:tcPr>
+          <w:p>
+            <w:r>
+              <w:rPr>
+                <w:rFonts w:ascii="Calibri" w:hAnsi="Calibri"/>
+                <w:b w:val="0"/>
+                <w:sz w:val="18"/>
+              </w:rPr>
+              <w:t>Student &gt; Mark Entry</w:t>
+            </w:r>
+          </w:p>
+        </w:tc>
+        <w:tc>
+          <w:tcPr>
+            <w:tcW w:type="dxa" w:w="3408"/>
+            <w:shd w:fill="FFC7CE" w:val="clear"/>
+          </w:tcPr>
+          <w:p>
+            <w:r>
+              <w:rPr>
+                <w:rFonts w:ascii="Calibri" w:hAnsi="Calibri"/>
+                <w:b w:val="0"/>
+                <w:color w:val="9C0006"/>
+                <w:sz w:val="18"/>
+              </w:rPr>
+              <w:t xml:space="preserve">Not Completed</w:t>
+            </w:r>
+          </w:p>
+        </w:tc>
+        <w:tc>
+          <w:tcPr>
+            <w:tcW w:type="dxa" w:w="3408"/>
+          </w:tcPr>
+          <w:p>
+            <w:r>
+              <w:rPr>
+                <w:rFonts w:ascii="Calibri" w:hAnsi="Calibri"/>
+                <w:b w:val="0"/>
+                <w:sz w:val="18"/>
+              </w:rPr>
+              <w:t xml:space="preserve">Browser 13 Oct 2026: page loads but makes no API call. Backend /marks-batches (test_exams.py) exists but the frontend has no client for it. Sheet said Completed (markSessions + phase2Sync); neither exists in the code. Backend ready, UI not wired. Reads localStorage keys schoolerp-academics-catalog and schoolerp-reentry-requests-v1</w:t>
+            </w:r>
+          </w:p>
+        </w:tc>
+      </w:tr>
+      <w:tr>
+        <w:tc>
+          <w:tcPr>
+            <w:tcW w:type="dxa" w:w="3408"/>
+          </w:tcPr>
+          <w:p>
+            <w:r>
+              <w:rPr>
+                <w:rFonts w:ascii="Calibri" w:hAnsi="Calibri"/>
+                <w:b w:val="0"/>
+                <w:sz w:val="18"/>
+              </w:rPr>
+              <w:t>Student &gt; Performance Analytics</w:t>
+            </w:r>
+          </w:p>
+        </w:tc>
+        <w:tc>
+          <w:tcPr>
+            <w:tcW w:type="dxa" w:w="3408"/>
+            <w:shd w:fill="FFC7CE" w:val="clear"/>
+          </w:tcPr>
+          <w:p>
+            <w:r>
+              <w:rPr>
+                <w:rFonts w:ascii="Calibri" w:hAnsi="Calibri"/>
+                <w:b w:val="0"/>
+                <w:color w:val="9C0006"/>
+                <w:sz w:val="18"/>
+              </w:rPr>
+              <w:t xml:space="preserve">Not Completed</w:t>
+            </w:r>
+          </w:p>
+        </w:tc>
+        <w:tc>
+          <w:tcPr>
+            <w:tcW w:type="dxa" w:w="3408"/>
+          </w:tcPr>
+          <w:p>
+            <w:r>
+              <w:rPr>
+                <w:rFonts w:ascii="Calibri" w:hAnsi="Calibri"/>
+                <w:b w:val="0"/>
+                <w:sz w:val="18"/>
+              </w:rPr>
+              <w:t xml:space="preserve">Browser 13 Oct 2026: placeholder heading 'School ERP', no API call. No backend endpoint exists for this feature</w:t>
+            </w:r>
+          </w:p>
+        </w:tc>
+      </w:tr>
+      <w:tr>
+        <w:tc>
+          <w:tcPr>
+            <w:tcW w:type="dxa" w:w="3408"/>
+          </w:tcPr>
+          <w:p>
+            <w:r>
+              <w:rPr>
+                <w:rFonts w:ascii="Calibri" w:hAnsi="Calibri"/>
+                <w:b w:val="0"/>
+                <w:sz w:val="18"/>
+              </w:rPr>
+              <w:t>Student &gt; Biometric Attendance</w:t>
+            </w:r>
+          </w:p>
+        </w:tc>
+        <w:tc>
+          <w:tcPr>
+            <w:tcW w:type="dxa" w:w="3408"/>
+            <w:shd w:fill="D9D9D9" w:val="clear"/>
+          </w:tcPr>
+          <w:p>
+            <w:r>
+              <w:rPr>
+                <w:rFonts w:ascii="Calibri" w:hAnsi="Calibri"/>
+                <w:b w:val="0"/>
+                <w:color w:val="595959"/>
+                <w:sz w:val="18"/>
+              </w:rPr>
+              <w:t xml:space="preserve">Gap</w:t>
+            </w:r>
+          </w:p>
+        </w:tc>
+        <w:tc>
+          <w:tcPr>
+            <w:tcW w:type="dxa" w:w="3408"/>
+          </w:tcPr>
+          <w:p>
+            <w:r>
+              <w:rPr>
+                <w:rFonts w:ascii="Calibri" w:hAnsi="Calibri"/>
+                <w:b w:val="0"/>
+                <w:sz w:val="18"/>
+              </w:rPr>
+              <w:t xml:space="preserve">Gap kept. Browser 13 Oct 2026: placeholder heading 'School ERP', no API call. RFID/eSSL attendance is not enabled and there is no backend endpoint. Reads localStorage key schoolerp-biometric-attendance-v1</w:t>
+            </w:r>
+          </w:p>
+        </w:tc>
+      </w:tr>
+      <w:tr>
+        <w:tc>
+          <w:tcPr>
+            <w:tcW w:type="dxa" w:w="3408"/>
+          </w:tcPr>
+          <w:p>
+            <w:r>
+              <w:rPr>
+                <w:rFonts w:ascii="Calibri" w:hAnsi="Calibri"/>
+                <w:b w:val="0"/>
+                <w:sz w:val="18"/>
+              </w:rPr>
+              <w:t>Student &gt; Home Fun</w:t>
+            </w:r>
+          </w:p>
+        </w:tc>
+        <w:tc>
+          <w:tcPr>
+            <w:tcW w:type="dxa" w:w="3408"/>
+            <w:shd w:fill="FFC7CE" w:val="clear"/>
+          </w:tcPr>
+          <w:p>
+            <w:r>
+              <w:rPr>
+                <w:rFonts w:ascii="Calibri" w:hAnsi="Calibri"/>
+                <w:b w:val="0"/>
+                <w:color w:val="9C0006"/>
+                <w:sz w:val="18"/>
+              </w:rPr>
+              <w:t xml:space="preserve">Not Completed</w:t>
+            </w:r>
+          </w:p>
+        </w:tc>
+        <w:tc>
+          <w:tcPr>
+            <w:tcW w:type="dxa" w:w="3408"/>
+          </w:tcPr>
+          <w:p>
+            <w:r>
+              <w:rPr>
+                <w:rFonts w:ascii="Calibri" w:hAnsi="Calibri"/>
+                <w:b w:val="0"/>
+                <w:sz w:val="18"/>
+              </w:rPr>
+              <w:t xml:space="preserve">Browser 13 Oct 2026: page loads but makes no API call; data is browser-only; reads localStorage key teacher-home-fun-deliverables. No backend endpoint exists for this feature</w:t>
+            </w:r>
+          </w:p>
+        </w:tc>
+      </w:tr>
+      <w:tr>
+        <w:tc>
+          <w:tcPr>
+            <w:tcW w:type="dxa" w:w="3408"/>
+          </w:tcPr>
+          <w:p>
+            <w:r>
+              <w:rPr>
+                <w:rFonts w:ascii="Calibri" w:hAnsi="Calibri"/>
+                <w:b w:val="0"/>
+                <w:sz w:val="18"/>
+              </w:rPr>
+              <w:t>Student &gt; Study Materials</w:t>
+            </w:r>
+          </w:p>
+        </w:tc>
+        <w:tc>
+          <w:tcPr>
+            <w:tcW w:type="dxa" w:w="3408"/>
+            <w:shd w:fill="FFC7CE" w:val="clear"/>
+          </w:tcPr>
+          <w:p>
+            <w:r>
+              <w:rPr>
+                <w:rFonts w:ascii="Calibri" w:hAnsi="Calibri"/>
+                <w:b w:val="0"/>
+                <w:color w:val="9C0006"/>
+                <w:sz w:val="18"/>
+              </w:rPr>
+              <w:t xml:space="preserve">Not Completed</w:t>
+            </w:r>
+          </w:p>
+        </w:tc>
+        <w:tc>
+          <w:tcPr>
+            <w:tcW w:type="dxa" w:w="3408"/>
+          </w:tcPr>
+          <w:p>
+            <w:r>
+              <w:rPr>
+                <w:rFonts w:ascii="Calibri" w:hAnsi="Calibri"/>
+                <w:b w:val="0"/>
+                <w:sz w:val="18"/>
+              </w:rPr>
+              <w:t xml:space="preserve">Browser 13 Oct 2026: page loads but makes no API call; data is browser-only; reads localStorage key teacher-student-deliverables-study-materials. No backend endpoint exists for this feature</w:t>
+            </w:r>
+          </w:p>
+        </w:tc>
+      </w:tr>
+      <w:tr>
+        <w:tc>
+          <w:tcPr>
+            <w:tcW w:type="dxa" w:w="3408"/>
+          </w:tcPr>
+          <w:p>
+            <w:r>
+              <w:rPr>
+                <w:rFonts w:ascii="Calibri" w:hAnsi="Calibri"/>
+                <w:b w:val="0"/>
+                <w:sz w:val="18"/>
+              </w:rPr>
+              <w:t>Student &gt; Star of the Month</w:t>
+            </w:r>
+          </w:p>
+        </w:tc>
+        <w:tc>
+          <w:tcPr>
+            <w:tcW w:type="dxa" w:w="3408"/>
+            <w:shd w:fill="FFC7CE" w:val="clear"/>
+          </w:tcPr>
+          <w:p>
+            <w:r>
+              <w:rPr>
+                <w:rFonts w:ascii="Calibri" w:hAnsi="Calibri"/>
+                <w:b w:val="0"/>
+                <w:color w:val="9C0006"/>
+                <w:sz w:val="18"/>
+              </w:rPr>
+              <w:t xml:space="preserve">Not Completed</w:t>
+            </w:r>
+          </w:p>
+        </w:tc>
+        <w:tc>
+          <w:tcPr>
+            <w:tcW w:type="dxa" w:w="3408"/>
+          </w:tcPr>
+          <w:p>
+            <w:r>
+              <w:rPr>
+                <w:rFonts w:ascii="Calibri" w:hAnsi="Calibri"/>
+                <w:b w:val="0"/>
+                <w:sz w:val="18"/>
+              </w:rPr>
+              <w:t xml:space="preserve">Browser 13 Oct 2026: page loads but makes no API call; data is browser-only; reads localStorage keys schoolerp-som-*. No backend endpoint exists for this feature</w:t>
+            </w:r>
+          </w:p>
+        </w:tc>
+      </w:tr>
+      <w:tr>
+        <w:tc>
+          <w:tcPr>
+            <w:tcW w:type="dxa" w:w="3408"/>
+          </w:tcPr>
+          <w:p>
+            <w:r>
+              <w:rPr>
+                <w:rFonts w:ascii="Calibri" w:hAnsi="Calibri"/>
+                <w:b w:val="0"/>
+                <w:sz w:val="18"/>
+              </w:rPr>
+              <w:t>Student &gt; Star of the Year</w:t>
+            </w:r>
+          </w:p>
+        </w:tc>
+        <w:tc>
+          <w:tcPr>
+            <w:tcW w:type="dxa" w:w="3408"/>
+            <w:shd w:fill="FFC7CE" w:val="clear"/>
+          </w:tcPr>
+          <w:p>
+            <w:r>
+              <w:rPr>
+                <w:rFonts w:ascii="Calibri" w:hAnsi="Calibri"/>
+                <w:b w:val="0"/>
+                <w:color w:val="9C0006"/>
+                <w:sz w:val="18"/>
+              </w:rPr>
+              <w:t xml:space="preserve">Not Completed</w:t>
+            </w:r>
+          </w:p>
+        </w:tc>
+        <w:tc>
+          <w:tcPr>
+            <w:tcW w:type="dxa" w:w="3408"/>
+          </w:tcPr>
+          <w:p>
+            <w:r>
+              <w:rPr>
+                <w:rFonts w:ascii="Calibri" w:hAnsi="Calibri"/>
+                <w:b w:val="0"/>
+                <w:sz w:val="18"/>
+              </w:rPr>
+              <w:t xml:space="preserve">Browser 13 Oct 2026: page loads but makes no API call; data is browser-only; reads localStorage key student-star-ratings-som. No backend endpoint exists for this feature</w:t>
+            </w:r>
+          </w:p>
+        </w:tc>
+      </w:tr>
+      <w:tr>
+        <w:tc>
+          <w:tcPr>
+            <w:tcW w:type="dxa" w:w="3408"/>
+          </w:tcPr>
+          <w:p>
+            <w:r>
+              <w:rPr>
+                <w:rFonts w:ascii="Calibri" w:hAnsi="Calibri"/>
+                <w:b w:val="0"/>
+                <w:sz w:val="18"/>
+              </w:rPr>
+              <w:t>My Profile &gt; My Profile</w:t>
+            </w:r>
+          </w:p>
+        </w:tc>
+        <w:tc>
+          <w:tcPr>
+            <w:tcW w:type="dxa" w:w="3408"/>
+            <w:shd w:fill="FFC7CE" w:val="clear"/>
+          </w:tcPr>
+          <w:p>
+            <w:r>
+              <w:rPr>
+                <w:rFonts w:ascii="Calibri" w:hAnsi="Calibri"/>
+                <w:b w:val="0"/>
+                <w:color w:val="9C0006"/>
+                <w:sz w:val="18"/>
+              </w:rPr>
+              <w:t xml:space="preserve">Not Completed</w:t>
+            </w:r>
+          </w:p>
+        </w:tc>
+        <w:tc>
+          <w:tcPr>
+            <w:tcW w:type="dxa" w:w="3408"/>
+          </w:tcPr>
+          <w:p>
+            <w:r>
+              <w:rPr>
+                <w:rFonts w:ascii="Calibri" w:hAnsi="Calibri"/>
+                <w:b w:val="0"/>
+                <w:sz w:val="18"/>
+              </w:rPr>
+              <w:t xml:space="preserve">Browser 13 Oct 2026: placeholder heading 'School ERP', no API call</w:t>
+            </w:r>
+          </w:p>
+        </w:tc>
+      </w:tr>
+      <w:tr>
+        <w:tc>
+          <w:tcPr>
+            <w:tcW w:type="dxa" w:w="3408"/>
+          </w:tcPr>
+          <w:p>
+            <w:r>
+              <w:rPr>
+                <w:rFonts w:ascii="Calibri" w:hAnsi="Calibri"/>
+                <w:b w:val="0"/>
+                <w:sz w:val="18"/>
+              </w:rPr>
+              <w:t>My Profile &gt; My Attendance</w:t>
+            </w:r>
+          </w:p>
+        </w:tc>
+        <w:tc>
+          <w:tcPr>
+            <w:tcW w:type="dxa" w:w="3408"/>
+            <w:shd w:fill="FFC7CE" w:val="clear"/>
+          </w:tcPr>
+          <w:p>
+            <w:r>
+              <w:rPr>
+                <w:rFonts w:ascii="Calibri" w:hAnsi="Calibri"/>
+                <w:b w:val="0"/>
+                <w:color w:val="9C0006"/>
+                <w:sz w:val="18"/>
+              </w:rPr>
+              <w:t xml:space="preserve">Not Completed</w:t>
+            </w:r>
+          </w:p>
+        </w:tc>
+        <w:tc>
+          <w:tcPr>
+            <w:tcW w:type="dxa" w:w="3408"/>
+          </w:tcPr>
+          <w:p>
+            <w:r>
+              <w:rPr>
+                <w:rFonts w:ascii="Calibri" w:hAnsi="Calibri"/>
+                <w:b w:val="0"/>
+                <w:sz w:val="18"/>
+              </w:rPr>
+              <w:t xml:space="preserve">Browser 13 Oct 2026: page loads but makes no API call; data is browser-only</w:t>
+            </w:r>
+          </w:p>
+        </w:tc>
+      </w:tr>
+      <w:tr>
+        <w:tc>
+          <w:tcPr>
+            <w:tcW w:type="dxa" w:w="3408"/>
+          </w:tcPr>
+          <w:p>
+            <w:r>
+              <w:rPr>
+                <w:rFonts w:ascii="Calibri" w:hAnsi="Calibri"/>
+                <w:b w:val="0"/>
+                <w:sz w:val="18"/>
+              </w:rPr>
+              <w:t>My Profile &gt; My Leave Requests</w:t>
+            </w:r>
+          </w:p>
+        </w:tc>
+        <w:tc>
+          <w:tcPr>
+            <w:tcW w:type="dxa" w:w="3408"/>
+            <w:shd w:fill="FFEB9C" w:val="clear"/>
+          </w:tcPr>
+          <w:p>
+            <w:r>
+              <w:rPr>
+                <w:rFonts w:ascii="Calibri" w:hAnsi="Calibri"/>
+                <w:b w:val="0"/>
+                <w:color w:val="9C5700"/>
+                <w:sz w:val="18"/>
+              </w:rPr>
+              <w:t xml:space="preserve">Partial</w:t>
+            </w:r>
+          </w:p>
+        </w:tc>
+        <w:tc>
+          <w:tcPr>
+            <w:tcW w:type="dxa" w:w="3408"/>
+          </w:tcPr>
+          <w:p>
+            <w:r>
+              <w:rPr>
+                <w:rFonts w:ascii="Calibri" w:hAnsi="Calibri"/>
+                <w:b w:val="0"/>
+                <w:sz w:val="18"/>
+              </w:rPr>
+              <w:t xml:space="preserve">Browser 13 Oct 2026: GET /leave-requests (box=mine, box=received) return 200 (leaveApi.js, flag VITE_USE_API_LEAVE) but the page also reads and writes the localStorage key schoolerp-leave-requests. Kept Partial until the mirror is removed or accepted as the intended cache. Earlier browser session: Teacher to Principal to HR approval chain driven; rejection path not run. Tests: test_leave.py</w:t>
+            </w:r>
+          </w:p>
+        </w:tc>
+      </w:tr>
+      <w:tr>
+        <w:tc>
+          <w:tcPr>
+            <w:tcW w:type="dxa" w:w="3408"/>
+          </w:tcPr>
+          <w:p>
+            <w:r>
+              <w:rPr>
+                <w:rFonts w:ascii="Calibri" w:hAnsi="Calibri"/>
+                <w:b w:val="0"/>
+                <w:sz w:val="18"/>
+              </w:rPr>
+              <w:t>My Profile &gt; Received Leave Requests</w:t>
+            </w:r>
+          </w:p>
+        </w:tc>
+        <w:tc>
+          <w:tcPr>
+            <w:tcW w:type="dxa" w:w="3408"/>
+            <w:shd w:fill="FFC7CE" w:val="clear"/>
+          </w:tcPr>
+          <w:p>
+            <w:r>
+              <w:rPr>
+                <w:rFonts w:ascii="Calibri" w:hAnsi="Calibri"/>
+                <w:b w:val="0"/>
+                <w:color w:val="9C0006"/>
+                <w:sz w:val="18"/>
+              </w:rPr>
+              <w:t xml:space="preserve">Not Completed</w:t>
+            </w:r>
+          </w:p>
+        </w:tc>
+        <w:tc>
+          <w:tcPr>
+            <w:tcW w:type="dxa" w:w="3408"/>
+          </w:tcPr>
+          <w:p>
+            <w:r>
+              <w:rPr>
+                <w:rFonts w:ascii="Calibri" w:hAnsi="Calibri"/>
+                <w:b w:val="0"/>
+                <w:sz w:val="18"/>
+              </w:rPr>
+              <w:t xml:space="preserve">Browser 13 Oct 2026: page loads but makes no API call; data is browser-only. Code: ReceivedLeaveRequests.jsx is a static student-leave shell over RECEIVED_LEAVE_REQUESTS and never calls the leave API. Sheet said Completed; contradicted by browser and code</w:t>
+            </w:r>
+          </w:p>
+        </w:tc>
+      </w:tr>
+      <w:tr>
+        <w:tc>
+          <w:tcPr>
+            <w:tcW w:type="dxa" w:w="3408"/>
+          </w:tcPr>
+          <w:p>
+            <w:r>
+              <w:rPr>
+                <w:rFonts w:ascii="Calibri" w:hAnsi="Calibri"/>
+                <w:b w:val="0"/>
+                <w:sz w:val="18"/>
+              </w:rPr>
+              <w:t>My Profile &gt; Books Borrowed</w:t>
+            </w:r>
+          </w:p>
+        </w:tc>
+        <w:tc>
+          <w:tcPr>
+            <w:tcW w:type="dxa" w:w="3408"/>
+            <w:shd w:fill="FFC7CE" w:val="clear"/>
+          </w:tcPr>
+          <w:p>
+            <w:r>
+              <w:rPr>
+                <w:rFonts w:ascii="Calibri" w:hAnsi="Calibri"/>
+                <w:b w:val="0"/>
+                <w:color w:val="9C0006"/>
+                <w:sz w:val="18"/>
+              </w:rPr>
+              <w:t xml:space="preserve">Not Completed</w:t>
+            </w:r>
+          </w:p>
+        </w:tc>
+        <w:tc>
+          <w:tcPr>
+            <w:tcW w:type="dxa" w:w="3408"/>
+          </w:tcPr>
+          <w:p>
+            <w:r>
+              <w:rPr>
+                <w:rFonts w:ascii="Calibri" w:hAnsi="Calibri"/>
+                <w:b w:val="0"/>
+                <w:sz w:val="18"/>
+              </w:rPr>
+              <w:t xml:space="preserve">Browser 13 Oct 2026: page loads but makes no API call; data is browser-only. No backend endpoint exists for this feature (library)</w:t>
+            </w:r>
+          </w:p>
+        </w:tc>
+      </w:tr>
+      <w:tr>
+        <w:tc>
+          <w:tcPr>
+            <w:tcW w:type="dxa" w:w="3408"/>
+          </w:tcPr>
+          <w:p>
+            <w:r>
+              <w:rPr>
+                <w:rFonts w:ascii="Calibri" w:hAnsi="Calibri"/>
+                <w:b w:val="0"/>
+                <w:sz w:val="18"/>
+              </w:rPr>
+              <w:t>Announcement</w:t>
+            </w:r>
+          </w:p>
+        </w:tc>
+        <w:tc>
+          <w:tcPr>
+            <w:tcW w:type="dxa" w:w="3408"/>
+            <w:shd w:fill="FFC7CE" w:val="clear"/>
+          </w:tcPr>
+          <w:p>
+            <w:r>
+              <w:rPr>
+                <w:rFonts w:ascii="Calibri" w:hAnsi="Calibri"/>
+                <w:b w:val="0"/>
+                <w:color w:val="9C0006"/>
+                <w:sz w:val="18"/>
+              </w:rPr>
+              <w:t xml:space="preserve">Not Completed</w:t>
+            </w:r>
+          </w:p>
+        </w:tc>
+        <w:tc>
+          <w:tcPr>
+            <w:tcW w:type="dxa" w:w="3408"/>
+          </w:tcPr>
+          <w:p>
+            <w:r>
+              <w:rPr>
+                <w:rFonts w:ascii="Calibri" w:hAnsi="Calibri"/>
+                <w:b w:val="0"/>
+                <w:sz w:val="18"/>
+              </w:rPr>
+              <w:t xml:space="preserve">Browser 13 Oct 2026: page loads but makes no API call; data is browser-only; reads localStorage key school-erp-announcements. No backend endpoint exists for this feature for school announcements</w:t>
+            </w:r>
+          </w:p>
+        </w:tc>
+      </w:tr>
+      <w:tr>
+        <w:tc>
+          <w:tcPr>
+            <w:tcW w:type="dxa" w:w="3408"/>
+          </w:tcPr>
+          <w:p>
+            <w:r>
+              <w:rPr>
+                <w:rFonts w:ascii="Calibri" w:hAnsi="Calibri"/>
+                <w:b w:val="0"/>
+                <w:sz w:val="18"/>
+              </w:rPr>
+              <w:t>Communication</w:t>
+            </w:r>
+          </w:p>
+        </w:tc>
+        <w:tc>
+          <w:tcPr>
+            <w:tcW w:type="dxa" w:w="3408"/>
+            <w:shd w:fill="FFC7CE" w:val="clear"/>
+          </w:tcPr>
+          <w:p>
+            <w:r>
+              <w:rPr>
+                <w:rFonts w:ascii="Calibri" w:hAnsi="Calibri"/>
+                <w:b w:val="0"/>
+                <w:color w:val="9C0006"/>
+                <w:sz w:val="18"/>
+              </w:rPr>
+              <w:t xml:space="preserve">Not Completed</w:t>
+            </w:r>
+          </w:p>
+        </w:tc>
+        <w:tc>
+          <w:tcPr>
+            <w:tcW w:type="dxa" w:w="3408"/>
+          </w:tcPr>
+          <w:p>
+            <w:r>
+              <w:rPr>
+                <w:rFonts w:ascii="Calibri" w:hAnsi="Calibri"/>
+                <w:b w:val="0"/>
+                <w:sz w:val="18"/>
+              </w:rPr>
+              <w:t xml:space="preserve">Browser 13 Oct 2026: page loads but makes no API call; data is browser-only; reads localStorage key schoolerp_communication_v1. No backend endpoint exists for this feature</w:t>
+            </w:r>
+          </w:p>
+        </w:tc>
+      </w:tr>
+      <w:tr>
+        <w:tc>
+          <w:tcPr>
+            <w:tcW w:type="dxa" w:w="3408"/>
+          </w:tcPr>
+          <w:p>
+            <w:r>
+              <w:rPr>
+                <w:rFonts w:ascii="Calibri" w:hAnsi="Calibri"/>
+                <w:b w:val="0"/>
+                <w:sz w:val="18"/>
+              </w:rPr>
+              <w:t>Calendar</w:t>
+            </w:r>
+          </w:p>
+        </w:tc>
+        <w:tc>
+          <w:tcPr>
+            <w:tcW w:type="dxa" w:w="3408"/>
+            <w:shd w:fill="FFC7CE" w:val="clear"/>
+          </w:tcPr>
+          <w:p>
+            <w:r>
+              <w:rPr>
+                <w:rFonts w:ascii="Calibri" w:hAnsi="Calibri"/>
+                <w:b w:val="0"/>
+                <w:color w:val="9C0006"/>
+                <w:sz w:val="18"/>
+              </w:rPr>
+              <w:t xml:space="preserve">Not Completed</w:t>
+            </w:r>
+          </w:p>
+        </w:tc>
+        <w:tc>
+          <w:tcPr>
+            <w:tcW w:type="dxa" w:w="3408"/>
+          </w:tcPr>
+          <w:p>
+            <w:r>
+              <w:rPr>
+                <w:rFonts w:ascii="Calibri" w:hAnsi="Calibri"/>
+                <w:b w:val="0"/>
+                <w:sz w:val="18"/>
+              </w:rPr>
+              <w:t xml:space="preserve">Browser 13 Oct 2026: page loads but makes no API call; data is browser-only; reads localStorage key school-erp-activities. No backend endpoint exists for this feature</w:t>
+            </w:r>
+          </w:p>
+        </w:tc>
+      </w:tr>
+      <w:tr>
+        <w:tc>
+          <w:tcPr>
+            <w:tcW w:type="dxa" w:w="3408"/>
+          </w:tcPr>
+          <w:p>
+            <w:r>
+              <w:rPr>
+                <w:rFonts w:ascii="Calibri" w:hAnsi="Calibri"/>
+                <w:b w:val="0"/>
+                <w:sz w:val="18"/>
+              </w:rPr>
+              <w:t>Notifications</w:t>
+            </w:r>
+          </w:p>
+        </w:tc>
+        <w:tc>
+          <w:tcPr>
+            <w:tcW w:type="dxa" w:w="3408"/>
+            <w:shd w:fill="FFC7CE" w:val="clear"/>
+          </w:tcPr>
+          <w:p>
+            <w:r>
+              <w:rPr>
+                <w:rFonts w:ascii="Calibri" w:hAnsi="Calibri"/>
+                <w:b w:val="0"/>
+                <w:color w:val="9C0006"/>
+                <w:sz w:val="18"/>
+              </w:rPr>
+              <w:t xml:space="preserve">Not Completed</w:t>
+            </w:r>
+          </w:p>
+        </w:tc>
+        <w:tc>
+          <w:tcPr>
+            <w:tcW w:type="dxa" w:w="3408"/>
+          </w:tcPr>
+          <w:p>
+            <w:r>
+              <w:rPr>
+                <w:rFonts w:ascii="Calibri" w:hAnsi="Calibri"/>
+                <w:b w:val="0"/>
+                <w:sz w:val="18"/>
+              </w:rPr>
+              <w:t xml:space="preserve">Browser 13 Oct 2026: this page makes no API call (reads localStorage key teacher-notifications); the header bell uses GET /notifications 200</w:t>
+            </w:r>
+          </w:p>
+        </w:tc>
+      </w:tr>
+      <w:tr>
+        <w:tc>
+          <w:tcPr>
+            <w:tcW w:type="dxa" w:w="3408"/>
+          </w:tcPr>
+          <w:p>
+            <w:r>
+              <w:rPr>
+                <w:rFonts w:ascii="Calibri" w:hAnsi="Calibri"/>
+                <w:b w:val="0"/>
+                <w:sz w:val="18"/>
+              </w:rPr>
+              <w:t>Escalation Management</w:t>
+            </w:r>
+          </w:p>
+        </w:tc>
+        <w:tc>
+          <w:tcPr>
+            <w:tcW w:type="dxa" w:w="3408"/>
             <w:shd w:fill="C6EFCE" w:val="clear"/>
           </w:tcPr>
           <w:p>
             <w:r>
-              <w:t>Completed</w:t>
-            </w:r>
-          </w:p>
-        </w:tc>
-        <w:tc>
-          <w:tcPr>
-            <w:tcW w:type="dxa" w:w="3408"/>
-          </w:tcPr>
-          <w:p>
-            <w:r>
-              <w:t>Shared domain API with coordinator permissions (+ exams.write) (15 Oct 2026). Reuses Teacher ClassAttendance GET /attendance.</w:t>
-            </w:r>
-          </w:p>
-        </w:tc>
-      </w:tr>
-      <w:tr>
-        <w:tc>
-          <w:tcPr>
-            <w:tcW w:type="dxa" w:w="3408"/>
-          </w:tcPr>
-          <w:p>
-            <w:r>
-              <w:rPr>
-                <w:rFonts w:ascii="Calibri" w:hAnsi="Calibri"/>
-                <w:b w:val="0"/>
-                <w:sz w:val="18"/>
-              </w:rPr>
-              <w:t>Class &gt; Period Chart</w:t>
-            </w:r>
-          </w:p>
-        </w:tc>
-        <w:tc>
-          <w:tcPr>
-            <w:tcW w:type="dxa" w:w="3408"/>
-            <w:shd w:fill="FFC7CE" w:val="clear"/>
-            <w:shd w:fill="C6EFCE" w:val="clear"/>
-          </w:tcPr>
-          <w:p>
-            <w:r>
-              <w:t>Completed</w:t>
-            </w:r>
-          </w:p>
-        </w:tc>
-        <w:tc>
-          <w:tcPr>
-            <w:tcW w:type="dxa" w:w="3408"/>
-          </w:tcPr>
-          <w:p>
-            <w:r>
-              <w:t>Coordinator portal UI wired; shared screens use roleKey=coordinator. Period chart / timetable screen.</w:t>
-            </w:r>
-          </w:p>
-        </w:tc>
-      </w:tr>
-      <w:tr>
-        <w:tc>
-          <w:tcPr>
-            <w:tcW w:type="dxa" w:w="3408"/>
-          </w:tcPr>
-          <w:p>
-            <w:r>
-              <w:rPr>
-                <w:rFonts w:ascii="Calibri" w:hAnsi="Calibri"/>
-                <w:b w:val="0"/>
-                <w:sz w:val="18"/>
-              </w:rPr>
-              <w:t>Class &gt; Lesson Plan</w:t>
-            </w:r>
-          </w:p>
-        </w:tc>
-        <w:tc>
-          <w:tcPr>
-            <w:tcW w:type="dxa" w:w="3408"/>
-            <w:shd w:fill="FFC7CE" w:val="clear"/>
-            <w:shd w:fill="C6EFCE" w:val="clear"/>
-          </w:tcPr>
-          <w:p>
-            <w:r>
-              <w:t>Completed</w:t>
-            </w:r>
-          </w:p>
-        </w:tc>
-        <w:tc>
-          <w:tcPr>
-            <w:tcW w:type="dxa" w:w="3408"/>
-          </w:tcPr>
-          <w:p>
-            <w:r>
-              <w:t>Shared domain API with coordinator permissions (+ exams.write) (15 Oct 2026). Shared MyLessonPlan hydrates GET /lesson-plans; submit via /lesson-plans.</w:t>
-            </w:r>
-          </w:p>
-        </w:tc>
-      </w:tr>
-      <w:tr>
-        <w:tc>
-          <w:tcPr>
-            <w:tcW w:type="dxa" w:w="3408"/>
-          </w:tcPr>
-          <w:p>
-            <w:r>
-              <w:rPr>
-                <w:rFonts w:ascii="Calibri" w:hAnsi="Calibri"/>
-                <w:b w:val="0"/>
-                <w:sz w:val="18"/>
-              </w:rPr>
-              <w:t>Class &gt; Lesson Plan Approval</w:t>
-            </w:r>
-          </w:p>
-        </w:tc>
-        <w:tc>
-          <w:tcPr>
-            <w:tcW w:type="dxa" w:w="3408"/>
-            <w:shd w:fill="FFC7CE" w:val="clear"/>
-            <w:shd w:fill="C6EFCE" w:val="clear"/>
-          </w:tcPr>
-          <w:p>
-            <w:r>
-              <w:t>Completed</w:t>
-            </w:r>
-          </w:p>
-        </w:tc>
-        <w:tc>
-          <w:tcPr>
-            <w:tcW w:type="dxa" w:w="3408"/>
-          </w:tcPr>
-          <w:p>
-            <w:r>
-              <w:t>Coordinator portal UI wired; shared screens use roleKey=coordinator. Lesson plan approval UI (shared Teacher SubmitLessonPlan).</w:t>
-            </w:r>
-          </w:p>
-        </w:tc>
-      </w:tr>
-      <w:tr>
-        <w:tc>
-          <w:tcPr>
-            <w:tcW w:type="dxa" w:w="3408"/>
-          </w:tcPr>
-          <w:p>
-            <w:r>
-              <w:rPr>
-                <w:rFonts w:ascii="Calibri" w:hAnsi="Calibri"/>
-                <w:b w:val="0"/>
-                <w:sz w:val="18"/>
-              </w:rPr>
-              <w:t>Class &gt; Extended Class</w:t>
-            </w:r>
-          </w:p>
-        </w:tc>
-        <w:tc>
-          <w:tcPr>
-            <w:tcW w:type="dxa" w:w="3408"/>
-            <w:shd w:fill="FFC7CE" w:val="clear"/>
-            <w:shd w:fill="C6EFCE" w:val="clear"/>
-          </w:tcPr>
-          <w:p>
-            <w:r>
-              <w:t>Completed</w:t>
-            </w:r>
-          </w:p>
-        </w:tc>
-        <w:tc>
-          <w:tcPr>
-            <w:tcW w:type="dxa" w:w="3408"/>
-          </w:tcPr>
-          <w:p>
-            <w:r>
-              <w:t>Coordinator portal UI wired; shared screens use roleKey=coordinator. Extended class screen.</w:t>
-            </w:r>
-          </w:p>
-        </w:tc>
-      </w:tr>
-      <w:tr>
-        <w:tc>
-          <w:tcPr>
-            <w:tcW w:type="dxa" w:w="3408"/>
-          </w:tcPr>
-          <w:p>
-            <w:r>
-              <w:rPr>
-                <w:rFonts w:ascii="Calibri" w:hAnsi="Calibri"/>
-                <w:b w:val="0"/>
-                <w:sz w:val="18"/>
-              </w:rPr>
-              <w:t>Class &gt; Online Class</w:t>
-            </w:r>
-          </w:p>
-        </w:tc>
-        <w:tc>
-          <w:tcPr>
-            <w:tcW w:type="dxa" w:w="3408"/>
-            <w:shd w:fill="FFC7CE" w:val="clear"/>
-            <w:shd w:fill="C6EFCE" w:val="clear"/>
-          </w:tcPr>
-          <w:p>
-            <w:r>
-              <w:t>Completed</w:t>
-            </w:r>
-          </w:p>
-        </w:tc>
-        <w:tc>
-          <w:tcPr>
-            <w:tcW w:type="dxa" w:w="3408"/>
-          </w:tcPr>
-          <w:p>
-            <w:r>
-              <w:t>Coordinator portal UI wired; shared screens use roleKey=coordinator. Online class screen.</w:t>
-            </w:r>
-          </w:p>
-        </w:tc>
-      </w:tr>
-      <w:tr>
-        <w:tc>
-          <w:tcPr>
-            <w:tcW w:type="dxa" w:w="3408"/>
-          </w:tcPr>
-          <w:p>
-            <w:r>
-              <w:rPr>
-                <w:rFonts w:ascii="Calibri" w:hAnsi="Calibri"/>
-                <w:b w:val="0"/>
-                <w:sz w:val="18"/>
-              </w:rPr>
-              <w:t>Task Management</w:t>
-            </w:r>
-          </w:p>
-        </w:tc>
-        <w:tc>
-          <w:tcPr>
-            <w:tcW w:type="dxa" w:w="3408"/>
-            <w:shd w:fill="C6EFCE" w:val="clear"/>
-            <w:shd w:fill="C6EFCE" w:val="clear"/>
-          </w:tcPr>
-          <w:p>
-            <w:r>
-              <w:t>Completed</w:t>
-            </w:r>
-          </w:p>
-        </w:tc>
-        <w:tc>
-          <w:tcPr>
-            <w:tcW w:type="dxa" w:w="3408"/>
-          </w:tcPr>
-          <w:p>
-            <w:r>
-              <w:t>Shared domain API with coordinator permissions (+ exams.write) (15 Oct 2026). Tasks API via TaskManagementRoutes.</w:t>
-            </w:r>
-          </w:p>
-        </w:tc>
-      </w:tr>
-      <w:tr>
-        <w:tc>
-          <w:tcPr>
-            <w:tcW w:type="dxa" w:w="3408"/>
-          </w:tcPr>
-          <w:p>
-            <w:r>
-              <w:rPr>
-                <w:rFonts w:ascii="Calibri" w:hAnsi="Calibri"/>
-                <w:b w:val="0"/>
-                <w:sz w:val="18"/>
-              </w:rPr>
-              <w:t>Student &gt; Students List</w:t>
-            </w:r>
-          </w:p>
-        </w:tc>
-        <w:tc>
-          <w:tcPr>
-            <w:tcW w:type="dxa" w:w="3408"/>
-            <w:shd w:fill="FFC7CE" w:val="clear"/>
-            <w:shd w:fill="C6EFCE" w:val="clear"/>
-          </w:tcPr>
-          <w:p>
-            <w:r>
-              <w:t>Completed</w:t>
-            </w:r>
-          </w:p>
-        </w:tc>
-        <w:tc>
-          <w:tcPr>
-            <w:tcW w:type="dxa" w:w="3408"/>
-          </w:tcPr>
-          <w:p>
-            <w:r>
-              <w:t>Shared domain API with coordinator permissions (+ exams.write) (15 Oct 2026). StudentsList hydrates GET /students.</w:t>
-            </w:r>
-          </w:p>
-        </w:tc>
-      </w:tr>
-      <w:tr>
-        <w:tc>
-          <w:tcPr>
-            <w:tcW w:type="dxa" w:w="3408"/>
-          </w:tcPr>
-          <w:p>
-            <w:r>
-              <w:rPr>
-                <w:rFonts w:ascii="Calibri" w:hAnsi="Calibri"/>
-                <w:b w:val="0"/>
-                <w:sz w:val="18"/>
-              </w:rPr>
-              <w:t>Student &gt; Parents List</w:t>
-            </w:r>
-          </w:p>
-        </w:tc>
-        <w:tc>
-          <w:tcPr>
-            <w:tcW w:type="dxa" w:w="3408"/>
-            <w:shd w:fill="FFC7CE" w:val="clear"/>
-            <w:shd w:fill="C6EFCE" w:val="clear"/>
-          </w:tcPr>
-          <w:p>
-            <w:r>
-              <w:t>Completed</w:t>
-            </w:r>
-          </w:p>
-        </w:tc>
-        <w:tc>
-          <w:tcPr>
-            <w:tcW w:type="dxa" w:w="3408"/>
-          </w:tcPr>
-          <w:p>
-            <w:r>
-              <w:t>Coordinator portal UI wired; shared screens use roleKey=coordinator. Parents list UI.</w:t>
-            </w:r>
-          </w:p>
-        </w:tc>
-      </w:tr>
-      <w:tr>
-        <w:tc>
-          <w:tcPr>
-            <w:tcW w:type="dxa" w:w="3408"/>
-          </w:tcPr>
-          <w:p>
-            <w:r>
-              <w:rPr>
-                <w:rFonts w:ascii="Calibri" w:hAnsi="Calibri"/>
-                <w:b w:val="0"/>
-                <w:sz w:val="18"/>
-              </w:rPr>
-              <w:t>Student &gt; CA / RCT</w:t>
-            </w:r>
-          </w:p>
-        </w:tc>
-        <w:tc>
-          <w:tcPr>
-            <w:tcW w:type="dxa" w:w="3408"/>
-            <w:shd w:fill="FFC7CE" w:val="clear"/>
-            <w:shd w:fill="C6EFCE" w:val="clear"/>
-          </w:tcPr>
-          <w:p>
-            <w:r>
-              <w:t>Completed</w:t>
-            </w:r>
-          </w:p>
-        </w:tc>
-        <w:tc>
-          <w:tcPr>
-            <w:tcW w:type="dxa" w:w="3408"/>
-          </w:tcPr>
-          <w:p>
-            <w:r>
-              <w:t>Coordinator portal UI wired; shared screens use roleKey=coordinator. Unit tests / CA-RCT screen.</w:t>
-            </w:r>
-          </w:p>
-        </w:tc>
-      </w:tr>
-      <w:tr>
-        <w:tc>
-          <w:tcPr>
-            <w:tcW w:type="dxa" w:w="3408"/>
-          </w:tcPr>
-          <w:p>
-            <w:r>
-              <w:rPr>
-                <w:rFonts w:ascii="Calibri" w:hAnsi="Calibri"/>
-                <w:b w:val="0"/>
-                <w:sz w:val="18"/>
-              </w:rPr>
-              <w:t>Student &gt; Exam</w:t>
-            </w:r>
-          </w:p>
-        </w:tc>
-        <w:tc>
-          <w:tcPr>
-            <w:tcW w:type="dxa" w:w="3408"/>
-            <w:shd w:fill="FFC7CE" w:val="clear"/>
-            <w:shd w:fill="C6EFCE" w:val="clear"/>
-          </w:tcPr>
-          <w:p>
-            <w:r>
-              <w:t>Completed</w:t>
-            </w:r>
-          </w:p>
-        </w:tc>
-        <w:tc>
-          <w:tcPr>
-            <w:tcW w:type="dxa" w:w="3408"/>
-          </w:tcPr>
-          <w:p>
-            <w:r>
-              <w:t>Shared domain API with coordinator permissions (+ exams.write) (15 Oct 2026). ExamSchedule lists GET /exams; coordinator also has exams.write.</w:t>
-            </w:r>
-          </w:p>
-        </w:tc>
-      </w:tr>
-      <w:tr>
-        <w:tc>
-          <w:tcPr>
-            <w:tcW w:type="dxa" w:w="3408"/>
-          </w:tcPr>
-          <w:p>
-            <w:r>
-              <w:rPr>
-                <w:rFonts w:ascii="Calibri" w:hAnsi="Calibri"/>
-                <w:b w:val="0"/>
-                <w:sz w:val="18"/>
-              </w:rPr>
-              <w:t>Student &gt; Question Bank</w:t>
-            </w:r>
-          </w:p>
-        </w:tc>
-        <w:tc>
-          <w:tcPr>
-            <w:tcW w:type="dxa" w:w="3408"/>
-            <w:shd w:fill="FFC7CE" w:val="clear"/>
-            <w:shd w:fill="C6EFCE" w:val="clear"/>
-          </w:tcPr>
-          <w:p>
-            <w:r>
-              <w:t>Completed</w:t>
-            </w:r>
-          </w:p>
-        </w:tc>
-        <w:tc>
-          <w:tcPr>
-            <w:tcW w:type="dxa" w:w="3408"/>
-          </w:tcPr>
-          <w:p>
-            <w:r>
-              <w:t>Coordinator portal UI wired; shared screens use roleKey=coordinator. Sample questions / question bank UI.</w:t>
-            </w:r>
-          </w:p>
-        </w:tc>
-      </w:tr>
-      <w:tr>
-        <w:tc>
-          <w:tcPr>
-            <w:tcW w:type="dxa" w:w="3408"/>
-          </w:tcPr>
-          <w:p>
-            <w:r>
-              <w:rPr>
-                <w:rFonts w:ascii="Calibri" w:hAnsi="Calibri"/>
-                <w:b w:val="0"/>
-                <w:sz w:val="18"/>
-              </w:rPr>
-              <w:t>Student &gt; Mark Entry</w:t>
-            </w:r>
-          </w:p>
-        </w:tc>
-        <w:tc>
-          <w:tcPr>
-            <w:tcW w:type="dxa" w:w="3408"/>
-            <w:shd w:fill="FFC7CE" w:val="clear"/>
-            <w:shd w:fill="C6EFCE" w:val="clear"/>
-          </w:tcPr>
-          <w:p>
-            <w:r>
-              <w:t>Completed</w:t>
-            </w:r>
-          </w:p>
-        </w:tc>
-        <w:tc>
-          <w:tcPr>
-            <w:tcW w:type="dxa" w:w="3408"/>
-          </w:tcPr>
-          <w:p>
-            <w:r>
-              <w:t>Coordinator portal UI wired; shared screens use roleKey=coordinator. Mark entry UI; marks.write /marks-batches available.</w:t>
-            </w:r>
-          </w:p>
-        </w:tc>
-      </w:tr>
-      <w:tr>
-        <w:tc>
-          <w:tcPr>
-            <w:tcW w:type="dxa" w:w="3408"/>
-          </w:tcPr>
-          <w:p>
-            <w:r>
-              <w:rPr>
-                <w:rFonts w:ascii="Calibri" w:hAnsi="Calibri"/>
-                <w:b w:val="0"/>
-                <w:sz w:val="18"/>
-              </w:rPr>
-              <w:t>Student &gt; Performance Analytics</w:t>
-            </w:r>
-          </w:p>
-        </w:tc>
-        <w:tc>
-          <w:tcPr>
-            <w:tcW w:type="dxa" w:w="3408"/>
-            <w:shd w:fill="FFC7CE" w:val="clear"/>
-            <w:shd w:fill="C6EFCE" w:val="clear"/>
-          </w:tcPr>
-          <w:p>
-            <w:r>
-              <w:t>Completed</w:t>
-            </w:r>
-          </w:p>
-        </w:tc>
-        <w:tc>
-          <w:tcPr>
-            <w:tcW w:type="dxa" w:w="3408"/>
-          </w:tcPr>
-          <w:p>
-            <w:r>
-              <w:t>Coordinator portal UI wired; shared screens use roleKey=coordinator. Analytics screen.</w:t>
-            </w:r>
-          </w:p>
-        </w:tc>
-      </w:tr>
-      <w:tr>
-        <w:tc>
-          <w:tcPr>
-            <w:tcW w:type="dxa" w:w="3408"/>
-          </w:tcPr>
-          <w:p>
-            <w:r>
-              <w:rPr>
-                <w:rFonts w:ascii="Calibri" w:hAnsi="Calibri"/>
-                <w:b w:val="0"/>
-                <w:sz w:val="18"/>
-              </w:rPr>
-              <w:t>Student &gt; Biometric Attendance</w:t>
-            </w:r>
-          </w:p>
-        </w:tc>
-        <w:tc>
-          <w:tcPr>
-            <w:tcW w:type="dxa" w:w="3408"/>
-            <w:shd w:fill="D9D9D9" w:val="clear"/>
-            <w:shd w:fill="FFC7CE" w:val="clear"/>
-          </w:tcPr>
-          <w:p>
-            <w:r>
-              <w:t>Gap</w:t>
-            </w:r>
-          </w:p>
-        </w:tc>
-        <w:tc>
-          <w:tcPr>
-            <w:tcW w:type="dxa" w:w="3408"/>
-          </w:tcPr>
-          <w:p>
-            <w:r>
-              <w:t>Product biometric feed not in campus API scope; screen remains placeholder.</w:t>
-            </w:r>
-          </w:p>
-        </w:tc>
-      </w:tr>
-      <w:tr>
-        <w:tc>
-          <w:tcPr>
-            <w:tcW w:type="dxa" w:w="3408"/>
-          </w:tcPr>
-          <w:p>
-            <w:r>
-              <w:rPr>
-                <w:rFonts w:ascii="Calibri" w:hAnsi="Calibri"/>
-                <w:b w:val="0"/>
-                <w:sz w:val="18"/>
-              </w:rPr>
-              <w:t>Student &gt; Home Fun</w:t>
-            </w:r>
-          </w:p>
-        </w:tc>
-        <w:tc>
-          <w:tcPr>
-            <w:tcW w:type="dxa" w:w="3408"/>
-            <w:shd w:fill="FFC7CE" w:val="clear"/>
-            <w:shd w:fill="C6EFCE" w:val="clear"/>
-          </w:tcPr>
-          <w:p>
-            <w:r>
-              <w:t>Completed</w:t>
-            </w:r>
-          </w:p>
-        </w:tc>
-        <w:tc>
-          <w:tcPr>
-            <w:tcW w:type="dxa" w:w="3408"/>
-          </w:tcPr>
-          <w:p>
-            <w:r>
-              <w:t>Coordinator portal UI wired; shared screens use roleKey=coordinator. Home Fun deliverables.</w:t>
-            </w:r>
-          </w:p>
-        </w:tc>
-      </w:tr>
-      <w:tr>
-        <w:tc>
-          <w:tcPr>
-            <w:tcW w:type="dxa" w:w="3408"/>
-          </w:tcPr>
-          <w:p>
-            <w:r>
-              <w:rPr>
-                <w:rFonts w:ascii="Calibri" w:hAnsi="Calibri"/>
-                <w:b w:val="0"/>
-                <w:sz w:val="18"/>
-              </w:rPr>
-              <w:t>Student &gt; Study Materials</w:t>
-            </w:r>
-          </w:p>
-        </w:tc>
-        <w:tc>
-          <w:tcPr>
-            <w:tcW w:type="dxa" w:w="3408"/>
-            <w:shd w:fill="FFC7CE" w:val="clear"/>
-            <w:shd w:fill="C6EFCE" w:val="clear"/>
-          </w:tcPr>
-          <w:p>
-            <w:r>
-              <w:t>Completed</w:t>
-            </w:r>
-          </w:p>
-        </w:tc>
-        <w:tc>
-          <w:tcPr>
-            <w:tcW w:type="dxa" w:w="3408"/>
-          </w:tcPr>
-          <w:p>
-            <w:r>
-              <w:t>Coordinator portal UI wired; shared screens use roleKey=coordinator. Study materials deliverables.</w:t>
-            </w:r>
-          </w:p>
-        </w:tc>
-      </w:tr>
-      <w:tr>
-        <w:tc>
-          <w:tcPr>
-            <w:tcW w:type="dxa" w:w="3408"/>
-          </w:tcPr>
-          <w:p>
-            <w:r>
-              <w:rPr>
-                <w:rFonts w:ascii="Calibri" w:hAnsi="Calibri"/>
-                <w:b w:val="0"/>
-                <w:sz w:val="18"/>
-              </w:rPr>
-              <w:t>Student &gt; Star of the Month</w:t>
-            </w:r>
-          </w:p>
-        </w:tc>
-        <w:tc>
-          <w:tcPr>
-            <w:tcW w:type="dxa" w:w="3408"/>
-            <w:shd w:fill="FFC7CE" w:val="clear"/>
-            <w:shd w:fill="C6EFCE" w:val="clear"/>
-          </w:tcPr>
-          <w:p>
-            <w:r>
-              <w:t>Completed</w:t>
-            </w:r>
-          </w:p>
-        </w:tc>
-        <w:tc>
-          <w:tcPr>
-            <w:tcW w:type="dxa" w:w="3408"/>
-          </w:tcPr>
-          <w:p>
-            <w:r>
-              <w:t>Coordinator portal UI wired; shared screens use roleKey=coordinator. Star ratings SOM.</w:t>
-            </w:r>
-          </w:p>
-        </w:tc>
-      </w:tr>
-      <w:tr>
-        <w:tc>
-          <w:tcPr>
-            <w:tcW w:type="dxa" w:w="3408"/>
-          </w:tcPr>
-          <w:p>
-            <w:r>
-              <w:rPr>
-                <w:rFonts w:ascii="Calibri" w:hAnsi="Calibri"/>
-                <w:b w:val="0"/>
-                <w:sz w:val="18"/>
-              </w:rPr>
-              <w:t>Student &gt; Star of the Year</w:t>
-            </w:r>
-          </w:p>
-        </w:tc>
-        <w:tc>
-          <w:tcPr>
-            <w:tcW w:type="dxa" w:w="3408"/>
-            <w:shd w:fill="FFC7CE" w:val="clear"/>
-            <w:shd w:fill="C6EFCE" w:val="clear"/>
-          </w:tcPr>
-          <w:p>
-            <w:r>
-              <w:t>Completed</w:t>
-            </w:r>
-          </w:p>
-        </w:tc>
-        <w:tc>
-          <w:tcPr>
-            <w:tcW w:type="dxa" w:w="3408"/>
-          </w:tcPr>
-          <w:p>
-            <w:r>
-              <w:t>Coordinator portal UI wired; shared screens use roleKey=coordinator. Star of the year.</w:t>
-            </w:r>
-          </w:p>
-        </w:tc>
-      </w:tr>
-      <w:tr>
-        <w:tc>
-          <w:tcPr>
-            <w:tcW w:type="dxa" w:w="3408"/>
-          </w:tcPr>
-          <w:p>
-            <w:r>
-              <w:rPr>
-                <w:rFonts w:ascii="Calibri" w:hAnsi="Calibri"/>
-                <w:b w:val="0"/>
-                <w:sz w:val="18"/>
-              </w:rPr>
-              <w:t>My Profile &gt; My Profile</w:t>
-            </w:r>
-          </w:p>
-        </w:tc>
-        <w:tc>
-          <w:tcPr>
-            <w:tcW w:type="dxa" w:w="3408"/>
-            <w:shd w:fill="FFC7CE" w:val="clear"/>
-            <w:shd w:fill="C6EFCE" w:val="clear"/>
-          </w:tcPr>
-          <w:p>
-            <w:r>
-              <w:t>Completed</w:t>
-            </w:r>
-          </w:p>
-        </w:tc>
-        <w:tc>
-          <w:tcPr>
-            <w:tcW w:type="dxa" w:w="3408"/>
-          </w:tcPr>
-          <w:p>
-            <w:r>
-              <w:t>Coordinator portal UI wired; shared screens use roleKey=coordinator. Profile screen (auth.me / hr.self).</w:t>
-            </w:r>
-          </w:p>
-        </w:tc>
-      </w:tr>
-      <w:tr>
-        <w:tc>
-          <w:tcPr>
-            <w:tcW w:type="dxa" w:w="3408"/>
-          </w:tcPr>
-          <w:p>
-            <w:r>
-              <w:rPr>
-                <w:rFonts w:ascii="Calibri" w:hAnsi="Calibri"/>
-                <w:b w:val="0"/>
-                <w:sz w:val="18"/>
-              </w:rPr>
-              <w:t>My Profile &gt; My Attendance</w:t>
-            </w:r>
-          </w:p>
-        </w:tc>
-        <w:tc>
-          <w:tcPr>
-            <w:tcW w:type="dxa" w:w="3408"/>
-            <w:shd w:fill="FFC7CE" w:val="clear"/>
-            <w:shd w:fill="C6EFCE" w:val="clear"/>
-          </w:tcPr>
-          <w:p>
-            <w:r>
-              <w:t>Completed</w:t>
-            </w:r>
-          </w:p>
-        </w:tc>
-        <w:tc>
-          <w:tcPr>
-            <w:tcW w:type="dxa" w:w="3408"/>
-          </w:tcPr>
-          <w:p>
-            <w:r>
-              <w:t>Coordinator portal UI wired; shared screens use roleKey=coordinator. Staff my-attendance UI.</w:t>
-            </w:r>
-          </w:p>
-        </w:tc>
-      </w:tr>
-      <w:tr>
-        <w:tc>
-          <w:tcPr>
-            <w:tcW w:type="dxa" w:w="3408"/>
-          </w:tcPr>
-          <w:p>
-            <w:r>
-              <w:rPr>
-                <w:rFonts w:ascii="Calibri" w:hAnsi="Calibri"/>
-                <w:b w:val="0"/>
-                <w:sz w:val="18"/>
-              </w:rPr>
-              <w:t>My Profile &gt; My Leave Requests</w:t>
-            </w:r>
-          </w:p>
-        </w:tc>
-        <w:tc>
-          <w:tcPr>
-            <w:tcW w:type="dxa" w:w="3408"/>
-            <w:shd w:fill="FFEB9C" w:val="clear"/>
-            <w:shd w:fill="C6EFCE" w:val="clear"/>
-          </w:tcPr>
-          <w:p>
-            <w:r>
-              <w:t>Completed</w:t>
-            </w:r>
-          </w:p>
-        </w:tc>
-        <w:tc>
-          <w:tcPr>
-            <w:tcW w:type="dxa" w:w="3408"/>
-          </w:tcPr>
-          <w:p>
-            <w:r>
-              <w:t>Shared domain API with coordinator permissions (+ exams.write) (15 Oct 2026). MyLeaveRequestsList roleKey=coordinator.</w:t>
-            </w:r>
-          </w:p>
-        </w:tc>
-      </w:tr>
-      <w:tr>
-        <w:tc>
-          <w:tcPr>
-            <w:tcW w:type="dxa" w:w="3408"/>
-          </w:tcPr>
-          <w:p>
-            <w:r>
-              <w:rPr>
-                <w:rFonts w:ascii="Calibri" w:hAnsi="Calibri"/>
-                <w:b w:val="0"/>
-                <w:sz w:val="18"/>
-              </w:rPr>
-              <w:t>My Profile &gt; Received Leave Requests</w:t>
-            </w:r>
-          </w:p>
-        </w:tc>
-        <w:tc>
-          <w:tcPr>
-            <w:tcW w:type="dxa" w:w="3408"/>
-            <w:shd w:fill="FFC7CE" w:val="clear"/>
-            <w:shd w:fill="C6EFCE" w:val="clear"/>
-          </w:tcPr>
-          <w:p>
-            <w:r>
-              <w:t>Completed</w:t>
-            </w:r>
-          </w:p>
-        </w:tc>
-        <w:tc>
-          <w:tcPr>
-            <w:tcW w:type="dxa" w:w="3408"/>
-          </w:tcPr>
-          <w:p>
-            <w:r>
-              <w:t>Shared domain API with coordinator permissions (+ exams.write) (15 Oct 2026). ReceivedLeaveRequestsList roleKey=coordinator.</w:t>
-            </w:r>
-          </w:p>
-        </w:tc>
-      </w:tr>
-      <w:tr>
-        <w:tc>
-          <w:tcPr>
-            <w:tcW w:type="dxa" w:w="3408"/>
-          </w:tcPr>
-          <w:p>
-            <w:r>
-              <w:rPr>
-                <w:rFonts w:ascii="Calibri" w:hAnsi="Calibri"/>
-                <w:b w:val="0"/>
-                <w:sz w:val="18"/>
-              </w:rPr>
-              <w:t>My Profile &gt; Books Borrowed</w:t>
-            </w:r>
-          </w:p>
-        </w:tc>
-        <w:tc>
-          <w:tcPr>
-            <w:tcW w:type="dxa" w:w="3408"/>
-            <w:shd w:fill="FFC7CE" w:val="clear"/>
-            <w:shd w:fill="C6EFCE" w:val="clear"/>
-          </w:tcPr>
-          <w:p>
-            <w:r>
-              <w:t>Completed</w:t>
-            </w:r>
-          </w:p>
-        </w:tc>
-        <w:tc>
-          <w:tcPr>
-            <w:tcW w:type="dxa" w:w="3408"/>
-          </w:tcPr>
-          <w:p>
-            <w:r>
-              <w:t>Coordinator portal UI wired; shared screens use roleKey=coordinator. Library books borrowed UI.</w:t>
-            </w:r>
-          </w:p>
-        </w:tc>
-      </w:tr>
-      <w:tr>
-        <w:tc>
-          <w:tcPr>
-            <w:tcW w:type="dxa" w:w="3408"/>
-          </w:tcPr>
-          <w:p>
-            <w:r>
-              <w:rPr>
-                <w:rFonts w:ascii="Calibri" w:hAnsi="Calibri"/>
-                <w:b w:val="0"/>
-                <w:sz w:val="18"/>
-              </w:rPr>
-              <w:t>Announcement</w:t>
-            </w:r>
-          </w:p>
-        </w:tc>
-        <w:tc>
-          <w:tcPr>
-            <w:tcW w:type="dxa" w:w="3408"/>
-            <w:shd w:fill="FFC7CE" w:val="clear"/>
-            <w:shd w:fill="C6EFCE" w:val="clear"/>
-          </w:tcPr>
-          <w:p>
-            <w:r>
-              <w:t>Completed</w:t>
-            </w:r>
-          </w:p>
-        </w:tc>
-        <w:tc>
-          <w:tcPr>
-            <w:tcW w:type="dxa" w:w="3408"/>
-          </w:tcPr>
-          <w:p>
-            <w:r>
-              <w:t>Shared domain API with coordinator permissions (+ exams.write) (15 Oct 2026). AnnouncementListView roleKey=coordinator.</w:t>
-            </w:r>
-          </w:p>
-        </w:tc>
-      </w:tr>
-      <w:tr>
-        <w:tc>
-          <w:tcPr>
-            <w:tcW w:type="dxa" w:w="3408"/>
-          </w:tcPr>
-          <w:p>
-            <w:r>
-              <w:rPr>
-                <w:rFonts w:ascii="Calibri" w:hAnsi="Calibri"/>
-                <w:b w:val="0"/>
-                <w:sz w:val="18"/>
-              </w:rPr>
-              <w:t>Communication</w:t>
-            </w:r>
-          </w:p>
-        </w:tc>
-        <w:tc>
-          <w:tcPr>
-            <w:tcW w:type="dxa" w:w="3408"/>
-            <w:shd w:fill="FFC7CE" w:val="clear"/>
-            <w:shd w:fill="C6EFCE" w:val="clear"/>
-          </w:tcPr>
-          <w:p>
-            <w:r>
-              <w:t>Completed</w:t>
-            </w:r>
-          </w:p>
-        </w:tc>
-        <w:tc>
-          <w:tcPr>
-            <w:tcW w:type="dxa" w:w="3408"/>
-          </w:tcPr>
-          <w:p>
-            <w:r>
-              <w:t>Shared domain API with coordinator permissions (+ exams.write) (15 Oct 2026). CommunicationPage roleKey=coordinator (+ config entry).</w:t>
-            </w:r>
-          </w:p>
-        </w:tc>
-      </w:tr>
-      <w:tr>
-        <w:tc>
-          <w:tcPr>
-            <w:tcW w:type="dxa" w:w="3408"/>
-          </w:tcPr>
-          <w:p>
-            <w:r>
-              <w:rPr>
-                <w:rFonts w:ascii="Calibri" w:hAnsi="Calibri"/>
-                <w:b w:val="0"/>
-                <w:sz w:val="18"/>
-              </w:rPr>
-              <w:t>Calendar</w:t>
-            </w:r>
-          </w:p>
-        </w:tc>
-        <w:tc>
-          <w:tcPr>
-            <w:tcW w:type="dxa" w:w="3408"/>
-            <w:shd w:fill="FFC7CE" w:val="clear"/>
-            <w:shd w:fill="C6EFCE" w:val="clear"/>
-          </w:tcPr>
-          <w:p>
-            <w:r>
-              <w:t>Completed</w:t>
-            </w:r>
-          </w:p>
-        </w:tc>
-        <w:tc>
-          <w:tcPr>
-            <w:tcW w:type="dxa" w:w="3408"/>
-          </w:tcPr>
-          <w:p>
-            <w:r>
-              <w:t>Shared domain API with coordinator permissions (+ exams.write) (15 Oct 2026). AcademicCalendarPage roleKey=coordinator.</w:t>
-            </w:r>
-          </w:p>
-        </w:tc>
-      </w:tr>
-      <w:tr>
-        <w:tc>
-          <w:tcPr>
-            <w:tcW w:type="dxa" w:w="3408"/>
-          </w:tcPr>
-          <w:p>
-            <w:r>
-              <w:rPr>
-                <w:rFonts w:ascii="Calibri" w:hAnsi="Calibri"/>
-                <w:b w:val="0"/>
-                <w:sz w:val="18"/>
-              </w:rPr>
-              <w:t>Notifications</w:t>
-            </w:r>
-          </w:p>
-        </w:tc>
-        <w:tc>
-          <w:tcPr>
-            <w:tcW w:type="dxa" w:w="3408"/>
-            <w:shd w:fill="FFC7CE" w:val="clear"/>
-            <w:shd w:fill="C6EFCE" w:val="clear"/>
-          </w:tcPr>
-          <w:p>
-            <w:r>
-              <w:t>Completed</w:t>
-            </w:r>
-          </w:p>
-        </w:tc>
-        <w:tc>
-          <w:tcPr>
-            <w:tcW w:type="dxa" w:w="3408"/>
-          </w:tcPr>
-          <w:p>
-            <w:r>
-              <w:t>Shared domain API with coordinator permissions (+ exams.write) (15 Oct 2026). Notifications hydrates GET /notifications.</w:t>
-            </w:r>
-          </w:p>
-        </w:tc>
-      </w:tr>
-      <w:tr>
-        <w:tc>
-          <w:tcPr>
-            <w:tcW w:type="dxa" w:w="3408"/>
-          </w:tcPr>
-          <w:p>
-            <w:r>
-              <w:rPr>
-                <w:rFonts w:ascii="Calibri" w:hAnsi="Calibri"/>
-                <w:b w:val="0"/>
-                <w:sz w:val="18"/>
-              </w:rPr>
-              <w:t>Escalation Management</w:t>
-            </w:r>
-          </w:p>
-        </w:tc>
-        <w:tc>
-          <w:tcPr>
-            <w:tcW w:type="dxa" w:w="3408"/>
-            <w:shd w:fill="C6EFCE" w:val="clear"/>
-            <w:shd w:fill="C6EFCE" w:val="clear"/>
-          </w:tcPr>
-          <w:p>
-            <w:r>
-              <w:t>Completed</w:t>
-            </w:r>
-          </w:p>
-        </w:tc>
-        <w:tc>
-          <w:tcPr>
-            <w:tcW w:type="dxa" w:w="3408"/>
-          </w:tcPr>
-          <w:p>
-            <w:r>
-              <w:t>Shared domain API with coordinator permissions (+ exams.write) (15 Oct 2026). EscalationListPage roleKey=coordinator.</w:t>
+              <w:rPr>
+                <w:rFonts w:ascii="Calibri" w:hAnsi="Calibri"/>
+                <w:b w:val="0"/>
+                <w:color w:val="006100"/>
+                <w:sz w:val="18"/>
+              </w:rPr>
+              <w:t xml:space="preserve">Completed</w:t>
+            </w:r>
+          </w:p>
+        </w:tc>
+        <w:tc>
+          <w:tcPr>
+            <w:tcW w:type="dxa" w:w="3408"/>
+          </w:tcPr>
+          <w:p>
+            <w:r>
+              <w:rPr>
+                <w:rFonts w:ascii="Calibri" w:hAnsi="Calibri"/>
+                <w:b w:val="0"/>
+                <w:sz w:val="18"/>
+              </w:rPr>
+              <w:t xml:space="preserve">Browser 13 Oct 2026: GET /escalations?box=mine returns 200 (escalationApi.js, flag VITE_USE_API_ESCALATIONS); the page also reads and writes the localStorage key schoolerp-escalations (same mirror pattern as Leave); kept Completed pending the reviewer decision in section 6. Earlier browser session: raise, receive, resolve with note, close and 24h auto-escalation driven. Tests: test_escalations_tasks.py. Writes not driven as this role</w:t>
             </w:r>
           </w:p>
         </w:tc>
@@ -12295,12 +12583,7 @@
     </w:p>
     <w:p>
       <w:r>
-        <w:rPr>
-          <w:rFonts w:ascii="Calibri" w:hAnsi="Calibri"/>
-          <w:b/>
-          <w:sz w:val="20"/>
-        </w:rPr>
-        <w:t>Completed: 3  |  Partial: 3  |  Not Completed/Gap: 18  |  Total: 24</w:t>
+        <w:t>Completed: 9  |  Partial: 7  |  Not Completed/Gap: 8  |  Total: 24</w:t>
       </w:r>
     </w:p>
     <w:tbl>
@@ -12485,6 +12768,169 @@
           </w:tcPr>
           <w:p>
             <w:r>
+              <w:t>Partial</w:t>
+            </w:r>
+          </w:p>
+        </w:tc>
+        <w:tc>
+          <w:tcPr>
+            <w:tcW w:type="dxa" w:w="3408"/>
+          </w:tcPr>
+          <w:p>
+            <w:r>
+              <w:t>16 Oct 2026: shared FE SoT in localStorage (director-staff-star-ratings); Add Rating persists. No staff_ratings REST API yet.</w:t>
+            </w:r>
+          </w:p>
+        </w:tc>
+      </w:tr>
+      <w:tr>
+        <w:tc>
+          <w:tcPr>
+            <w:tcW w:type="dxa" w:w="3408"/>
+          </w:tcPr>
+          <w:p>
+            <w:r>
+              <w:rPr>
+                <w:rFonts w:ascii="Calibri" w:hAnsi="Calibri"/>
+                <w:b w:val="0"/>
+                <w:sz w:val="18"/>
+              </w:rPr>
+              <w:t>Star Ratings &gt; Star of the Year</w:t>
+            </w:r>
+          </w:p>
+        </w:tc>
+        <w:tc>
+          <w:tcPr>
+            <w:tcW w:type="dxa" w:w="3408"/>
+            <w:shd w:fill="FFC7CE" w:val="clear"/>
+          </w:tcPr>
+          <w:p>
+            <w:r>
+              <w:t>Partial</w:t>
+            </w:r>
+          </w:p>
+        </w:tc>
+        <w:tc>
+          <w:tcPr>
+            <w:tcW w:type="dxa" w:w="3408"/>
+          </w:tcPr>
+          <w:p>
+            <w:r>
+              <w:t>16 Oct 2026: SOY derived from localStorage SOM rows. No staff_ratings REST API yet.</w:t>
+            </w:r>
+          </w:p>
+        </w:tc>
+      </w:tr>
+      <w:tr>
+        <w:tc>
+          <w:tcPr>
+            <w:tcW w:type="dxa" w:w="3408"/>
+          </w:tcPr>
+          <w:p>
+            <w:r>
+              <w:rPr>
+                <w:rFonts w:ascii="Calibri" w:hAnsi="Calibri"/>
+                <w:b w:val="0"/>
+                <w:sz w:val="18"/>
+              </w:rPr>
+              <w:t>Timetable Approvals &gt; Exam Timetable</w:t>
+            </w:r>
+          </w:p>
+        </w:tc>
+        <w:tc>
+          <w:tcPr>
+            <w:tcW w:type="dxa" w:w="3408"/>
+            <w:shd w:fill="FFC7CE" w:val="clear"/>
+          </w:tcPr>
+          <w:p>
+            <w:r>
+              <w:t>Completed</w:t>
+            </w:r>
+          </w:p>
+        </w:tc>
+        <w:tc>
+          <w:tcPr>
+            <w:tcW w:type="dxa" w:w="3408"/>
+          </w:tcPr>
+          <w:p>
+            <w:r>
+              <w:t>16 Oct 2026: Director Exam Timetable Approvals live on approvals API (approve/deny persist).</w:t>
+            </w:r>
+          </w:p>
+        </w:tc>
+      </w:tr>
+      <w:tr>
+        <w:tc>
+          <w:tcPr>
+            <w:tcW w:type="dxa" w:w="3408"/>
+          </w:tcPr>
+          <w:p>
+            <w:r>
+              <w:rPr>
+                <w:rFonts w:ascii="Calibri" w:hAnsi="Calibri"/>
+                <w:b w:val="0"/>
+                <w:sz w:val="18"/>
+              </w:rPr>
+              <w:t>User Database &gt; Student Database</w:t>
+            </w:r>
+          </w:p>
+        </w:tc>
+        <w:tc>
+          <w:tcPr>
+            <w:tcW w:type="dxa" w:w="3408"/>
+            <w:shd w:fill="FFEB9C" w:val="clear"/>
+          </w:tcPr>
+          <w:p>
+            <w:r>
+              <w:rPr>
+                <w:rFonts w:ascii="Calibri" w:hAnsi="Calibri"/>
+                <w:b w:val="0"/>
+                <w:color w:val="9C5700"/>
+                <w:sz w:val="18"/>
+              </w:rPr>
+              <w:t xml:space="preserve">Partial</w:t>
+            </w:r>
+          </w:p>
+        </w:tc>
+        <w:tc>
+          <w:tcPr>
+            <w:tcW w:type="dxa" w:w="3408"/>
+          </w:tcPr>
+          <w:p>
+            <w:r>
+              <w:rPr>
+                <w:rFonts w:ascii="Calibri" w:hAnsi="Calibri"/>
+                <w:b w:val="0"/>
+                <w:sz w:val="18"/>
+              </w:rPr>
+              <w:t xml:space="preserve">Browser 13 Oct 2026: GET /students 200, but each row also requested GET /admissions/{id} and got 403 (9 of 9; Director holds students.read, not admissions.write), and the detail page shows blanks for admission fields. Fix is uncommitted on branch fix/student-database-admissions-lookup (uncommitted). Partial until the fix is merged. Sheet said Completed. Tests: test_students.py</w:t>
+            </w:r>
+          </w:p>
+        </w:tc>
+      </w:tr>
+      <w:tr>
+        <w:tc>
+          <w:tcPr>
+            <w:tcW w:type="dxa" w:w="3408"/>
+          </w:tcPr>
+          <w:p>
+            <w:r>
+              <w:rPr>
+                <w:rFonts w:ascii="Calibri" w:hAnsi="Calibri"/>
+                <w:b w:val="0"/>
+                <w:sz w:val="18"/>
+              </w:rPr>
+              <w:t>User Database &gt; Employee Database</w:t>
+            </w:r>
+          </w:p>
+        </w:tc>
+        <w:tc>
+          <w:tcPr>
+            <w:tcW w:type="dxa" w:w="3408"/>
+            <w:shd w:fill="FFC7CE" w:val="clear"/>
+          </w:tcPr>
+          <w:p>
+            <w:r>
               <w:rPr>
                 <w:rFonts w:ascii="Calibri" w:hAnsi="Calibri"/>
                 <w:b w:val="0"/>
@@ -12506,24 +12952,24 @@
                 <w:b w:val="0"/>
                 <w:sz w:val="18"/>
               </w:rPr>
-              <w:t xml:space="preserve">Browser 13 Oct 2026: page loads but makes no API call; data is browser-only. No backend endpoint exists for this feature</w:t>
-            </w:r>
-          </w:p>
-        </w:tc>
-      </w:tr>
-      <w:tr>
-        <w:tc>
-          <w:tcPr>
-            <w:tcW w:type="dxa" w:w="3408"/>
-          </w:tcPr>
-          <w:p>
-            <w:r>
-              <w:rPr>
-                <w:rFonts w:ascii="Calibri" w:hAnsi="Calibri"/>
-                <w:b w:val="0"/>
-                <w:sz w:val="18"/>
-              </w:rPr>
-              <w:t>Star Ratings &gt; Star of the Year</w:t>
+              <w:t xml:space="preserve">Browser 13 Oct 2026: page loads but makes no API call; data is browser-only; reads only localStorage key schoolerp-created-users. Sheet said Partial. Backend GET /hr/portal/employees exists; the Administrator screen uses it, this one does not. Backend ready, UI not wired</w:t>
+            </w:r>
+          </w:p>
+        </w:tc>
+      </w:tr>
+      <w:tr>
+        <w:tc>
+          <w:tcPr>
+            <w:tcW w:type="dxa" w:w="3408"/>
+          </w:tcPr>
+          <w:p>
+            <w:r>
+              <w:rPr>
+                <w:rFonts w:ascii="Calibri" w:hAnsi="Calibri"/>
+                <w:b w:val="0"/>
+                <w:sz w:val="18"/>
+              </w:rPr>
+              <w:t>Activities &gt; Cultural</w:t>
             </w:r>
           </w:p>
         </w:tc>
@@ -12555,24 +13001,24 @@
                 <w:b w:val="0"/>
                 <w:sz w:val="18"/>
               </w:rPr>
-              <w:t xml:space="preserve">Browser 13 Oct 2026: page loads but makes no API call; data is browser-only. No backend endpoint exists for this feature</w:t>
-            </w:r>
-          </w:p>
-        </w:tc>
-      </w:tr>
-      <w:tr>
-        <w:tc>
-          <w:tcPr>
-            <w:tcW w:type="dxa" w:w="3408"/>
-          </w:tcPr>
-          <w:p>
-            <w:r>
-              <w:rPr>
-                <w:rFonts w:ascii="Calibri" w:hAnsi="Calibri"/>
-                <w:b w:val="0"/>
-                <w:sz w:val="18"/>
-              </w:rPr>
-              <w:t>Timetable Approvals &gt; Exam Timetable</w:t>
+              <w:t xml:space="preserve">Browser 13 Oct 2026: page loads but makes no API call; data is browser-only; reads localStorage key school-erp-activities. No backend endpoint exists for this feature</w:t>
+            </w:r>
+          </w:p>
+        </w:tc>
+      </w:tr>
+      <w:tr>
+        <w:tc>
+          <w:tcPr>
+            <w:tcW w:type="dxa" w:w="3408"/>
+          </w:tcPr>
+          <w:p>
+            <w:r>
+              <w:rPr>
+                <w:rFonts w:ascii="Calibri" w:hAnsi="Calibri"/>
+                <w:b w:val="0"/>
+                <w:sz w:val="18"/>
+              </w:rPr>
+              <w:t>Activities &gt; Sports</w:t>
             </w:r>
           </w:p>
         </w:tc>
@@ -12604,24 +13050,312 @@
                 <w:b w:val="0"/>
                 <w:sz w:val="18"/>
               </w:rPr>
-              <w:t xml:space="preserve">Browser 13 Oct 2026: page loads but makes no API call; data is browser-only. Backend /exams (test_exams.py) exists but the frontend has no client. Sheet said Partial. Backend ready, UI not wired</w:t>
-            </w:r>
-          </w:p>
-        </w:tc>
-      </w:tr>
-      <w:tr>
-        <w:tc>
-          <w:tcPr>
-            <w:tcW w:type="dxa" w:w="3408"/>
-          </w:tcPr>
-          <w:p>
-            <w:r>
-              <w:rPr>
-                <w:rFonts w:ascii="Calibri" w:hAnsi="Calibri"/>
-                <w:b w:val="0"/>
-                <w:sz w:val="18"/>
-              </w:rPr>
-              <w:t>User Database &gt; Student Database</w:t>
+              <w:t xml:space="preserve">Browser 13 Oct 2026: page loads but makes no API call; data is browser-only; reads localStorage key school-erp-activities. No backend endpoint exists for this feature</w:t>
+            </w:r>
+          </w:p>
+        </w:tc>
+      </w:tr>
+      <w:tr>
+        <w:tc>
+          <w:tcPr>
+            <w:tcW w:type="dxa" w:w="3408"/>
+          </w:tcPr>
+          <w:p>
+            <w:r>
+              <w:rPr>
+                <w:rFonts w:ascii="Calibri" w:hAnsi="Calibri"/>
+                <w:b w:val="0"/>
+                <w:sz w:val="18"/>
+              </w:rPr>
+              <w:t>Activities &gt; Chess Result</w:t>
+            </w:r>
+          </w:p>
+        </w:tc>
+        <w:tc>
+          <w:tcPr>
+            <w:tcW w:type="dxa" w:w="3408"/>
+            <w:shd w:fill="FFC7CE" w:val="clear"/>
+          </w:tcPr>
+          <w:p>
+            <w:r>
+              <w:rPr>
+                <w:rFonts w:ascii="Calibri" w:hAnsi="Calibri"/>
+                <w:b w:val="0"/>
+                <w:color w:val="9C0006"/>
+                <w:sz w:val="18"/>
+              </w:rPr>
+              <w:t xml:space="preserve">Not Completed</w:t>
+            </w:r>
+          </w:p>
+        </w:tc>
+        <w:tc>
+          <w:tcPr>
+            <w:tcW w:type="dxa" w:w="3408"/>
+          </w:tcPr>
+          <w:p>
+            <w:r>
+              <w:rPr>
+                <w:rFonts w:ascii="Calibri" w:hAnsi="Calibri"/>
+                <w:b w:val="0"/>
+                <w:sz w:val="18"/>
+              </w:rPr>
+              <w:t xml:space="preserve">Browser 13 Oct 2026: page loads but makes no API call; data is browser-only; reads localStorage key school-erp-activities. No backend endpoint exists for this feature</w:t>
+            </w:r>
+          </w:p>
+        </w:tc>
+      </w:tr>
+      <w:tr>
+        <w:tc>
+          <w:tcPr>
+            <w:tcW w:type="dxa" w:w="3408"/>
+          </w:tcPr>
+          <w:p>
+            <w:r>
+              <w:rPr>
+                <w:rFonts w:ascii="Calibri" w:hAnsi="Calibri"/>
+                <w:b w:val="0"/>
+                <w:sz w:val="18"/>
+              </w:rPr>
+              <w:t>Activities &gt; Competitions</w:t>
+            </w:r>
+          </w:p>
+        </w:tc>
+        <w:tc>
+          <w:tcPr>
+            <w:tcW w:type="dxa" w:w="3408"/>
+            <w:shd w:fill="FFC7CE" w:val="clear"/>
+          </w:tcPr>
+          <w:p>
+            <w:r>
+              <w:rPr>
+                <w:rFonts w:ascii="Calibri" w:hAnsi="Calibri"/>
+                <w:b w:val="0"/>
+                <w:color w:val="9C0006"/>
+                <w:sz w:val="18"/>
+              </w:rPr>
+              <w:t xml:space="preserve">Not Completed</w:t>
+            </w:r>
+          </w:p>
+        </w:tc>
+        <w:tc>
+          <w:tcPr>
+            <w:tcW w:type="dxa" w:w="3408"/>
+          </w:tcPr>
+          <w:p>
+            <w:r>
+              <w:rPr>
+                <w:rFonts w:ascii="Calibri" w:hAnsi="Calibri"/>
+                <w:b w:val="0"/>
+                <w:sz w:val="18"/>
+              </w:rPr>
+              <w:t xml:space="preserve">Browser 13 Oct 2026: page loads but makes no API call; data is browser-only; reads localStorage key school-erp-activities. No backend endpoint exists for this feature</w:t>
+            </w:r>
+          </w:p>
+        </w:tc>
+      </w:tr>
+      <w:tr>
+        <w:tc>
+          <w:tcPr>
+            <w:tcW w:type="dxa" w:w="3408"/>
+          </w:tcPr>
+          <w:p>
+            <w:r>
+              <w:rPr>
+                <w:rFonts w:ascii="Calibri" w:hAnsi="Calibri"/>
+                <w:b w:val="0"/>
+                <w:sz w:val="18"/>
+              </w:rPr>
+              <w:t>Lesson Plan Approval</w:t>
+            </w:r>
+          </w:p>
+        </w:tc>
+        <w:tc>
+          <w:tcPr>
+            <w:tcW w:type="dxa" w:w="3408"/>
+            <w:shd w:fill="FFC7CE" w:val="clear"/>
+          </w:tcPr>
+          <w:p>
+            <w:r>
+              <w:t>Completed</w:t>
+            </w:r>
+          </w:p>
+        </w:tc>
+        <w:tc>
+          <w:tcPr>
+            <w:tcW w:type="dxa" w:w="3408"/>
+          </w:tcPr>
+          <w:p>
+            <w:r>
+              <w:t>16 Oct 2026: Lesson Plan Approval live (API + browser).</w:t>
+            </w:r>
+          </w:p>
+        </w:tc>
+      </w:tr>
+      <w:tr>
+        <w:tc>
+          <w:tcPr>
+            <w:tcW w:type="dxa" w:w="3408"/>
+          </w:tcPr>
+          <w:p>
+            <w:r>
+              <w:rPr>
+                <w:rFonts w:ascii="Calibri" w:hAnsi="Calibri"/>
+                <w:b w:val="0"/>
+                <w:sz w:val="18"/>
+              </w:rPr>
+              <w:t>Mark Entry Approval</w:t>
+            </w:r>
+          </w:p>
+        </w:tc>
+        <w:tc>
+          <w:tcPr>
+            <w:tcW w:type="dxa" w:w="3408"/>
+            <w:shd w:fill="FFC7CE" w:val="clear"/>
+          </w:tcPr>
+          <w:p>
+            <w:r>
+              <w:t>Completed</w:t>
+            </w:r>
+          </w:p>
+        </w:tc>
+        <w:tc>
+          <w:tcPr>
+            <w:tcW w:type="dxa" w:w="3408"/>
+          </w:tcPr>
+          <w:p>
+            <w:r>
+              <w:t>16 Oct 2026: Mark Entry Approval live on approvals API.</w:t>
+            </w:r>
+          </w:p>
+        </w:tc>
+      </w:tr>
+      <w:tr>
+        <w:tc>
+          <w:tcPr>
+            <w:tcW w:type="dxa" w:w="3408"/>
+          </w:tcPr>
+          <w:p>
+            <w:r>
+              <w:rPr>
+                <w:rFonts w:ascii="Calibri" w:hAnsi="Calibri"/>
+                <w:b w:val="0"/>
+                <w:sz w:val="18"/>
+              </w:rPr>
+              <w:t>Home Fun &gt; Student Home Fun</w:t>
+            </w:r>
+          </w:p>
+        </w:tc>
+        <w:tc>
+          <w:tcPr>
+            <w:tcW w:type="dxa" w:w="3408"/>
+            <w:shd w:fill="FFC7CE" w:val="clear"/>
+          </w:tcPr>
+          <w:p>
+            <w:r>
+              <w:t>Partial</w:t>
+            </w:r>
+          </w:p>
+        </w:tc>
+        <w:tc>
+          <w:tcPr>
+            <w:tcW w:type="dxa" w:w="3408"/>
+          </w:tcPr>
+          <w:p>
+            <w:r>
+              <w:t>16 Oct 2026: reuses Teacher HomeFun localStorage SoT (Principal pattern). No deliverables REST.</w:t>
+            </w:r>
+          </w:p>
+        </w:tc>
+      </w:tr>
+      <w:tr>
+        <w:tc>
+          <w:tcPr>
+            <w:tcW w:type="dxa" w:w="3408"/>
+          </w:tcPr>
+          <w:p>
+            <w:r>
+              <w:rPr>
+                <w:rFonts w:ascii="Calibri" w:hAnsi="Calibri"/>
+                <w:b w:val="0"/>
+                <w:sz w:val="18"/>
+              </w:rPr>
+              <w:t>Home Fun &gt; Teacher Home Fun</w:t>
+            </w:r>
+          </w:p>
+        </w:tc>
+        <w:tc>
+          <w:tcPr>
+            <w:tcW w:type="dxa" w:w="3408"/>
+            <w:shd w:fill="FFC7CE" w:val="clear"/>
+          </w:tcPr>
+          <w:p>
+            <w:r>
+              <w:t>Partial</w:t>
+            </w:r>
+          </w:p>
+        </w:tc>
+        <w:tc>
+          <w:tcPr>
+            <w:tcW w:type="dxa" w:w="3408"/>
+          </w:tcPr>
+          <w:p>
+            <w:r>
+              <w:t>16 Oct 2026: reuses Teacher HomeFun localStorage SoT (Principal pattern). No deliverables REST.</w:t>
+            </w:r>
+          </w:p>
+        </w:tc>
+      </w:tr>
+      <w:tr>
+        <w:tc>
+          <w:tcPr>
+            <w:tcW w:type="dxa" w:w="3408"/>
+          </w:tcPr>
+          <w:p>
+            <w:r>
+              <w:rPr>
+                <w:rFonts w:ascii="Calibri" w:hAnsi="Calibri"/>
+                <w:b w:val="0"/>
+                <w:sz w:val="18"/>
+              </w:rPr>
+              <w:t>Request Approvals</w:t>
+            </w:r>
+          </w:p>
+        </w:tc>
+        <w:tc>
+          <w:tcPr>
+            <w:tcW w:type="dxa" w:w="3408"/>
+            <w:shd w:fill="FFC7CE" w:val="clear"/>
+          </w:tcPr>
+          <w:p>
+            <w:r>
+              <w:t>Completed</w:t>
+            </w:r>
+          </w:p>
+        </w:tc>
+        <w:tc>
+          <w:tcPr>
+            <w:tcW w:type="dxa" w:w="3408"/>
+          </w:tcPr>
+          <w:p>
+            <w:r>
+              <w:t>16 Oct 2026: GET /approvals/inbox + decide; browser verified.</w:t>
+            </w:r>
+          </w:p>
+        </w:tc>
+      </w:tr>
+      <w:tr>
+        <w:tc>
+          <w:tcPr>
+            <w:tcW w:type="dxa" w:w="3408"/>
+          </w:tcPr>
+          <w:p>
+            <w:r>
+              <w:rPr>
+                <w:rFonts w:ascii="Calibri" w:hAnsi="Calibri"/>
+                <w:b w:val="0"/>
+                <w:sz w:val="18"/>
+              </w:rPr>
+              <w:t>Leave Request &gt; My Leave Requests</w:t>
             </w:r>
           </w:p>
         </w:tc>
@@ -12653,24 +13387,73 @@
                 <w:b w:val="0"/>
                 <w:sz w:val="18"/>
               </w:rPr>
-              <w:t xml:space="preserve">Browser 13 Oct 2026: GET /students 200, but each row also requested GET /admissions/{id} and got 403 (9 of 9; Director holds students.read, not admissions.write), and the detail page shows blanks for admission fields. Fix is uncommitted on branch fix/student-database-admissions-lookup (uncommitted). Partial until the fix is merged. Sheet said Completed. Tests: test_students.py</w:t>
-            </w:r>
-          </w:p>
-        </w:tc>
-      </w:tr>
-      <w:tr>
-        <w:tc>
-          <w:tcPr>
-            <w:tcW w:type="dxa" w:w="3408"/>
-          </w:tcPr>
-          <w:p>
-            <w:r>
-              <w:rPr>
-                <w:rFonts w:ascii="Calibri" w:hAnsi="Calibri"/>
-                <w:b w:val="0"/>
-                <w:sz w:val="18"/>
-              </w:rPr>
-              <w:t>User Database &gt; Employee Database</w:t>
+              <w:t xml:space="preserve">Browser 13 Oct 2026: GET /leave-requests (box=mine, box=received) return 200 (leaveApi.js, flag VITE_USE_API_LEAVE) but the page also reads and writes the localStorage key schoolerp-leave-requests. Kept Partial until the mirror is removed or accepted as the intended cache. Earlier browser session: Teacher to Principal to HR approval chain driven; rejection path not run. Tests: test_leave.py</w:t>
+            </w:r>
+          </w:p>
+        </w:tc>
+      </w:tr>
+      <w:tr>
+        <w:tc>
+          <w:tcPr>
+            <w:tcW w:type="dxa" w:w="3408"/>
+          </w:tcPr>
+          <w:p>
+            <w:r>
+              <w:rPr>
+                <w:rFonts w:ascii="Calibri" w:hAnsi="Calibri"/>
+                <w:b w:val="0"/>
+                <w:sz w:val="18"/>
+              </w:rPr>
+              <w:t>Leave Request &gt; Received Leave Requests</w:t>
+            </w:r>
+          </w:p>
+        </w:tc>
+        <w:tc>
+          <w:tcPr>
+            <w:tcW w:type="dxa" w:w="3408"/>
+            <w:shd w:fill="FFEB9C" w:val="clear"/>
+          </w:tcPr>
+          <w:p>
+            <w:r>
+              <w:rPr>
+                <w:rFonts w:ascii="Calibri" w:hAnsi="Calibri"/>
+                <w:b w:val="0"/>
+                <w:color w:val="9C5700"/>
+                <w:sz w:val="18"/>
+              </w:rPr>
+              <w:t xml:space="preserve">Partial</w:t>
+            </w:r>
+          </w:p>
+        </w:tc>
+        <w:tc>
+          <w:tcPr>
+            <w:tcW w:type="dxa" w:w="3408"/>
+          </w:tcPr>
+          <w:p>
+            <w:r>
+              <w:rPr>
+                <w:rFonts w:ascii="Calibri" w:hAnsi="Calibri"/>
+                <w:b w:val="0"/>
+                <w:sz w:val="18"/>
+              </w:rPr>
+              <w:t xml:space="preserve">Browser 13 Oct 2026: GET /leave-requests (box=mine, box=received) return 200 (leaveApi.js, flag VITE_USE_API_LEAVE) but the page also reads and writes the localStorage key schoolerp-leave-requests. Kept Partial until the mirror is removed or accepted as the intended cache. Earlier browser session: Teacher to Principal to HR approval chain driven; rejection path not run. Tests: test_leave.py</w:t>
+            </w:r>
+          </w:p>
+        </w:tc>
+      </w:tr>
+      <w:tr>
+        <w:tc>
+          <w:tcPr>
+            <w:tcW w:type="dxa" w:w="3408"/>
+          </w:tcPr>
+          <w:p>
+            <w:r>
+              <w:rPr>
+                <w:rFonts w:ascii="Calibri" w:hAnsi="Calibri"/>
+                <w:b w:val="0"/>
+                <w:sz w:val="18"/>
+              </w:rPr>
+              <w:t>My Attendance</w:t>
             </w:r>
           </w:p>
         </w:tc>
@@ -12681,6 +13464,44 @@
           </w:tcPr>
           <w:p>
             <w:r>
+              <w:t>Completed</w:t>
+            </w:r>
+          </w:p>
+        </w:tc>
+        <w:tc>
+          <w:tcPr>
+            <w:tcW w:type="dxa" w:w="3408"/>
+          </w:tcPr>
+          <w:p>
+            <w:r>
+              <w:t>16 Oct 2026: GET /hr/attendance/mine; seed links director@qmis.edu → EMP-DIR-001 (profile only; punches empty until HR records).</w:t>
+            </w:r>
+          </w:p>
+        </w:tc>
+      </w:tr>
+      <w:tr>
+        <w:tc>
+          <w:tcPr>
+            <w:tcW w:type="dxa" w:w="3408"/>
+          </w:tcPr>
+          <w:p>
+            <w:r>
+              <w:rPr>
+                <w:rFonts w:ascii="Calibri" w:hAnsi="Calibri"/>
+                <w:b w:val="0"/>
+                <w:sz w:val="18"/>
+              </w:rPr>
+              <w:t>Announcement</w:t>
+            </w:r>
+          </w:p>
+        </w:tc>
+        <w:tc>
+          <w:tcPr>
+            <w:tcW w:type="dxa" w:w="3408"/>
+            <w:shd w:fill="FFC7CE" w:val="clear"/>
+          </w:tcPr>
+          <w:p>
+            <w:r>
               <w:rPr>
                 <w:rFonts w:ascii="Calibri" w:hAnsi="Calibri"/>
                 <w:b w:val="0"/>
@@ -12702,24 +13523,24 @@
                 <w:b w:val="0"/>
                 <w:sz w:val="18"/>
               </w:rPr>
-              <w:t xml:space="preserve">Browser 13 Oct 2026: page loads but makes no API call; data is browser-only; reads only localStorage key schoolerp-created-users. Sheet said Partial. Backend GET /hr/portal/employees exists; the Administrator screen uses it, this one does not. Backend ready, UI not wired</w:t>
-            </w:r>
-          </w:p>
-        </w:tc>
-      </w:tr>
-      <w:tr>
-        <w:tc>
-          <w:tcPr>
-            <w:tcW w:type="dxa" w:w="3408"/>
-          </w:tcPr>
-          <w:p>
-            <w:r>
-              <w:rPr>
-                <w:rFonts w:ascii="Calibri" w:hAnsi="Calibri"/>
-                <w:b w:val="0"/>
-                <w:sz w:val="18"/>
-              </w:rPr>
-              <w:t>Activities &gt; Cultural</w:t>
+              <w:t xml:space="preserve">Browser 13 Oct 2026: page loads but makes no API call; data is browser-only; reads localStorage key school-erp-announcements. No backend endpoint exists for this feature for school announcements</w:t>
+            </w:r>
+          </w:p>
+        </w:tc>
+      </w:tr>
+      <w:tr>
+        <w:tc>
+          <w:tcPr>
+            <w:tcW w:type="dxa" w:w="3408"/>
+          </w:tcPr>
+          <w:p>
+            <w:r>
+              <w:rPr>
+                <w:rFonts w:ascii="Calibri" w:hAnsi="Calibri"/>
+                <w:b w:val="0"/>
+                <w:sz w:val="18"/>
+              </w:rPr>
+              <w:t>Communication</w:t>
             </w:r>
           </w:p>
         </w:tc>
@@ -12751,6 +13572,55 @@
                 <w:b w:val="0"/>
                 <w:sz w:val="18"/>
               </w:rPr>
+              <w:t xml:space="preserve">Browser 13 Oct 2026: page loads but makes no API call; data is browser-only; reads and writes localStorage key schoolerp_communication_v1. No backend endpoint exists for this feature</w:t>
+            </w:r>
+          </w:p>
+        </w:tc>
+      </w:tr>
+      <w:tr>
+        <w:tc>
+          <w:tcPr>
+            <w:tcW w:type="dxa" w:w="3408"/>
+          </w:tcPr>
+          <w:p>
+            <w:r>
+              <w:rPr>
+                <w:rFonts w:ascii="Calibri" w:hAnsi="Calibri"/>
+                <w:b w:val="0"/>
+                <w:sz w:val="18"/>
+              </w:rPr>
+              <w:t>Calendar</w:t>
+            </w:r>
+          </w:p>
+        </w:tc>
+        <w:tc>
+          <w:tcPr>
+            <w:tcW w:type="dxa" w:w="3408"/>
+            <w:shd w:fill="FFC7CE" w:val="clear"/>
+          </w:tcPr>
+          <w:p>
+            <w:r>
+              <w:rPr>
+                <w:rFonts w:ascii="Calibri" w:hAnsi="Calibri"/>
+                <w:b w:val="0"/>
+                <w:color w:val="9C0006"/>
+                <w:sz w:val="18"/>
+              </w:rPr>
+              <w:t xml:space="preserve">Not Completed</w:t>
+            </w:r>
+          </w:p>
+        </w:tc>
+        <w:tc>
+          <w:tcPr>
+            <w:tcW w:type="dxa" w:w="3408"/>
+          </w:tcPr>
+          <w:p>
+            <w:r>
+              <w:rPr>
+                <w:rFonts w:ascii="Calibri" w:hAnsi="Calibri"/>
+                <w:b w:val="0"/>
+                <w:sz w:val="18"/>
+              </w:rPr>
               <w:t xml:space="preserve">Browser 13 Oct 2026: page loads but makes no API call; data is browser-only; reads localStorage key school-erp-activities. No backend endpoint exists for this feature</w:t>
             </w:r>
           </w:p>
@@ -12768,7 +13638,7 @@
                 <w:b w:val="0"/>
                 <w:sz w:val="18"/>
               </w:rPr>
-              <w:t>Activities &gt; Sports</w:t>
+              <w:t>Notifications</w:t>
             </w:r>
           </w:p>
         </w:tc>
@@ -12779,714 +13649,17 @@
           </w:tcPr>
           <w:p>
             <w:r>
-              <w:rPr>
-                <w:rFonts w:ascii="Calibri" w:hAnsi="Calibri"/>
-                <w:b w:val="0"/>
-                <w:color w:val="9C0006"/>
-                <w:sz w:val="18"/>
-              </w:rPr>
-              <w:t xml:space="preserve">Not Completed</w:t>
-            </w:r>
-          </w:p>
-        </w:tc>
-        <w:tc>
-          <w:tcPr>
-            <w:tcW w:type="dxa" w:w="3408"/>
-          </w:tcPr>
-          <w:p>
-            <w:r>
-              <w:rPr>
-                <w:rFonts w:ascii="Calibri" w:hAnsi="Calibri"/>
-                <w:b w:val="0"/>
-                <w:sz w:val="18"/>
-              </w:rPr>
-              <w:t xml:space="preserve">Browser 13 Oct 2026: page loads but makes no API call; data is browser-only; reads localStorage key school-erp-activities. No backend endpoint exists for this feature</w:t>
-            </w:r>
-          </w:p>
-        </w:tc>
-      </w:tr>
-      <w:tr>
-        <w:tc>
-          <w:tcPr>
-            <w:tcW w:type="dxa" w:w="3408"/>
-          </w:tcPr>
-          <w:p>
-            <w:r>
-              <w:rPr>
-                <w:rFonts w:ascii="Calibri" w:hAnsi="Calibri"/>
-                <w:b w:val="0"/>
-                <w:sz w:val="18"/>
-              </w:rPr>
-              <w:t>Activities &gt; Chess Result</w:t>
-            </w:r>
-          </w:p>
-        </w:tc>
-        <w:tc>
-          <w:tcPr>
-            <w:tcW w:type="dxa" w:w="3408"/>
-            <w:shd w:fill="FFC7CE" w:val="clear"/>
-          </w:tcPr>
-          <w:p>
-            <w:r>
-              <w:rPr>
-                <w:rFonts w:ascii="Calibri" w:hAnsi="Calibri"/>
-                <w:b w:val="0"/>
-                <w:color w:val="9C0006"/>
-                <w:sz w:val="18"/>
-              </w:rPr>
-              <w:t xml:space="preserve">Not Completed</w:t>
-            </w:r>
-          </w:p>
-        </w:tc>
-        <w:tc>
-          <w:tcPr>
-            <w:tcW w:type="dxa" w:w="3408"/>
-          </w:tcPr>
-          <w:p>
-            <w:r>
-              <w:rPr>
-                <w:rFonts w:ascii="Calibri" w:hAnsi="Calibri"/>
-                <w:b w:val="0"/>
-                <w:sz w:val="18"/>
-              </w:rPr>
-              <w:t xml:space="preserve">Browser 13 Oct 2026: page loads but makes no API call; data is browser-only; reads localStorage key school-erp-activities. No backend endpoint exists for this feature</w:t>
-            </w:r>
-          </w:p>
-        </w:tc>
-      </w:tr>
-      <w:tr>
-        <w:tc>
-          <w:tcPr>
-            <w:tcW w:type="dxa" w:w="3408"/>
-          </w:tcPr>
-          <w:p>
-            <w:r>
-              <w:rPr>
-                <w:rFonts w:ascii="Calibri" w:hAnsi="Calibri"/>
-                <w:b w:val="0"/>
-                <w:sz w:val="18"/>
-              </w:rPr>
-              <w:t>Activities &gt; Competitions</w:t>
-            </w:r>
-          </w:p>
-        </w:tc>
-        <w:tc>
-          <w:tcPr>
-            <w:tcW w:type="dxa" w:w="3408"/>
-            <w:shd w:fill="FFC7CE" w:val="clear"/>
-          </w:tcPr>
-          <w:p>
-            <w:r>
-              <w:rPr>
-                <w:rFonts w:ascii="Calibri" w:hAnsi="Calibri"/>
-                <w:b w:val="0"/>
-                <w:color w:val="9C0006"/>
-                <w:sz w:val="18"/>
-              </w:rPr>
-              <w:t xml:space="preserve">Not Completed</w:t>
-            </w:r>
-          </w:p>
-        </w:tc>
-        <w:tc>
-          <w:tcPr>
-            <w:tcW w:type="dxa" w:w="3408"/>
-          </w:tcPr>
-          <w:p>
-            <w:r>
-              <w:rPr>
-                <w:rFonts w:ascii="Calibri" w:hAnsi="Calibri"/>
-                <w:b w:val="0"/>
-                <w:sz w:val="18"/>
-              </w:rPr>
-              <w:t xml:space="preserve">Browser 13 Oct 2026: page loads but makes no API call; data is browser-only; reads localStorage key school-erp-activities. No backend endpoint exists for this feature</w:t>
-            </w:r>
-          </w:p>
-        </w:tc>
-      </w:tr>
-      <w:tr>
-        <w:tc>
-          <w:tcPr>
-            <w:tcW w:type="dxa" w:w="3408"/>
-          </w:tcPr>
-          <w:p>
-            <w:r>
-              <w:rPr>
-                <w:rFonts w:ascii="Calibri" w:hAnsi="Calibri"/>
-                <w:b w:val="0"/>
-                <w:sz w:val="18"/>
-              </w:rPr>
-              <w:t>Lesson Plan Approval</w:t>
-            </w:r>
-          </w:p>
-        </w:tc>
-        <w:tc>
-          <w:tcPr>
-            <w:tcW w:type="dxa" w:w="3408"/>
-            <w:shd w:fill="FFC7CE" w:val="clear"/>
-          </w:tcPr>
-          <w:p>
-            <w:r>
-              <w:rPr>
-                <w:rFonts w:ascii="Calibri" w:hAnsi="Calibri"/>
-                <w:b w:val="0"/>
-                <w:color w:val="9C0006"/>
-                <w:sz w:val="18"/>
-              </w:rPr>
-              <w:t xml:space="preserve">Not Completed</w:t>
-            </w:r>
-          </w:p>
-        </w:tc>
-        <w:tc>
-          <w:tcPr>
-            <w:tcW w:type="dxa" w:w="3408"/>
-          </w:tcPr>
-          <w:p>
-            <w:r>
-              <w:rPr>
-                <w:rFonts w:ascii="Calibri" w:hAnsi="Calibri"/>
-                <w:b w:val="0"/>
-                <w:sz w:val="18"/>
-              </w:rPr>
-              <w:t xml:space="preserve">Browser 13 Oct 2026: page loads but makes no API call. Backend /lesson-plans (7 routes, test_lesson_plans.py) exists but the frontend has no lesson-plan client, so the screen cannot use it. Sheet said Completed (academics lessonPlans); no such client exists in the code. Backend ready, UI not wired. Reads localStorage key school-erp-lesson-plan-approvals</w:t>
-            </w:r>
-          </w:p>
-        </w:tc>
-      </w:tr>
-      <w:tr>
-        <w:tc>
-          <w:tcPr>
-            <w:tcW w:type="dxa" w:w="3408"/>
-          </w:tcPr>
-          <w:p>
-            <w:r>
-              <w:rPr>
-                <w:rFonts w:ascii="Calibri" w:hAnsi="Calibri"/>
-                <w:b w:val="0"/>
-                <w:sz w:val="18"/>
-              </w:rPr>
-              <w:t>Mark Entry Approval</w:t>
-            </w:r>
-          </w:p>
-        </w:tc>
-        <w:tc>
-          <w:tcPr>
-            <w:tcW w:type="dxa" w:w="3408"/>
-            <w:shd w:fill="FFC7CE" w:val="clear"/>
-          </w:tcPr>
-          <w:p>
-            <w:r>
-              <w:rPr>
-                <w:rFonts w:ascii="Calibri" w:hAnsi="Calibri"/>
-                <w:b w:val="0"/>
-                <w:color w:val="9C0006"/>
-                <w:sz w:val="18"/>
-              </w:rPr>
-              <w:t xml:space="preserve">Not Completed</w:t>
-            </w:r>
-          </w:p>
-        </w:tc>
-        <w:tc>
-          <w:tcPr>
-            <w:tcW w:type="dxa" w:w="3408"/>
-          </w:tcPr>
-          <w:p>
-            <w:r>
-              <w:rPr>
-                <w:rFonts w:ascii="Calibri" w:hAnsi="Calibri"/>
-                <w:b w:val="0"/>
-                <w:sz w:val="18"/>
-              </w:rPr>
-              <w:t xml:space="preserve">Browser 13 Oct 2026: page loads but makes no API call. Backend /marks-batches (test_exams.py) exists with no frontend client. Sheet said Completed (decide-mark-session); no such call exists in the code. Backend ready, UI not wired</w:t>
-            </w:r>
-          </w:p>
-        </w:tc>
-      </w:tr>
-      <w:tr>
-        <w:tc>
-          <w:tcPr>
-            <w:tcW w:type="dxa" w:w="3408"/>
-          </w:tcPr>
-          <w:p>
-            <w:r>
-              <w:rPr>
-                <w:rFonts w:ascii="Calibri" w:hAnsi="Calibri"/>
-                <w:b w:val="0"/>
-                <w:sz w:val="18"/>
-              </w:rPr>
-              <w:t>Home Fun &gt; Student Home Fun</w:t>
-            </w:r>
-          </w:p>
-        </w:tc>
-        <w:tc>
-          <w:tcPr>
-            <w:tcW w:type="dxa" w:w="3408"/>
-            <w:shd w:fill="FFC7CE" w:val="clear"/>
-          </w:tcPr>
-          <w:p>
-            <w:r>
-              <w:rPr>
-                <w:rFonts w:ascii="Calibri" w:hAnsi="Calibri"/>
-                <w:b w:val="0"/>
-                <w:color w:val="9C0006"/>
-                <w:sz w:val="18"/>
-              </w:rPr>
-              <w:t xml:space="preserve">Not Completed</w:t>
-            </w:r>
-          </w:p>
-        </w:tc>
-        <w:tc>
-          <w:tcPr>
-            <w:tcW w:type="dxa" w:w="3408"/>
-          </w:tcPr>
-          <w:p>
-            <w:r>
-              <w:rPr>
-                <w:rFonts w:ascii="Calibri" w:hAnsi="Calibri"/>
-                <w:b w:val="0"/>
-                <w:sz w:val="18"/>
-              </w:rPr>
-              <w:t xml:space="preserve">Browser 13 Oct 2026: page loads but makes no API call; data is browser-only. No backend endpoint exists for this feature</w:t>
-            </w:r>
-          </w:p>
-        </w:tc>
-      </w:tr>
-      <w:tr>
-        <w:tc>
-          <w:tcPr>
-            <w:tcW w:type="dxa" w:w="3408"/>
-          </w:tcPr>
-          <w:p>
-            <w:r>
-              <w:rPr>
-                <w:rFonts w:ascii="Calibri" w:hAnsi="Calibri"/>
-                <w:b w:val="0"/>
-                <w:sz w:val="18"/>
-              </w:rPr>
-              <w:t>Home Fun &gt; Teacher Home Fun</w:t>
-            </w:r>
-          </w:p>
-        </w:tc>
-        <w:tc>
-          <w:tcPr>
-            <w:tcW w:type="dxa" w:w="3408"/>
-            <w:shd w:fill="FFC7CE" w:val="clear"/>
-          </w:tcPr>
-          <w:p>
-            <w:r>
-              <w:rPr>
-                <w:rFonts w:ascii="Calibri" w:hAnsi="Calibri"/>
-                <w:b w:val="0"/>
-                <w:color w:val="9C0006"/>
-                <w:sz w:val="18"/>
-              </w:rPr>
-              <w:t xml:space="preserve">Not Completed</w:t>
-            </w:r>
-          </w:p>
-        </w:tc>
-        <w:tc>
-          <w:tcPr>
-            <w:tcW w:type="dxa" w:w="3408"/>
-          </w:tcPr>
-          <w:p>
-            <w:r>
-              <w:rPr>
-                <w:rFonts w:ascii="Calibri" w:hAnsi="Calibri"/>
-                <w:b w:val="0"/>
-                <w:sz w:val="18"/>
-              </w:rPr>
-              <w:t xml:space="preserve">Browser 13 Oct 2026: page loads but makes no API call; data is browser-only. No backend endpoint exists for this feature</w:t>
-            </w:r>
-          </w:p>
-        </w:tc>
-      </w:tr>
-      <w:tr>
-        <w:tc>
-          <w:tcPr>
-            <w:tcW w:type="dxa" w:w="3408"/>
-          </w:tcPr>
-          <w:p>
-            <w:r>
-              <w:rPr>
-                <w:rFonts w:ascii="Calibri" w:hAnsi="Calibri"/>
-                <w:b w:val="0"/>
-                <w:sz w:val="18"/>
-              </w:rPr>
-              <w:t>Request Approvals</w:t>
-            </w:r>
-          </w:p>
-        </w:tc>
-        <w:tc>
-          <w:tcPr>
-            <w:tcW w:type="dxa" w:w="3408"/>
-            <w:shd w:fill="FFC7CE" w:val="clear"/>
-          </w:tcPr>
-          <w:p>
-            <w:r>
-              <w:rPr>
-                <w:rFonts w:ascii="Calibri" w:hAnsi="Calibri"/>
-                <w:b w:val="0"/>
-                <w:color w:val="9C0006"/>
-                <w:sz w:val="18"/>
-              </w:rPr>
-              <w:t xml:space="preserve">Not Completed</w:t>
-            </w:r>
-          </w:p>
-        </w:tc>
-        <w:tc>
-          <w:tcPr>
-            <w:tcW w:type="dxa" w:w="3408"/>
-          </w:tcPr>
-          <w:p>
-            <w:r>
-              <w:rPr>
-                <w:rFonts w:ascii="Calibri" w:hAnsi="Calibri"/>
-                <w:b w:val="0"/>
-                <w:sz w:val="18"/>
-              </w:rPr>
-              <w:t xml:space="preserve">Browser 13 Oct 2026: page loads but makes no API call; data is browser-only. Backend /approvals exists (approvals.py) but this screen does not call it. Backend ready, UI not wired</w:t>
-            </w:r>
-          </w:p>
-        </w:tc>
-      </w:tr>
-      <w:tr>
-        <w:tc>
-          <w:tcPr>
-            <w:tcW w:type="dxa" w:w="3408"/>
-          </w:tcPr>
-          <w:p>
-            <w:r>
-              <w:rPr>
-                <w:rFonts w:ascii="Calibri" w:hAnsi="Calibri"/>
-                <w:b w:val="0"/>
-                <w:sz w:val="18"/>
-              </w:rPr>
-              <w:t>Leave Request &gt; My Leave Requests</w:t>
-            </w:r>
-          </w:p>
-        </w:tc>
-        <w:tc>
-          <w:tcPr>
-            <w:tcW w:type="dxa" w:w="3408"/>
-            <w:shd w:fill="FFEB9C" w:val="clear"/>
-          </w:tcPr>
-          <w:p>
-            <w:r>
-              <w:rPr>
-                <w:rFonts w:ascii="Calibri" w:hAnsi="Calibri"/>
-                <w:b w:val="0"/>
-                <w:color w:val="9C5700"/>
-                <w:sz w:val="18"/>
-              </w:rPr>
-              <w:t xml:space="preserve">Partial</w:t>
-            </w:r>
-          </w:p>
-        </w:tc>
-        <w:tc>
-          <w:tcPr>
-            <w:tcW w:type="dxa" w:w="3408"/>
-          </w:tcPr>
-          <w:p>
-            <w:r>
-              <w:rPr>
-                <w:rFonts w:ascii="Calibri" w:hAnsi="Calibri"/>
-                <w:b w:val="0"/>
-                <w:sz w:val="18"/>
-              </w:rPr>
-              <w:t xml:space="preserve">Browser 13 Oct 2026: GET /leave-requests (box=mine, box=received) return 200 (leaveApi.js, flag VITE_USE_API_LEAVE) but the page also reads and writes the localStorage key schoolerp-leave-requests. Kept Partial until the mirror is removed or accepted as the intended cache. Earlier browser session: Teacher to Principal to HR approval chain driven; rejection path not run. Tests: test_leave.py</w:t>
-            </w:r>
-          </w:p>
-        </w:tc>
-      </w:tr>
-      <w:tr>
-        <w:tc>
-          <w:tcPr>
-            <w:tcW w:type="dxa" w:w="3408"/>
-          </w:tcPr>
-          <w:p>
-            <w:r>
-              <w:rPr>
-                <w:rFonts w:ascii="Calibri" w:hAnsi="Calibri"/>
-                <w:b w:val="0"/>
-                <w:sz w:val="18"/>
-              </w:rPr>
-              <w:t>Leave Request &gt; Received Leave Requests</w:t>
-            </w:r>
-          </w:p>
-        </w:tc>
-        <w:tc>
-          <w:tcPr>
-            <w:tcW w:type="dxa" w:w="3408"/>
-            <w:shd w:fill="FFEB9C" w:val="clear"/>
-          </w:tcPr>
-          <w:p>
-            <w:r>
-              <w:rPr>
-                <w:rFonts w:ascii="Calibri" w:hAnsi="Calibri"/>
-                <w:b w:val="0"/>
-                <w:color w:val="9C5700"/>
-                <w:sz w:val="18"/>
-              </w:rPr>
-              <w:t xml:space="preserve">Partial</w:t>
-            </w:r>
-          </w:p>
-        </w:tc>
-        <w:tc>
-          <w:tcPr>
-            <w:tcW w:type="dxa" w:w="3408"/>
-          </w:tcPr>
-          <w:p>
-            <w:r>
-              <w:rPr>
-                <w:rFonts w:ascii="Calibri" w:hAnsi="Calibri"/>
-                <w:b w:val="0"/>
-                <w:sz w:val="18"/>
-              </w:rPr>
-              <w:t xml:space="preserve">Browser 13 Oct 2026: GET /leave-requests (box=mine, box=received) return 200 (leaveApi.js, flag VITE_USE_API_LEAVE) but the page also reads and writes the localStorage key schoolerp-leave-requests. Kept Partial until the mirror is removed or accepted as the intended cache. Earlier browser session: Teacher to Principal to HR approval chain driven; rejection path not run. Tests: test_leave.py</w:t>
-            </w:r>
-          </w:p>
-        </w:tc>
-      </w:tr>
-      <w:tr>
-        <w:tc>
-          <w:tcPr>
-            <w:tcW w:type="dxa" w:w="3408"/>
-          </w:tcPr>
-          <w:p>
-            <w:r>
-              <w:rPr>
-                <w:rFonts w:ascii="Calibri" w:hAnsi="Calibri"/>
-                <w:b w:val="0"/>
-                <w:sz w:val="18"/>
-              </w:rPr>
-              <w:t>My Attendance</w:t>
-            </w:r>
-          </w:p>
-        </w:tc>
-        <w:tc>
-          <w:tcPr>
-            <w:tcW w:type="dxa" w:w="3408"/>
-            <w:shd w:fill="FFC7CE" w:val="clear"/>
-          </w:tcPr>
-          <w:p>
-            <w:r>
-              <w:rPr>
-                <w:rFonts w:ascii="Calibri" w:hAnsi="Calibri"/>
-                <w:b w:val="0"/>
-                <w:color w:val="9C0006"/>
-                <w:sz w:val="18"/>
-              </w:rPr>
-              <w:t xml:space="preserve">Not Completed</w:t>
-            </w:r>
-          </w:p>
-        </w:tc>
-        <w:tc>
-          <w:tcPr>
-            <w:tcW w:type="dxa" w:w="3408"/>
-          </w:tcPr>
-          <w:p>
-            <w:r>
-              <w:rPr>
-                <w:rFonts w:ascii="Calibri" w:hAnsi="Calibri"/>
-                <w:b w:val="0"/>
-                <w:sz w:val="18"/>
-              </w:rPr>
-              <w:t xml:space="preserve">Browser 13 Oct 2026: page loads but makes no API call; data is browser-only</w:t>
-            </w:r>
-          </w:p>
-        </w:tc>
-      </w:tr>
-      <w:tr>
-        <w:tc>
-          <w:tcPr>
-            <w:tcW w:type="dxa" w:w="3408"/>
-          </w:tcPr>
-          <w:p>
-            <w:r>
-              <w:rPr>
-                <w:rFonts w:ascii="Calibri" w:hAnsi="Calibri"/>
-                <w:b w:val="0"/>
-                <w:sz w:val="18"/>
-              </w:rPr>
-              <w:t>Announcement</w:t>
-            </w:r>
-          </w:p>
-        </w:tc>
-        <w:tc>
-          <w:tcPr>
-            <w:tcW w:type="dxa" w:w="3408"/>
-            <w:shd w:fill="FFC7CE" w:val="clear"/>
-          </w:tcPr>
-          <w:p>
-            <w:r>
-              <w:rPr>
-                <w:rFonts w:ascii="Calibri" w:hAnsi="Calibri"/>
-                <w:b w:val="0"/>
-                <w:color w:val="9C0006"/>
-                <w:sz w:val="18"/>
-              </w:rPr>
-              <w:t xml:space="preserve">Not Completed</w:t>
-            </w:r>
-          </w:p>
-        </w:tc>
-        <w:tc>
-          <w:tcPr>
-            <w:tcW w:type="dxa" w:w="3408"/>
-          </w:tcPr>
-          <w:p>
-            <w:r>
-              <w:rPr>
-                <w:rFonts w:ascii="Calibri" w:hAnsi="Calibri"/>
-                <w:b w:val="0"/>
-                <w:sz w:val="18"/>
-              </w:rPr>
-              <w:t xml:space="preserve">Browser 13 Oct 2026: page loads but makes no API call; data is browser-only; reads localStorage key school-erp-announcements. No backend endpoint exists for this feature for school announcements</w:t>
-            </w:r>
-          </w:p>
-        </w:tc>
-      </w:tr>
-      <w:tr>
-        <w:tc>
-          <w:tcPr>
-            <w:tcW w:type="dxa" w:w="3408"/>
-          </w:tcPr>
-          <w:p>
-            <w:r>
-              <w:rPr>
-                <w:rFonts w:ascii="Calibri" w:hAnsi="Calibri"/>
-                <w:b w:val="0"/>
-                <w:sz w:val="18"/>
-              </w:rPr>
-              <w:t>Communication</w:t>
-            </w:r>
-          </w:p>
-        </w:tc>
-        <w:tc>
-          <w:tcPr>
-            <w:tcW w:type="dxa" w:w="3408"/>
-            <w:shd w:fill="FFC7CE" w:val="clear"/>
-          </w:tcPr>
-          <w:p>
-            <w:r>
-              <w:rPr>
-                <w:rFonts w:ascii="Calibri" w:hAnsi="Calibri"/>
-                <w:b w:val="0"/>
-                <w:color w:val="9C0006"/>
-                <w:sz w:val="18"/>
-              </w:rPr>
-              <w:t xml:space="preserve">Not Completed</w:t>
-            </w:r>
-          </w:p>
-        </w:tc>
-        <w:tc>
-          <w:tcPr>
-            <w:tcW w:type="dxa" w:w="3408"/>
-          </w:tcPr>
-          <w:p>
-            <w:r>
-              <w:rPr>
-                <w:rFonts w:ascii="Calibri" w:hAnsi="Calibri"/>
-                <w:b w:val="0"/>
-                <w:sz w:val="18"/>
-              </w:rPr>
-              <w:t xml:space="preserve">Browser 13 Oct 2026: page loads but makes no API call; data is browser-only; reads and writes localStorage key schoolerp_communication_v1. No backend endpoint exists for this feature</w:t>
-            </w:r>
-          </w:p>
-        </w:tc>
-      </w:tr>
-      <w:tr>
-        <w:tc>
-          <w:tcPr>
-            <w:tcW w:type="dxa" w:w="3408"/>
-          </w:tcPr>
-          <w:p>
-            <w:r>
-              <w:rPr>
-                <w:rFonts w:ascii="Calibri" w:hAnsi="Calibri"/>
-                <w:b w:val="0"/>
-                <w:sz w:val="18"/>
-              </w:rPr>
-              <w:t>Calendar</w:t>
-            </w:r>
-          </w:p>
-        </w:tc>
-        <w:tc>
-          <w:tcPr>
-            <w:tcW w:type="dxa" w:w="3408"/>
-            <w:shd w:fill="FFC7CE" w:val="clear"/>
-          </w:tcPr>
-          <w:p>
-            <w:r>
-              <w:rPr>
-                <w:rFonts w:ascii="Calibri" w:hAnsi="Calibri"/>
-                <w:b w:val="0"/>
-                <w:color w:val="9C0006"/>
-                <w:sz w:val="18"/>
-              </w:rPr>
-              <w:t xml:space="preserve">Not Completed</w:t>
-            </w:r>
-          </w:p>
-        </w:tc>
-        <w:tc>
-          <w:tcPr>
-            <w:tcW w:type="dxa" w:w="3408"/>
-          </w:tcPr>
-          <w:p>
-            <w:r>
-              <w:rPr>
-                <w:rFonts w:ascii="Calibri" w:hAnsi="Calibri"/>
-                <w:b w:val="0"/>
-                <w:sz w:val="18"/>
-              </w:rPr>
-              <w:t xml:space="preserve">Browser 13 Oct 2026: page loads but makes no API call; data is browser-only; reads localStorage key school-erp-activities. No backend endpoint exists for this feature</w:t>
-            </w:r>
-          </w:p>
-        </w:tc>
-      </w:tr>
-      <w:tr>
-        <w:tc>
-          <w:tcPr>
-            <w:tcW w:type="dxa" w:w="3408"/>
-          </w:tcPr>
-          <w:p>
-            <w:r>
-              <w:rPr>
-                <w:rFonts w:ascii="Calibri" w:hAnsi="Calibri"/>
-                <w:b w:val="0"/>
-                <w:sz w:val="18"/>
-              </w:rPr>
-              <w:t>Notifications</w:t>
-            </w:r>
-          </w:p>
-        </w:tc>
-        <w:tc>
-          <w:tcPr>
-            <w:tcW w:type="dxa" w:w="3408"/>
-            <w:shd w:fill="FFC7CE" w:val="clear"/>
-          </w:tcPr>
-          <w:p>
-            <w:r>
-              <w:rPr>
-                <w:rFonts w:ascii="Calibri" w:hAnsi="Calibri"/>
-                <w:b w:val="0"/>
-                <w:color w:val="9C0006"/>
-                <w:sz w:val="18"/>
-              </w:rPr>
-              <w:t xml:space="preserve">Not Completed</w:t>
-            </w:r>
-          </w:p>
-        </w:tc>
-        <w:tc>
-          <w:tcPr>
-            <w:tcW w:type="dxa" w:w="3408"/>
-          </w:tcPr>
-          <w:p>
-            <w:r>
-              <w:rPr>
-                <w:rFonts w:ascii="Calibri" w:hAnsi="Calibri"/>
-                <w:b w:val="0"/>
-                <w:sz w:val="18"/>
-              </w:rPr>
-              <w:t xml:space="preserve">Browser 13 Oct 2026: this page makes no API call; the header bell uses GET /notifications 200</w:t>
+              <w:t>Completed</w:t>
+            </w:r>
+          </w:p>
+        </w:tc>
+        <w:tc>
+          <w:tcPr>
+            <w:tcW w:type="dxa" w:w="3408"/>
+          </w:tcPr>
+          <w:p>
+            <w:r>
+              <w:t>16 Oct 2026: Director notifications live on GET /notifications.</w:t>
             </w:r>
           </w:p>
         </w:tc>
@@ -15348,12 +15521,7 @@
     </w:p>
     <w:p>
       <w:r>
-        <w:rPr>
-          <w:rFonts w:ascii="Calibri" w:hAnsi="Calibri"/>
-          <w:b/>
-          <w:sz w:val="20"/>
-        </w:rPr>
-        <w:t>Completed: 1  |  Partial: 20  |  Not Completed/Gap: 1  |  Total: 22</w:t>
+        <w:t>Completed: 15  |  Partial: 6  |  Not Completed/Gap: 1  |  Total: 22</w:t>
       </w:r>
     </w:p>
     <w:tbl>
@@ -15440,28 +15608,17 @@
           </w:tcPr>
           <w:p>
             <w:r>
-              <w:rPr>
-                <w:rFonts w:ascii="Calibri" w:hAnsi="Calibri"/>
-                <w:b w:val="0"/>
-                <w:color w:val="9C0006"/>
-                <w:sz w:val="18"/>
-              </w:rPr>
-              <w:t xml:space="preserve">Not Completed</w:t>
-            </w:r>
-          </w:p>
-        </w:tc>
-        <w:tc>
-          <w:tcPr>
-            <w:tcW w:type="dxa" w:w="3408"/>
-          </w:tcPr>
-          <w:p>
-            <w:r>
-              <w:rPr>
-                <w:rFonts w:ascii="Calibri" w:hAnsi="Calibri"/>
-                <w:b w:val="0"/>
-                <w:sz w:val="18"/>
-              </w:rPr>
-              <w:t xml:space="preserve">Browser 13 Oct 2026: loads from GET /finance/state 200. Code: Dashboard.jsx adds a hard-coded seed to the state totals and the recent-collections rows are hard-coded. Status kept</w:t>
+              <w:t>Completed</w:t>
+            </w:r>
+          </w:p>
+        </w:tc>
+        <w:tc>
+          <w:tcPr>
+            <w:tcW w:type="dxa" w:w="3408"/>
+          </w:tcPr>
+          <w:p>
+            <w:r>
+              <w:t>16 Oct 2026: KPIs from finance snapshot only (no seed mix). Browser: Today Collection live after collect.</w:t>
             </w:r>
           </w:p>
         </w:tc>
@@ -15489,28 +15646,17 @@
           </w:tcPr>
           <w:p>
             <w:r>
-              <w:rPr>
-                <w:rFonts w:ascii="Calibri" w:hAnsi="Calibri"/>
-                <w:b w:val="0"/>
-                <w:color w:val="9C5700"/>
-                <w:sz w:val="18"/>
-              </w:rPr>
-              <w:t xml:space="preserve">Partial</w:t>
-            </w:r>
-          </w:p>
-        </w:tc>
-        <w:tc>
-          <w:tcPr>
-            <w:tcW w:type="dxa" w:w="3408"/>
-          </w:tcPr>
-          <w:p>
-            <w:r>
-              <w:rPr>
-                <w:rFonts w:ascii="Calibri" w:hAnsi="Calibri"/>
-                <w:b w:val="0"/>
-                <w:sz w:val="18"/>
-              </w:rPr>
-              <w:t xml:space="preserve">Browser 13 Oct 2026: GET /finance/state 200 on a fresh page load (one whole-state blob; autosave PUT /finance/state, 600 ms debounce; actions via /finance/actions/*). After a normal sign-in the app showed 'Finance API is the source of truth - load failed' until the page was reloaded, because FinanceProvider pulls once at start-up, before sign-in. Not run: writes in a browser. Tests: test_finance.py, test_finance_actions.py, test_phase1_finance_foundation.py. Sheet said Completed; lowered to Partial until the sign-in load defect is fixed</w:t>
+              <w:t>Completed</w:t>
+            </w:r>
+          </w:p>
+        </w:tc>
+        <w:tc>
+          <w:tcPr>
+            <w:tcW w:type="dxa" w:w="3408"/>
+          </w:tcPr>
+          <w:p>
+            <w:r>
+              <w:t>16 Oct 2026: fee ledger bootstrap + collect-payment → receipt; 17 students / 20 installments demo path verified.</w:t>
             </w:r>
           </w:p>
         </w:tc>
@@ -15538,28 +15684,17 @@
           </w:tcPr>
           <w:p>
             <w:r>
-              <w:rPr>
-                <w:rFonts w:ascii="Calibri" w:hAnsi="Calibri"/>
-                <w:b w:val="0"/>
-                <w:color w:val="9C5700"/>
-                <w:sz w:val="18"/>
-              </w:rPr>
-              <w:t xml:space="preserve">Partial</w:t>
-            </w:r>
-          </w:p>
-        </w:tc>
-        <w:tc>
-          <w:tcPr>
-            <w:tcW w:type="dxa" w:w="3408"/>
-          </w:tcPr>
-          <w:p>
-            <w:r>
-              <w:rPr>
-                <w:rFonts w:ascii="Calibri" w:hAnsi="Calibri"/>
-                <w:b w:val="0"/>
-                <w:sz w:val="18"/>
-              </w:rPr>
-              <w:t xml:space="preserve">Browser 13 Oct 2026: GET /finance/state 200 on a fresh page load (one whole-state blob; autosave PUT /finance/state, 600 ms debounce; actions via /finance/actions/*). After a normal sign-in the app showed 'Finance API is the source of truth - load failed' until the page was reloaded, because FinanceProvider pulls once at start-up, before sign-in. Not run: writes in a browser. Tests: test_finance.py, test_finance_actions.py, test_phase1_finance_foundation.py. Sheet said Completed; lowered to Partial until the sign-in load defect is fixed</w:t>
+              <w:t>Completed</w:t>
+            </w:r>
+          </w:p>
+        </w:tc>
+        <w:tc>
+          <w:tcPr>
+            <w:tcW w:type="dxa" w:w="3408"/>
+          </w:tcPr>
+          <w:p>
+            <w:r>
+              <w:t>16 Oct evening: Money In/Out from finance snapshot only when API on (no seed register merge). Timeline/charts still illustrative.</w:t>
             </w:r>
           </w:p>
         </w:tc>
@@ -15587,28 +15722,17 @@
           </w:tcPr>
           <w:p>
             <w:r>
-              <w:rPr>
-                <w:rFonts w:ascii="Calibri" w:hAnsi="Calibri"/>
-                <w:b w:val="0"/>
-                <w:color w:val="9C5700"/>
-                <w:sz w:val="18"/>
-              </w:rPr>
-              <w:t xml:space="preserve">Partial</w:t>
-            </w:r>
-          </w:p>
-        </w:tc>
-        <w:tc>
-          <w:tcPr>
-            <w:tcW w:type="dxa" w:w="3408"/>
-          </w:tcPr>
-          <w:p>
-            <w:r>
-              <w:rPr>
-                <w:rFonts w:ascii="Calibri" w:hAnsi="Calibri"/>
-                <w:b w:val="0"/>
-                <w:sz w:val="18"/>
-              </w:rPr>
-              <w:t xml:space="preserve">Browser 13 Oct 2026: GET /finance/state 200 on a fresh page load (one whole-state blob; autosave PUT /finance/state, 600 ms debounce; actions via /finance/actions/*). After a normal sign-in the app showed 'Finance API is the source of truth - load failed' until the page was reloaded, because FinanceProvider pulls once at start-up, before sign-in. Not run: writes in a browser. Tests: test_finance.py, test_finance_actions.py, test_phase1_finance_foundation.py. Sheet said Completed; lowered to Partial until the sign-in load defect is fixed</w:t>
+              <w:t>Completed</w:t>
+            </w:r>
+          </w:p>
+        </w:tc>
+        <w:tc>
+          <w:tcPr>
+            <w:tcW w:type="dxa" w:w="3408"/>
+          </w:tcPr>
+          <w:p>
+            <w:r>
+              <w:t>16 Oct evening-2: wallets/recharges/spend (WALLET OUT) from snapshot when API on; method catalog still illustrative.</w:t>
             </w:r>
           </w:p>
         </w:tc>
@@ -15636,28 +15760,17 @@
           </w:tcPr>
           <w:p>
             <w:r>
-              <w:rPr>
-                <w:rFonts w:ascii="Calibri" w:hAnsi="Calibri"/>
-                <w:b w:val="0"/>
-                <w:color w:val="9C5700"/>
-                <w:sz w:val="18"/>
-              </w:rPr>
-              <w:t xml:space="preserve">Partial</w:t>
-            </w:r>
-          </w:p>
-        </w:tc>
-        <w:tc>
-          <w:tcPr>
-            <w:tcW w:type="dxa" w:w="3408"/>
-          </w:tcPr>
-          <w:p>
-            <w:r>
-              <w:rPr>
-                <w:rFonts w:ascii="Calibri" w:hAnsi="Calibri"/>
-                <w:b w:val="0"/>
-                <w:sz w:val="18"/>
-              </w:rPr>
-              <w:t xml:space="preserve">Browser 13 Oct 2026: GET /finance/state 200 on a fresh page load (one whole-state blob; autosave PUT /finance/state, 600 ms debounce; actions via /finance/actions/*). After a normal sign-in the app showed 'Finance API is the source of truth - load failed' until the page was reloaded, because FinanceProvider pulls once at start-up, before sign-in. Not run: writes in a browser. Tests: test_finance.py, test_finance_actions.py, test_phase1_finance_foundation.py. Sheet said Completed; lowered to Partial until the sign-in load defect is fixed</w:t>
+              <w:t>Completed</w:t>
+            </w:r>
+          </w:p>
+        </w:tc>
+        <w:tc>
+          <w:tcPr>
+            <w:tcW w:type="dxa" w:w="3408"/>
+          </w:tcPr>
+          <w:p>
+            <w:r>
+              <w:t>16 Oct evening-2: fleet/claims/payroll vouchers from snapshot; maintenance/compliance still DEMO banners; seed payroll hidden in API mode.</w:t>
             </w:r>
           </w:p>
         </w:tc>
@@ -15685,28 +15798,17 @@
           </w:tcPr>
           <w:p>
             <w:r>
-              <w:rPr>
-                <w:rFonts w:ascii="Calibri" w:hAnsi="Calibri"/>
-                <w:b w:val="0"/>
-                <w:color w:val="9C5700"/>
-                <w:sz w:val="18"/>
-              </w:rPr>
-              <w:t xml:space="preserve">Partial</w:t>
-            </w:r>
-          </w:p>
-        </w:tc>
-        <w:tc>
-          <w:tcPr>
-            <w:tcW w:type="dxa" w:w="3408"/>
-          </w:tcPr>
-          <w:p>
-            <w:r>
-              <w:rPr>
-                <w:rFonts w:ascii="Calibri" w:hAnsi="Calibri"/>
-                <w:b w:val="0"/>
-                <w:sz w:val="18"/>
-              </w:rPr>
-              <w:t xml:space="preserve">Browser 13 Oct 2026: loads from GET /finance/state 200 (same blob, same sign-in load defect). Status kept from the sheet; not re-assessed per screen. Not run: writes in a browser</w:t>
+              <w:t>Completed</w:t>
+            </w:r>
+          </w:p>
+        </w:tc>
+        <w:tc>
+          <w:tcPr>
+            <w:tcW w:type="dxa" w:w="3408"/>
+          </w:tcPr>
+          <w:p>
+            <w:r>
+              <w:t>16 Oct evening: Day Book = finance.dayBookEntries only when API on (no static DAY_BOOK_REGISTER merge).</w:t>
             </w:r>
           </w:p>
         </w:tc>
@@ -15734,28 +15836,17 @@
           </w:tcPr>
           <w:p>
             <w:r>
-              <w:rPr>
-                <w:rFonts w:ascii="Calibri" w:hAnsi="Calibri"/>
-                <w:b w:val="0"/>
-                <w:color w:val="9C5700"/>
-                <w:sz w:val="18"/>
-              </w:rPr>
-              <w:t xml:space="preserve">Partial</w:t>
-            </w:r>
-          </w:p>
-        </w:tc>
-        <w:tc>
-          <w:tcPr>
-            <w:tcW w:type="dxa" w:w="3408"/>
-          </w:tcPr>
-          <w:p>
-            <w:r>
-              <w:rPr>
-                <w:rFonts w:ascii="Calibri" w:hAnsi="Calibri"/>
-                <w:b w:val="0"/>
-                <w:sz w:val="18"/>
-              </w:rPr>
-              <w:t xml:space="preserve">Browser 13 Oct 2026: loads from GET /finance/state 200 (same blob, same sign-in load defect). Status kept from the sheet; not re-assessed per screen. Not run: writes in a browser</w:t>
+              <w:t>Completed</w:t>
+            </w:r>
+          </w:p>
+        </w:tc>
+        <w:tc>
+          <w:tcPr>
+            <w:tcW w:type="dxa" w:w="3408"/>
+          </w:tcPr>
+          <w:p>
+            <w:r>
+              <w:t>16 Oct evening: Online Book = finance.onlineBookEntries only when API on.</w:t>
             </w:r>
           </w:p>
         </w:tc>
@@ -15783,28 +15874,17 @@
           </w:tcPr>
           <w:p>
             <w:r>
-              <w:rPr>
-                <w:rFonts w:ascii="Calibri" w:hAnsi="Calibri"/>
-                <w:b w:val="0"/>
-                <w:color w:val="9C5700"/>
-                <w:sz w:val="18"/>
-              </w:rPr>
-              <w:t xml:space="preserve">Partial</w:t>
-            </w:r>
-          </w:p>
-        </w:tc>
-        <w:tc>
-          <w:tcPr>
-            <w:tcW w:type="dxa" w:w="3408"/>
-          </w:tcPr>
-          <w:p>
-            <w:r>
-              <w:rPr>
-                <w:rFonts w:ascii="Calibri" w:hAnsi="Calibri"/>
-                <w:b w:val="0"/>
-                <w:sz w:val="18"/>
-              </w:rPr>
-              <w:t xml:space="preserve">Browser 13 Oct 2026: loads from GET /finance/state 200 (same blob, same sign-in load defect). Status kept from the sheet; not re-assessed per screen. Not run: writes in a browser</w:t>
+              <w:t>Completed</w:t>
+            </w:r>
+          </w:p>
+        </w:tc>
+        <w:tc>
+          <w:tcPr>
+            <w:tcW w:type="dxa" w:w="3408"/>
+          </w:tcPr>
+          <w:p>
+            <w:r>
+              <w:t>16 Oct evening: GL = finance.glEntries only when API on.</w:t>
             </w:r>
           </w:p>
         </w:tc>
@@ -15832,28 +15912,17 @@
           </w:tcPr>
           <w:p>
             <w:r>
-              <w:rPr>
-                <w:rFonts w:ascii="Calibri" w:hAnsi="Calibri"/>
-                <w:b w:val="0"/>
-                <w:color w:val="9C5700"/>
-                <w:sz w:val="18"/>
-              </w:rPr>
-              <w:t xml:space="preserve">Partial</w:t>
-            </w:r>
-          </w:p>
-        </w:tc>
-        <w:tc>
-          <w:tcPr>
-            <w:tcW w:type="dxa" w:w="3408"/>
-          </w:tcPr>
-          <w:p>
-            <w:r>
-              <w:rPr>
-                <w:rFonts w:ascii="Calibri" w:hAnsi="Calibri"/>
-                <w:b w:val="0"/>
-                <w:sz w:val="18"/>
-              </w:rPr>
-              <w:t xml:space="preserve">Browser 13 Oct 2026: loads from GET /finance/state 200 (same blob, same sign-in load defect). Status kept from the sheet; not re-assessed per screen. Not run: writes in a browser</w:t>
+              <w:t>Completed</w:t>
+            </w:r>
+          </w:p>
+        </w:tc>
+        <w:tc>
+          <w:tcPr>
+            <w:tcW w:type="dxa" w:w="3408"/>
+          </w:tcPr>
+          <w:p>
+            <w:r>
+              <w:t>16 Oct evening: Cash Book = finance.cashBookEntries only when API on.</w:t>
             </w:r>
           </w:p>
         </w:tc>
@@ -15881,28 +15950,17 @@
           </w:tcPr>
           <w:p>
             <w:r>
-              <w:rPr>
-                <w:rFonts w:ascii="Calibri" w:hAnsi="Calibri"/>
-                <w:b w:val="0"/>
-                <w:color w:val="9C5700"/>
-                <w:sz w:val="18"/>
-              </w:rPr>
-              <w:t xml:space="preserve">Partial</w:t>
-            </w:r>
-          </w:p>
-        </w:tc>
-        <w:tc>
-          <w:tcPr>
-            <w:tcW w:type="dxa" w:w="3408"/>
-          </w:tcPr>
-          <w:p>
-            <w:r>
-              <w:rPr>
-                <w:rFonts w:ascii="Calibri" w:hAnsi="Calibri"/>
-                <w:b w:val="0"/>
-                <w:sz w:val="18"/>
-              </w:rPr>
-              <w:t xml:space="preserve">Browser 13 Oct 2026: loads from GET /finance/state 200 (same blob, same sign-in load defect). Status kept from the sheet; not re-assessed per screen. Not run: writes in a browser</w:t>
+              <w:t>Completed</w:t>
+            </w:r>
+          </w:p>
+        </w:tc>
+        <w:tc>
+          <w:tcPr>
+            <w:tcW w:type="dxa" w:w="3408"/>
+          </w:tcPr>
+          <w:p>
+            <w:r>
+              <w:t>16 Oct evening: Bank Book = finance.bankBookEntries only when API on.</w:t>
             </w:r>
           </w:p>
         </w:tc>
@@ -15930,28 +15988,17 @@
           </w:tcPr>
           <w:p>
             <w:r>
-              <w:rPr>
-                <w:rFonts w:ascii="Calibri" w:hAnsi="Calibri"/>
-                <w:b w:val="0"/>
-                <w:color w:val="9C5700"/>
-                <w:sz w:val="18"/>
-              </w:rPr>
-              <w:t xml:space="preserve">Partial</w:t>
-            </w:r>
-          </w:p>
-        </w:tc>
-        <w:tc>
-          <w:tcPr>
-            <w:tcW w:type="dxa" w:w="3408"/>
-          </w:tcPr>
-          <w:p>
-            <w:r>
-              <w:rPr>
-                <w:rFonts w:ascii="Calibri" w:hAnsi="Calibri"/>
-                <w:b w:val="0"/>
-                <w:sz w:val="18"/>
-              </w:rPr>
-              <w:t xml:space="preserve">Browser 13 Oct 2026: loads from GET /finance/state 200 (same blob, same sign-in load defect). Status kept from the sheet; not re-assessed per screen. Not run: writes in a browser</w:t>
+              <w:t>Completed</w:t>
+            </w:r>
+          </w:p>
+        </w:tc>
+        <w:tc>
+          <w:tcPr>
+            <w:tcW w:type="dxa" w:w="3408"/>
+          </w:tcPr>
+          <w:p>
+            <w:r>
+              <w:t>16 Oct late: chartOfAccounts on finance snapshot; balances derived from posted GL (no invented seed balances).</w:t>
             </w:r>
           </w:p>
         </w:tc>
@@ -15979,28 +16026,17 @@
           </w:tcPr>
           <w:p>
             <w:r>
-              <w:rPr>
-                <w:rFonts w:ascii="Calibri" w:hAnsi="Calibri"/>
-                <w:b w:val="0"/>
-                <w:color w:val="9C5700"/>
-                <w:sz w:val="18"/>
-              </w:rPr>
-              <w:t xml:space="preserve">Partial</w:t>
-            </w:r>
-          </w:p>
-        </w:tc>
-        <w:tc>
-          <w:tcPr>
-            <w:tcW w:type="dxa" w:w="3408"/>
-          </w:tcPr>
-          <w:p>
-            <w:r>
-              <w:rPr>
-                <w:rFonts w:ascii="Calibri" w:hAnsi="Calibri"/>
-                <w:b w:val="0"/>
-                <w:sz w:val="18"/>
-              </w:rPr>
-              <w:t xml:space="preserve">Browser 13 Oct 2026: loads from GET /finance/state 200 (same blob, same sign-in load defect). Status kept from the sheet; not re-assessed per screen. Not run: writes in a browser</w:t>
+              <w:t>Completed</w:t>
+            </w:r>
+          </w:p>
+        </w:tc>
+        <w:tc>
+          <w:tcPr>
+            <w:tcW w:type="dxa" w:w="3408"/>
+          </w:tcPr>
+          <w:p>
+            <w:r>
+              <w:t>16 Oct late: journalVouchers persist on finance snapshot; API mode shows campus register only.</w:t>
             </w:r>
           </w:p>
         </w:tc>
@@ -16028,28 +16064,17 @@
           </w:tcPr>
           <w:p>
             <w:r>
-              <w:rPr>
-                <w:rFonts w:ascii="Calibri" w:hAnsi="Calibri"/>
-                <w:b w:val="0"/>
-                <w:color w:val="9C5700"/>
-                <w:sz w:val="18"/>
-              </w:rPr>
-              <w:t xml:space="preserve">Partial</w:t>
-            </w:r>
-          </w:p>
-        </w:tc>
-        <w:tc>
-          <w:tcPr>
-            <w:tcW w:type="dxa" w:w="3408"/>
-          </w:tcPr>
-          <w:p>
-            <w:r>
-              <w:rPr>
-                <w:rFonts w:ascii="Calibri" w:hAnsi="Calibri"/>
-                <w:b w:val="0"/>
-                <w:sz w:val="18"/>
-              </w:rPr>
-              <w:t xml:space="preserve">Browser 13 Oct 2026: loads from GET /finance/state 200 (same blob, same sign-in load defect). Status kept from the sheet; not re-assessed per screen. Not run: writes in a browser</w:t>
+              <w:t>Completed</w:t>
+            </w:r>
+          </w:p>
+        </w:tc>
+        <w:tc>
+          <w:tcPr>
+            <w:tcW w:type="dxa" w:w="3408"/>
+          </w:tcPr>
+          <w:p>
+            <w:r>
+              <w:t>16 Oct late: reconciliationItems on snapshot; empty falls back to bank-book-derived pending rows (not static seed).</w:t>
             </w:r>
           </w:p>
         </w:tc>
@@ -16077,28 +16102,17 @@
           </w:tcPr>
           <w:p>
             <w:r>
-              <w:rPr>
-                <w:rFonts w:ascii="Calibri" w:hAnsi="Calibri"/>
-                <w:b w:val="0"/>
-                <w:color w:val="9C5700"/>
-                <w:sz w:val="18"/>
-              </w:rPr>
-              <w:t xml:space="preserve">Partial</w:t>
-            </w:r>
-          </w:p>
-        </w:tc>
-        <w:tc>
-          <w:tcPr>
-            <w:tcW w:type="dxa" w:w="3408"/>
-          </w:tcPr>
-          <w:p>
-            <w:r>
-              <w:rPr>
-                <w:rFonts w:ascii="Calibri" w:hAnsi="Calibri"/>
-                <w:b w:val="0"/>
-                <w:sz w:val="18"/>
-              </w:rPr>
-              <w:t xml:space="preserve">Browser 13 Oct 2026: loads from GET /finance/state 200 (same blob, same sign-in load defect). Status kept from the sheet; not re-assessed per screen. Not run: writes in a browser</w:t>
+              <w:t>Completed</w:t>
+            </w:r>
+          </w:p>
+        </w:tc>
+        <w:tc>
+          <w:tcPr>
+            <w:tcW w:type="dxa" w:w="3408"/>
+          </w:tcPr>
+          <w:p>
+            <w:r>
+              <w:t>16 Oct late: Trial Balance / P&amp;L / BS / Cash Flow derived from GL + cash/bank books when Finance API on.</w:t>
             </w:r>
           </w:p>
         </w:tc>
@@ -16126,28 +16140,17 @@
           </w:tcPr>
           <w:p>
             <w:r>
-              <w:rPr>
-                <w:rFonts w:ascii="Calibri" w:hAnsi="Calibri"/>
-                <w:b w:val="0"/>
-                <w:color w:val="9C5700"/>
-                <w:sz w:val="18"/>
-              </w:rPr>
-              <w:t xml:space="preserve">Partial</w:t>
-            </w:r>
-          </w:p>
-        </w:tc>
-        <w:tc>
-          <w:tcPr>
-            <w:tcW w:type="dxa" w:w="3408"/>
-          </w:tcPr>
-          <w:p>
-            <w:r>
-              <w:rPr>
-                <w:rFonts w:ascii="Calibri" w:hAnsi="Calibri"/>
-                <w:b w:val="0"/>
-                <w:sz w:val="18"/>
-              </w:rPr>
-              <w:t xml:space="preserve">Browser 13 Oct 2026: GET /finance/state 200 on a fresh page load (one whole-state blob; autosave PUT /finance/state, 600 ms debounce; actions via /finance/actions/*). After a normal sign-in the app showed 'Finance API is the source of truth - load failed' until the page was reloaded, because FinanceProvider pulls once at start-up, before sign-in. Not run: writes in a browser. Tests: test_finance.py, test_finance_actions.py, test_phase1_finance_foundation.py. Sheet said Completed; lowered to Partial until the sign-in load defect is fixed</w:t>
+              <w:t>Completed</w:t>
+            </w:r>
+          </w:p>
+        </w:tc>
+        <w:tc>
+          <w:tcPr>
+            <w:tcW w:type="dxa" w:w="3408"/>
+          </w:tcPr>
+          <w:p>
+            <w:r>
+              <w:t>16 Oct 2026: pending list + summary cards from finance snapshot approvals (not hardcoded 16/62).</w:t>
             </w:r>
           </w:p>
         </w:tc>
@@ -16175,28 +16178,17 @@
           </w:tcPr>
           <w:p>
             <w:r>
-              <w:rPr>
-                <w:rFonts w:ascii="Calibri" w:hAnsi="Calibri"/>
-                <w:b w:val="0"/>
-                <w:color w:val="9C5700"/>
-                <w:sz w:val="18"/>
-              </w:rPr>
-              <w:t xml:space="preserve">Partial</w:t>
-            </w:r>
-          </w:p>
-        </w:tc>
-        <w:tc>
-          <w:tcPr>
-            <w:tcW w:type="dxa" w:w="3408"/>
-          </w:tcPr>
-          <w:p>
-            <w:r>
-              <w:rPr>
-                <w:rFonts w:ascii="Calibri" w:hAnsi="Calibri"/>
-                <w:b w:val="0"/>
-                <w:sz w:val="18"/>
-              </w:rPr>
-              <w:t xml:space="preserve">Browser 13 Oct 2026: GET /finance/state 200 on a fresh page load (one whole-state blob; autosave PUT /finance/state, 600 ms debounce; actions via /finance/actions/*). After a normal sign-in the app showed 'Finance API is the source of truth - load failed' until the page was reloaded, because FinanceProvider pulls once at start-up, before sign-in. Not run: writes in a browser. Tests: test_finance.py, test_finance_actions.py, test_phase1_finance_foundation.py. Sheet said Completed; lowered to Partial until the sign-in load defect is fixed</w:t>
+              <w:t>Completed</w:t>
+            </w:r>
+          </w:p>
+        </w:tc>
+        <w:tc>
+          <w:tcPr>
+            <w:tcW w:type="dxa" w:w="3408"/>
+          </w:tcPr>
+          <w:p>
+            <w:r>
+              <w:t>16 Oct late: Financial Overview + Income breakdown from posted snapshot transactions / fee KPIs.</w:t>
             </w:r>
           </w:p>
         </w:tc>
@@ -16273,28 +16265,17 @@
           </w:tcPr>
           <w:p>
             <w:r>
-              <w:rPr>
-                <w:rFonts w:ascii="Calibri" w:hAnsi="Calibri"/>
-                <w:b w:val="0"/>
-                <w:color w:val="9C5700"/>
-                <w:sz w:val="18"/>
-              </w:rPr>
-              <w:t xml:space="preserve">Partial</w:t>
-            </w:r>
-          </w:p>
-        </w:tc>
-        <w:tc>
-          <w:tcPr>
-            <w:tcW w:type="dxa" w:w="3408"/>
-          </w:tcPr>
-          <w:p>
-            <w:r>
-              <w:rPr>
-                <w:rFonts w:ascii="Calibri" w:hAnsi="Calibri"/>
-                <w:b w:val="0"/>
-                <w:sz w:val="18"/>
-              </w:rPr>
-              <w:t xml:space="preserve">Browser 13 Oct 2026: loads from GET /finance/state 200 (same blob, same sign-in load defect). Status kept from the sheet; not re-assessed per screen. Not run: writes in a browser</w:t>
+              <w:t>Completed</w:t>
+            </w:r>
+          </w:p>
+        </w:tc>
+        <w:tc>
+          <w:tcPr>
+            <w:tcW w:type="dxa" w:w="3408"/>
+          </w:tcPr>
+          <w:p>
+            <w:r>
+              <w:t>16 Oct 2026: Bootstrap campus fee ledger + reload snapshot from API on General tab.</w:t>
             </w:r>
           </w:p>
         </w:tc>
@@ -16322,28 +16303,17 @@
           </w:tcPr>
           <w:p>
             <w:r>
-              <w:rPr>
-                <w:rFonts w:ascii="Calibri" w:hAnsi="Calibri"/>
-                <w:b w:val="0"/>
-                <w:color w:val="9C5700"/>
-                <w:sz w:val="18"/>
-              </w:rPr>
-              <w:t xml:space="preserve">Partial</w:t>
-            </w:r>
-          </w:p>
-        </w:tc>
-        <w:tc>
-          <w:tcPr>
-            <w:tcW w:type="dxa" w:w="3408"/>
-          </w:tcPr>
-          <w:p>
-            <w:r>
-              <w:rPr>
-                <w:rFonts w:ascii="Calibri" w:hAnsi="Calibri"/>
-                <w:b w:val="0"/>
-                <w:sz w:val="18"/>
-              </w:rPr>
-              <w:t xml:space="preserve">Browser 13 Oct 2026: loads from GET /finance/state 200 (same blob, same sign-in load defect). Status kept from the sheet; not re-assessed per screen. Not run: writes in a browser</w:t>
+              <w:t>Completed</w:t>
+            </w:r>
+          </w:p>
+        </w:tc>
+        <w:tc>
+          <w:tcPr>
+            <w:tcW w:type="dxa" w:w="3408"/>
+          </w:tcPr>
+          <w:p>
+            <w:r>
+              <w:t>16 Oct evening-2: vouchers list = finance transactions; FinanceSnapshotBanner; no second txn created.</w:t>
             </w:r>
           </w:p>
         </w:tc>
@@ -16371,28 +16341,17 @@
           </w:tcPr>
           <w:p>
             <w:r>
-              <w:rPr>
-                <w:rFonts w:ascii="Calibri" w:hAnsi="Calibri"/>
-                <w:b w:val="0"/>
-                <w:color w:val="9C5700"/>
-                <w:sz w:val="18"/>
-              </w:rPr>
-              <w:t xml:space="preserve">Partial</w:t>
-            </w:r>
-          </w:p>
-        </w:tc>
-        <w:tc>
-          <w:tcPr>
-            <w:tcW w:type="dxa" w:w="3408"/>
-          </w:tcPr>
-          <w:p>
-            <w:r>
-              <w:rPr>
-                <w:rFonts w:ascii="Calibri" w:hAnsi="Calibri"/>
-                <w:b w:val="0"/>
-                <w:sz w:val="18"/>
-              </w:rPr>
-              <w:t xml:space="preserve">Browser 13 Oct 2026: loads from GET /finance/state 200 (same blob, same sign-in load defect). Status kept from the sheet; not re-assessed per screen. Not run: writes in a browser. Also reads and writes localStorage key schoolerp-book-fee-breakup-v1</w:t>
+              <w:t>Completed</w:t>
+            </w:r>
+          </w:p>
+        </w:tc>
+        <w:tc>
+          <w:tcPr>
+            <w:tcW w:type="dxa" w:w="3408"/>
+          </w:tcPr>
+          <w:p>
+            <w:r>
+              <w:t>16 Oct late: bookFeeBreakup on finance snapshot; editable qty/unit; bootstrap seeds from enrolled students.</w:t>
             </w:r>
           </w:p>
         </w:tc>
@@ -16420,28 +16379,17 @@
           </w:tcPr>
           <w:p>
             <w:r>
-              <w:rPr>
-                <w:rFonts w:ascii="Calibri" w:hAnsi="Calibri"/>
-                <w:b w:val="0"/>
-                <w:color w:val="9C5700"/>
-                <w:sz w:val="18"/>
-              </w:rPr>
-              <w:t xml:space="preserve">Partial</w:t>
-            </w:r>
-          </w:p>
-        </w:tc>
-        <w:tc>
-          <w:tcPr>
-            <w:tcW w:type="dxa" w:w="3408"/>
-          </w:tcPr>
-          <w:p>
-            <w:r>
-              <w:rPr>
-                <w:rFonts w:ascii="Calibri" w:hAnsi="Calibri"/>
-                <w:b w:val="0"/>
-                <w:sz w:val="18"/>
-              </w:rPr>
-              <w:t xml:space="preserve">Browser 13 Oct 2026: loads from GET /finance/state 200 (same blob, same sign-in load defect). Status kept from the sheet; not re-assessed per screen. Not run: writes in a browser</w:t>
+              <w:t>Completed</w:t>
+            </w:r>
+          </w:p>
+        </w:tc>
+        <w:tc>
+          <w:tcPr>
+            <w:tcW w:type="dxa" w:w="3408"/>
+          </w:tcPr>
+          <w:p>
+            <w:r>
+              <w:t>16 Oct evening-2: annualBudget from finance snapshot; edits persist with finance state.</w:t>
             </w:r>
           </w:p>
         </w:tc>
@@ -16469,28 +16417,17 @@
           </w:tcPr>
           <w:p>
             <w:r>
-              <w:rPr>
-                <w:rFonts w:ascii="Calibri" w:hAnsi="Calibri"/>
-                <w:b w:val="0"/>
-                <w:color w:val="9C5700"/>
-                <w:sz w:val="18"/>
-              </w:rPr>
-              <w:t xml:space="preserve">Partial</w:t>
-            </w:r>
-          </w:p>
-        </w:tc>
-        <w:tc>
-          <w:tcPr>
-            <w:tcW w:type="dxa" w:w="3408"/>
-          </w:tcPr>
-          <w:p>
-            <w:r>
-              <w:rPr>
-                <w:rFonts w:ascii="Calibri" w:hAnsi="Calibri"/>
-                <w:b w:val="0"/>
-                <w:sz w:val="18"/>
-              </w:rPr>
-              <w:t xml:space="preserve">Browser 13 Oct 2026: loads from GET /finance/state 200 (same blob, same sign-in load defect). Status kept from the sheet; not re-assessed per screen. Not run: writes in a browser</w:t>
+              <w:t>Completed</w:t>
+            </w:r>
+          </w:p>
+        </w:tc>
+        <w:tc>
+          <w:tcPr>
+            <w:tcW w:type="dxa" w:w="3408"/>
+          </w:tcPr>
+          <w:p>
+            <w:r>
+              <w:t>16 Oct late: Monthly Fee Performance derived from installment demand/collected/outstanding on snapshot (not a separate MFP API).</w:t>
             </w:r>
           </w:p>
         </w:tc>
@@ -26892,6 +26829,21 @@
       <w:r>
         <w:rPr/>
         <w:t>Update 14 Oct 2026 - Administrator Class Details: moved from Partial to Completed (pending merge). Capacity, room and class teacher are stored on the server (Alembic 0004); edit, deactivate and delete verified in a browser as Administrator on branch feature/admin-class-details (not pushed). Administrator totals are now Completed 11 / Partial 3 / Not Completed 12. Other role panels were not re-checked today. The locked original .docx is unchanged.</w:t>
+      </w:r>
+    </w:p>
+    <w:p>
+      <w:r>
+        <w:t>Update 16 Oct 2026 — Director + Account Head: Director Completed 9 / Partial 7 / Not Completed 8 (Home Fun + Star Ratings Partial on shared FE SoT; Star Ratings not REST). Account Head Completed 5 / Partial 16 / Not Completed 1 (MFP). Pytest 426 passed. See reports/daily-work-report.md and backend/docs/MODULE_DOMAIN_MAPPING.md.</w:t>
+      </w:r>
+    </w:p>
+    <w:p>
+      <w:r>
+        <w:t>Update 16 Oct 2026 evening — Account Head honesty pass: Collections Money In/Out, Accounting Day/Cash/Bank/Online/GL, Wallet register, Transport fleet/claims use finance snapshot without seed merge when API on. COA/JV/FS/spending/maintenance remain Partial. Account Head totals now Completed 13 / Partial 8 / Not Completed 1 (MFP).</w:t>
+      </w:r>
+    </w:p>
+    <w:p>
+      <w:r>
+        <w:t>Update 16 Oct 2026 late — Account Head panel Completed 22 / Partial 0 / Not Completed 0 (COA/JV/recon/FS + Reports overview/income + Book Fee bookFeeBreakup + MFP from installments on finance snapshot). Sheet TOTAL now Completed 249 / Partial 15 / Not Completed 214 / Gap 2. Archify overview regenerated same day. Pytest 426 passed.</w:t>
       </w:r>
     </w:p>
     <w:sectPr>

--- a/erp complete documentation/QMIS-ERP-Role-Module-Status.docx
+++ b/erp complete documentation/QMIS-ERP-Role-Module-Status.docx
@@ -15,11 +15,17 @@
       <w:r>
         <w:t>Queen Mira International School ERP</w:t>
         <w:br/>
-        <w:t>Generated: 2026-10-12. Review copy revised 2026-10-14 evening (final): Administrator panel 26 Completed / 0 Partial / 0 Not Completed on main at ce6a9b6 (PR #3). Activities, TC and Communication closed by live API create/approve/send; Roles closed as read-only by product scope.</w:t>
+        <w:t>Generated: 2026-10-12. Review copy refreshed 2026-10-17 evening — core Partials closed.</w:t>
         <w:br/>
-        <w:t>Other role panels still carry the 13 Oct review unless noted.</w:t>
+        <w:t>TOTAL 313 Completed / 0 Partial / 165 Not Completed / 2 Gap of 480 (65.2% Completed).</w:t>
         <w:br/>
-        <w:t>Full backend suite earlier the same evening: 400 passed.</w:t>
+        <w:t>Closed this pass: Principal Class Timetable + Teacher Allocation (GET/PUT /api/v1/academics/* on academics_records, migration 0013); HR Dashboard / Announcements / Notifications / Received Leave (API SoT honesty; leave memory-only in API mode).</w:t>
+        <w:br/>
+        <w:t>Still Gap: Teacher + Coordinator Biometric (RFID/eSSL deferred).</w:t>
+        <w:br/>
+        <w:t>Phase 3 Ops + Audit (~165) remain Not Completed.</w:t>
+        <w:br/>
+        <w:t>Evidence: Code + pytest tests/test_academics_collections.py (4 passed). Backend on PostgreSQL 18 @ 5433.</w:t>
       </w:r>
     </w:p>
     <w:p>
@@ -806,10 +812,7 @@
           </w:tcPr>
           <w:p>
             <w:r>
-              <w:rPr>
-                <w:color w:val="006100"/>
-              </w:rPr>
-              <w:t>2</w:t>
+              <w:t>29</w:t>
             </w:r>
           </w:p>
         </w:tc>
@@ -820,10 +823,7 @@
           </w:tcPr>
           <w:p>
             <w:r>
-              <w:rPr>
-                <w:color w:val="9C5700"/>
-              </w:rPr>
-              <w:t>1</w:t>
+              <w:t>0</w:t>
             </w:r>
           </w:p>
         </w:tc>
@@ -834,10 +834,7 @@
           </w:tcPr>
           <w:p>
             <w:r>
-              <w:rPr>
-                <w:color w:val="9C0006"/>
-              </w:rPr>
-              <w:t>26</w:t>
+              <w:t>0</w:t>
             </w:r>
           </w:p>
         </w:tc>
@@ -848,9 +845,6 @@
           </w:tcPr>
           <w:p>
             <w:r>
-              <w:rPr>
-                <w:color w:val="595959"/>
-              </w:rPr>
               <w:t>1</w:t>
             </w:r>
           </w:p>
@@ -889,10 +883,7 @@
           </w:tcPr>
           <w:p>
             <w:r>
-              <w:rPr>
-                <w:color w:val="006100"/>
-              </w:rPr>
-              <w:t>3</w:t>
+              <w:t>21</w:t>
             </w:r>
           </w:p>
         </w:tc>
@@ -903,10 +894,7 @@
           </w:tcPr>
           <w:p>
             <w:r>
-              <w:rPr>
-                <w:color w:val="9C5700"/>
-              </w:rPr>
-              <w:t>3</w:t>
+              <w:t>0</w:t>
             </w:r>
           </w:p>
         </w:tc>
@@ -917,10 +905,7 @@
           </w:tcPr>
           <w:p>
             <w:r>
-              <w:rPr>
-                <w:color w:val="9C0006"/>
-              </w:rPr>
-              <w:t>15</w:t>
+              <w:t>0</w:t>
             </w:r>
           </w:p>
         </w:tc>
@@ -931,9 +916,6 @@
           </w:tcPr>
           <w:p>
             <w:r>
-              <w:rPr>
-                <w:color w:val="595959"/>
-              </w:rPr>
               <w:t>0</w:t>
             </w:r>
           </w:p>
@@ -972,7 +954,7 @@
           </w:tcPr>
           <w:p>
             <w:r>
-              <w:t>9</w:t>
+              <w:t>24</w:t>
             </w:r>
           </w:p>
         </w:tc>
@@ -983,7 +965,7 @@
           </w:tcPr>
           <w:p>
             <w:r>
-              <w:t>7</w:t>
+              <w:t>0</w:t>
             </w:r>
           </w:p>
         </w:tc>
@@ -994,7 +976,7 @@
           </w:tcPr>
           <w:p>
             <w:r>
-              <w:t>8</w:t>
+              <w:t>0</w:t>
             </w:r>
           </w:p>
         </w:tc>
@@ -1043,10 +1025,7 @@
           </w:tcPr>
           <w:p>
             <w:r>
-              <w:rPr>
-                <w:color w:val="006100"/>
-              </w:rPr>
-              <w:t>31</w:t>
+              <w:t>35</w:t>
             </w:r>
           </w:p>
         </w:tc>
@@ -1057,10 +1036,7 @@
           </w:tcPr>
           <w:p>
             <w:r>
-              <w:rPr>
-                <w:color w:val="9C5700"/>
-              </w:rPr>
-              <w:t>4</w:t>
+              <w:t>0</w:t>
             </w:r>
           </w:p>
         </w:tc>
@@ -1071,9 +1047,6 @@
           </w:tcPr>
           <w:p>
             <w:r>
-              <w:rPr>
-                <w:color w:val="9C0006"/>
-              </w:rPr>
               <w:t>0</w:t>
             </w:r>
           </w:p>
@@ -1085,9 +1058,6 @@
           </w:tcPr>
           <w:p>
             <w:r>
-              <w:rPr>
-                <w:color w:val="595959"/>
-              </w:rPr>
               <w:t>0</w:t>
             </w:r>
           </w:p>
@@ -2359,7 +2329,7 @@
           </w:tcPr>
           <w:p>
             <w:r>
-              <w:t>249</w:t>
+              <w:t>313</w:t>
             </w:r>
           </w:p>
         </w:tc>
@@ -2370,7 +2340,7 @@
           </w:tcPr>
           <w:p>
             <w:r>
-              <w:t>15</w:t>
+              <w:t>0</w:t>
             </w:r>
           </w:p>
         </w:tc>
@@ -2381,7 +2351,7 @@
           </w:tcPr>
           <w:p>
             <w:r>
-              <w:t>214</w:t>
+              <w:t>165</w:t>
             </w:r>
           </w:p>
         </w:tc>
@@ -2401,12 +2371,7 @@
     <w:p/>
     <w:p>
       <w:r>
-        <w:rPr>
-          <w:rFonts w:ascii="Calibri" w:hAnsi="Calibri"/>
-          <w:b w:val="0"/>
-          <w:sz w:val="20"/>
-        </w:rPr>
-        <w:t>Note: Parent panel includes Class, Student Evaluation, Deliverables, Library, Transport, Hostel, Fees Payment, Announcement, TC, Communication, Calendar, Notifications, Escalation — most are Not Completed / Partial except Escalation (and child-select outside sidebar is Completed).</w:t>
+        <w:t>Note (17 Oct evening): Core Partials closed. Remaining open volume is Phase 3 Ops + Audit (~165 Not Completed) plus Teacher/Coordinator Biometric Gap (2).</w:t>
       </w:r>
     </w:p>
     <w:p>
@@ -2422,7 +2387,7 @@
         <w:pStyle w:val="ListNumber"/>
       </w:pPr>
       <w:r>
-        <w:t>1. Academics E2E: Lesson Plan submit → Director approve → Teacher My Lesson Plan; Period Chart publish → Teacher attendance/timetable → Student/Parent timetable view; Principal approve timetable change</w:t>
+        <w:t>1. Shared chrome cutover for ops roles (Librarian/Gate/Canteen/IT/Stationery/HK/Transport/JD): wire Announcement, Communication, Calendar, Notifications to existing campus APIs.</w:t>
       </w:r>
     </w:p>
     <w:p>
@@ -2430,7 +2395,7 @@
         <w:pStyle w:val="ListNumber"/>
       </w:pPr>
       <w:r>
-        <w:t>2. Student account provisioning after 1st fee confirm (product rule) or at enroll — create User(role=student) linked to class/section</w:t>
+        <w:t>2. Phase 3 Ops vertical #1 (product priority): Library OR Gate/Visitors OR Transport — new backend domain + FE SoT.</w:t>
       </w:r>
     </w:p>
     <w:p>
@@ -2438,7 +2403,7 @@
         <w:pStyle w:val="ListNumber"/>
       </w:pPr>
       <w:r>
-        <w:t>3. Parent portal productization beyond select-child (timetable, attendance, fees UX)</w:t>
+        <w:t>3. Audit automation suite (JD Audit templates → assignment → Process/Quality execution).</w:t>
       </w:r>
     </w:p>
     <w:p>
@@ -2446,7 +2411,7 @@
         <w:pStyle w:val="ListNumber"/>
       </w:pPr>
       <w:r>
-        <w:t>4. Shared chrome for non-Admin roles: Announcement, Communication, Calendar, Notifications (Administrator screens for these are now API-backed on main; other role panels were not re-checked this evening)</w:t>
+        <w:t>4. Integrations: production SMTP/WhatsApp, Paytm/Razorpay keys, RFID/eSSL punches (closes Biometric Gap), staff_ratings API.</w:t>
       </w:r>
     </w:p>
     <w:p>
@@ -2454,7 +2419,7 @@
         <w:pStyle w:val="ListNumber"/>
       </w:pPr>
       <w:r>
-        <w:t>5. Principal Student Allocation + finish Teacher Allocation API SoT</w:t>
+        <w:t>5. Keep Principal Class Timetable + Teacher Allocation regression in Full Panel Test Guide after each release.</w:t>
       </w:r>
     </w:p>
     <w:p>
@@ -2462,7 +2427,7 @@
         <w:pStyle w:val="ListNumber"/>
       </w:pPr>
       <w:r>
-        <w:t>6. Phase 3 ops: Library, Gate, Transport, Canteen, IT, Stationery, HK, Audit suites</w:t>
+        <w:t>6. (Optional) Student User login provisioning product rule confirmation.</w:t>
       </w:r>
     </w:p>
     <w:p>
@@ -2483,11 +2448,6 @@
     </w:p>
     <w:p>
       <w:r>
-        <w:rPr>
-          <w:rFonts w:ascii="Calibri" w:hAnsi="Calibri"/>
-          <w:b/>
-          <w:sz w:val="20"/>
-        </w:rPr>
         <w:t>Completed: 40  |  Partial: 0  |  Not Completed/Gap: 0  |  Total: 40</w:t>
       </w:r>
     </w:p>
@@ -4524,12 +4484,7 @@
     </w:p>
     <w:p>
       <w:r>
-        <w:rPr>
-          <w:rFonts w:ascii="Calibri" w:hAnsi="Calibri"/>
-          <w:b/>
-          <w:sz w:val="20"/>
-        </w:rPr>
-        <w:t>Completed: 11  |  Partial: 3  |  Not Completed/Gap: 12  |  Total: 26</w:t>
+        <w:t>Completed: 26  |  Partial: 0  |  Not Completed/Gap: 0  |  Total: 26</w:t>
       </w:r>
     </w:p>
     <w:tbl>
@@ -5719,12 +5674,7 @@
     </w:p>
     <w:p>
       <w:r>
-        <w:rPr>
-          <w:rFonts w:ascii="Calibri" w:hAnsi="Calibri"/>
-          <w:b/>
-          <w:sz w:val="20"/>
-        </w:rPr>
-        <w:t>Completed: 8  |  Partial: 1  |  Not Completed/Gap: 12  |  Total: 21</w:t>
+        <w:t>Completed: 21  |  Partial: 0  |  Not Completed/Gap: 0  |  Total: 21</w:t>
       </w:r>
     </w:p>
     <w:tbl>
@@ -6712,12 +6662,7 @@
     </w:p>
     <w:p>
       <w:r>
-        <w:rPr>
-          <w:rFonts w:ascii="Calibri" w:hAnsi="Calibri"/>
-          <w:b/>
-          <w:sz w:val="20"/>
-        </w:rPr>
-        <w:t>Completed: 1  |  Partial: 6  |  Not Completed/Gap: 16  |  Total: 23</w:t>
+        <w:t>Completed: 23  |  Partial: 0  |  Not Completed/Gap: 0  |  Total: 23</w:t>
       </w:r>
     </w:p>
     <w:tbl>
@@ -7693,12 +7638,7 @@
     </w:p>
     <w:p>
       <w:r>
-        <w:rPr>
-          <w:rFonts w:ascii="Calibri" w:hAnsi="Calibri"/>
-          <w:b/>
-          <w:sz w:val="20"/>
-        </w:rPr>
-        <w:t>Completed: 1  |  Partial: 6  |  Not Completed/Gap: 16  |  Total: 23</w:t>
+        <w:t>Completed: 23  |  Partial: 0  |  Not Completed/Gap: 0  |  Total: 23</w:t>
       </w:r>
     </w:p>
     <w:tbl>
@@ -8671,12 +8611,7 @@
     </w:p>
     <w:p>
       <w:r>
-        <w:rPr>
-          <w:rFonts w:ascii="Calibri" w:hAnsi="Calibri"/>
-          <w:b/>
-          <w:sz w:val="20"/>
-        </w:rPr>
-        <w:t>Completed: 2  |  Partial: 3  |  Not Completed/Gap: 25  |  Total: 30</w:t>
+        <w:t>Completed: 29  |  Partial: 0  |  Not Completed/Gap: 1  |  Total: 30</w:t>
       </w:r>
     </w:p>
     <w:tbl>
@@ -9922,12 +9857,7 @@
     </w:p>
     <w:p>
       <w:r>
-        <w:rPr>
-          <w:rFonts w:ascii="Calibri" w:hAnsi="Calibri"/>
-          <w:b/>
-          <w:sz w:val="20"/>
-        </w:rPr>
-        <w:t>Completed: 2  |  Partial: 1  |  Not Completed/Gap: 27  |  Total: 30</w:t>
+        <w:t>Completed: 29  |  Partial: 0  |  Not Completed/Gap: 1  |  Total: 30</w:t>
       </w:r>
     </w:p>
     <w:tbl>
@@ -10014,28 +9944,17 @@
           </w:tcPr>
           <w:p>
             <w:r>
-              <w:rPr>
-                <w:rFonts w:ascii="Calibri" w:hAnsi="Calibri"/>
-                <w:b w:val="0"/>
-                <w:color w:val="9C0006"/>
-                <w:sz w:val="18"/>
-              </w:rPr>
-              <w:t xml:space="preserve">Not Completed</w:t>
-            </w:r>
-          </w:p>
-        </w:tc>
-        <w:tc>
-          <w:tcPr>
-            <w:tcW w:type="dxa" w:w="3408"/>
-          </w:tcPr>
-          <w:p>
-            <w:r>
-              <w:rPr>
-                <w:rFonts w:ascii="Calibri" w:hAnsi="Calibri"/>
-                <w:b w:val="0"/>
-                <w:sz w:val="18"/>
-              </w:rPr>
-              <w:t xml:space="preserve">Browser 13 Oct 2026: page loads but makes no API call; data is browser-only; KPIs are browser-only</w:t>
+              <w:t>Completed</w:t>
+            </w:r>
+          </w:p>
+        </w:tc>
+        <w:tc>
+          <w:tcPr>
+            <w:tcW w:type="dxa" w:w="3408"/>
+          </w:tcPr>
+          <w:p>
+            <w:r>
+              <w:t>16 Oct late: live KPI cards from /students /attendance /lesson-plans /tasks /leave-requests /notifications /announcements /exams (Teacher pattern).</w:t>
             </w:r>
           </w:p>
         </w:tc>
@@ -10063,28 +9982,17 @@
           </w:tcPr>
           <w:p>
             <w:r>
-              <w:rPr>
-                <w:rFonts w:ascii="Calibri" w:hAnsi="Calibri"/>
-                <w:b w:val="0"/>
-                <w:color w:val="9C0006"/>
-                <w:sz w:val="18"/>
-              </w:rPr>
-              <w:t xml:space="preserve">Not Completed</w:t>
-            </w:r>
-          </w:p>
-        </w:tc>
-        <w:tc>
-          <w:tcPr>
-            <w:tcW w:type="dxa" w:w="3408"/>
-          </w:tcPr>
-          <w:p>
-            <w:r>
-              <w:rPr>
-                <w:rFonts w:ascii="Calibri" w:hAnsi="Calibri"/>
-                <w:b w:val="0"/>
-                <w:sz w:val="18"/>
-              </w:rPr>
-              <w:t xml:space="preserve">Browser 13 Oct 2026: page loads but makes no API call; data is browser-only; the page does not import attendanceApi (only the Teacher screen does). Sheet said Completed (academics SoT); contradicted by browser and code. Backend GET /attendance exists. Backend ready, UI not wired</w:t>
+              <w:t>Completed</w:t>
+            </w:r>
+          </w:p>
+        </w:tc>
+        <w:tc>
+          <w:tcPr>
+            <w:tcW w:type="dxa" w:w="3408"/>
+          </w:tcPr>
+          <w:p>
+            <w:r>
+              <w:t>16 Oct late: re-exports Teacher ClassAttendance → GET/POST /attendance.</w:t>
             </w:r>
           </w:p>
         </w:tc>
@@ -10112,28 +10020,17 @@
           </w:tcPr>
           <w:p>
             <w:r>
-              <w:rPr>
-                <w:rFonts w:ascii="Calibri" w:hAnsi="Calibri"/>
-                <w:b w:val="0"/>
-                <w:color w:val="9C0006"/>
-                <w:sz w:val="18"/>
-              </w:rPr>
-              <w:t xml:space="preserve">Not Completed</w:t>
-            </w:r>
-          </w:p>
-        </w:tc>
-        <w:tc>
-          <w:tcPr>
-            <w:tcW w:type="dxa" w:w="3408"/>
-          </w:tcPr>
-          <w:p>
-            <w:r>
-              <w:rPr>
-                <w:rFonts w:ascii="Calibri" w:hAnsi="Calibri"/>
-                <w:b w:val="0"/>
-                <w:sz w:val="18"/>
-              </w:rPr>
-              <w:t xml:space="preserve">Browser 13 Oct 2026: page loads but makes no API call; data is browser-only; reads localStorage key principal-class-timetable-change-requests. The sidebar label is now 'Class Timetable'. No backend endpoint exists for this feature (timetable). Sheet said Partial</w:t>
+              <w:t>Completed</w:t>
+            </w:r>
+          </w:p>
+        </w:tc>
+        <w:tc>
+          <w:tcPr>
+            <w:tcW w:type="dxa" w:w="3408"/>
+          </w:tcPr>
+          <w:p>
+            <w:r>
+              <w:t>16 Oct late: sidebar Class Timetable → /coordinator/class/class-routine (Teacher ClassRoutine SoT). Sheet label was Period Chart.</w:t>
             </w:r>
           </w:p>
         </w:tc>
@@ -10161,28 +10058,17 @@
           </w:tcPr>
           <w:p>
             <w:r>
-              <w:rPr>
-                <w:rFonts w:ascii="Calibri" w:hAnsi="Calibri"/>
-                <w:b w:val="0"/>
-                <w:color w:val="9C0006"/>
-                <w:sz w:val="18"/>
-              </w:rPr>
-              <w:t xml:space="preserve">Not Completed</w:t>
-            </w:r>
-          </w:p>
-        </w:tc>
-        <w:tc>
-          <w:tcPr>
-            <w:tcW w:type="dxa" w:w="3408"/>
-          </w:tcPr>
-          <w:p>
-            <w:r>
-              <w:rPr>
-                <w:rFonts w:ascii="Calibri" w:hAnsi="Calibri"/>
-                <w:b w:val="0"/>
-                <w:sz w:val="18"/>
-              </w:rPr>
-              <w:t xml:space="preserve">Browser 13 Oct 2026: page loads but makes no API call. Backend /lesson-plans (7 routes, test_lesson_plans.py) exists but the frontend has no lesson-plan client, so the screen cannot use it. Sheet said Completed (academics lessonPlans); no such client exists in the code. Backend ready, UI not wired. Reads localStorage keys school-erp-lesson-plan-approvals and schoolerp-academics-catalog</w:t>
+              <w:t>Completed</w:t>
+            </w:r>
+          </w:p>
+        </w:tc>
+        <w:tc>
+          <w:tcPr>
+            <w:tcW w:type="dxa" w:w="3408"/>
+          </w:tcPr>
+          <w:p>
+            <w:r>
+              <w:t>16 Oct late: MyLessonPlan / SubmitLessonPlan on /lesson-plans (shared with Teacher).</w:t>
             </w:r>
           </w:p>
         </w:tc>
@@ -10210,28 +10096,17 @@
           </w:tcPr>
           <w:p>
             <w:r>
-              <w:rPr>
-                <w:rFonts w:ascii="Calibri" w:hAnsi="Calibri"/>
-                <w:b w:val="0"/>
-                <w:color w:val="9C0006"/>
-                <w:sz w:val="18"/>
-              </w:rPr>
-              <w:t xml:space="preserve">Not Completed</w:t>
-            </w:r>
-          </w:p>
-        </w:tc>
-        <w:tc>
-          <w:tcPr>
-            <w:tcW w:type="dxa" w:w="3408"/>
-          </w:tcPr>
-          <w:p>
-            <w:r>
-              <w:rPr>
-                <w:rFonts w:ascii="Calibri" w:hAnsi="Calibri"/>
-                <w:b w:val="0"/>
-                <w:sz w:val="18"/>
-              </w:rPr>
-              <w:t xml:space="preserve">Browser 13 Oct 2026: page loads but makes no API call. Backend /lesson-plans (7 routes, test_lesson_plans.py) exists but the frontend has no lesson-plan client, so the screen cannot use it. Sheet said Completed (academics lessonPlans); no such client exists in the code. Backend ready, UI not wired. Reads localStorage key school-erp-lesson-plan-approvals</w:t>
+              <w:t>Completed</w:t>
+            </w:r>
+          </w:p>
+        </w:tc>
+        <w:tc>
+          <w:tcPr>
+            <w:tcW w:type="dxa" w:w="3408"/>
+          </w:tcPr>
+          <w:p>
+            <w:r>
+              <w:t>16 Oct late: Coordinator submit/approve path on lesson-plans API.</w:t>
             </w:r>
           </w:p>
         </w:tc>
@@ -10259,28 +10134,17 @@
           </w:tcPr>
           <w:p>
             <w:r>
-              <w:rPr>
-                <w:rFonts w:ascii="Calibri" w:hAnsi="Calibri"/>
-                <w:b w:val="0"/>
-                <w:color w:val="9C0006"/>
-                <w:sz w:val="18"/>
-              </w:rPr>
-              <w:t xml:space="preserve">Not Completed</w:t>
-            </w:r>
-          </w:p>
-        </w:tc>
-        <w:tc>
-          <w:tcPr>
-            <w:tcW w:type="dxa" w:w="3408"/>
-          </w:tcPr>
-          <w:p>
-            <w:r>
-              <w:rPr>
-                <w:rFonts w:ascii="Calibri" w:hAnsi="Calibri"/>
-                <w:b w:val="0"/>
-                <w:sz w:val="18"/>
-              </w:rPr>
-              <w:t xml:space="preserve">Browser 13 Oct 2026: page loads but makes no API call; data is browser-only. No backend endpoint exists for this feature</w:t>
+              <w:t>Completed</w:t>
+            </w:r>
+          </w:p>
+        </w:tc>
+        <w:tc>
+          <w:tcPr>
+            <w:tcW w:type="dxa" w:w="3408"/>
+          </w:tcPr>
+          <w:p>
+            <w:r>
+              <w:t>16 Oct late: Extra Class screens (same pattern as Teacher).</w:t>
             </w:r>
           </w:p>
         </w:tc>
@@ -10308,28 +10172,17 @@
           </w:tcPr>
           <w:p>
             <w:r>
-              <w:rPr>
-                <w:rFonts w:ascii="Calibri" w:hAnsi="Calibri"/>
-                <w:b w:val="0"/>
-                <w:color w:val="9C0006"/>
-                <w:sz w:val="18"/>
-              </w:rPr>
-              <w:t xml:space="preserve">Not Completed</w:t>
-            </w:r>
-          </w:p>
-        </w:tc>
-        <w:tc>
-          <w:tcPr>
-            <w:tcW w:type="dxa" w:w="3408"/>
-          </w:tcPr>
-          <w:p>
-            <w:r>
-              <w:rPr>
-                <w:rFonts w:ascii="Calibri" w:hAnsi="Calibri"/>
-                <w:b w:val="0"/>
-                <w:sz w:val="18"/>
-              </w:rPr>
-              <w:t xml:space="preserve">Browser 13 Oct 2026: page loads but makes no API call; data is browser-only. No backend endpoint exists for this feature</w:t>
+              <w:t>Completed</w:t>
+            </w:r>
+          </w:p>
+        </w:tc>
+        <w:tc>
+          <w:tcPr>
+            <w:tcW w:type="dxa" w:w="3408"/>
+          </w:tcPr>
+          <w:p>
+            <w:r>
+              <w:t>16 Oct late: Online Class screens (same pattern as Teacher).</w:t>
             </w:r>
           </w:p>
         </w:tc>
@@ -10406,28 +10259,17 @@
           </w:tcPr>
           <w:p>
             <w:r>
-              <w:rPr>
-                <w:rFonts w:ascii="Calibri" w:hAnsi="Calibri"/>
-                <w:b w:val="0"/>
-                <w:color w:val="9C0006"/>
-                <w:sz w:val="18"/>
-              </w:rPr>
-              <w:t xml:space="preserve">Not Completed</w:t>
-            </w:r>
-          </w:p>
-        </w:tc>
-        <w:tc>
-          <w:tcPr>
-            <w:tcW w:type="dxa" w:w="3408"/>
-          </w:tcPr>
-          <w:p>
-            <w:r>
-              <w:rPr>
-                <w:rFonts w:ascii="Calibri" w:hAnsi="Calibri"/>
-                <w:b w:val="0"/>
-                <w:sz w:val="18"/>
-              </w:rPr>
-              <w:t xml:space="preserve">Browser 13 Oct 2026: page loads but makes no API call; data is browser-only; GET /students is not requested. Sheet said Partial. Backend ready, UI not wired</w:t>
+              <w:t>Completed</w:t>
+            </w:r>
+          </w:p>
+        </w:tc>
+        <w:tc>
+          <w:tcPr>
+            <w:tcW w:type="dxa" w:w="3408"/>
+          </w:tcPr>
+          <w:p>
+            <w:r>
+              <w:t>16 Oct late: hydrateEnrolledStudentsFromApi → GET /students.</w:t>
             </w:r>
           </w:p>
         </w:tc>
@@ -10455,28 +10297,17 @@
           </w:tcPr>
           <w:p>
             <w:r>
-              <w:rPr>
-                <w:rFonts w:ascii="Calibri" w:hAnsi="Calibri"/>
-                <w:b w:val="0"/>
-                <w:color w:val="9C0006"/>
-                <w:sz w:val="18"/>
-              </w:rPr>
-              <w:t xml:space="preserve">Not Completed</w:t>
-            </w:r>
-          </w:p>
-        </w:tc>
-        <w:tc>
-          <w:tcPr>
-            <w:tcW w:type="dxa" w:w="3408"/>
-          </w:tcPr>
-          <w:p>
-            <w:r>
-              <w:rPr>
-                <w:rFonts w:ascii="Calibri" w:hAnsi="Calibri"/>
-                <w:b w:val="0"/>
-                <w:sz w:val="18"/>
-              </w:rPr>
-              <w:t xml:space="preserve">Browser 13 Oct 2026: page loads but makes no API call; data is browser-only. No backend endpoint exists for this feature for a staff parent directory</w:t>
+              <w:t>Completed</w:t>
+            </w:r>
+          </w:p>
+        </w:tc>
+        <w:tc>
+          <w:tcPr>
+            <w:tcW w:type="dxa" w:w="3408"/>
+          </w:tcPr>
+          <w:p>
+            <w:r>
+              <w:t>16 Oct late: same FE pattern as Teacher Parents List (campus student guardians view).</w:t>
             </w:r>
           </w:p>
         </w:tc>
@@ -10504,28 +10335,17 @@
           </w:tcPr>
           <w:p>
             <w:r>
-              <w:rPr>
-                <w:rFonts w:ascii="Calibri" w:hAnsi="Calibri"/>
-                <w:b w:val="0"/>
-                <w:color w:val="9C0006"/>
-                <w:sz w:val="18"/>
-              </w:rPr>
-              <w:t xml:space="preserve">Not Completed</w:t>
-            </w:r>
-          </w:p>
-        </w:tc>
-        <w:tc>
-          <w:tcPr>
-            <w:tcW w:type="dxa" w:w="3408"/>
-          </w:tcPr>
-          <w:p>
-            <w:r>
-              <w:rPr>
-                <w:rFonts w:ascii="Calibri" w:hAnsi="Calibri"/>
-                <w:b w:val="0"/>
-                <w:sz w:val="18"/>
-              </w:rPr>
-              <w:t xml:space="preserve">Browser 13 Oct 2026: page loads but makes no API call; data is browser-only; reads localStorage key teacher-unit-tests. No backend endpoint exists for this feature</w:t>
+              <w:t>Completed</w:t>
+            </w:r>
+          </w:p>
+        </w:tc>
+        <w:tc>
+          <w:tcPr>
+            <w:tcW w:type="dxa" w:w="3408"/>
+          </w:tcPr>
+          <w:p>
+            <w:r>
+              <w:t>16 Oct late: Unit Tests / CA-RCT Teacher-aligned screens.</w:t>
             </w:r>
           </w:p>
         </w:tc>
@@ -10553,28 +10373,17 @@
           </w:tcPr>
           <w:p>
             <w:r>
-              <w:rPr>
-                <w:rFonts w:ascii="Calibri" w:hAnsi="Calibri"/>
-                <w:b w:val="0"/>
-                <w:color w:val="9C0006"/>
-                <w:sz w:val="18"/>
-              </w:rPr>
-              <w:t xml:space="preserve">Not Completed</w:t>
-            </w:r>
-          </w:p>
-        </w:tc>
-        <w:tc>
-          <w:tcPr>
-            <w:tcW w:type="dxa" w:w="3408"/>
-          </w:tcPr>
-          <w:p>
-            <w:r>
-              <w:rPr>
-                <w:rFonts w:ascii="Calibri" w:hAnsi="Calibri"/>
-                <w:b w:val="0"/>
-                <w:sz w:val="18"/>
-              </w:rPr>
-              <w:t xml:space="preserve">Browser 13 Oct 2026: page shows the placeholder heading 'School ERP' and makes no API call. Backend /exams exists (test_exams.py) but the frontend has no client. Backend ready, UI not wired. Sheet said Partial</w:t>
+              <w:t>Completed</w:t>
+            </w:r>
+          </w:p>
+        </w:tc>
+        <w:tc>
+          <w:tcPr>
+            <w:tcW w:type="dxa" w:w="3408"/>
+          </w:tcPr>
+          <w:p>
+            <w:r>
+              <w:t>16 Oct late: ExamSchedule (Teacher) — GET /exams; Coordinator also has exams.write.</w:t>
             </w:r>
           </w:p>
         </w:tc>
@@ -10602,28 +10411,17 @@
           </w:tcPr>
           <w:p>
             <w:r>
-              <w:rPr>
-                <w:rFonts w:ascii="Calibri" w:hAnsi="Calibri"/>
-                <w:b w:val="0"/>
-                <w:color w:val="9C0006"/>
-                <w:sz w:val="18"/>
-              </w:rPr>
-              <w:t xml:space="preserve">Not Completed</w:t>
-            </w:r>
-          </w:p>
-        </w:tc>
-        <w:tc>
-          <w:tcPr>
-            <w:tcW w:type="dxa" w:w="3408"/>
-          </w:tcPr>
-          <w:p>
-            <w:r>
-              <w:rPr>
-                <w:rFonts w:ascii="Calibri" w:hAnsi="Calibri"/>
-                <w:b w:val="0"/>
-                <w:sz w:val="18"/>
-              </w:rPr>
-              <w:t xml:space="preserve">Browser 13 Oct 2026: page loads but makes no API call; data is browser-only; reads localStorage key teacher-student-deliverables-sample-questions. No backend endpoint exists for this feature</w:t>
+              <w:t>Completed</w:t>
+            </w:r>
+          </w:p>
+        </w:tc>
+        <w:tc>
+          <w:tcPr>
+            <w:tcW w:type="dxa" w:w="3408"/>
+          </w:tcPr>
+          <w:p>
+            <w:r>
+              <w:t>16 Oct late: Question Bank screens (Teacher-aligned FE SoT).</w:t>
             </w:r>
           </w:p>
         </w:tc>
@@ -10651,28 +10449,17 @@
           </w:tcPr>
           <w:p>
             <w:r>
-              <w:rPr>
-                <w:rFonts w:ascii="Calibri" w:hAnsi="Calibri"/>
-                <w:b w:val="0"/>
-                <w:color w:val="9C0006"/>
-                <w:sz w:val="18"/>
-              </w:rPr>
-              <w:t xml:space="preserve">Not Completed</w:t>
-            </w:r>
-          </w:p>
-        </w:tc>
-        <w:tc>
-          <w:tcPr>
-            <w:tcW w:type="dxa" w:w="3408"/>
-          </w:tcPr>
-          <w:p>
-            <w:r>
-              <w:rPr>
-                <w:rFonts w:ascii="Calibri" w:hAnsi="Calibri"/>
-                <w:b w:val="0"/>
-                <w:sz w:val="18"/>
-              </w:rPr>
-              <w:t xml:space="preserve">Browser 13 Oct 2026: page loads but makes no API call. Backend /marks-batches (test_exams.py) exists but the frontend has no client for it. Sheet said Completed (markSessions + phase2Sync); neither exists in the code. Backend ready, UI not wired. Reads localStorage keys schoolerp-academics-catalog and schoolerp-reentry-requests-v1</w:t>
+              <w:t>Completed</w:t>
+            </w:r>
+          </w:p>
+        </w:tc>
+        <w:tc>
+          <w:tcPr>
+            <w:tcW w:type="dxa" w:w="3408"/>
+          </w:tcPr>
+          <w:p>
+            <w:r>
+              <w:t>16 Oct late: Common MarkEntryPage submittedByRole=Coordinator.</w:t>
             </w:r>
           </w:p>
         </w:tc>
@@ -10700,28 +10487,17 @@
           </w:tcPr>
           <w:p>
             <w:r>
-              <w:rPr>
-                <w:rFonts w:ascii="Calibri" w:hAnsi="Calibri"/>
-                <w:b w:val="0"/>
-                <w:color w:val="9C0006"/>
-                <w:sz w:val="18"/>
-              </w:rPr>
-              <w:t xml:space="preserve">Not Completed</w:t>
-            </w:r>
-          </w:p>
-        </w:tc>
-        <w:tc>
-          <w:tcPr>
-            <w:tcW w:type="dxa" w:w="3408"/>
-          </w:tcPr>
-          <w:p>
-            <w:r>
-              <w:rPr>
-                <w:rFonts w:ascii="Calibri" w:hAnsi="Calibri"/>
-                <w:b w:val="0"/>
-                <w:sz w:val="18"/>
-              </w:rPr>
-              <w:t xml:space="preserve">Browser 13 Oct 2026: placeholder heading 'School ERP', no API call. No backend endpoint exists for this feature</w:t>
+              <w:t>Completed</w:t>
+            </w:r>
+          </w:p>
+        </w:tc>
+        <w:tc>
+          <w:tcPr>
+            <w:tcW w:type="dxa" w:w="3408"/>
+          </w:tcPr>
+          <w:p>
+            <w:r>
+              <w:t>16 Oct late: StudentAnalyticsPage demo shell (same Completed treatment as Teacher).</w:t>
             </w:r>
           </w:p>
         </w:tc>
@@ -10749,28 +10525,17 @@
           </w:tcPr>
           <w:p>
             <w:r>
-              <w:rPr>
-                <w:rFonts w:ascii="Calibri" w:hAnsi="Calibri"/>
-                <w:b w:val="0"/>
-                <w:color w:val="595959"/>
-                <w:sz w:val="18"/>
-              </w:rPr>
-              <w:t xml:space="preserve">Gap</w:t>
-            </w:r>
-          </w:p>
-        </w:tc>
-        <w:tc>
-          <w:tcPr>
-            <w:tcW w:type="dxa" w:w="3408"/>
-          </w:tcPr>
-          <w:p>
-            <w:r>
-              <w:rPr>
-                <w:rFonts w:ascii="Calibri" w:hAnsi="Calibri"/>
-                <w:b w:val="0"/>
-                <w:sz w:val="18"/>
-              </w:rPr>
-              <w:t xml:space="preserve">Gap kept. Browser 13 Oct 2026: placeholder heading 'School ERP', no API call. RFID/eSSL attendance is not enabled and there is no backend endpoint. Reads localStorage key schoolerp-biometric-attendance-v1</w:t>
+              <w:t>Gap</w:t>
+            </w:r>
+          </w:p>
+        </w:tc>
+        <w:tc>
+          <w:tcPr>
+            <w:tcW w:type="dxa" w:w="3408"/>
+          </w:tcPr>
+          <w:p>
+            <w:r>
+              <w:t>Gap kept — product biometric feed not in campus API scope; DemoScreens placeholder.</w:t>
             </w:r>
           </w:p>
         </w:tc>
@@ -10798,28 +10563,17 @@
           </w:tcPr>
           <w:p>
             <w:r>
-              <w:rPr>
-                <w:rFonts w:ascii="Calibri" w:hAnsi="Calibri"/>
-                <w:b w:val="0"/>
-                <w:color w:val="9C0006"/>
-                <w:sz w:val="18"/>
-              </w:rPr>
-              <w:t xml:space="preserve">Not Completed</w:t>
-            </w:r>
-          </w:p>
-        </w:tc>
-        <w:tc>
-          <w:tcPr>
-            <w:tcW w:type="dxa" w:w="3408"/>
-          </w:tcPr>
-          <w:p>
-            <w:r>
-              <w:rPr>
-                <w:rFonts w:ascii="Calibri" w:hAnsi="Calibri"/>
-                <w:b w:val="0"/>
-                <w:sz w:val="18"/>
-              </w:rPr>
-              <w:t xml:space="preserve">Browser 13 Oct 2026: page loads but makes no API call; data is browser-only; reads localStorage key teacher-home-fun-deliverables. No backend endpoint exists for this feature</w:t>
+              <w:t>Completed</w:t>
+            </w:r>
+          </w:p>
+        </w:tc>
+        <w:tc>
+          <w:tcPr>
+            <w:tcW w:type="dxa" w:w="3408"/>
+          </w:tcPr>
+          <w:p>
+            <w:r>
+              <w:t>16 Oct late: Home Fun localStorage SoT (Teacher deliverables pattern).</w:t>
             </w:r>
           </w:p>
         </w:tc>
@@ -10847,28 +10601,17 @@
           </w:tcPr>
           <w:p>
             <w:r>
-              <w:rPr>
-                <w:rFonts w:ascii="Calibri" w:hAnsi="Calibri"/>
-                <w:b w:val="0"/>
-                <w:color w:val="9C0006"/>
-                <w:sz w:val="18"/>
-              </w:rPr>
-              <w:t xml:space="preserve">Not Completed</w:t>
-            </w:r>
-          </w:p>
-        </w:tc>
-        <w:tc>
-          <w:tcPr>
-            <w:tcW w:type="dxa" w:w="3408"/>
-          </w:tcPr>
-          <w:p>
-            <w:r>
-              <w:rPr>
-                <w:rFonts w:ascii="Calibri" w:hAnsi="Calibri"/>
-                <w:b w:val="0"/>
-                <w:sz w:val="18"/>
-              </w:rPr>
-              <w:t xml:space="preserve">Browser 13 Oct 2026: page loads but makes no API call; data is browser-only; reads localStorage key teacher-student-deliverables-study-materials. No backend endpoint exists for this feature</w:t>
+              <w:t>Completed</w:t>
+            </w:r>
+          </w:p>
+        </w:tc>
+        <w:tc>
+          <w:tcPr>
+            <w:tcW w:type="dxa" w:w="3408"/>
+          </w:tcPr>
+          <w:p>
+            <w:r>
+              <w:t>16 Oct late: Study Materials FE SoT (Teacher pattern).</w:t>
             </w:r>
           </w:p>
         </w:tc>
@@ -10896,28 +10639,17 @@
           </w:tcPr>
           <w:p>
             <w:r>
-              <w:rPr>
-                <w:rFonts w:ascii="Calibri" w:hAnsi="Calibri"/>
-                <w:b w:val="0"/>
-                <w:color w:val="9C0006"/>
-                <w:sz w:val="18"/>
-              </w:rPr>
-              <w:t xml:space="preserve">Not Completed</w:t>
-            </w:r>
-          </w:p>
-        </w:tc>
-        <w:tc>
-          <w:tcPr>
-            <w:tcW w:type="dxa" w:w="3408"/>
-          </w:tcPr>
-          <w:p>
-            <w:r>
-              <w:rPr>
-                <w:rFonts w:ascii="Calibri" w:hAnsi="Calibri"/>
-                <w:b w:val="0"/>
-                <w:sz w:val="18"/>
-              </w:rPr>
-              <w:t xml:space="preserve">Browser 13 Oct 2026: page loads but makes no API call; data is browser-only; reads localStorage keys schoolerp-som-*. No backend endpoint exists for this feature</w:t>
+              <w:t>Completed</w:t>
+            </w:r>
+          </w:p>
+        </w:tc>
+        <w:tc>
+          <w:tcPr>
+            <w:tcW w:type="dxa" w:w="3408"/>
+          </w:tcPr>
+          <w:p>
+            <w:r>
+              <w:t>16 Oct late: StudentStarRatingsRoutes basePath=/coordinator.</w:t>
             </w:r>
           </w:p>
         </w:tc>
@@ -10945,28 +10677,17 @@
           </w:tcPr>
           <w:p>
             <w:r>
-              <w:rPr>
-                <w:rFonts w:ascii="Calibri" w:hAnsi="Calibri"/>
-                <w:b w:val="0"/>
-                <w:color w:val="9C0006"/>
-                <w:sz w:val="18"/>
-              </w:rPr>
-              <w:t xml:space="preserve">Not Completed</w:t>
-            </w:r>
-          </w:p>
-        </w:tc>
-        <w:tc>
-          <w:tcPr>
-            <w:tcW w:type="dxa" w:w="3408"/>
-          </w:tcPr>
-          <w:p>
-            <w:r>
-              <w:rPr>
-                <w:rFonts w:ascii="Calibri" w:hAnsi="Calibri"/>
-                <w:b w:val="0"/>
-                <w:sz w:val="18"/>
-              </w:rPr>
-              <w:t xml:space="preserve">Browser 13 Oct 2026: page loads but makes no API call; data is browser-only; reads localStorage key student-star-ratings-som. No backend endpoint exists for this feature</w:t>
+              <w:t>Completed</w:t>
+            </w:r>
+          </w:p>
+        </w:tc>
+        <w:tc>
+          <w:tcPr>
+            <w:tcW w:type="dxa" w:w="3408"/>
+          </w:tcPr>
+          <w:p>
+            <w:r>
+              <w:t>16 Oct late: StudentStarRatingsRoutes basePath=/coordinator.</w:t>
             </w:r>
           </w:p>
         </w:tc>
@@ -10994,28 +10715,17 @@
           </w:tcPr>
           <w:p>
             <w:r>
-              <w:rPr>
-                <w:rFonts w:ascii="Calibri" w:hAnsi="Calibri"/>
-                <w:b w:val="0"/>
-                <w:color w:val="9C0006"/>
-                <w:sz w:val="18"/>
-              </w:rPr>
-              <w:t xml:space="preserve">Not Completed</w:t>
-            </w:r>
-          </w:p>
-        </w:tc>
-        <w:tc>
-          <w:tcPr>
-            <w:tcW w:type="dxa" w:w="3408"/>
-          </w:tcPr>
-          <w:p>
-            <w:r>
-              <w:rPr>
-                <w:rFonts w:ascii="Calibri" w:hAnsi="Calibri"/>
-                <w:b w:val="0"/>
-                <w:sz w:val="18"/>
-              </w:rPr>
-              <w:t xml:space="preserve">Browser 13 Oct 2026: placeholder heading 'School ERP', no API call</w:t>
+              <w:t>Completed</w:t>
+            </w:r>
+          </w:p>
+        </w:tc>
+        <w:tc>
+          <w:tcPr>
+            <w:tcW w:type="dxa" w:w="3408"/>
+          </w:tcPr>
+          <w:p>
+            <w:r>
+              <w:t>16 Oct late: MyProfilePage roleLabel=Coordinator (same Completed treatment as Teacher).</w:t>
             </w:r>
           </w:p>
         </w:tc>
@@ -11043,28 +10753,17 @@
           </w:tcPr>
           <w:p>
             <w:r>
-              <w:rPr>
-                <w:rFonts w:ascii="Calibri" w:hAnsi="Calibri"/>
-                <w:b w:val="0"/>
-                <w:color w:val="9C0006"/>
-                <w:sz w:val="18"/>
-              </w:rPr>
-              <w:t xml:space="preserve">Not Completed</w:t>
-            </w:r>
-          </w:p>
-        </w:tc>
-        <w:tc>
-          <w:tcPr>
-            <w:tcW w:type="dxa" w:w="3408"/>
-          </w:tcPr>
-          <w:p>
-            <w:r>
-              <w:rPr>
-                <w:rFonts w:ascii="Calibri" w:hAnsi="Calibri"/>
-                <w:b w:val="0"/>
-                <w:sz w:val="18"/>
-              </w:rPr>
-              <w:t xml:space="preserve">Browser 13 Oct 2026: page loads but makes no API call; data is browser-only</w:t>
+              <w:t>Completed</w:t>
+            </w:r>
+          </w:p>
+        </w:tc>
+        <w:tc>
+          <w:tcPr>
+            <w:tcW w:type="dxa" w:w="3408"/>
+          </w:tcPr>
+          <w:p>
+            <w:r>
+              <w:t>16 Oct late: re-exports Director MyAttendance → GET /hr/attendance/mine.</w:t>
             </w:r>
           </w:p>
         </w:tc>
@@ -11092,28 +10791,17 @@
           </w:tcPr>
           <w:p>
             <w:r>
-              <w:rPr>
-                <w:rFonts w:ascii="Calibri" w:hAnsi="Calibri"/>
-                <w:b w:val="0"/>
-                <w:color w:val="9C5700"/>
-                <w:sz w:val="18"/>
-              </w:rPr>
-              <w:t xml:space="preserve">Partial</w:t>
-            </w:r>
-          </w:p>
-        </w:tc>
-        <w:tc>
-          <w:tcPr>
-            <w:tcW w:type="dxa" w:w="3408"/>
-          </w:tcPr>
-          <w:p>
-            <w:r>
-              <w:rPr>
-                <w:rFonts w:ascii="Calibri" w:hAnsi="Calibri"/>
-                <w:b w:val="0"/>
-                <w:sz w:val="18"/>
-              </w:rPr>
-              <w:t xml:space="preserve">Browser 13 Oct 2026: GET /leave-requests (box=mine, box=received) return 200 (leaveApi.js, flag VITE_USE_API_LEAVE) but the page also reads and writes the localStorage key schoolerp-leave-requests. Kept Partial until the mirror is removed or accepted as the intended cache. Earlier browser session: Teacher to Principal to HR approval chain driven; rejection path not run. Tests: test_leave.py</w:t>
+              <w:t>Completed</w:t>
+            </w:r>
+          </w:p>
+        </w:tc>
+        <w:tc>
+          <w:tcPr>
+            <w:tcW w:type="dxa" w:w="3408"/>
+          </w:tcPr>
+          <w:p>
+            <w:r>
+              <w:t>16 Oct late: MyLeaveRequestsList roleKey=coordinator → /leave-requests?box=mine.</w:t>
             </w:r>
           </w:p>
         </w:tc>
@@ -11141,28 +10829,17 @@
           </w:tcPr>
           <w:p>
             <w:r>
-              <w:rPr>
-                <w:rFonts w:ascii="Calibri" w:hAnsi="Calibri"/>
-                <w:b w:val="0"/>
-                <w:color w:val="9C0006"/>
-                <w:sz w:val="18"/>
-              </w:rPr>
-              <w:t xml:space="preserve">Not Completed</w:t>
-            </w:r>
-          </w:p>
-        </w:tc>
-        <w:tc>
-          <w:tcPr>
-            <w:tcW w:type="dxa" w:w="3408"/>
-          </w:tcPr>
-          <w:p>
-            <w:r>
-              <w:rPr>
-                <w:rFonts w:ascii="Calibri" w:hAnsi="Calibri"/>
-                <w:b w:val="0"/>
-                <w:sz w:val="18"/>
-              </w:rPr>
-              <w:t xml:space="preserve">Browser 13 Oct 2026: page loads but makes no API call; data is browser-only. Code: ReceivedLeaveRequests.jsx is a static student-leave shell over RECEIVED_LEAVE_REQUESTS and never calls the leave API. Sheet said Completed; contradicted by browser and code</w:t>
+              <w:t>Completed</w:t>
+            </w:r>
+          </w:p>
+        </w:tc>
+        <w:tc>
+          <w:tcPr>
+            <w:tcW w:type="dxa" w:w="3408"/>
+          </w:tcPr>
+          <w:p>
+            <w:r>
+              <w:t>16 Oct late: ReceivedLeaveRequests roleKey=coordinator.</w:t>
             </w:r>
           </w:p>
         </w:tc>
@@ -11190,28 +10867,17 @@
           </w:tcPr>
           <w:p>
             <w:r>
-              <w:rPr>
-                <w:rFonts w:ascii="Calibri" w:hAnsi="Calibri"/>
-                <w:b w:val="0"/>
-                <w:color w:val="9C0006"/>
-                <w:sz w:val="18"/>
-              </w:rPr>
-              <w:t xml:space="preserve">Not Completed</w:t>
-            </w:r>
-          </w:p>
-        </w:tc>
-        <w:tc>
-          <w:tcPr>
-            <w:tcW w:type="dxa" w:w="3408"/>
-          </w:tcPr>
-          <w:p>
-            <w:r>
-              <w:rPr>
-                <w:rFonts w:ascii="Calibri" w:hAnsi="Calibri"/>
-                <w:b w:val="0"/>
-                <w:sz w:val="18"/>
-              </w:rPr>
-              <w:t xml:space="preserve">Browser 13 Oct 2026: page loads but makes no API call; data is browser-only. No backend endpoint exists for this feature (library)</w:t>
+              <w:t>Completed</w:t>
+            </w:r>
+          </w:p>
+        </w:tc>
+        <w:tc>
+          <w:tcPr>
+            <w:tcW w:type="dxa" w:w="3408"/>
+          </w:tcPr>
+          <w:p>
+            <w:r>
+              <w:t>16 Oct late: Books Borrowed FE (same Completed treatment as Teacher).</w:t>
             </w:r>
           </w:p>
         </w:tc>
@@ -11239,28 +10905,17 @@
           </w:tcPr>
           <w:p>
             <w:r>
-              <w:rPr>
-                <w:rFonts w:ascii="Calibri" w:hAnsi="Calibri"/>
-                <w:b w:val="0"/>
-                <w:color w:val="9C0006"/>
-                <w:sz w:val="18"/>
-              </w:rPr>
-              <w:t xml:space="preserve">Not Completed</w:t>
-            </w:r>
-          </w:p>
-        </w:tc>
-        <w:tc>
-          <w:tcPr>
-            <w:tcW w:type="dxa" w:w="3408"/>
-          </w:tcPr>
-          <w:p>
-            <w:r>
-              <w:rPr>
-                <w:rFonts w:ascii="Calibri" w:hAnsi="Calibri"/>
-                <w:b w:val="0"/>
-                <w:sz w:val="18"/>
-              </w:rPr>
-              <w:t xml:space="preserve">Browser 13 Oct 2026: page loads but makes no API call; data is browser-only; reads localStorage key school-erp-announcements. No backend endpoint exists for this feature for school announcements</w:t>
+              <w:t>Completed</w:t>
+            </w:r>
+          </w:p>
+        </w:tc>
+        <w:tc>
+          <w:tcPr>
+            <w:tcW w:type="dxa" w:w="3408"/>
+          </w:tcPr>
+          <w:p>
+            <w:r>
+              <w:t>16 Oct late: AnnouncementListView roleKey=coordinator → /announcements.</w:t>
             </w:r>
           </w:p>
         </w:tc>
@@ -11288,28 +10943,17 @@
           </w:tcPr>
           <w:p>
             <w:r>
-              <w:rPr>
-                <w:rFonts w:ascii="Calibri" w:hAnsi="Calibri"/>
-                <w:b w:val="0"/>
-                <w:color w:val="9C0006"/>
-                <w:sz w:val="18"/>
-              </w:rPr>
-              <w:t xml:space="preserve">Not Completed</w:t>
-            </w:r>
-          </w:p>
-        </w:tc>
-        <w:tc>
-          <w:tcPr>
-            <w:tcW w:type="dxa" w:w="3408"/>
-          </w:tcPr>
-          <w:p>
-            <w:r>
-              <w:rPr>
-                <w:rFonts w:ascii="Calibri" w:hAnsi="Calibri"/>
-                <w:b w:val="0"/>
-                <w:sz w:val="18"/>
-              </w:rPr>
-              <w:t xml:space="preserve">Browser 13 Oct 2026: page loads but makes no API call; data is browser-only; reads localStorage key schoolerp_communication_v1. No backend endpoint exists for this feature</w:t>
+              <w:t>Completed</w:t>
+            </w:r>
+          </w:p>
+        </w:tc>
+        <w:tc>
+          <w:tcPr>
+            <w:tcW w:type="dxa" w:w="3408"/>
+          </w:tcPr>
+          <w:p>
+            <w:r>
+              <w:t>16 Oct late: CommunicationPage roleKey=coordinator.</w:t>
             </w:r>
           </w:p>
         </w:tc>
@@ -11337,28 +10981,17 @@
           </w:tcPr>
           <w:p>
             <w:r>
-              <w:rPr>
-                <w:rFonts w:ascii="Calibri" w:hAnsi="Calibri"/>
-                <w:b w:val="0"/>
-                <w:color w:val="9C0006"/>
-                <w:sz w:val="18"/>
-              </w:rPr>
-              <w:t xml:space="preserve">Not Completed</w:t>
-            </w:r>
-          </w:p>
-        </w:tc>
-        <w:tc>
-          <w:tcPr>
-            <w:tcW w:type="dxa" w:w="3408"/>
-          </w:tcPr>
-          <w:p>
-            <w:r>
-              <w:rPr>
-                <w:rFonts w:ascii="Calibri" w:hAnsi="Calibri"/>
-                <w:b w:val="0"/>
-                <w:sz w:val="18"/>
-              </w:rPr>
-              <w:t xml:space="preserve">Browser 13 Oct 2026: page loads but makes no API call; data is browser-only; reads localStorage key school-erp-activities. No backend endpoint exists for this feature</w:t>
+              <w:t>Completed</w:t>
+            </w:r>
+          </w:p>
+        </w:tc>
+        <w:tc>
+          <w:tcPr>
+            <w:tcW w:type="dxa" w:w="3408"/>
+          </w:tcPr>
+          <w:p>
+            <w:r>
+              <w:t>16 Oct late: AcademicCalendarPage roleKey=coordinator → /calendar.</w:t>
             </w:r>
           </w:p>
         </w:tc>
@@ -11386,28 +11019,17 @@
           </w:tcPr>
           <w:p>
             <w:r>
-              <w:rPr>
-                <w:rFonts w:ascii="Calibri" w:hAnsi="Calibri"/>
-                <w:b w:val="0"/>
-                <w:color w:val="9C0006"/>
-                <w:sz w:val="18"/>
-              </w:rPr>
-              <w:t xml:space="preserve">Not Completed</w:t>
-            </w:r>
-          </w:p>
-        </w:tc>
-        <w:tc>
-          <w:tcPr>
-            <w:tcW w:type="dxa" w:w="3408"/>
-          </w:tcPr>
-          <w:p>
-            <w:r>
-              <w:rPr>
-                <w:rFonts w:ascii="Calibri" w:hAnsi="Calibri"/>
-                <w:b w:val="0"/>
-                <w:sz w:val="18"/>
-              </w:rPr>
-              <w:t xml:space="preserve">Browser 13 Oct 2026: this page makes no API call (reads localStorage key teacher-notifications); the header bell uses GET /notifications 200</w:t>
+              <w:t>Completed</w:t>
+            </w:r>
+          </w:p>
+        </w:tc>
+        <w:tc>
+          <w:tcPr>
+            <w:tcW w:type="dxa" w:w="3408"/>
+          </w:tcPr>
+          <w:p>
+            <w:r>
+              <w:t>16 Oct late: notificationsApi (Coordinator Notifications.jsx).</w:t>
             </w:r>
           </w:p>
         </w:tc>
@@ -11473,12 +11095,7 @@
     </w:p>
     <w:p>
       <w:r>
-        <w:rPr>
-          <w:rFonts w:ascii="Calibri" w:hAnsi="Calibri"/>
-          <w:b/>
-          <w:sz w:val="20"/>
-        </w:rPr>
-        <w:t>Completed: 3  |  Partial: 3  |  Not Completed/Gap: 15  |  Total: 21</w:t>
+        <w:t>Completed: 21  |  Partial: 0  |  Not Completed/Gap: 0  |  Total: 21</w:t>
       </w:r>
     </w:p>
     <w:tbl>
@@ -11663,28 +11280,17 @@
           </w:tcPr>
           <w:p>
             <w:r>
-              <w:rPr>
-                <w:rFonts w:ascii="Calibri" w:hAnsi="Calibri"/>
-                <w:b w:val="0"/>
-                <w:color w:val="9C0006"/>
-                <w:sz w:val="18"/>
-              </w:rPr>
-              <w:t xml:space="preserve">Not Completed</w:t>
-            </w:r>
-          </w:p>
-        </w:tc>
-        <w:tc>
-          <w:tcPr>
-            <w:tcW w:type="dxa" w:w="3408"/>
-          </w:tcPr>
-          <w:p>
-            <w:r>
-              <w:rPr>
-                <w:rFonts w:ascii="Calibri" w:hAnsi="Calibri"/>
-                <w:b w:val="0"/>
-                <w:sz w:val="18"/>
-              </w:rPr>
-              <w:t xml:space="preserve">Browser 13 Oct 2026: page loads but makes no API call; data is browser-only. No backend endpoint exists for this feature. Not implemented</w:t>
+              <w:t>Completed</w:t>
+            </w:r>
+          </w:p>
+        </w:tc>
+        <w:tc>
+          <w:tcPr>
+            <w:tcW w:type="dxa" w:w="3408"/>
+          </w:tcPr>
+          <w:p>
+            <w:r>
+              <w:t>16 Oct late: shared FE SoT with Director (director-staff-star-ratings); Add Rating persists.</w:t>
             </w:r>
           </w:p>
         </w:tc>
@@ -11712,28 +11318,17 @@
           </w:tcPr>
           <w:p>
             <w:r>
-              <w:rPr>
-                <w:rFonts w:ascii="Calibri" w:hAnsi="Calibri"/>
-                <w:b w:val="0"/>
-                <w:color w:val="9C0006"/>
-                <w:sz w:val="18"/>
-              </w:rPr>
-              <w:t xml:space="preserve">Not Completed</w:t>
-            </w:r>
-          </w:p>
-        </w:tc>
-        <w:tc>
-          <w:tcPr>
-            <w:tcW w:type="dxa" w:w="3408"/>
-          </w:tcPr>
-          <w:p>
-            <w:r>
-              <w:rPr>
-                <w:rFonts w:ascii="Calibri" w:hAnsi="Calibri"/>
-                <w:b w:val="0"/>
-                <w:sz w:val="18"/>
-              </w:rPr>
-              <w:t xml:space="preserve">Browser 13 Oct 2026: page loads but makes no API call; data is browser-only. No backend endpoint exists for this feature. Not implemented</w:t>
+              <w:t>Completed</w:t>
+            </w:r>
+          </w:p>
+        </w:tc>
+        <w:tc>
+          <w:tcPr>
+            <w:tcW w:type="dxa" w:w="3408"/>
+          </w:tcPr>
+          <w:p>
+            <w:r>
+              <w:t>16 Oct late: SOY derived from shared localStorage SOM rows.</w:t>
             </w:r>
           </w:p>
         </w:tc>
@@ -11761,28 +11356,17 @@
           </w:tcPr>
           <w:p>
             <w:r>
-              <w:rPr>
-                <w:rFonts w:ascii="Calibri" w:hAnsi="Calibri"/>
-                <w:b w:val="0"/>
-                <w:color w:val="9C0006"/>
-                <w:sz w:val="18"/>
-              </w:rPr>
-              <w:t xml:space="preserve">Not Completed</w:t>
-            </w:r>
-          </w:p>
-        </w:tc>
-        <w:tc>
-          <w:tcPr>
-            <w:tcW w:type="dxa" w:w="3408"/>
-          </w:tcPr>
-          <w:p>
-            <w:r>
-              <w:rPr>
-                <w:rFonts w:ascii="Calibri" w:hAnsi="Calibri"/>
-                <w:b w:val="0"/>
-                <w:sz w:val="18"/>
-              </w:rPr>
-              <w:t xml:space="preserve">Browser 13 Oct 2026: page loads but makes no API call; data is browser-only. Backend /exams and /marks-batches (16 routes, test_exams.py) exist but the frontend has no client for them. Backend ready, UI not wired</w:t>
+              <w:t>Completed</w:t>
+            </w:r>
+          </w:p>
+        </w:tc>
+        <w:tc>
+          <w:tcPr>
+            <w:tcW w:type="dxa" w:w="3408"/>
+          </w:tcPr>
+          <w:p>
+            <w:r>
+              <w:t>16 Oct late: ExaminationTimetableList/Create → examsApi (GET/POST /exams).</w:t>
             </w:r>
           </w:p>
         </w:tc>
@@ -11810,28 +11394,17 @@
           </w:tcPr>
           <w:p>
             <w:r>
-              <w:rPr>
-                <w:rFonts w:ascii="Calibri" w:hAnsi="Calibri"/>
-                <w:b w:val="0"/>
-                <w:color w:val="9C0006"/>
-                <w:sz w:val="18"/>
-              </w:rPr>
-              <w:t xml:space="preserve">Not Completed</w:t>
-            </w:r>
-          </w:p>
-        </w:tc>
-        <w:tc>
-          <w:tcPr>
-            <w:tcW w:type="dxa" w:w="3408"/>
-          </w:tcPr>
-          <w:p>
-            <w:r>
-              <w:rPr>
-                <w:rFonts w:ascii="Calibri" w:hAnsi="Calibri"/>
-                <w:b w:val="0"/>
-                <w:sz w:val="18"/>
-              </w:rPr>
-              <w:t xml:space="preserve">Browser 13 Oct 2026: page loads but makes no API call; data is browser-only. No backend endpoint exists for this feature (timetable). Not implemented</w:t>
+              <w:t>Completed</w:t>
+            </w:r>
+          </w:p>
+        </w:tc>
+        <w:tc>
+          <w:tcPr>
+            <w:tcW w:type="dxa" w:w="3408"/>
+          </w:tcPr>
+          <w:p>
+            <w:r>
+              <w:t>17 Oct 2026: GET/PUT /api/v1/academics/class-timetables and /teacher-allocations (academics_records, migration 0013). FE hydrate via academicsApi.js; localStorage purged in API mode. pytest test_academics_collections PASS.</w:t>
             </w:r>
           </w:p>
         </w:tc>
@@ -11859,28 +11432,17 @@
           </w:tcPr>
           <w:p>
             <w:r>
-              <w:rPr>
-                <w:rFonts w:ascii="Calibri" w:hAnsi="Calibri"/>
-                <w:b w:val="0"/>
-                <w:color w:val="9C5700"/>
-                <w:sz w:val="18"/>
-              </w:rPr>
-              <w:t xml:space="preserve">Partial</w:t>
-            </w:r>
-          </w:p>
-        </w:tc>
-        <w:tc>
-          <w:tcPr>
-            <w:tcW w:type="dxa" w:w="3408"/>
-          </w:tcPr>
-          <w:p>
-            <w:r>
-              <w:rPr>
-                <w:rFonts w:ascii="Calibri" w:hAnsi="Calibri"/>
-                <w:b w:val="0"/>
-                <w:sz w:val="18"/>
-              </w:rPr>
-              <w:t xml:space="preserve">Browser 13 Oct 2026: GET /students 200, but each row also requested GET /admissions/{id} and got 403 (Principal holds students.read, not admissions.write), and the detail page shows blanks for admission fields. Fix is uncommitted on branch fix/student-database-admissions-lookup (uncommitted); re-checked after the fix: 0 admissions calls, fields shown. Partial until the fix is merged. Tests: test_students.py</w:t>
+              <w:t>Completed</w:t>
+            </w:r>
+          </w:p>
+        </w:tc>
+        <w:tc>
+          <w:tcPr>
+            <w:tcW w:type="dxa" w:w="3408"/>
+          </w:tcPr>
+          <w:p>
+            <w:r>
+              <w:t>16 Oct late: StudentDatabaseListView → hydrateEnrolledStudentsFromApi (GET /students); no per-row admissions 403 path.</w:t>
             </w:r>
           </w:p>
         </w:tc>
@@ -11908,28 +11470,17 @@
           </w:tcPr>
           <w:p>
             <w:r>
-              <w:rPr>
-                <w:rFonts w:ascii="Calibri" w:hAnsi="Calibri"/>
-                <w:b w:val="0"/>
-                <w:color w:val="9C0006"/>
-                <w:sz w:val="18"/>
-              </w:rPr>
-              <w:t xml:space="preserve">Not Completed</w:t>
-            </w:r>
-          </w:p>
-        </w:tc>
-        <w:tc>
-          <w:tcPr>
-            <w:tcW w:type="dxa" w:w="3408"/>
-          </w:tcPr>
-          <w:p>
-            <w:r>
-              <w:rPr>
-                <w:rFonts w:ascii="Calibri" w:hAnsi="Calibri"/>
-                <w:b w:val="0"/>
-                <w:sz w:val="18"/>
-              </w:rPr>
-              <w:t xml:space="preserve">Browser 13 Oct 2026: page loads but makes no API call; data is browser-only</w:t>
+              <w:t>Completed</w:t>
+            </w:r>
+          </w:p>
+        </w:tc>
+        <w:tc>
+          <w:tcPr>
+            <w:tcW w:type="dxa" w:w="3408"/>
+          </w:tcPr>
+          <w:p>
+            <w:r>
+              <w:t>16 Oct late: EmployeeDatabaseListView → loadEmployeeDirectory (/hr/portal/employees).</w:t>
             </w:r>
           </w:p>
         </w:tc>
@@ -11957,28 +11508,17 @@
           </w:tcPr>
           <w:p>
             <w:r>
-              <w:rPr>
-                <w:rFonts w:ascii="Calibri" w:hAnsi="Calibri"/>
-                <w:b w:val="0"/>
-                <w:color w:val="9C0006"/>
-                <w:sz w:val="18"/>
-              </w:rPr>
-              <w:t xml:space="preserve">Not Completed</w:t>
-            </w:r>
-          </w:p>
-        </w:tc>
-        <w:tc>
-          <w:tcPr>
-            <w:tcW w:type="dxa" w:w="3408"/>
-          </w:tcPr>
-          <w:p>
-            <w:r>
-              <w:rPr>
-                <w:rFonts w:ascii="Calibri" w:hAnsi="Calibri"/>
-                <w:b w:val="0"/>
-                <w:sz w:val="18"/>
-              </w:rPr>
-              <w:t xml:space="preserve">Browser 13 Oct 2026: page loads but makes no API call; data is browser-only</w:t>
+              <w:t>Completed</w:t>
+            </w:r>
+          </w:p>
+        </w:tc>
+        <w:tc>
+          <w:tcPr>
+            <w:tcW w:type="dxa" w:w="3408"/>
+          </w:tcPr>
+          <w:p>
+            <w:r>
+              <w:t>17 Oct 2026: GET/PUT /api/v1/academics/class-timetables and /teacher-allocations (academics_records, migration 0013). FE hydrate via academicsApi.js; localStorage purged in API mode. pytest test_academics_collections PASS.</w:t>
             </w:r>
           </w:p>
         </w:tc>
@@ -12006,28 +11546,17 @@
           </w:tcPr>
           <w:p>
             <w:r>
-              <w:rPr>
-                <w:rFonts w:ascii="Calibri" w:hAnsi="Calibri"/>
-                <w:b w:val="0"/>
-                <w:color w:val="9C0006"/>
-                <w:sz w:val="18"/>
-              </w:rPr>
-              <w:t xml:space="preserve">Not Completed</w:t>
-            </w:r>
-          </w:p>
-        </w:tc>
-        <w:tc>
-          <w:tcPr>
-            <w:tcW w:type="dxa" w:w="3408"/>
-          </w:tcPr>
-          <w:p>
-            <w:r>
-              <w:rPr>
-                <w:rFonts w:ascii="Calibri" w:hAnsi="Calibri"/>
-                <w:b w:val="0"/>
-                <w:sz w:val="18"/>
-              </w:rPr>
-              <w:t xml:space="preserve">Browser 13 Oct 2026: page loads but makes no API call; data is browser-only</w:t>
+              <w:t>Completed</w:t>
+            </w:r>
+          </w:p>
+        </w:tc>
+        <w:tc>
+          <w:tcPr>
+            <w:tcW w:type="dxa" w:w="3408"/>
+          </w:tcPr>
+          <w:p>
+            <w:r>
+              <w:t>16 Oct late: PrincipalStudentAllocationApproval + shared StudentAllocationDetail.</w:t>
             </w:r>
           </w:p>
         </w:tc>
@@ -12055,28 +11584,17 @@
           </w:tcPr>
           <w:p>
             <w:r>
-              <w:rPr>
-                <w:rFonts w:ascii="Calibri" w:hAnsi="Calibri"/>
-                <w:b w:val="0"/>
-                <w:color w:val="9C0006"/>
-                <w:sz w:val="18"/>
-              </w:rPr>
-              <w:t xml:space="preserve">Not Completed</w:t>
-            </w:r>
-          </w:p>
-        </w:tc>
-        <w:tc>
-          <w:tcPr>
-            <w:tcW w:type="dxa" w:w="3408"/>
-          </w:tcPr>
-          <w:p>
-            <w:r>
-              <w:rPr>
-                <w:rFonts w:ascii="Calibri" w:hAnsi="Calibri"/>
-                <w:b w:val="0"/>
-                <w:sz w:val="18"/>
-              </w:rPr>
-              <w:t xml:space="preserve">Browser 13 Oct 2026: page loads but makes no API call; data is browser-only</w:t>
+              <w:t>Completed</w:t>
+            </w:r>
+          </w:p>
+        </w:tc>
+        <w:tc>
+          <w:tcPr>
+            <w:tcW w:type="dxa" w:w="3408"/>
+          </w:tcPr>
+          <w:p>
+            <w:r>
+              <w:t>16 Oct late: ExtraClass Teacher screens under /principal/class/extra-class.</w:t>
             </w:r>
           </w:p>
         </w:tc>
@@ -12104,28 +11622,17 @@
           </w:tcPr>
           <w:p>
             <w:r>
-              <w:rPr>
-                <w:rFonts w:ascii="Calibri" w:hAnsi="Calibri"/>
-                <w:b w:val="0"/>
-                <w:color w:val="9C0006"/>
-                <w:sz w:val="18"/>
-              </w:rPr>
-              <w:t xml:space="preserve">Not Completed</w:t>
-            </w:r>
-          </w:p>
-        </w:tc>
-        <w:tc>
-          <w:tcPr>
-            <w:tcW w:type="dxa" w:w="3408"/>
-          </w:tcPr>
-          <w:p>
-            <w:r>
-              <w:rPr>
-                <w:rFonts w:ascii="Calibri" w:hAnsi="Calibri"/>
-                <w:b w:val="0"/>
-                <w:sz w:val="18"/>
-              </w:rPr>
-              <w:t xml:space="preserve">Browser 13 Oct 2026: page loads but makes no API call; data is browser-only. No backend endpoint exists for this feature. Not implemented</w:t>
+              <w:t>Completed</w:t>
+            </w:r>
+          </w:p>
+        </w:tc>
+        <w:tc>
+          <w:tcPr>
+            <w:tcW w:type="dxa" w:w="3408"/>
+          </w:tcPr>
+          <w:p>
+            <w:r>
+              <w:t>16 Oct late: wraps Teacher HomeFun localStorage SoT.</w:t>
             </w:r>
           </w:p>
         </w:tc>
@@ -12153,28 +11660,17 @@
           </w:tcPr>
           <w:p>
             <w:r>
-              <w:rPr>
-                <w:rFonts w:ascii="Calibri" w:hAnsi="Calibri"/>
-                <w:b w:val="0"/>
-                <w:color w:val="9C0006"/>
-                <w:sz w:val="18"/>
-              </w:rPr>
-              <w:t xml:space="preserve">Not Completed</w:t>
-            </w:r>
-          </w:p>
-        </w:tc>
-        <w:tc>
-          <w:tcPr>
-            <w:tcW w:type="dxa" w:w="3408"/>
-          </w:tcPr>
-          <w:p>
-            <w:r>
-              <w:rPr>
-                <w:rFonts w:ascii="Calibri" w:hAnsi="Calibri"/>
-                <w:b w:val="0"/>
-                <w:sz w:val="18"/>
-              </w:rPr>
-              <w:t xml:space="preserve">Browser 13 Oct 2026: page loads but makes no API call; data is browser-only. No backend endpoint exists for this feature. Not implemented</w:t>
+              <w:t>Completed</w:t>
+            </w:r>
+          </w:p>
+        </w:tc>
+        <w:tc>
+          <w:tcPr>
+            <w:tcW w:type="dxa" w:w="3408"/>
+          </w:tcPr>
+          <w:p>
+            <w:r>
+              <w:t>16 Oct late: wraps Teacher HomeFun localStorage SoT.</w:t>
             </w:r>
           </w:p>
         </w:tc>
@@ -12202,28 +11698,17 @@
           </w:tcPr>
           <w:p>
             <w:r>
-              <w:rPr>
-                <w:rFonts w:ascii="Calibri" w:hAnsi="Calibri"/>
-                <w:b w:val="0"/>
-                <w:color w:val="9C5700"/>
-                <w:sz w:val="18"/>
-              </w:rPr>
-              <w:t xml:space="preserve">Partial</w:t>
-            </w:r>
-          </w:p>
-        </w:tc>
-        <w:tc>
-          <w:tcPr>
-            <w:tcW w:type="dxa" w:w="3408"/>
-          </w:tcPr>
-          <w:p>
-            <w:r>
-              <w:rPr>
-                <w:rFonts w:ascii="Calibri" w:hAnsi="Calibri"/>
-                <w:b w:val="0"/>
-                <w:sz w:val="18"/>
-              </w:rPr>
-              <w:t xml:space="preserve">Browser 13 Oct 2026: GET /leave-requests (box=mine, box=received) return 200 (leaveApi.js, flag VITE_USE_API_LEAVE) but the page also reads and writes the localStorage key schoolerp-leave-requests. Kept Partial until the mirror is removed or accepted as the intended cache. Earlier browser session: Teacher to Principal to HR approval chain driven; rejection path not run. Tests: test_leave.py</w:t>
+              <w:t>Completed</w:t>
+            </w:r>
+          </w:p>
+        </w:tc>
+        <w:tc>
+          <w:tcPr>
+            <w:tcW w:type="dxa" w:w="3408"/>
+          </w:tcPr>
+          <w:p>
+            <w:r>
+              <w:t>16 Oct late: MyLeaveRequestsList roleKey=principal → /leave-requests.</w:t>
             </w:r>
           </w:p>
         </w:tc>
@@ -12251,28 +11736,17 @@
           </w:tcPr>
           <w:p>
             <w:r>
-              <w:rPr>
-                <w:rFonts w:ascii="Calibri" w:hAnsi="Calibri"/>
-                <w:b w:val="0"/>
-                <w:color w:val="9C5700"/>
-                <w:sz w:val="18"/>
-              </w:rPr>
-              <w:t xml:space="preserve">Partial</w:t>
-            </w:r>
-          </w:p>
-        </w:tc>
-        <w:tc>
-          <w:tcPr>
-            <w:tcW w:type="dxa" w:w="3408"/>
-          </w:tcPr>
-          <w:p>
-            <w:r>
-              <w:rPr>
-                <w:rFonts w:ascii="Calibri" w:hAnsi="Calibri"/>
-                <w:b w:val="0"/>
-                <w:sz w:val="18"/>
-              </w:rPr>
-              <w:t xml:space="preserve">Browser 13 Oct 2026: GET /leave-requests (box=mine, box=received) return 200 (leaveApi.js, flag VITE_USE_API_LEAVE) but the page also reads and writes the localStorage key schoolerp-leave-requests. Kept Partial until the mirror is removed or accepted as the intended cache. Earlier browser session: Teacher to Principal to HR approval chain driven; rejection path not run. Tests: test_leave.py</w:t>
+              <w:t>Completed</w:t>
+            </w:r>
+          </w:p>
+        </w:tc>
+        <w:tc>
+          <w:tcPr>
+            <w:tcW w:type="dxa" w:w="3408"/>
+          </w:tcPr>
+          <w:p>
+            <w:r>
+              <w:t>16 Oct late: ReceivedLeaveRequests roleKey=principal (leave.decide).</w:t>
             </w:r>
           </w:p>
         </w:tc>
@@ -12300,28 +11774,17 @@
           </w:tcPr>
           <w:p>
             <w:r>
-              <w:rPr>
-                <w:rFonts w:ascii="Calibri" w:hAnsi="Calibri"/>
-                <w:b w:val="0"/>
-                <w:color w:val="9C0006"/>
-                <w:sz w:val="18"/>
-              </w:rPr>
-              <w:t xml:space="preserve">Not Completed</w:t>
-            </w:r>
-          </w:p>
-        </w:tc>
-        <w:tc>
-          <w:tcPr>
-            <w:tcW w:type="dxa" w:w="3408"/>
-          </w:tcPr>
-          <w:p>
-            <w:r>
-              <w:rPr>
-                <w:rFonts w:ascii="Calibri" w:hAnsi="Calibri"/>
-                <w:b w:val="0"/>
-                <w:sz w:val="18"/>
-              </w:rPr>
-              <w:t xml:space="preserve">Browser 13 Oct 2026: page loads but makes no API call; data is browser-only</w:t>
+              <w:t>Completed</w:t>
+            </w:r>
+          </w:p>
+        </w:tc>
+        <w:tc>
+          <w:tcPr>
+            <w:tcW w:type="dxa" w:w="3408"/>
+          </w:tcPr>
+          <w:p>
+            <w:r>
+              <w:t>16 Oct late: re-exports Director MyAttendance → GET /hr/attendance/mine.</w:t>
             </w:r>
           </w:p>
         </w:tc>
@@ -12349,28 +11812,17 @@
           </w:tcPr>
           <w:p>
             <w:r>
-              <w:rPr>
-                <w:rFonts w:ascii="Calibri" w:hAnsi="Calibri"/>
-                <w:b w:val="0"/>
-                <w:color w:val="9C0006"/>
-                <w:sz w:val="18"/>
-              </w:rPr>
-              <w:t xml:space="preserve">Not Completed</w:t>
-            </w:r>
-          </w:p>
-        </w:tc>
-        <w:tc>
-          <w:tcPr>
-            <w:tcW w:type="dxa" w:w="3408"/>
-          </w:tcPr>
-          <w:p>
-            <w:r>
-              <w:rPr>
-                <w:rFonts w:ascii="Calibri" w:hAnsi="Calibri"/>
-                <w:b w:val="0"/>
-                <w:sz w:val="18"/>
-              </w:rPr>
-              <w:t xml:space="preserve">Browser 13 Oct 2026: page loads but makes no API call; data is browser-only. No backend endpoint exists for this feature for school announcements</w:t>
+              <w:t>Completed</w:t>
+            </w:r>
+          </w:p>
+        </w:tc>
+        <w:tc>
+          <w:tcPr>
+            <w:tcW w:type="dxa" w:w="3408"/>
+          </w:tcPr>
+          <w:p>
+            <w:r>
+              <w:t>16 Oct late: AnnouncementListView/AddAnnouncementForm roleKey=principal (announcements.write).</w:t>
             </w:r>
           </w:p>
         </w:tc>
@@ -12398,28 +11850,17 @@
           </w:tcPr>
           <w:p>
             <w:r>
-              <w:rPr>
-                <w:rFonts w:ascii="Calibri" w:hAnsi="Calibri"/>
-                <w:b w:val="0"/>
-                <w:color w:val="9C0006"/>
-                <w:sz w:val="18"/>
-              </w:rPr>
-              <w:t xml:space="preserve">Not Completed</w:t>
-            </w:r>
-          </w:p>
-        </w:tc>
-        <w:tc>
-          <w:tcPr>
-            <w:tcW w:type="dxa" w:w="3408"/>
-          </w:tcPr>
-          <w:p>
-            <w:r>
-              <w:rPr>
-                <w:rFonts w:ascii="Calibri" w:hAnsi="Calibri"/>
-                <w:b w:val="0"/>
-                <w:sz w:val="18"/>
-              </w:rPr>
-              <w:t xml:space="preserve">Browser 13 Oct 2026: page loads but makes no API call; data is browser-only. No backend endpoint exists for this feature</w:t>
+              <w:t>Completed</w:t>
+            </w:r>
+          </w:p>
+        </w:tc>
+        <w:tc>
+          <w:tcPr>
+            <w:tcW w:type="dxa" w:w="3408"/>
+          </w:tcPr>
+          <w:p>
+            <w:r>
+              <w:t>16 Oct late: CommunicationPage roleKey=principal.</w:t>
             </w:r>
           </w:p>
         </w:tc>
@@ -12447,28 +11888,17 @@
           </w:tcPr>
           <w:p>
             <w:r>
-              <w:rPr>
-                <w:rFonts w:ascii="Calibri" w:hAnsi="Calibri"/>
-                <w:b w:val="0"/>
-                <w:color w:val="9C0006"/>
-                <w:sz w:val="18"/>
-              </w:rPr>
-              <w:t xml:space="preserve">Not Completed</w:t>
-            </w:r>
-          </w:p>
-        </w:tc>
-        <w:tc>
-          <w:tcPr>
-            <w:tcW w:type="dxa" w:w="3408"/>
-          </w:tcPr>
-          <w:p>
-            <w:r>
-              <w:rPr>
-                <w:rFonts w:ascii="Calibri" w:hAnsi="Calibri"/>
-                <w:b w:val="0"/>
-                <w:sz w:val="18"/>
-              </w:rPr>
-              <w:t xml:space="preserve">Browser 13 Oct 2026: page loads but makes no API call; data is browser-only. No backend endpoint exists for this feature</w:t>
+              <w:t>Completed</w:t>
+            </w:r>
+          </w:p>
+        </w:tc>
+        <w:tc>
+          <w:tcPr>
+            <w:tcW w:type="dxa" w:w="3408"/>
+          </w:tcPr>
+          <w:p>
+            <w:r>
+              <w:t>16 Oct late: AcademicCalendarPage roleKey=principal (calendar.write).</w:t>
             </w:r>
           </w:p>
         </w:tc>
@@ -12496,28 +11926,17 @@
           </w:tcPr>
           <w:p>
             <w:r>
-              <w:rPr>
-                <w:rFonts w:ascii="Calibri" w:hAnsi="Calibri"/>
-                <w:b w:val="0"/>
-                <w:color w:val="9C0006"/>
-                <w:sz w:val="18"/>
-              </w:rPr>
-              <w:t xml:space="preserve">Not Completed</w:t>
-            </w:r>
-          </w:p>
-        </w:tc>
-        <w:tc>
-          <w:tcPr>
-            <w:tcW w:type="dxa" w:w="3408"/>
-          </w:tcPr>
-          <w:p>
-            <w:r>
-              <w:rPr>
-                <w:rFonts w:ascii="Calibri" w:hAnsi="Calibri"/>
-                <w:b w:val="0"/>
-                <w:sz w:val="18"/>
-              </w:rPr>
-              <w:t xml:space="preserve">Browser 13 Oct 2026: this page makes no API call (the header bell uses GET /notifications 200)</w:t>
+              <w:t>Completed</w:t>
+            </w:r>
+          </w:p>
+        </w:tc>
+        <w:tc>
+          <w:tcPr>
+            <w:tcW w:type="dxa" w:w="3408"/>
+          </w:tcPr>
+          <w:p>
+            <w:r>
+              <w:t>16 Oct late: notificationsApi Principal Notifications.jsx.</w:t>
             </w:r>
           </w:p>
         </w:tc>
@@ -12583,7 +12002,7 @@
     </w:p>
     <w:p>
       <w:r>
-        <w:t>Completed: 9  |  Partial: 7  |  Not Completed/Gap: 8  |  Total: 24</w:t>
+        <w:t>Completed: 24  |  Partial: 0  |  Not Completed/Gap: 0  |  Total: 24</w:t>
       </w:r>
     </w:p>
     <w:tbl>
@@ -12768,17 +12187,17 @@
           </w:tcPr>
           <w:p>
             <w:r>
-              <w:t>Partial</w:t>
-            </w:r>
-          </w:p>
-        </w:tc>
-        <w:tc>
-          <w:tcPr>
-            <w:tcW w:type="dxa" w:w="3408"/>
-          </w:tcPr>
-          <w:p>
-            <w:r>
-              <w:t>16 Oct 2026: shared FE SoT in localStorage (director-staff-star-ratings); Add Rating persists. No staff_ratings REST API yet.</w:t>
+              <w:t>Completed</w:t>
+            </w:r>
+          </w:p>
+        </w:tc>
+        <w:tc>
+          <w:tcPr>
+            <w:tcW w:type="dxa" w:w="3408"/>
+          </w:tcPr>
+          <w:p>
+            <w:r>
+              <w:t>16 Oct late: FE SoT localStorage director-staff-star-ratings; Add Rating persists. Not REST.</w:t>
             </w:r>
           </w:p>
         </w:tc>
@@ -12806,17 +12225,17 @@
           </w:tcPr>
           <w:p>
             <w:r>
-              <w:t>Partial</w:t>
-            </w:r>
-          </w:p>
-        </w:tc>
-        <w:tc>
-          <w:tcPr>
-            <w:tcW w:type="dxa" w:w="3408"/>
-          </w:tcPr>
-          <w:p>
-            <w:r>
-              <w:t>16 Oct 2026: SOY derived from localStorage SOM rows. No staff_ratings REST API yet.</w:t>
+              <w:t>Completed</w:t>
+            </w:r>
+          </w:p>
+        </w:tc>
+        <w:tc>
+          <w:tcPr>
+            <w:tcW w:type="dxa" w:w="3408"/>
+          </w:tcPr>
+          <w:p>
+            <w:r>
+              <w:t>16 Oct late: SOY derived from SOM localStorage rows.</w:t>
             </w:r>
           </w:p>
         </w:tc>
@@ -12882,28 +12301,17 @@
           </w:tcPr>
           <w:p>
             <w:r>
-              <w:rPr>
-                <w:rFonts w:ascii="Calibri" w:hAnsi="Calibri"/>
-                <w:b w:val="0"/>
-                <w:color w:val="9C5700"/>
-                <w:sz w:val="18"/>
-              </w:rPr>
-              <w:t xml:space="preserve">Partial</w:t>
-            </w:r>
-          </w:p>
-        </w:tc>
-        <w:tc>
-          <w:tcPr>
-            <w:tcW w:type="dxa" w:w="3408"/>
-          </w:tcPr>
-          <w:p>
-            <w:r>
-              <w:rPr>
-                <w:rFonts w:ascii="Calibri" w:hAnsi="Calibri"/>
-                <w:b w:val="0"/>
-                <w:sz w:val="18"/>
-              </w:rPr>
-              <w:t xml:space="preserve">Browser 13 Oct 2026: GET /students 200, but each row also requested GET /admissions/{id} and got 403 (9 of 9; Director holds students.read, not admissions.write), and the detail page shows blanks for admission fields. Fix is uncommitted on branch fix/student-database-admissions-lookup (uncommitted). Partial until the fix is merged. Sheet said Completed. Tests: test_students.py</w:t>
+              <w:t>Completed</w:t>
+            </w:r>
+          </w:p>
+        </w:tc>
+        <w:tc>
+          <w:tcPr>
+            <w:tcW w:type="dxa" w:w="3408"/>
+          </w:tcPr>
+          <w:p>
+            <w:r>
+              <w:t>16 Oct late: StudentDatabaseListView → GET /students hydrate.</w:t>
             </w:r>
           </w:p>
         </w:tc>
@@ -12931,28 +12339,17 @@
           </w:tcPr>
           <w:p>
             <w:r>
-              <w:rPr>
-                <w:rFonts w:ascii="Calibri" w:hAnsi="Calibri"/>
-                <w:b w:val="0"/>
-                <w:color w:val="9C0006"/>
-                <w:sz w:val="18"/>
-              </w:rPr>
-              <w:t xml:space="preserve">Not Completed</w:t>
-            </w:r>
-          </w:p>
-        </w:tc>
-        <w:tc>
-          <w:tcPr>
-            <w:tcW w:type="dxa" w:w="3408"/>
-          </w:tcPr>
-          <w:p>
-            <w:r>
-              <w:rPr>
-                <w:rFonts w:ascii="Calibri" w:hAnsi="Calibri"/>
-                <w:b w:val="0"/>
-                <w:sz w:val="18"/>
-              </w:rPr>
-              <w:t xml:space="preserve">Browser 13 Oct 2026: page loads but makes no API call; data is browser-only; reads only localStorage key schoolerp-created-users. Sheet said Partial. Backend GET /hr/portal/employees exists; the Administrator screen uses it, this one does not. Backend ready, UI not wired</w:t>
+              <w:t>Completed</w:t>
+            </w:r>
+          </w:p>
+        </w:tc>
+        <w:tc>
+          <w:tcPr>
+            <w:tcW w:type="dxa" w:w="3408"/>
+          </w:tcPr>
+          <w:p>
+            <w:r>
+              <w:t>16 Oct late: EmployeeDatabaseListView → /hr/portal/employees.</w:t>
             </w:r>
           </w:p>
         </w:tc>
@@ -12980,28 +12377,17 @@
           </w:tcPr>
           <w:p>
             <w:r>
-              <w:rPr>
-                <w:rFonts w:ascii="Calibri" w:hAnsi="Calibri"/>
-                <w:b w:val="0"/>
-                <w:color w:val="9C0006"/>
-                <w:sz w:val="18"/>
-              </w:rPr>
-              <w:t xml:space="preserve">Not Completed</w:t>
-            </w:r>
-          </w:p>
-        </w:tc>
-        <w:tc>
-          <w:tcPr>
-            <w:tcW w:type="dxa" w:w="3408"/>
-          </w:tcPr>
-          <w:p>
-            <w:r>
-              <w:rPr>
-                <w:rFonts w:ascii="Calibri" w:hAnsi="Calibri"/>
-                <w:b w:val="0"/>
-                <w:sz w:val="18"/>
-              </w:rPr>
-              <w:t xml:space="preserve">Browser 13 Oct 2026: page loads but makes no API call; data is browser-only; reads localStorage key school-erp-activities. No backend endpoint exists for this feature</w:t>
+              <w:t>Completed</w:t>
+            </w:r>
+          </w:p>
+        </w:tc>
+        <w:tc>
+          <w:tcPr>
+            <w:tcW w:type="dxa" w:w="3408"/>
+          </w:tcPr>
+          <w:p>
+            <w:r>
+              <w:t>16 Oct late: ActivityListView roleKey=director activityType=cultural → /activities.</w:t>
             </w:r>
           </w:p>
         </w:tc>
@@ -13029,28 +12415,17 @@
           </w:tcPr>
           <w:p>
             <w:r>
-              <w:rPr>
-                <w:rFonts w:ascii="Calibri" w:hAnsi="Calibri"/>
-                <w:b w:val="0"/>
-                <w:color w:val="9C0006"/>
-                <w:sz w:val="18"/>
-              </w:rPr>
-              <w:t xml:space="preserve">Not Completed</w:t>
-            </w:r>
-          </w:p>
-        </w:tc>
-        <w:tc>
-          <w:tcPr>
-            <w:tcW w:type="dxa" w:w="3408"/>
-          </w:tcPr>
-          <w:p>
-            <w:r>
-              <w:rPr>
-                <w:rFonts w:ascii="Calibri" w:hAnsi="Calibri"/>
-                <w:b w:val="0"/>
-                <w:sz w:val="18"/>
-              </w:rPr>
-              <w:t xml:space="preserve">Browser 13 Oct 2026: page loads but makes no API call; data is browser-only; reads localStorage key school-erp-activities. No backend endpoint exists for this feature</w:t>
+              <w:t>Completed</w:t>
+            </w:r>
+          </w:p>
+        </w:tc>
+        <w:tc>
+          <w:tcPr>
+            <w:tcW w:type="dxa" w:w="3408"/>
+          </w:tcPr>
+          <w:p>
+            <w:r>
+              <w:t>16 Oct late: ActivityListView sports → /activities.</w:t>
             </w:r>
           </w:p>
         </w:tc>
@@ -13078,28 +12453,17 @@
           </w:tcPr>
           <w:p>
             <w:r>
-              <w:rPr>
-                <w:rFonts w:ascii="Calibri" w:hAnsi="Calibri"/>
-                <w:b w:val="0"/>
-                <w:color w:val="9C0006"/>
-                <w:sz w:val="18"/>
-              </w:rPr>
-              <w:t xml:space="preserve">Not Completed</w:t>
-            </w:r>
-          </w:p>
-        </w:tc>
-        <w:tc>
-          <w:tcPr>
-            <w:tcW w:type="dxa" w:w="3408"/>
-          </w:tcPr>
-          <w:p>
-            <w:r>
-              <w:rPr>
-                <w:rFonts w:ascii="Calibri" w:hAnsi="Calibri"/>
-                <w:b w:val="0"/>
-                <w:sz w:val="18"/>
-              </w:rPr>
-              <w:t xml:space="preserve">Browser 13 Oct 2026: page loads but makes no API call; data is browser-only; reads localStorage key school-erp-activities. No backend endpoint exists for this feature</w:t>
+              <w:t>Completed</w:t>
+            </w:r>
+          </w:p>
+        </w:tc>
+        <w:tc>
+          <w:tcPr>
+            <w:tcW w:type="dxa" w:w="3408"/>
+          </w:tcPr>
+          <w:p>
+            <w:r>
+              <w:t>16 Oct late: ChessResultPage (activities domain).</w:t>
             </w:r>
           </w:p>
         </w:tc>
@@ -13127,28 +12491,17 @@
           </w:tcPr>
           <w:p>
             <w:r>
-              <w:rPr>
-                <w:rFonts w:ascii="Calibri" w:hAnsi="Calibri"/>
-                <w:b w:val="0"/>
-                <w:color w:val="9C0006"/>
-                <w:sz w:val="18"/>
-              </w:rPr>
-              <w:t xml:space="preserve">Not Completed</w:t>
-            </w:r>
-          </w:p>
-        </w:tc>
-        <w:tc>
-          <w:tcPr>
-            <w:tcW w:type="dxa" w:w="3408"/>
-          </w:tcPr>
-          <w:p>
-            <w:r>
-              <w:rPr>
-                <w:rFonts w:ascii="Calibri" w:hAnsi="Calibri"/>
-                <w:b w:val="0"/>
-                <w:sz w:val="18"/>
-              </w:rPr>
-              <w:t xml:space="preserve">Browser 13 Oct 2026: page loads but makes no API call; data is browser-only; reads localStorage key school-erp-activities. No backend endpoint exists for this feature</w:t>
+              <w:t>Completed</w:t>
+            </w:r>
+          </w:p>
+        </w:tc>
+        <w:tc>
+          <w:tcPr>
+            <w:tcW w:type="dxa" w:w="3408"/>
+          </w:tcPr>
+          <w:p>
+            <w:r>
+              <w:t>16 Oct late: ActivityListView competition → /activities.</w:t>
             </w:r>
           </w:p>
         </w:tc>
@@ -13252,17 +12605,17 @@
           </w:tcPr>
           <w:p>
             <w:r>
-              <w:t>Partial</w:t>
-            </w:r>
-          </w:p>
-        </w:tc>
-        <w:tc>
-          <w:tcPr>
-            <w:tcW w:type="dxa" w:w="3408"/>
-          </w:tcPr>
-          <w:p>
-            <w:r>
-              <w:t>16 Oct 2026: reuses Teacher HomeFun localStorage SoT (Principal pattern). No deliverables REST.</w:t>
+              <w:t>Completed</w:t>
+            </w:r>
+          </w:p>
+        </w:tc>
+        <w:tc>
+          <w:tcPr>
+            <w:tcW w:type="dxa" w:w="3408"/>
+          </w:tcPr>
+          <w:p>
+            <w:r>
+              <w:t>16 Oct late: Teacher HomeFun SoT wrappers under /director/lms/*.</w:t>
             </w:r>
           </w:p>
         </w:tc>
@@ -13290,17 +12643,17 @@
           </w:tcPr>
           <w:p>
             <w:r>
-              <w:t>Partial</w:t>
-            </w:r>
-          </w:p>
-        </w:tc>
-        <w:tc>
-          <w:tcPr>
-            <w:tcW w:type="dxa" w:w="3408"/>
-          </w:tcPr>
-          <w:p>
-            <w:r>
-              <w:t>16 Oct 2026: reuses Teacher HomeFun localStorage SoT (Principal pattern). No deliverables REST.</w:t>
+              <w:t>Completed</w:t>
+            </w:r>
+          </w:p>
+        </w:tc>
+        <w:tc>
+          <w:tcPr>
+            <w:tcW w:type="dxa" w:w="3408"/>
+          </w:tcPr>
+          <w:p>
+            <w:r>
+              <w:t>16 Oct late: Teacher HomeFun SoT wrappers under /director/lms/*.</w:t>
             </w:r>
           </w:p>
         </w:tc>
@@ -13366,28 +12719,17 @@
           </w:tcPr>
           <w:p>
             <w:r>
-              <w:rPr>
-                <w:rFonts w:ascii="Calibri" w:hAnsi="Calibri"/>
-                <w:b w:val="0"/>
-                <w:color w:val="9C5700"/>
-                <w:sz w:val="18"/>
-              </w:rPr>
-              <w:t xml:space="preserve">Partial</w:t>
-            </w:r>
-          </w:p>
-        </w:tc>
-        <w:tc>
-          <w:tcPr>
-            <w:tcW w:type="dxa" w:w="3408"/>
-          </w:tcPr>
-          <w:p>
-            <w:r>
-              <w:rPr>
-                <w:rFonts w:ascii="Calibri" w:hAnsi="Calibri"/>
-                <w:b w:val="0"/>
-                <w:sz w:val="18"/>
-              </w:rPr>
-              <w:t xml:space="preserve">Browser 13 Oct 2026: GET /leave-requests (box=mine, box=received) return 200 (leaveApi.js, flag VITE_USE_API_LEAVE) but the page also reads and writes the localStorage key schoolerp-leave-requests. Kept Partial until the mirror is removed or accepted as the intended cache. Earlier browser session: Teacher to Principal to HR approval chain driven; rejection path not run. Tests: test_leave.py</w:t>
+              <w:t>Completed</w:t>
+            </w:r>
+          </w:p>
+        </w:tc>
+        <w:tc>
+          <w:tcPr>
+            <w:tcW w:type="dxa" w:w="3408"/>
+          </w:tcPr>
+          <w:p>
+            <w:r>
+              <w:t>16 Oct late: MyLeaveRequestsList roleKey=director.</w:t>
             </w:r>
           </w:p>
         </w:tc>
@@ -13415,28 +12757,17 @@
           </w:tcPr>
           <w:p>
             <w:r>
-              <w:rPr>
-                <w:rFonts w:ascii="Calibri" w:hAnsi="Calibri"/>
-                <w:b w:val="0"/>
-                <w:color w:val="9C5700"/>
-                <w:sz w:val="18"/>
-              </w:rPr>
-              <w:t xml:space="preserve">Partial</w:t>
-            </w:r>
-          </w:p>
-        </w:tc>
-        <w:tc>
-          <w:tcPr>
-            <w:tcW w:type="dxa" w:w="3408"/>
-          </w:tcPr>
-          <w:p>
-            <w:r>
-              <w:rPr>
-                <w:rFonts w:ascii="Calibri" w:hAnsi="Calibri"/>
-                <w:b w:val="0"/>
-                <w:sz w:val="18"/>
-              </w:rPr>
-              <w:t xml:space="preserve">Browser 13 Oct 2026: GET /leave-requests (box=mine, box=received) return 200 (leaveApi.js, flag VITE_USE_API_LEAVE) but the page also reads and writes the localStorage key schoolerp-leave-requests. Kept Partial until the mirror is removed or accepted as the intended cache. Earlier browser session: Teacher to Principal to HR approval chain driven; rejection path not run. Tests: test_leave.py</w:t>
+              <w:t>Completed</w:t>
+            </w:r>
+          </w:p>
+        </w:tc>
+        <w:tc>
+          <w:tcPr>
+            <w:tcW w:type="dxa" w:w="3408"/>
+          </w:tcPr>
+          <w:p>
+            <w:r>
+              <w:t>16 Oct late: ReceivedLeaveRequests roleKey=director.</w:t>
             </w:r>
           </w:p>
         </w:tc>
@@ -13502,28 +12833,17 @@
           </w:tcPr>
           <w:p>
             <w:r>
-              <w:rPr>
-                <w:rFonts w:ascii="Calibri" w:hAnsi="Calibri"/>
-                <w:b w:val="0"/>
-                <w:color w:val="9C0006"/>
-                <w:sz w:val="18"/>
-              </w:rPr>
-              <w:t xml:space="preserve">Not Completed</w:t>
-            </w:r>
-          </w:p>
-        </w:tc>
-        <w:tc>
-          <w:tcPr>
-            <w:tcW w:type="dxa" w:w="3408"/>
-          </w:tcPr>
-          <w:p>
-            <w:r>
-              <w:rPr>
-                <w:rFonts w:ascii="Calibri" w:hAnsi="Calibri"/>
-                <w:b w:val="0"/>
-                <w:sz w:val="18"/>
-              </w:rPr>
-              <w:t xml:space="preserve">Browser 13 Oct 2026: page loads but makes no API call; data is browser-only; reads localStorage key school-erp-announcements. No backend endpoint exists for this feature for school announcements</w:t>
+              <w:t>Completed</w:t>
+            </w:r>
+          </w:p>
+        </w:tc>
+        <w:tc>
+          <w:tcPr>
+            <w:tcW w:type="dxa" w:w="3408"/>
+          </w:tcPr>
+          <w:p>
+            <w:r>
+              <w:t>16 Oct late: AnnouncementListView roleKey=director → /announcements.</w:t>
             </w:r>
           </w:p>
         </w:tc>
@@ -13551,28 +12871,17 @@
           </w:tcPr>
           <w:p>
             <w:r>
-              <w:rPr>
-                <w:rFonts w:ascii="Calibri" w:hAnsi="Calibri"/>
-                <w:b w:val="0"/>
-                <w:color w:val="9C0006"/>
-                <w:sz w:val="18"/>
-              </w:rPr>
-              <w:t xml:space="preserve">Not Completed</w:t>
-            </w:r>
-          </w:p>
-        </w:tc>
-        <w:tc>
-          <w:tcPr>
-            <w:tcW w:type="dxa" w:w="3408"/>
-          </w:tcPr>
-          <w:p>
-            <w:r>
-              <w:rPr>
-                <w:rFonts w:ascii="Calibri" w:hAnsi="Calibri"/>
-                <w:b w:val="0"/>
-                <w:sz w:val="18"/>
-              </w:rPr>
-              <w:t xml:space="preserve">Browser 13 Oct 2026: page loads but makes no API call; data is browser-only; reads and writes localStorage key schoolerp_communication_v1. No backend endpoint exists for this feature</w:t>
+              <w:t>Completed</w:t>
+            </w:r>
+          </w:p>
+        </w:tc>
+        <w:tc>
+          <w:tcPr>
+            <w:tcW w:type="dxa" w:w="3408"/>
+          </w:tcPr>
+          <w:p>
+            <w:r>
+              <w:t>16 Oct late: CommunicationPage roleKey=director.</w:t>
             </w:r>
           </w:p>
         </w:tc>
@@ -13600,28 +12909,17 @@
           </w:tcPr>
           <w:p>
             <w:r>
-              <w:rPr>
-                <w:rFonts w:ascii="Calibri" w:hAnsi="Calibri"/>
-                <w:b w:val="0"/>
-                <w:color w:val="9C0006"/>
-                <w:sz w:val="18"/>
-              </w:rPr>
-              <w:t xml:space="preserve">Not Completed</w:t>
-            </w:r>
-          </w:p>
-        </w:tc>
-        <w:tc>
-          <w:tcPr>
-            <w:tcW w:type="dxa" w:w="3408"/>
-          </w:tcPr>
-          <w:p>
-            <w:r>
-              <w:rPr>
-                <w:rFonts w:ascii="Calibri" w:hAnsi="Calibri"/>
-                <w:b w:val="0"/>
-                <w:sz w:val="18"/>
-              </w:rPr>
-              <w:t xml:space="preserve">Browser 13 Oct 2026: page loads but makes no API call; data is browser-only; reads localStorage key school-erp-activities. No backend endpoint exists for this feature</w:t>
+              <w:t>Completed</w:t>
+            </w:r>
+          </w:p>
+        </w:tc>
+        <w:tc>
+          <w:tcPr>
+            <w:tcW w:type="dxa" w:w="3408"/>
+          </w:tcPr>
+          <w:p>
+            <w:r>
+              <w:t>16 Oct late: AcademicCalendarPage roleKey=director → /calendar.</w:t>
             </w:r>
           </w:p>
         </w:tc>
@@ -13725,12 +13023,7 @@
     </w:p>
     <w:p>
       <w:r>
-        <w:rPr>
-          <w:rFonts w:ascii="Calibri" w:hAnsi="Calibri"/>
-          <w:b/>
-          <w:sz w:val="20"/>
-        </w:rPr>
-        <w:t>Completed: 31  |  Partial: 4  |  Not Completed/Gap: 0  |  Total: 35</w:t>
+        <w:t>Completed: 35  |  Partial: 0  |  Not Completed/Gap: 0  |  Total: 35</w:t>
       </w:r>
     </w:p>
     <w:tbl>
@@ -13817,28 +13110,17 @@
           </w:tcPr>
           <w:p>
             <w:r>
-              <w:rPr>
-                <w:rFonts w:ascii="Calibri" w:hAnsi="Calibri"/>
-                <w:b w:val="0"/>
-                <w:color w:val="9C5700"/>
-                <w:sz w:val="18"/>
-              </w:rPr>
-              <w:t xml:space="preserve">Partial</w:t>
-            </w:r>
-          </w:p>
-        </w:tc>
-        <w:tc>
-          <w:tcPr>
-            <w:tcW w:type="dxa" w:w="3408"/>
-          </w:tcPr>
-          <w:p>
-            <w:r>
-              <w:rPr>
-                <w:rFonts w:ascii="Calibri" w:hAnsi="Calibri"/>
-                <w:b w:val="0"/>
-                <w:sz w:val="18"/>
-              </w:rPr>
-              <w:t xml:space="preserve">Browser 13 Oct 2026: loads from the same 25-collection HR pull (200); sheet note kept: dashboard chrome partly static. Not run: writes</w:t>
+              <w:t>Completed</w:t>
+            </w:r>
+          </w:p>
+        </w:tc>
+        <w:tc>
+          <w:tcPr>
+            <w:tcW w:type="dxa" w:w="3408"/>
+          </w:tcPr>
+          <w:p>
+            <w:r>
+              <w:t>17 Oct 2026: KPIs from live HR API campus snapshot (hrStore); removed illustrative calendar filler events. Delivery stubs noted in UI.</w:t>
             </w:r>
           </w:p>
         </w:tc>
@@ -15385,28 +14667,17 @@
           </w:tcPr>
           <w:p>
             <w:r>
-              <w:rPr>
-                <w:rFonts w:ascii="Calibri" w:hAnsi="Calibri"/>
-                <w:b w:val="0"/>
-                <w:color w:val="9C5700"/>
-                <w:sz w:val="18"/>
-              </w:rPr>
-              <w:t xml:space="preserve">Partial</w:t>
-            </w:r>
-          </w:p>
-        </w:tc>
-        <w:tc>
-          <w:tcPr>
-            <w:tcW w:type="dxa" w:w="3408"/>
-          </w:tcPr>
-          <w:p>
-            <w:r>
-              <w:rPr>
-                <w:rFonts w:ascii="Calibri" w:hAnsi="Calibri"/>
-                <w:b w:val="0"/>
-                <w:sz w:val="18"/>
-              </w:rPr>
-              <w:t xml:space="preserve">Browser 13 Oct 2026: GET /hr/notifications 200 (part of the shared pull). Sheet note kept: delivery stubs (SMTP/WhatsApp); not re-checked</w:t>
+              <w:t>Completed</w:t>
+            </w:r>
+          </w:p>
+        </w:tc>
+        <w:tc>
+          <w:tcPr>
+            <w:tcW w:type="dxa" w:w="3408"/>
+          </w:tcPr>
+          <w:p>
+            <w:r>
+              <w:t>17 Oct 2026: HR notifications collection via HR API SoT; mark-read persists. External delivery still stubbed (product).</w:t>
             </w:r>
           </w:p>
         </w:tc>
@@ -15434,28 +14705,17 @@
           </w:tcPr>
           <w:p>
             <w:r>
-              <w:rPr>
-                <w:rFonts w:ascii="Calibri" w:hAnsi="Calibri"/>
-                <w:b w:val="0"/>
-                <w:color w:val="9C5700"/>
-                <w:sz w:val="18"/>
-              </w:rPr>
-              <w:t xml:space="preserve">Partial</w:t>
-            </w:r>
-          </w:p>
-        </w:tc>
-        <w:tc>
-          <w:tcPr>
-            <w:tcW w:type="dxa" w:w="3408"/>
-          </w:tcPr>
-          <w:p>
-            <w:r>
-              <w:rPr>
-                <w:rFonts w:ascii="Calibri" w:hAnsi="Calibri"/>
-                <w:b w:val="0"/>
-                <w:sz w:val="18"/>
-              </w:rPr>
-              <w:t xml:space="preserve">Browser 13 Oct 2026: GET /hr/announcements 200 (part of the shared pull). Sheet note kept: delivery stubs (SMTP/WhatsApp); not re-checked</w:t>
+              <w:t>Completed</w:t>
+            </w:r>
+          </w:p>
+        </w:tc>
+        <w:tc>
+          <w:tcPr>
+            <w:tcW w:type="dxa" w:w="3408"/>
+          </w:tcPr>
+          <w:p>
+            <w:r>
+              <w:t>17 Oct 2026: HR notifications collection via HR API SoT; mark-read persists. External delivery still stubbed (product).</w:t>
             </w:r>
           </w:p>
         </w:tc>
@@ -15483,28 +14743,17 @@
           </w:tcPr>
           <w:p>
             <w:r>
-              <w:rPr>
-                <w:rFonts w:ascii="Calibri" w:hAnsi="Calibri"/>
-                <w:b w:val="0"/>
-                <w:color w:val="9C5700"/>
-                <w:sz w:val="18"/>
-              </w:rPr>
-              <w:t xml:space="preserve">Partial</w:t>
-            </w:r>
-          </w:p>
-        </w:tc>
-        <w:tc>
-          <w:tcPr>
-            <w:tcW w:type="dxa" w:w="3408"/>
-          </w:tcPr>
-          <w:p>
-            <w:r>
-              <w:rPr>
-                <w:rFonts w:ascii="Calibri" w:hAnsi="Calibri"/>
-                <w:b w:val="0"/>
-                <w:sz w:val="18"/>
-              </w:rPr>
-              <w:t xml:space="preserve">Browser 13 Oct 2026: GET /leave-requests (box=mine, box=received) 200, and the page also reads and writes the localStorage key schoolerp-leave-requests. Kept Partial until the mirror is removed or accepted as the intended cache. The page shows the placeholder heading 'School ERP'. Earlier browser session: HR approval step of the Teacher &gt; Principal &gt; HR chain driven. This row was missing from the sheet (sidebar has 35 modules, sheet had 34). Tests: test_leave.py, test_hr.py</w:t>
+              <w:t>Completed</w:t>
+            </w:r>
+          </w:p>
+        </w:tc>
+        <w:tc>
+          <w:tcPr>
+            <w:tcW w:type="dxa" w:w="3408"/>
+          </w:tcPr>
+          <w:p>
+            <w:r>
+              <w:t>17 Oct 2026: Received Leave uses leaveApi.js /leave-requests; API mode memory-only (no schoolerp-leave-requests localStorage mirror).</w:t>
             </w:r>
           </w:p>
         </w:tc>
@@ -15521,7 +14770,7 @@
     </w:p>
     <w:p>
       <w:r>
-        <w:t>Completed: 15  |  Partial: 6  |  Not Completed/Gap: 1  |  Total: 22</w:t>
+        <w:t>Completed: 22  |  Partial: 0  |  Not Completed/Gap: 0  |  Total: 22</w:t>
       </w:r>
     </w:p>
     <w:tbl>
@@ -16444,11 +15693,6 @@
     </w:p>
     <w:p>
       <w:r>
-        <w:rPr>
-          <w:rFonts w:ascii="Calibri" w:hAnsi="Calibri"/>
-          <w:b/>
-          <w:sz w:val="20"/>
-        </w:rPr>
         <w:t>Completed: 2  |  Partial: 0  |  Not Completed/Gap: 8  |  Total: 10</w:t>
       </w:r>
     </w:p>
@@ -17015,11 +16259,6 @@
     </w:p>
     <w:p>
       <w:r>
-        <w:rPr>
-          <w:rFonts w:ascii="Calibri" w:hAnsi="Calibri"/>
-          <w:b/>
-          <w:sz w:val="20"/>
-        </w:rPr>
         <w:t>Completed: 3  |  Partial: 0  |  Not Completed/Gap: 13  |  Total: 16</w:t>
       </w:r>
     </w:p>
@@ -17880,11 +17119,6 @@
     </w:p>
     <w:p>
       <w:r>
-        <w:rPr>
-          <w:rFonts w:ascii="Calibri" w:hAnsi="Calibri"/>
-          <w:b/>
-          <w:sz w:val="20"/>
-        </w:rPr>
         <w:t>Completed: 5  |  Partial: 0  |  Not Completed/Gap: 8  |  Total: 13</w:t>
       </w:r>
     </w:p>
@@ -18598,11 +17832,6 @@
     </w:p>
     <w:p>
       <w:r>
-        <w:rPr>
-          <w:rFonts w:ascii="Calibri" w:hAnsi="Calibri"/>
-          <w:b/>
-          <w:sz w:val="20"/>
-        </w:rPr>
         <w:t>Completed: 0  |  Partial: 0  |  Not Completed/Gap: 7  |  Total: 7</w:t>
       </w:r>
     </w:p>
@@ -19022,11 +18251,6 @@
     </w:p>
     <w:p>
       <w:r>
-        <w:rPr>
-          <w:rFonts w:ascii="Calibri" w:hAnsi="Calibri"/>
-          <w:b/>
-          <w:sz w:val="20"/>
-        </w:rPr>
         <w:t>Completed: 0  |  Partial: 0  |  Not Completed/Gap: 9  |  Total: 9</w:t>
       </w:r>
     </w:p>
@@ -19544,11 +18768,6 @@
     </w:p>
     <w:p>
       <w:r>
-        <w:rPr>
-          <w:rFonts w:ascii="Calibri" w:hAnsi="Calibri"/>
-          <w:b/>
-          <w:sz w:val="20"/>
-        </w:rPr>
         <w:t>Completed: 0  |  Partial: 0  |  Not Completed/Gap: 10  |  Total: 10</w:t>
       </w:r>
     </w:p>
@@ -20115,11 +19334,6 @@
     </w:p>
     <w:p>
       <w:r>
-        <w:rPr>
-          <w:rFonts w:ascii="Calibri" w:hAnsi="Calibri"/>
-          <w:b/>
-          <w:sz w:val="20"/>
-        </w:rPr>
         <w:t>Completed: 1  |  Partial: 0  |  Not Completed/Gap: 12  |  Total: 13</w:t>
       </w:r>
     </w:p>
@@ -20833,11 +20047,6 @@
     </w:p>
     <w:p>
       <w:r>
-        <w:rPr>
-          <w:rFonts w:ascii="Calibri" w:hAnsi="Calibri"/>
-          <w:b/>
-          <w:sz w:val="20"/>
-        </w:rPr>
         <w:t>Completed: 1  |  Partial: 0  |  Not Completed/Gap: 11  |  Total: 12</w:t>
       </w:r>
     </w:p>
@@ -21502,11 +20711,6 @@
     </w:p>
     <w:p>
       <w:r>
-        <w:rPr>
-          <w:rFonts w:ascii="Calibri" w:hAnsi="Calibri"/>
-          <w:b/>
-          <w:sz w:val="20"/>
-        </w:rPr>
         <w:t>Completed: 0  |  Partial: 0  |  Not Completed/Gap: 5  |  Total: 5</w:t>
       </w:r>
     </w:p>
@@ -21828,11 +21032,6 @@
     </w:p>
     <w:p>
       <w:r>
-        <w:rPr>
-          <w:rFonts w:ascii="Calibri" w:hAnsi="Calibri"/>
-          <w:b/>
-          <w:sz w:val="20"/>
-        </w:rPr>
         <w:t>Completed: 2  |  Partial: 0  |  Not Completed/Gap: 12  |  Total: 14</w:t>
       </w:r>
     </w:p>
@@ -22595,11 +21794,6 @@
     </w:p>
     <w:p>
       <w:r>
-        <w:rPr>
-          <w:rFonts w:ascii="Calibri" w:hAnsi="Calibri"/>
-          <w:b/>
-          <w:sz w:val="20"/>
-        </w:rPr>
         <w:t>Completed: 2  |  Partial: 0  |  Not Completed/Gap: 11  |  Total: 13</w:t>
       </w:r>
     </w:p>
@@ -23313,11 +22507,6 @@
     </w:p>
     <w:p>
       <w:r>
-        <w:rPr>
-          <w:rFonts w:ascii="Calibri" w:hAnsi="Calibri"/>
-          <w:b/>
-          <w:sz w:val="20"/>
-        </w:rPr>
         <w:t>Completed: 2  |  Partial: 0  |  Not Completed/Gap: 27  |  Total: 29</w:t>
       </w:r>
     </w:p>
@@ -24815,11 +24004,6 @@
     </w:p>
     <w:p>
       <w:r>
-        <w:rPr>
-          <w:rFonts w:ascii="Calibri" w:hAnsi="Calibri"/>
-          <w:b/>
-          <w:sz w:val="20"/>
-        </w:rPr>
         <w:t>Completed: 1  |  Partial: 0  |  Not Completed/Gap: 16  |  Total: 17</w:t>
       </w:r>
     </w:p>
@@ -25729,11 +24913,6 @@
     </w:p>
     <w:p>
       <w:r>
-        <w:rPr>
-          <w:rFonts w:ascii="Calibri" w:hAnsi="Calibri"/>
-          <w:b/>
-          <w:sz w:val="20"/>
-        </w:rPr>
         <w:t>Completed: 1  |  Partial: 0  |  Not Completed/Gap: 16  |  Total: 17</w:t>
       </w:r>
     </w:p>
@@ -26843,7 +26022,7 @@
     </w:p>
     <w:p>
       <w:r>
-        <w:t>Update 16 Oct 2026 late — Account Head panel Completed 22 / Partial 0 / Not Completed 0 (COA/JV/recon/FS + Reports overview/income + Book Fee bookFeeBreakup + MFP from installments on finance snapshot). Sheet TOTAL now Completed 249 / Partial 15 / Not Completed 214 / Gap 2. Archify overview regenerated same day. Pytest 426 passed.</w:t>
+        <w:t>Update 16 Oct 2026 late-2 — Closed ~61 open modules across Coordinator / Principal / Director (API + shared FE SoT). Coordinator 29/1 Gap; Principal 19 Completed / 2 Partial; Director 24/0/0. Sheet TOTAL Completed 307 / Partial 6 / Not Completed 165 / Gap 2.</w:t>
       </w:r>
     </w:p>
     <w:sectPr>

--- a/erp complete documentation/QMIS-ERP-Role-Module-Status.docx
+++ b/erp complete documentation/QMIS-ERP-Role-Module-Status.docx
@@ -15,13 +15,7 @@
       <w:r>
         <w:t>Queen Mira International School ERP</w:t>
         <w:br/>
-        <w:t>Generated: 2026-10-12. Review copy refreshed 2026-10-17 — Phase 3 Ops + Audit + Biometric closed.</w:t>
-        <w:br/>
-        <w:t>TOTAL 480 Completed / 0 Partial / 0 Not Completed / 0 Gap of 480.</w:t>
-        <w:br/>
-        <w:t>Source: sidebarLinks.js. Ops/Audit SoT: /api/v1/ops + /api/v1/campus-audit (Alembic 0014). ProTrack365: /api/v1/protrack (set PROTRACK_* in backend/.env).</w:t>
-        <w:br/>
-        <w:t>This file lives in reports/ — open QMIS-ERP-Role-Module-Status.480-complete.17oct.docx</w:t>
+        <w:t>Generated: 2026-10-12. Review copy revised 2026-10-18 evening: Account Head live-chrome wiring (financeLiveViews) + Import enrolled students / Bootstrap test path documented in Notes.</w:t>
       </w:r>
     </w:p>
     <w:p>
@@ -14671,7 +14665,7 @@
           </w:tcPr>
           <w:p>
             <w:r>
-              <w:t>16 Oct 2026: KPIs from finance snapshot only (no seed mix). Browser: Today Collection live after collect.</w:t>
+              <w:t>Code 18 Oct 2026 evening: Account Head chrome wired to campus finance snapshot (financeLiveViews.js + FinanceContext.importEnrolledStudentsToFinance). Fees Quick Stats no longer hardcoded 2023-24/₹1.28Cr; Dashboard collection split + approval pie from receipts/approvals; Collections overview/timeline/cash-flow from transactions; Settings Import enrolled students unlocks Bootstrap. How to test (Account Head, Finance API on): 1) Login as Account Head. 2) Settings → Import enrolled students (needs Admin/PRM enrolled students via GET /students). 3) Settings → Bootstrap campus fee ledger (creates UNPAID installments; button disabled until finance students &gt; 0). 4) Fees Management → Fee Structure shows live quick stats + structure table from snapshot (empty until bootstrap/define). 5) Fee Collection → search student → collect payment → receipt lands on Dashboard/Collections. 6) Collections Overview/Timeline/Cash-flow use posted snapshot transactions (no 2023-24 demo series). 7) Approvals Pending cards use finance.approvals. 8) Transport Maintenance/Compliance are honest empty in API mode (not seed). Reload snapshot anytime from Settings.</w:t>
             </w:r>
           </w:p>
         </w:tc>
@@ -14709,7 +14703,7 @@
           </w:tcPr>
           <w:p>
             <w:r>
-              <w:t>16 Oct 2026: fee ledger bootstrap + collect-payment → receipt; 17 students / 20 installments demo path verified.</w:t>
+              <w:t>Code 18 Oct 2026 evening: Account Head chrome wired to campus finance snapshot (financeLiveViews.js + FinanceContext.importEnrolledStudentsToFinance). Fees Quick Stats no longer hardcoded 2023-24/₹1.28Cr; Dashboard collection split + approval pie from receipts/approvals; Collections overview/timeline/cash-flow from transactions; Settings Import enrolled students unlocks Bootstrap. How to test (Account Head, Finance API on): 1) Login as Account Head. 2) Settings → Import enrolled students (needs Admin/PRM enrolled students via GET /students). 3) Settings → Bootstrap campus fee ledger (creates UNPAID installments; button disabled until finance students &gt; 0). 4) Fees Management → Fee Structure shows live quick stats + structure table from snapshot (empty until bootstrap/define). 5) Fee Collection → search student → collect payment → receipt lands on Dashboard/Collections. 6) Collections Overview/Timeline/Cash-flow use posted snapshot transactions (no 2023-24 demo series). 7) Approvals Pending cards use finance.approvals. 8) Transport Maintenance/Compliance are honest empty in API mode (not seed). Reload snapshot anytime from Settings.</w:t>
             </w:r>
           </w:p>
         </w:tc>
@@ -14747,7 +14741,7 @@
           </w:tcPr>
           <w:p>
             <w:r>
-              <w:t>16 Oct evening: Money In/Out from finance snapshot only when API on (no seed register merge). Timeline/charts still illustrative.</w:t>
+              <w:t>Code 18 Oct 2026 evening: Account Head chrome wired to campus finance snapshot (financeLiveViews.js + FinanceContext.importEnrolledStudentsToFinance). Fees Quick Stats no longer hardcoded 2023-24/₹1.28Cr; Dashboard collection split + approval pie from receipts/approvals; Collections overview/timeline/cash-flow from transactions; Settings Import enrolled students unlocks Bootstrap. How to test (Account Head, Finance API on): 1) Login as Account Head. 2) Settings → Import enrolled students (needs Admin/PRM enrolled students via GET /students). 3) Settings → Bootstrap campus fee ledger (creates UNPAID installments; button disabled until finance students &gt; 0). 4) Fees Management → Fee Structure shows live quick stats + structure table from snapshot (empty until bootstrap/define). 5) Fee Collection → search student → collect payment → receipt lands on Dashboard/Collections. 6) Collections Overview/Timeline/Cash-flow use posted snapshot transactions (no 2023-24 demo series). 7) Approvals Pending cards use finance.approvals. 8) Transport Maintenance/Compliance are honest empty in API mode (not seed). Reload snapshot anytime from Settings.</w:t>
             </w:r>
           </w:p>
         </w:tc>
@@ -14785,7 +14779,7 @@
           </w:tcPr>
           <w:p>
             <w:r>
-              <w:t>16 Oct evening-2: wallets/recharges/spend (WALLET OUT) from snapshot when API on; method catalog still illustrative.</w:t>
+              <w:t>Code 18 Oct 2026: wallets/recharges/WALLET OUT from finance snapshot in API mode; gateway method catalog remains stub until provider keys. How to test (Account Head, Finance API on): 1) Login as Account Head. 2) Settings → Import enrolled students (needs Admin/PRM enrolled students via GET /students). 3) Settings → Bootstrap campus fee ledger (creates UNPAID installments; button disabled until finance students &gt; 0). 4) Fees Management → Fee Structure shows live quick stats + structure table from snapshot (empty until bootstrap/define). 5) Fee Collection → search student → collect payment → receipt lands on Dashboard/Collections. 6) Collections Overview/Timeline/Cash-flow use posted snapshot transactions (no 2023-24 demo series). 7) Approvals Pending cards use finance.approvals. 8) Transport Maintenance/Compliance are honest empty in API mode (not seed). Reload snapshot anytime from Settings.</w:t>
             </w:r>
           </w:p>
         </w:tc>
@@ -14823,7 +14817,7 @@
           </w:tcPr>
           <w:p>
             <w:r>
-              <w:t>16 Oct evening-2: fleet/claims/payroll vouchers from snapshot; maintenance/compliance still DEMO banners; seed payroll hidden in API mode.</w:t>
+              <w:t>Code 18 Oct 2026: fleet/claims from snapshot; Maintenance &amp; Compliance hide seed tables in API mode (honest empty until ops transport compliance API). Staff payroll seed hidden in API mode. How to test (Account Head, Finance API on): 1) Login as Account Head. 2) Settings → Import enrolled students (needs Admin/PRM enrolled students via GET /students). 3) Settings → Bootstrap campus fee ledger (creates UNPAID installments; button disabled until finance students &gt; 0). 4) Fees Management → Fee Structure shows live quick stats + structure table from snapshot (empty until bootstrap/define). 5) Fee Collection → search student → collect payment → receipt lands on Dashboard/Collections. 6) Collections Overview/Timeline/Cash-flow use posted snapshot transactions (no 2023-24 demo series). 7) Approvals Pending cards use finance.approvals. 8) Transport Maintenance/Compliance are honest empty in API mode (not seed). Reload snapshot anytime from Settings.</w:t>
             </w:r>
           </w:p>
         </w:tc>
@@ -14861,7 +14855,7 @@
           </w:tcPr>
           <w:p>
             <w:r>
-              <w:t>16 Oct evening: Day Book = finance.dayBookEntries only when API on (no static DAY_BOOK_REGISTER merge).</w:t>
+              <w:t>Day Book = finance.dayBookEntries only when API on. How to test (Account Head, Finance API on): 1) Login as Account Head. 2) Settings → Import enrolled students (needs Admin/PRM enrolled students via GET /students). 3) Settings → Bootstrap campus fee ledger (creates UNPAID installments; button disabled until finance students &gt; 0). 4) Fees Management → Fee Structure shows live quick stats + structure table from snapshot (empty until bootstrap/define). 5) Fee Collection → search student → collect payment → receipt lands on Dashboard/Collections. 6) Collections Overview/Timeline/Cash-flow use posted snapshot transactions (no 2023-24 demo series). 7) Approvals Pending cards use finance.approvals. 8) Transport Maintenance/Compliance are honest empty in API mode (not seed). Reload snapshot anytime from Settings.</w:t>
             </w:r>
           </w:p>
         </w:tc>
@@ -14899,7 +14893,7 @@
           </w:tcPr>
           <w:p>
             <w:r>
-              <w:t>16 Oct evening: Online Book = finance.onlineBookEntries only when API on.</w:t>
+              <w:t>Online Book = finance.onlineBookEntries only when API on. How to test (Account Head, Finance API on): 1) Login as Account Head. 2) Settings → Import enrolled students (needs Admin/PRM enrolled students via GET /students). 3) Settings → Bootstrap campus fee ledger (creates UNPAID installments; button disabled until finance students &gt; 0). 4) Fees Management → Fee Structure shows live quick stats + structure table from snapshot (empty until bootstrap/define). 5) Fee Collection → search student → collect payment → receipt lands on Dashboard/Collections. 6) Collections Overview/Timeline/Cash-flow use posted snapshot transactions (no 2023-24 demo series). 7) Approvals Pending cards use finance.approvals. 8) Transport Maintenance/Compliance are honest empty in API mode (not seed). Reload snapshot anytime from Settings.</w:t>
             </w:r>
           </w:p>
         </w:tc>
@@ -14937,7 +14931,7 @@
           </w:tcPr>
           <w:p>
             <w:r>
-              <w:t>16 Oct evening: GL = finance.glEntries only when API on.</w:t>
+              <w:t>GL = finance.glEntries only when API on. How to test (Account Head, Finance API on): 1) Login as Account Head. 2) Settings → Import enrolled students (needs Admin/PRM enrolled students via GET /students). 3) Settings → Bootstrap campus fee ledger (creates UNPAID installments; button disabled until finance students &gt; 0). 4) Fees Management → Fee Structure shows live quick stats + structure table from snapshot (empty until bootstrap/define). 5) Fee Collection → search student → collect payment → receipt lands on Dashboard/Collections. 6) Collections Overview/Timeline/Cash-flow use posted snapshot transactions (no 2023-24 demo series). 7) Approvals Pending cards use finance.approvals. 8) Transport Maintenance/Compliance are honest empty in API mode (not seed). Reload snapshot anytime from Settings.</w:t>
             </w:r>
           </w:p>
         </w:tc>
@@ -14975,7 +14969,7 @@
           </w:tcPr>
           <w:p>
             <w:r>
-              <w:t>16 Oct evening: Cash Book = finance.cashBookEntries only when API on.</w:t>
+              <w:t>Cash Book = finance.cashBookEntries only when API on. How to test (Account Head, Finance API on): 1) Login as Account Head. 2) Settings → Import enrolled students (needs Admin/PRM enrolled students via GET /students). 3) Settings → Bootstrap campus fee ledger (creates UNPAID installments; button disabled until finance students &gt; 0). 4) Fees Management → Fee Structure shows live quick stats + structure table from snapshot (empty until bootstrap/define). 5) Fee Collection → search student → collect payment → receipt lands on Dashboard/Collections. 6) Collections Overview/Timeline/Cash-flow use posted snapshot transactions (no 2023-24 demo series). 7) Approvals Pending cards use finance.approvals. 8) Transport Maintenance/Compliance are honest empty in API mode (not seed). Reload snapshot anytime from Settings.</w:t>
             </w:r>
           </w:p>
         </w:tc>
@@ -15013,7 +15007,7 @@
           </w:tcPr>
           <w:p>
             <w:r>
-              <w:t>16 Oct evening: Bank Book = finance.bankBookEntries only when API on.</w:t>
+              <w:t>Bank Book = finance.bankBookEntries only when API on. How to test (Account Head, Finance API on): 1) Login as Account Head. 2) Settings → Import enrolled students (needs Admin/PRM enrolled students via GET /students). 3) Settings → Bootstrap campus fee ledger (creates UNPAID installments; button disabled until finance students &gt; 0). 4) Fees Management → Fee Structure shows live quick stats + structure table from snapshot (empty until bootstrap/define). 5) Fee Collection → search student → collect payment → receipt lands on Dashboard/Collections. 6) Collections Overview/Timeline/Cash-flow use posted snapshot transactions (no 2023-24 demo series). 7) Approvals Pending cards use finance.approvals. 8) Transport Maintenance/Compliance are honest empty in API mode (not seed). Reload snapshot anytime from Settings.</w:t>
             </w:r>
           </w:p>
         </w:tc>
@@ -15051,7 +15045,7 @@
           </w:tcPr>
           <w:p>
             <w:r>
-              <w:t>16 Oct late: chartOfAccounts on finance snapshot; balances derived from posted GL (no invented seed balances).</w:t>
+              <w:t>chartOfAccounts on finance snapshot; balances from posted books. How to test (Account Head, Finance API on): 1) Login as Account Head. 2) Settings → Import enrolled students (needs Admin/PRM enrolled students via GET /students). 3) Settings → Bootstrap campus fee ledger (creates UNPAID installments; button disabled until finance students &gt; 0). 4) Fees Management → Fee Structure shows live quick stats + structure table from snapshot (empty until bootstrap/define). 5) Fee Collection → search student → collect payment → receipt lands on Dashboard/Collections. 6) Collections Overview/Timeline/Cash-flow use posted snapshot transactions (no 2023-24 demo series). 7) Approvals Pending cards use finance.approvals. 8) Transport Maintenance/Compliance are honest empty in API mode (not seed). Reload snapshot anytime from Settings.</w:t>
             </w:r>
           </w:p>
         </w:tc>
@@ -15089,7 +15083,7 @@
           </w:tcPr>
           <w:p>
             <w:r>
-              <w:t>16 Oct late: journalVouchers persist on finance snapshot; API mode shows campus register only.</w:t>
+              <w:t>journalVouchers persist on finance snapshot. How to test (Account Head, Finance API on): 1) Login as Account Head. 2) Settings → Import enrolled students (needs Admin/PRM enrolled students via GET /students). 3) Settings → Bootstrap campus fee ledger (creates UNPAID installments; button disabled until finance students &gt; 0). 4) Fees Management → Fee Structure shows live quick stats + structure table from snapshot (empty until bootstrap/define). 5) Fee Collection → search student → collect payment → receipt lands on Dashboard/Collections. 6) Collections Overview/Timeline/Cash-flow use posted snapshot transactions (no 2023-24 demo series). 7) Approvals Pending cards use finance.approvals. 8) Transport Maintenance/Compliance are honest empty in API mode (not seed). Reload snapshot anytime from Settings.</w:t>
             </w:r>
           </w:p>
         </w:tc>
@@ -15127,7 +15121,7 @@
           </w:tcPr>
           <w:p>
             <w:r>
-              <w:t>16 Oct late: reconciliationItems on snapshot; empty falls back to bank-book-derived pending rows (not static seed).</w:t>
+              <w:t>reconciliationItems on snapshot; empty falls back to bank-book-derived pending rows. How to test (Account Head, Finance API on): 1) Login as Account Head. 2) Settings → Import enrolled students (needs Admin/PRM enrolled students via GET /students). 3) Settings → Bootstrap campus fee ledger (creates UNPAID installments; button disabled until finance students &gt; 0). 4) Fees Management → Fee Structure shows live quick stats + structure table from snapshot (empty until bootstrap/define). 5) Fee Collection → search student → collect payment → receipt lands on Dashboard/Collections. 6) Collections Overview/Timeline/Cash-flow use posted snapshot transactions (no 2023-24 demo series). 7) Approvals Pending cards use finance.approvals. 8) Transport Maintenance/Compliance are honest empty in API mode (not seed). Reload snapshot anytime from Settings.</w:t>
             </w:r>
           </w:p>
         </w:tc>
@@ -15165,7 +15159,7 @@
           </w:tcPr>
           <w:p>
             <w:r>
-              <w:t>16 Oct late: Trial Balance / P&amp;L / BS / Cash Flow derived from GL + cash/bank books when Finance API on.</w:t>
+              <w:t>Trial Balance / P&amp;L / BS / Cash Flow derived from GL + books when Finance API on. How to test (Account Head, Finance API on): 1) Login as Account Head. 2) Settings → Import enrolled students (needs Admin/PRM enrolled students via GET /students). 3) Settings → Bootstrap campus fee ledger (creates UNPAID installments; button disabled until finance students &gt; 0). 4) Fees Management → Fee Structure shows live quick stats + structure table from snapshot (empty until bootstrap/define). 5) Fee Collection → search student → collect payment → receipt lands on Dashboard/Collections. 6) Collections Overview/Timeline/Cash-flow use posted snapshot transactions (no 2023-24 demo series). 7) Approvals Pending cards use finance.approvals. 8) Transport Maintenance/Compliance are honest empty in API mode (not seed). Reload snapshot anytime from Settings.</w:t>
             </w:r>
           </w:p>
         </w:tc>
@@ -15203,7 +15197,7 @@
           </w:tcPr>
           <w:p>
             <w:r>
-              <w:t>16 Oct 2026: pending list + summary cards from finance snapshot approvals (not hardcoded 16/62).</w:t>
+              <w:t>Code 18 Oct 2026: pending/approved/rejected summary from finance.approvals snapshot (not hardcoded 16/62). How to test (Account Head, Finance API on): 1) Login as Account Head. 2) Settings → Import enrolled students (needs Admin/PRM enrolled students via GET /students). 3) Settings → Bootstrap campus fee ledger (creates UNPAID installments; button disabled until finance students &gt; 0). 4) Fees Management → Fee Structure shows live quick stats + structure table from snapshot (empty until bootstrap/define). 5) Fee Collection → search student → collect payment → receipt lands on Dashboard/Collections. 6) Collections Overview/Timeline/Cash-flow use posted snapshot transactions (no 2023-24 demo series). 7) Approvals Pending cards use finance.approvals. 8) Transport Maintenance/Compliance are honest empty in API mode (not seed). Reload snapshot anytime from Settings.</w:t>
             </w:r>
           </w:p>
         </w:tc>
@@ -15241,7 +15235,7 @@
           </w:tcPr>
           <w:p>
             <w:r>
-              <w:t>16 Oct late: Financial Overview + Income breakdown from posted snapshot transactions / fee KPIs.</w:t>
+              <w:t>Code 18 Oct 2026: finance snapshot metrics where wired; remaining projection panels stay demoDomain. How to test (Account Head, Finance API on): 1) Login as Account Head. 2) Settings → Import enrolled students (needs Admin/PRM enrolled students via GET /students). 3) Settings → Bootstrap campus fee ledger (creates UNPAID installments; button disabled until finance students &gt; 0). 4) Fees Management → Fee Structure shows live quick stats + structure table from snapshot (empty until bootstrap/define). 5) Fee Collection → search student → collect payment → receipt lands on Dashboard/Collections. 6) Collections Overview/Timeline/Cash-flow use posted snapshot transactions (no 2023-24 demo series). 7) Approvals Pending cards use finance.approvals. 8) Transport Maintenance/Compliance are honest empty in API mode (not seed). Reload snapshot anytime from Settings.</w:t>
             </w:r>
           </w:p>
         </w:tc>
@@ -15328,7 +15322,7 @@
           </w:tcPr>
           <w:p>
             <w:r>
-              <w:t>16 Oct 2026: Bootstrap campus fee ledger + reload snapshot from API on General tab.</w:t>
+              <w:t>Code 18 Oct 2026: Import enrolled students + Bootstrap campus fee ledger + Reload snapshot + Apply HR concessions. How to test (Account Head, Finance API on): 1) Login as Account Head. 2) Settings → Import enrolled students (needs Admin/PRM enrolled students via GET /students). 3) Settings → Bootstrap campus fee ledger (creates UNPAID installments; button disabled until finance students &gt; 0). 4) Fees Management → Fee Structure shows live quick stats + structure table from snapshot (empty until bootstrap/define). 5) Fee Collection → search student → collect payment → receipt lands on Dashboard/Collections. 6) Collections Overview/Timeline/Cash-flow use posted snapshot transactions (no 2023-24 demo series). 7) Approvals Pending cards use finance.approvals. 8) Transport Maintenance/Compliance are honest empty in API mode (not seed). Reload snapshot anytime from Settings.</w:t>
             </w:r>
           </w:p>
         </w:tc>
@@ -15366,7 +15360,7 @@
           </w:tcPr>
           <w:p>
             <w:r>
-              <w:t>16 Oct evening-2: vouchers list = finance transactions; FinanceSnapshotBanner; no second txn created.</w:t>
+              <w:t>Payment vouchers use finance snapshot / voucher flows when API on. How to test (Account Head, Finance API on): 1) Login as Account Head. 2) Settings → Import enrolled students (needs Admin/PRM enrolled students via GET /students). 3) Settings → Bootstrap campus fee ledger (creates UNPAID installments; button disabled until finance students &gt; 0). 4) Fees Management → Fee Structure shows live quick stats + structure table from snapshot (empty until bootstrap/define). 5) Fee Collection → search student → collect payment → receipt lands on Dashboard/Collections. 6) Collections Overview/Timeline/Cash-flow use posted snapshot transactions (no 2023-24 demo series). 7) Approvals Pending cards use finance.approvals. 8) Transport Maintenance/Compliance are honest empty in API mode (not seed). Reload snapshot anytime from Settings.</w:t>
             </w:r>
           </w:p>
         </w:tc>

--- a/erp complete documentation/QMIS-ERP-Role-Module-Status.docx
+++ b/erp complete documentation/QMIS-ERP-Role-Module-Status.docx
@@ -15,7 +15,7 @@
       <w:r>
         <w:t>Queen Mira International School ERP</w:t>
         <w:br/>
-        <w:t>Generated: 2026-10-12. Review copy revised 2026-10-18 evening: Account Head live-chrome wiring (financeLiveViews) + Import enrolled students / Bootstrap test path documented in Notes.</w:t>
+        <w:t>Generated: 2026-10-12. Completion corrected 23 October 2026 after operational workflow review. The 17 October 480/480 figure counted screens that exist in code. This revision separates live operations from demonstration boards and incomplete logins.</w:t>
       </w:r>
     </w:p>
     <w:p>
@@ -331,11 +331,6 @@
           </w:tcPr>
           <w:p>
             <w:r>
-              <w:rPr>
-                <w:rFonts w:ascii="Calibri" w:hAnsi="Calibri"/>
-                <w:b w:val="0"/>
-                <w:sz w:val="18"/>
-              </w:rPr>
               <w:t>Super Admin</w:t>
             </w:r>
           </w:p>
@@ -357,7 +352,7 @@
           </w:tcPr>
           <w:p>
             <w:r>
-              <w:t>40</w:t>
+              <w:t>11</w:t>
             </w:r>
           </w:p>
         </w:tc>
@@ -368,7 +363,7 @@
           </w:tcPr>
           <w:p>
             <w:r>
-              <w:t>0</w:t>
+              <w:t>14</w:t>
             </w:r>
           </w:p>
         </w:tc>
@@ -379,7 +374,7 @@
           </w:tcPr>
           <w:p>
             <w:r>
-              <w:t>0</w:t>
+              <w:t>15</w:t>
             </w:r>
           </w:p>
         </w:tc>
@@ -468,11 +463,6 @@
           </w:tcPr>
           <w:p>
             <w:r>
-              <w:rPr>
-                <w:rFonts w:ascii="Calibri" w:hAnsi="Calibri"/>
-                <w:b w:val="0"/>
-                <w:sz w:val="18"/>
-              </w:rPr>
               <w:t>PRM (Front Office)</w:t>
             </w:r>
           </w:p>
@@ -539,11 +529,6 @@
           </w:tcPr>
           <w:p>
             <w:r>
-              <w:rPr>
-                <w:rFonts w:ascii="Calibri" w:hAnsi="Calibri"/>
-                <w:b w:val="0"/>
-                <w:sz w:val="18"/>
-              </w:rPr>
               <w:t>Parent</w:t>
             </w:r>
           </w:p>
@@ -610,11 +595,6 @@
           </w:tcPr>
           <w:p>
             <w:r>
-              <w:rPr>
-                <w:rFonts w:ascii="Calibri" w:hAnsi="Calibri"/>
-                <w:b w:val="0"/>
-                <w:sz w:val="18"/>
-              </w:rPr>
               <w:t>Student</w:t>
             </w:r>
           </w:p>
@@ -681,11 +661,6 @@
           </w:tcPr>
           <w:p>
             <w:r>
-              <w:rPr>
-                <w:rFonts w:ascii="Calibri" w:hAnsi="Calibri"/>
-                <w:b w:val="0"/>
-                <w:sz w:val="18"/>
-              </w:rPr>
               <w:t>Teacher</w:t>
             </w:r>
           </w:p>
@@ -707,7 +682,7 @@
           </w:tcPr>
           <w:p>
             <w:r>
-              <w:t>30</w:t>
+              <w:t>29</w:t>
             </w:r>
           </w:p>
         </w:tc>
@@ -740,7 +715,7 @@
           </w:tcPr>
           <w:p>
             <w:r>
-              <w:t>0</w:t>
+              <w:t>1</w:t>
             </w:r>
           </w:p>
         </w:tc>
@@ -752,11 +727,6 @@
           </w:tcPr>
           <w:p>
             <w:r>
-              <w:rPr>
-                <w:rFonts w:ascii="Calibri" w:hAnsi="Calibri"/>
-                <w:b w:val="0"/>
-                <w:sz w:val="18"/>
-              </w:rPr>
               <w:t>Coordinator</w:t>
             </w:r>
           </w:p>
@@ -778,7 +748,7 @@
           </w:tcPr>
           <w:p>
             <w:r>
-              <w:t>30</w:t>
+              <w:t>29</w:t>
             </w:r>
           </w:p>
         </w:tc>
@@ -811,7 +781,7 @@
           </w:tcPr>
           <w:p>
             <w:r>
-              <w:t>0</w:t>
+              <w:t>1</w:t>
             </w:r>
           </w:p>
         </w:tc>
@@ -823,11 +793,6 @@
           </w:tcPr>
           <w:p>
             <w:r>
-              <w:rPr>
-                <w:rFonts w:ascii="Calibri" w:hAnsi="Calibri"/>
-                <w:b w:val="0"/>
-                <w:sz w:val="18"/>
-              </w:rPr>
               <w:t>Principal</w:t>
             </w:r>
           </w:p>
@@ -894,11 +859,6 @@
           </w:tcPr>
           <w:p>
             <w:r>
-              <w:rPr>
-                <w:rFonts w:ascii="Calibri" w:hAnsi="Calibri"/>
-                <w:b w:val="0"/>
-                <w:sz w:val="18"/>
-              </w:rPr>
               <w:t>Director</w:t>
             </w:r>
           </w:p>
@@ -965,11 +925,6 @@
           </w:tcPr>
           <w:p>
             <w:r>
-              <w:rPr>
-                <w:rFonts w:ascii="Calibri" w:hAnsi="Calibri"/>
-                <w:b w:val="0"/>
-                <w:sz w:val="18"/>
-              </w:rPr>
               <w:t>HR</w:t>
             </w:r>
           </w:p>
@@ -1036,11 +991,6 @@
           </w:tcPr>
           <w:p>
             <w:r>
-              <w:rPr>
-                <w:rFonts w:ascii="Calibri" w:hAnsi="Calibri"/>
-                <w:b w:val="0"/>
-                <w:sz w:val="18"/>
-              </w:rPr>
               <w:t>Account Head</w:t>
             </w:r>
           </w:p>
@@ -1107,11 +1057,6 @@
           </w:tcPr>
           <w:p>
             <w:r>
-              <w:rPr>
-                <w:rFonts w:ascii="Calibri" w:hAnsi="Calibri"/>
-                <w:b w:val="0"/>
-                <w:sz w:val="18"/>
-              </w:rPr>
               <w:t>Librarian</w:t>
             </w:r>
           </w:p>
@@ -1178,11 +1123,6 @@
           </w:tcPr>
           <w:p>
             <w:r>
-              <w:rPr>
-                <w:rFonts w:ascii="Calibri" w:hAnsi="Calibri"/>
-                <w:b w:val="0"/>
-                <w:sz w:val="18"/>
-              </w:rPr>
               <w:t>Gate Keeper</w:t>
             </w:r>
           </w:p>
@@ -1249,11 +1189,6 @@
           </w:tcPr>
           <w:p>
             <w:r>
-              <w:rPr>
-                <w:rFonts w:ascii="Calibri" w:hAnsi="Calibri"/>
-                <w:b w:val="0"/>
-                <w:sz w:val="18"/>
-              </w:rPr>
               <w:t>Gate Keeper Manager</w:t>
             </w:r>
           </w:p>
@@ -1320,11 +1255,6 @@
           </w:tcPr>
           <w:p>
             <w:r>
-              <w:rPr>
-                <w:rFonts w:ascii="Calibri" w:hAnsi="Calibri"/>
-                <w:b w:val="0"/>
-                <w:sz w:val="18"/>
-              </w:rPr>
               <w:t>Canteen Manager</w:t>
             </w:r>
           </w:p>
@@ -1391,11 +1321,6 @@
           </w:tcPr>
           <w:p>
             <w:r>
-              <w:rPr>
-                <w:rFonts w:ascii="Calibri" w:hAnsi="Calibri"/>
-                <w:b w:val="0"/>
-                <w:sz w:val="18"/>
-              </w:rPr>
               <w:t>IT Support Manager</w:t>
             </w:r>
           </w:p>
@@ -1462,11 +1387,6 @@
           </w:tcPr>
           <w:p>
             <w:r>
-              <w:rPr>
-                <w:rFonts w:ascii="Calibri" w:hAnsi="Calibri"/>
-                <w:b w:val="0"/>
-                <w:sz w:val="18"/>
-              </w:rPr>
               <w:t>Stationery Store Manager</w:t>
             </w:r>
           </w:p>
@@ -1533,11 +1453,6 @@
           </w:tcPr>
           <w:p>
             <w:r>
-              <w:rPr>
-                <w:rFonts w:ascii="Calibri" w:hAnsi="Calibri"/>
-                <w:b w:val="0"/>
-                <w:sz w:val="18"/>
-              </w:rPr>
               <w:t>Housekeeping Manager</w:t>
             </w:r>
           </w:p>
@@ -1604,11 +1519,6 @@
           </w:tcPr>
           <w:p>
             <w:r>
-              <w:rPr>
-                <w:rFonts w:ascii="Calibri" w:hAnsi="Calibri"/>
-                <w:b w:val="0"/>
-                <w:sz w:val="18"/>
-              </w:rPr>
               <w:t>Transport Manager</w:t>
             </w:r>
           </w:p>
@@ -1630,7 +1540,7 @@
           </w:tcPr>
           <w:p>
             <w:r>
-              <w:t>12</w:t>
+              <w:t>0</w:t>
             </w:r>
           </w:p>
         </w:tc>
@@ -1641,7 +1551,7 @@
           </w:tcPr>
           <w:p>
             <w:r>
-              <w:t>0</w:t>
+              <w:t>12</w:t>
             </w:r>
           </w:p>
         </w:tc>
@@ -1675,11 +1585,6 @@
           </w:tcPr>
           <w:p>
             <w:r>
-              <w:rPr>
-                <w:rFonts w:ascii="Calibri" w:hAnsi="Calibri"/>
-                <w:b w:val="0"/>
-                <w:sz w:val="18"/>
-              </w:rPr>
               <w:t>Driver</w:t>
             </w:r>
           </w:p>
@@ -1701,7 +1606,7 @@
           </w:tcPr>
           <w:p>
             <w:r>
-              <w:t>5</w:t>
+              <w:t>0</w:t>
             </w:r>
           </w:p>
         </w:tc>
@@ -1712,7 +1617,7 @@
           </w:tcPr>
           <w:p>
             <w:r>
-              <w:t>0</w:t>
+              <w:t>5</w:t>
             </w:r>
           </w:p>
         </w:tc>
@@ -1746,11 +1651,6 @@
           </w:tcPr>
           <w:p>
             <w:r>
-              <w:rPr>
-                <w:rFonts w:ascii="Calibri" w:hAnsi="Calibri"/>
-                <w:b w:val="0"/>
-                <w:sz w:val="18"/>
-              </w:rPr>
               <w:t>Joint Director</w:t>
             </w:r>
           </w:p>
@@ -1817,11 +1717,6 @@
           </w:tcPr>
           <w:p>
             <w:r>
-              <w:rPr>
-                <w:rFonts w:ascii="Calibri" w:hAnsi="Calibri"/>
-                <w:b w:val="0"/>
-                <w:sz w:val="18"/>
-              </w:rPr>
               <w:t>Joint Director Assistant</w:t>
             </w:r>
           </w:p>
@@ -1888,11 +1783,6 @@
           </w:tcPr>
           <w:p>
             <w:r>
-              <w:rPr>
-                <w:rFonts w:ascii="Calibri" w:hAnsi="Calibri"/>
-                <w:b w:val="0"/>
-                <w:sz w:val="18"/>
-              </w:rPr>
               <w:t>Joint Director Audit</w:t>
             </w:r>
           </w:p>
@@ -1959,11 +1849,6 @@
           </w:tcPr>
           <w:p>
             <w:r>
-              <w:rPr>
-                <w:rFonts w:ascii="Calibri" w:hAnsi="Calibri"/>
-                <w:b w:val="0"/>
-                <w:sz w:val="18"/>
-              </w:rPr>
               <w:t>Process Auditor</w:t>
             </w:r>
           </w:p>
@@ -2030,11 +1915,6 @@
           </w:tcPr>
           <w:p>
             <w:r>
-              <w:rPr>
-                <w:rFonts w:ascii="Calibri" w:hAnsi="Calibri"/>
-                <w:b w:val="0"/>
-                <w:sz w:val="18"/>
-              </w:rPr>
               <w:t>Quality Auditor</w:t>
             </w:r>
           </w:p>
@@ -2101,11 +1981,6 @@
           </w:tcPr>
           <w:p>
             <w:r>
-              <w:rPr>
-                <w:rFonts w:ascii="Calibri" w:hAnsi="Calibri"/>
-                <w:b w:val="0"/>
-                <w:sz w:val="18"/>
-              </w:rPr>
               <w:t>TOTAL</w:t>
             </w:r>
           </w:p>
@@ -2128,7 +2003,7 @@
           </w:tcPr>
           <w:p>
             <w:r>
-              <w:t>480</w:t>
+              <w:t>432</w:t>
             </w:r>
           </w:p>
         </w:tc>
@@ -2139,7 +2014,7 @@
           </w:tcPr>
           <w:p>
             <w:r>
-              <w:t>0</w:t>
+              <w:t>31</w:t>
             </w:r>
           </w:p>
         </w:tc>
@@ -2150,7 +2025,7 @@
           </w:tcPr>
           <w:p>
             <w:r>
-              <w:t>0</w:t>
+              <w:t>15</w:t>
             </w:r>
           </w:p>
         </w:tc>
@@ -2161,7 +2036,7 @@
           </w:tcPr>
           <w:p>
             <w:r>
-              <w:t>0</w:t>
+              <w:t>2</w:t>
             </w:r>
           </w:p>
         </w:tc>
@@ -2170,7 +2045,7 @@
     <w:p/>
     <w:p>
       <w:r>
-        <w:t>Note (17 Oct): All sidebar modules marked Completed on this sheet (480/480). Live RFID/eSSL device contact and ProTrack365 credentials remain integration config, not open modules.</w:t>
+        <w:t>Note (23 Oct 2026): Sheet total is no longer 480/480 Completed. Recount: Completed 432 | Partial 31 | Not Completed 15 | Gap 2 | Modules 480. Super Admin activity logs, re-entry, module health, and audit-report boards are Not Completed (demo). Driver and Transport Manager modules are Partial until those logins are provisioned and one route is proven. Teacher/Coordinator biometric rows are Gap until a live device feed is configured. Finance Assistant uses the Account Head screens with collect-only rights and is not a separate sidebar here. Hostel Warden and a separate Admission Officer role are not system roles (admissions = PRM).</w:t>
       </w:r>
     </w:p>
     <w:p>
@@ -2247,7 +2122,7 @@
     </w:p>
     <w:p>
       <w:r>
-        <w:t>Completed: 40  |  Partial: 0  |  Not Completed/Gap: 0  |  Total: 40</w:t>
+        <w:t>Completed: 11  |  Partial: 14  |  Not Completed: 15  |  Gap: 0  |  Total: 40</w:t>
       </w:r>
     </w:p>
     <w:tbl>
@@ -2334,6 +2209,44 @@
           </w:tcPr>
           <w:p>
             <w:r>
+              <w:t>Partial</w:t>
+            </w:r>
+          </w:p>
+        </w:tc>
+        <w:tc>
+          <w:tcPr>
+            <w:tcW w:type="dxa" w:w="3408"/>
+          </w:tcPr>
+          <w:p>
+            <w:r>
+              <w:t>Not verified: the earlier note cited an Ops or academics collection that does not exist in the current code. Status carried over from 2026-10-12 23 Oct 2026 review: screen exists; operational flow incomplete, demo-mixed, or login not provisioned.</w:t>
+            </w:r>
+          </w:p>
+        </w:tc>
+      </w:tr>
+      <w:tr>
+        <w:tc>
+          <w:tcPr>
+            <w:tcW w:type="dxa" w:w="3408"/>
+          </w:tcPr>
+          <w:p>
+            <w:r>
+              <w:rPr>
+                <w:rFonts w:ascii="Calibri" w:hAnsi="Calibri"/>
+                <w:b w:val="0"/>
+                <w:sz w:val="18"/>
+              </w:rPr>
+              <w:t>Attendance &gt; Student Attendance</w:t>
+            </w:r>
+          </w:p>
+        </w:tc>
+        <w:tc>
+          <w:tcPr>
+            <w:tcW w:type="dxa" w:w="3408"/>
+            <w:shd w:fill="C6EFCE" w:val="clear"/>
+          </w:tcPr>
+          <w:p>
+            <w:r>
               <w:rPr>
                 <w:rFonts w:ascii="Calibri" w:hAnsi="Calibri"/>
                 <w:b w:val="0"/>
@@ -2372,7 +2285,7 @@
                 <w:b w:val="0"/>
                 <w:sz w:val="18"/>
               </w:rPr>
-              <w:t>Attendance &gt; Student Attendance</w:t>
+              <w:t>Attendance &gt; Employee Attendance</w:t>
             </w:r>
           </w:p>
         </w:tc>
@@ -2389,6 +2302,191 @@
                 <w:color w:val="006100"/>
                 <w:sz w:val="18"/>
               </w:rPr>
+              <w:t>Completed</w:t>
+            </w:r>
+          </w:p>
+        </w:tc>
+        <w:tc>
+          <w:tcPr>
+            <w:tcW w:type="dxa" w:w="3408"/>
+          </w:tcPr>
+          <w:p>
+            <w:r>
+              <w:rPr>
+                <w:rFonts w:ascii="Calibri" w:hAnsi="Calibri"/>
+                <w:b w:val="0"/>
+                <w:sz w:val="18"/>
+              </w:rPr>
+              <w:t>HR attendance portal feed</w:t>
+            </w:r>
+          </w:p>
+        </w:tc>
+      </w:tr>
+      <w:tr>
+        <w:tc>
+          <w:tcPr>
+            <w:tcW w:type="dxa" w:w="3408"/>
+          </w:tcPr>
+          <w:p>
+            <w:r>
+              <w:rPr>
+                <w:rFonts w:ascii="Calibri" w:hAnsi="Calibri"/>
+                <w:b w:val="0"/>
+                <w:sz w:val="18"/>
+              </w:rPr>
+              <w:t>User Database &gt; Students List</w:t>
+            </w:r>
+          </w:p>
+        </w:tc>
+        <w:tc>
+          <w:tcPr>
+            <w:tcW w:type="dxa" w:w="3408"/>
+            <w:shd w:fill="C6EFCE" w:val="clear"/>
+          </w:tcPr>
+          <w:p>
+            <w:r>
+              <w:rPr>
+                <w:rFonts w:ascii="Calibri" w:hAnsi="Calibri"/>
+                <w:b w:val="0"/>
+                <w:color w:val="006100"/>
+                <w:sz w:val="18"/>
+              </w:rPr>
+              <w:t>Completed</w:t>
+            </w:r>
+          </w:p>
+        </w:tc>
+        <w:tc>
+          <w:tcPr>
+            <w:tcW w:type="dxa" w:w="3408"/>
+          </w:tcPr>
+          <w:p>
+            <w:r>
+              <w:rPr>
+                <w:rFonts w:ascii="Calibri" w:hAnsi="Calibri"/>
+                <w:b w:val="0"/>
+                <w:sz w:val="18"/>
+              </w:rPr>
+              <w:t>GET /students</w:t>
+            </w:r>
+          </w:p>
+        </w:tc>
+      </w:tr>
+      <w:tr>
+        <w:tc>
+          <w:tcPr>
+            <w:tcW w:type="dxa" w:w="3408"/>
+          </w:tcPr>
+          <w:p>
+            <w:r>
+              <w:rPr>
+                <w:rFonts w:ascii="Calibri" w:hAnsi="Calibri"/>
+                <w:b w:val="0"/>
+                <w:sz w:val="18"/>
+              </w:rPr>
+              <w:t>User Database &gt; Employee List</w:t>
+            </w:r>
+          </w:p>
+        </w:tc>
+        <w:tc>
+          <w:tcPr>
+            <w:tcW w:type="dxa" w:w="3408"/>
+            <w:shd w:fill="C6EFCE" w:val="clear"/>
+          </w:tcPr>
+          <w:p>
+            <w:r>
+              <w:rPr>
+                <w:rFonts w:ascii="Calibri" w:hAnsi="Calibri"/>
+                <w:b w:val="0"/>
+                <w:color w:val="006100"/>
+                <w:sz w:val="18"/>
+              </w:rPr>
+              <w:t>Completed</w:t>
+            </w:r>
+          </w:p>
+        </w:tc>
+        <w:tc>
+          <w:tcPr>
+            <w:tcW w:type="dxa" w:w="3408"/>
+          </w:tcPr>
+          <w:p>
+            <w:r>
+              <w:rPr>
+                <w:rFonts w:ascii="Calibri" w:hAnsi="Calibri"/>
+                <w:b w:val="0"/>
+                <w:sz w:val="18"/>
+              </w:rPr>
+              <w:t>HR employees API hydrate</w:t>
+            </w:r>
+          </w:p>
+        </w:tc>
+      </w:tr>
+      <w:tr>
+        <w:tc>
+          <w:tcPr>
+            <w:tcW w:type="dxa" w:w="3408"/>
+          </w:tcPr>
+          <w:p>
+            <w:r>
+              <w:rPr>
+                <w:rFonts w:ascii="Calibri" w:hAnsi="Calibri"/>
+                <w:b w:val="0"/>
+                <w:sz w:val="18"/>
+              </w:rPr>
+              <w:t>User Creation</w:t>
+            </w:r>
+          </w:p>
+        </w:tc>
+        <w:tc>
+          <w:tcPr>
+            <w:tcW w:type="dxa" w:w="3408"/>
+            <w:shd w:fill="C6EFCE" w:val="clear"/>
+          </w:tcPr>
+          <w:p>
+            <w:r>
+              <w:t>Partial</w:t>
+            </w:r>
+          </w:p>
+        </w:tc>
+        <w:tc>
+          <w:tcPr>
+            <w:tcW w:type="dxa" w:w="3408"/>
+          </w:tcPr>
+          <w:p>
+            <w:r>
+              <w:t>Not verified: the earlier note cited an Ops or academics collection that does not exist in the current code. Status carried over from 2026-10-12 23 Oct 2026 review: screen exists; operational flow incomplete, demo-mixed, or login not provisioned.</w:t>
+            </w:r>
+          </w:p>
+        </w:tc>
+      </w:tr>
+      <w:tr>
+        <w:tc>
+          <w:tcPr>
+            <w:tcW w:type="dxa" w:w="3408"/>
+          </w:tcPr>
+          <w:p>
+            <w:r>
+              <w:rPr>
+                <w:rFonts w:ascii="Calibri" w:hAnsi="Calibri"/>
+                <w:b w:val="0"/>
+                <w:sz w:val="18"/>
+              </w:rPr>
+              <w:t>Gate Pass</w:t>
+            </w:r>
+          </w:p>
+        </w:tc>
+        <w:tc>
+          <w:tcPr>
+            <w:tcW w:type="dxa" w:w="3408"/>
+            <w:shd w:fill="C6EFCE" w:val="clear"/>
+          </w:tcPr>
+          <w:p>
+            <w:r>
+              <w:rPr>
+                <w:rFonts w:ascii="Calibri" w:hAnsi="Calibri"/>
+                <w:b w:val="0"/>
+                <w:color w:val="006100"/>
+                <w:sz w:val="18"/>
+              </w:rPr>
               <w:t xml:space="preserve">Completed</w:t>
             </w:r>
           </w:p>
@@ -2421,7 +2519,7 @@
                 <w:b w:val="0"/>
                 <w:sz w:val="18"/>
               </w:rPr>
-              <w:t>Attendance &gt; Employee Attendance</w:t>
+              <w:t>Transport Overview</w:t>
             </w:r>
           </w:p>
         </w:tc>
@@ -2432,45 +2530,653 @@
           </w:tcPr>
           <w:p>
             <w:r>
+              <w:t>Partial</w:t>
+            </w:r>
+          </w:p>
+        </w:tc>
+        <w:tc>
+          <w:tcPr>
+            <w:tcW w:type="dxa" w:w="3408"/>
+          </w:tcPr>
+          <w:p>
+            <w:r>
+              <w:t>Not verified: the earlier note cited an Ops or academics collection that does not exist in the current code. Status carried over from 2026-10-12 23 Oct 2026 review: screen exists; operational flow incomplete, demo-mixed, or login not provisioned.</w:t>
+            </w:r>
+          </w:p>
+        </w:tc>
+      </w:tr>
+      <w:tr>
+        <w:tc>
+          <w:tcPr>
+            <w:tcW w:type="dxa" w:w="3408"/>
+          </w:tcPr>
+          <w:p>
+            <w:r>
+              <w:rPr>
+                <w:rFonts w:ascii="Calibri" w:hAnsi="Calibri"/>
+                <w:b w:val="0"/>
+                <w:sz w:val="18"/>
+              </w:rPr>
+              <w:t>Finance &gt; Finance Overview</w:t>
+            </w:r>
+          </w:p>
+        </w:tc>
+        <w:tc>
+          <w:tcPr>
+            <w:tcW w:type="dxa" w:w="3408"/>
+            <w:shd w:fill="C6EFCE" w:val="clear"/>
+          </w:tcPr>
+          <w:p>
+            <w:r>
+              <w:t>Partial</w:t>
+            </w:r>
+          </w:p>
+        </w:tc>
+        <w:tc>
+          <w:tcPr>
+            <w:tcW w:type="dxa" w:w="3408"/>
+          </w:tcPr>
+          <w:p>
+            <w:r>
+              <w:t>financeApi pullFinanceState snapshot (VITE_USE_API_FINANCE) 23 Oct 2026 review: screen exists; operational flow incomplete, demo-mixed, or login not provisioned.</w:t>
+            </w:r>
+          </w:p>
+        </w:tc>
+      </w:tr>
+      <w:tr>
+        <w:tc>
+          <w:tcPr>
+            <w:tcW w:type="dxa" w:w="3408"/>
+          </w:tcPr>
+          <w:p>
+            <w:r>
+              <w:rPr>
+                <w:rFonts w:ascii="Calibri" w:hAnsi="Calibri"/>
+                <w:b w:val="0"/>
+                <w:sz w:val="18"/>
+              </w:rPr>
+              <w:t>Finance &gt; Fees Management</w:t>
+            </w:r>
+          </w:p>
+        </w:tc>
+        <w:tc>
+          <w:tcPr>
+            <w:tcW w:type="dxa" w:w="3408"/>
+            <w:shd w:fill="C6EFCE" w:val="clear"/>
+          </w:tcPr>
+          <w:p>
+            <w:r>
+              <w:t>Partial</w:t>
+            </w:r>
+          </w:p>
+        </w:tc>
+        <w:tc>
+          <w:tcPr>
+            <w:tcW w:type="dxa" w:w="3408"/>
+          </w:tcPr>
+          <w:p>
+            <w:r>
+              <w:t>financeApi pullFinanceState snapshot (VITE_USE_API_FINANCE) 23 Oct 2026 review: screen exists; operational flow incomplete, demo-mixed, or login not provisioned.</w:t>
+            </w:r>
+          </w:p>
+        </w:tc>
+      </w:tr>
+      <w:tr>
+        <w:tc>
+          <w:tcPr>
+            <w:tcW w:type="dxa" w:w="3408"/>
+          </w:tcPr>
+          <w:p>
+            <w:r>
+              <w:rPr>
+                <w:rFonts w:ascii="Calibri" w:hAnsi="Calibri"/>
+                <w:b w:val="0"/>
+                <w:sz w:val="18"/>
+              </w:rPr>
+              <w:t>Finance &gt; Collections</w:t>
+            </w:r>
+          </w:p>
+        </w:tc>
+        <w:tc>
+          <w:tcPr>
+            <w:tcW w:type="dxa" w:w="3408"/>
+            <w:shd w:fill="C6EFCE" w:val="clear"/>
+          </w:tcPr>
+          <w:p>
+            <w:r>
+              <w:t>Partial</w:t>
+            </w:r>
+          </w:p>
+        </w:tc>
+        <w:tc>
+          <w:tcPr>
+            <w:tcW w:type="dxa" w:w="3408"/>
+          </w:tcPr>
+          <w:p>
+            <w:r>
+              <w:t>financeApi pullFinanceState snapshot (VITE_USE_API_FINANCE) 23 Oct 2026 review: screen exists; operational flow incomplete, demo-mixed, or login not provisioned.</w:t>
+            </w:r>
+          </w:p>
+        </w:tc>
+      </w:tr>
+      <w:tr>
+        <w:tc>
+          <w:tcPr>
+            <w:tcW w:type="dxa" w:w="3408"/>
+          </w:tcPr>
+          <w:p>
+            <w:r>
+              <w:rPr>
+                <w:rFonts w:ascii="Calibri" w:hAnsi="Calibri"/>
+                <w:b w:val="0"/>
+                <w:sz w:val="18"/>
+              </w:rPr>
+              <w:t>Finance &gt; Wallet Management</w:t>
+            </w:r>
+          </w:p>
+        </w:tc>
+        <w:tc>
+          <w:tcPr>
+            <w:tcW w:type="dxa" w:w="3408"/>
+            <w:shd w:fill="C6EFCE" w:val="clear"/>
+          </w:tcPr>
+          <w:p>
+            <w:r>
+              <w:t>Partial</w:t>
+            </w:r>
+          </w:p>
+        </w:tc>
+        <w:tc>
+          <w:tcPr>
+            <w:tcW w:type="dxa" w:w="3408"/>
+          </w:tcPr>
+          <w:p>
+            <w:r>
+              <w:t>financeApi pullFinanceState snapshot (VITE_USE_API_FINANCE) 23 Oct 2026 review: screen exists; operational flow incomplete, demo-mixed, or login not provisioned.</w:t>
+            </w:r>
+          </w:p>
+        </w:tc>
+      </w:tr>
+      <w:tr>
+        <w:tc>
+          <w:tcPr>
+            <w:tcW w:type="dxa" w:w="3408"/>
+          </w:tcPr>
+          <w:p>
+            <w:r>
+              <w:rPr>
+                <w:rFonts w:ascii="Calibri" w:hAnsi="Calibri"/>
+                <w:b w:val="0"/>
+                <w:sz w:val="18"/>
+              </w:rPr>
+              <w:t>Finance &gt; Transport Finance</w:t>
+            </w:r>
+          </w:p>
+        </w:tc>
+        <w:tc>
+          <w:tcPr>
+            <w:tcW w:type="dxa" w:w="3408"/>
+            <w:shd w:fill="C6EFCE" w:val="clear"/>
+          </w:tcPr>
+          <w:p>
+            <w:r>
+              <w:t>Partial</w:t>
+            </w:r>
+          </w:p>
+        </w:tc>
+        <w:tc>
+          <w:tcPr>
+            <w:tcW w:type="dxa" w:w="3408"/>
+          </w:tcPr>
+          <w:p>
+            <w:r>
+              <w:t>financeApi pullFinanceState snapshot (VITE_USE_API_FINANCE) 23 Oct 2026 review: screen exists; operational flow incomplete, demo-mixed, or login not provisioned.</w:t>
+            </w:r>
+          </w:p>
+        </w:tc>
+      </w:tr>
+      <w:tr>
+        <w:tc>
+          <w:tcPr>
+            <w:tcW w:type="dxa" w:w="3408"/>
+          </w:tcPr>
+          <w:p>
+            <w:r>
+              <w:rPr>
+                <w:rFonts w:ascii="Calibri" w:hAnsi="Calibri"/>
+                <w:b w:val="0"/>
+                <w:sz w:val="18"/>
+              </w:rPr>
+              <w:t>Finance &gt; Accounting</w:t>
+            </w:r>
+          </w:p>
+        </w:tc>
+        <w:tc>
+          <w:tcPr>
+            <w:tcW w:type="dxa" w:w="3408"/>
+            <w:shd w:fill="C6EFCE" w:val="clear"/>
+          </w:tcPr>
+          <w:p>
+            <w:r>
+              <w:t>Partial</w:t>
+            </w:r>
+          </w:p>
+        </w:tc>
+        <w:tc>
+          <w:tcPr>
+            <w:tcW w:type="dxa" w:w="3408"/>
+          </w:tcPr>
+          <w:p>
+            <w:r>
+              <w:t>financeApi pullFinanceState snapshot (VITE_USE_API_FINANCE) 23 Oct 2026 review: screen exists; operational flow incomplete, demo-mixed, or login not provisioned.</w:t>
+            </w:r>
+          </w:p>
+        </w:tc>
+      </w:tr>
+      <w:tr>
+        <w:tc>
+          <w:tcPr>
+            <w:tcW w:type="dxa" w:w="3408"/>
+          </w:tcPr>
+          <w:p>
+            <w:r>
+              <w:rPr>
+                <w:rFonts w:ascii="Calibri" w:hAnsi="Calibri"/>
+                <w:b w:val="0"/>
+                <w:sz w:val="18"/>
+              </w:rPr>
+              <w:t>Finance &gt; Reports &amp; Analytics</w:t>
+            </w:r>
+          </w:p>
+        </w:tc>
+        <w:tc>
+          <w:tcPr>
+            <w:tcW w:type="dxa" w:w="3408"/>
+            <w:shd w:fill="C6EFCE" w:val="clear"/>
+          </w:tcPr>
+          <w:p>
+            <w:r>
+              <w:t>Partial</w:t>
+            </w:r>
+          </w:p>
+        </w:tc>
+        <w:tc>
+          <w:tcPr>
+            <w:tcW w:type="dxa" w:w="3408"/>
+          </w:tcPr>
+          <w:p>
+            <w:r>
+              <w:t>financeApi pullFinanceState snapshot (VITE_USE_API_FINANCE) 23 Oct 2026 review: screen exists; operational flow incomplete, demo-mixed, or login not provisioned.</w:t>
+            </w:r>
+          </w:p>
+        </w:tc>
+      </w:tr>
+      <w:tr>
+        <w:tc>
+          <w:tcPr>
+            <w:tcW w:type="dxa" w:w="3408"/>
+          </w:tcPr>
+          <w:p>
+            <w:r>
+              <w:rPr>
+                <w:rFonts w:ascii="Calibri" w:hAnsi="Calibri"/>
+                <w:b w:val="0"/>
+                <w:sz w:val="18"/>
+              </w:rPr>
+              <w:t>Audit Reports &gt; Overview</w:t>
+            </w:r>
+          </w:p>
+        </w:tc>
+        <w:tc>
+          <w:tcPr>
+            <w:tcW w:type="dxa" w:w="3408"/>
+            <w:shd w:fill="C6EFCE" w:val="clear"/>
+          </w:tcPr>
+          <w:p>
+            <w:r>
+              <w:t>Not Completed</w:t>
+            </w:r>
+          </w:p>
+        </w:tc>
+        <w:tc>
+          <w:tcPr>
+            <w:tcW w:type="dxa" w:w="3408"/>
+          </w:tcPr>
+          <w:p>
+            <w:r>
+              <w:t>Not verified: the earlier note cited an Ops or academics collection that does not exist in the current code. Status carried over from 2026-10-12 23 Oct 2026 review: demonstration board, not a live production control.</w:t>
+            </w:r>
+          </w:p>
+        </w:tc>
+      </w:tr>
+      <w:tr>
+        <w:tc>
+          <w:tcPr>
+            <w:tcW w:type="dxa" w:w="3408"/>
+          </w:tcPr>
+          <w:p>
+            <w:r>
+              <w:rPr>
+                <w:rFonts w:ascii="Calibri" w:hAnsi="Calibri"/>
+                <w:b w:val="0"/>
+                <w:sz w:val="18"/>
+              </w:rPr>
+              <w:t>Audit Reports &gt; Compliance Score</w:t>
+            </w:r>
+          </w:p>
+        </w:tc>
+        <w:tc>
+          <w:tcPr>
+            <w:tcW w:type="dxa" w:w="3408"/>
+            <w:shd w:fill="C6EFCE" w:val="clear"/>
+          </w:tcPr>
+          <w:p>
+            <w:r>
+              <w:t>Not Completed</w:t>
+            </w:r>
+          </w:p>
+        </w:tc>
+        <w:tc>
+          <w:tcPr>
+            <w:tcW w:type="dxa" w:w="3408"/>
+          </w:tcPr>
+          <w:p>
+            <w:r>
+              <w:t>Not verified: the earlier note cited an Ops or academics collection that does not exist in the current code. Status carried over from 2026-10-12 23 Oct 2026 review: demonstration board, not a live production control.</w:t>
+            </w:r>
+          </w:p>
+        </w:tc>
+      </w:tr>
+      <w:tr>
+        <w:tc>
+          <w:tcPr>
+            <w:tcW w:type="dxa" w:w="3408"/>
+          </w:tcPr>
+          <w:p>
+            <w:r>
+              <w:rPr>
+                <w:rFonts w:ascii="Calibri" w:hAnsi="Calibri"/>
+                <w:b w:val="0"/>
+                <w:sz w:val="18"/>
+              </w:rPr>
+              <w:t>Audit Reports &gt; Department Ranking</w:t>
+            </w:r>
+          </w:p>
+        </w:tc>
+        <w:tc>
+          <w:tcPr>
+            <w:tcW w:type="dxa" w:w="3408"/>
+            <w:shd w:fill="C6EFCE" w:val="clear"/>
+          </w:tcPr>
+          <w:p>
+            <w:r>
+              <w:t>Not Completed</w:t>
+            </w:r>
+          </w:p>
+        </w:tc>
+        <w:tc>
+          <w:tcPr>
+            <w:tcW w:type="dxa" w:w="3408"/>
+          </w:tcPr>
+          <w:p>
+            <w:r>
+              <w:t>Not verified: the earlier note cited an Ops or academics collection that does not exist in the current code. Status carried over from 2026-10-12 23 Oct 2026 review: demonstration board, not a live production control.</w:t>
+            </w:r>
+          </w:p>
+        </w:tc>
+      </w:tr>
+      <w:tr>
+        <w:tc>
+          <w:tcPr>
+            <w:tcW w:type="dxa" w:w="3408"/>
+          </w:tcPr>
+          <w:p>
+            <w:r>
+              <w:rPr>
+                <w:rFonts w:ascii="Calibri" w:hAnsi="Calibri"/>
+                <w:b w:val="0"/>
+                <w:sz w:val="18"/>
+              </w:rPr>
+              <w:t>Audit Reports &gt; Pending Findings</w:t>
+            </w:r>
+          </w:p>
+        </w:tc>
+        <w:tc>
+          <w:tcPr>
+            <w:tcW w:type="dxa" w:w="3408"/>
+            <w:shd w:fill="C6EFCE" w:val="clear"/>
+          </w:tcPr>
+          <w:p>
+            <w:r>
+              <w:t>Not Completed</w:t>
+            </w:r>
+          </w:p>
+        </w:tc>
+        <w:tc>
+          <w:tcPr>
+            <w:tcW w:type="dxa" w:w="3408"/>
+          </w:tcPr>
+          <w:p>
+            <w:r>
+              <w:t>Not verified: the earlier note cited an Ops or academics collection that does not exist in the current code. Status carried over from 2026-10-12 23 Oct 2026 review: demonstration board, not a live production control.</w:t>
+            </w:r>
+          </w:p>
+        </w:tc>
+      </w:tr>
+      <w:tr>
+        <w:tc>
+          <w:tcPr>
+            <w:tcW w:type="dxa" w:w="3408"/>
+          </w:tcPr>
+          <w:p>
+            <w:r>
+              <w:rPr>
+                <w:rFonts w:ascii="Calibri" w:hAnsi="Calibri"/>
+                <w:b w:val="0"/>
+                <w:sz w:val="18"/>
+              </w:rPr>
+              <w:t>Audit Reports &gt; Critical Findings</w:t>
+            </w:r>
+          </w:p>
+        </w:tc>
+        <w:tc>
+          <w:tcPr>
+            <w:tcW w:type="dxa" w:w="3408"/>
+            <w:shd w:fill="C6EFCE" w:val="clear"/>
+          </w:tcPr>
+          <w:p>
+            <w:r>
+              <w:t>Not Completed</w:t>
+            </w:r>
+          </w:p>
+        </w:tc>
+        <w:tc>
+          <w:tcPr>
+            <w:tcW w:type="dxa" w:w="3408"/>
+          </w:tcPr>
+          <w:p>
+            <w:r>
+              <w:t>Not verified: the earlier note cited an Ops or academics collection that does not exist in the current code. Status carried over from 2026-10-12 23 Oct 2026 review: demonstration board, not a live production control.</w:t>
+            </w:r>
+          </w:p>
+        </w:tc>
+      </w:tr>
+      <w:tr>
+        <w:tc>
+          <w:tcPr>
+            <w:tcW w:type="dxa" w:w="3408"/>
+          </w:tcPr>
+          <w:p>
+            <w:r>
+              <w:rPr>
+                <w:rFonts w:ascii="Calibri" w:hAnsi="Calibri"/>
+                <w:b w:val="0"/>
+                <w:sz w:val="18"/>
+              </w:rPr>
+              <w:t>Audit Reports &gt; Risk Dashboard</w:t>
+            </w:r>
+          </w:p>
+        </w:tc>
+        <w:tc>
+          <w:tcPr>
+            <w:tcW w:type="dxa" w:w="3408"/>
+            <w:shd w:fill="C6EFCE" w:val="clear"/>
+          </w:tcPr>
+          <w:p>
+            <w:r>
+              <w:t>Not Completed</w:t>
+            </w:r>
+          </w:p>
+        </w:tc>
+        <w:tc>
+          <w:tcPr>
+            <w:tcW w:type="dxa" w:w="3408"/>
+          </w:tcPr>
+          <w:p>
+            <w:r>
+              <w:t>Not verified: the earlier note cited an Ops or academics collection that does not exist in the current code. Status carried over from 2026-10-12 23 Oct 2026 review: demonstration board, not a live production control.</w:t>
+            </w:r>
+          </w:p>
+        </w:tc>
+      </w:tr>
+      <w:tr>
+        <w:tc>
+          <w:tcPr>
+            <w:tcW w:type="dxa" w:w="3408"/>
+          </w:tcPr>
+          <w:p>
+            <w:r>
+              <w:rPr>
+                <w:rFonts w:ascii="Calibri" w:hAnsi="Calibri"/>
+                <w:b w:val="0"/>
+                <w:sz w:val="18"/>
+              </w:rPr>
+              <w:t>Star Ratings &gt; Star of the Month</w:t>
+            </w:r>
+          </w:p>
+        </w:tc>
+        <w:tc>
+          <w:tcPr>
+            <w:tcW w:type="dxa" w:w="3408"/>
+            <w:shd w:fill="C6EFCE" w:val="clear"/>
+          </w:tcPr>
+          <w:p>
+            <w:r>
+              <w:t>Partial</w:t>
+            </w:r>
+          </w:p>
+        </w:tc>
+        <w:tc>
+          <w:tcPr>
+            <w:tcW w:type="dxa" w:w="3408"/>
+          </w:tcPr>
+          <w:p>
+            <w:r>
+              <w:t>Not verified: the earlier note cited an Ops or academics collection that does not exist in the current code. Status carried over from 2026-10-12 23 Oct 2026 review: screen exists; operational flow incomplete, demo-mixed, or login not provisioned.</w:t>
+            </w:r>
+          </w:p>
+        </w:tc>
+      </w:tr>
+      <w:tr>
+        <w:tc>
+          <w:tcPr>
+            <w:tcW w:type="dxa" w:w="3408"/>
+          </w:tcPr>
+          <w:p>
+            <w:r>
+              <w:rPr>
+                <w:rFonts w:ascii="Calibri" w:hAnsi="Calibri"/>
+                <w:b w:val="0"/>
+                <w:sz w:val="18"/>
+              </w:rPr>
+              <w:t>Star Ratings &gt; Star of the Year</w:t>
+            </w:r>
+          </w:p>
+        </w:tc>
+        <w:tc>
+          <w:tcPr>
+            <w:tcW w:type="dxa" w:w="3408"/>
+            <w:shd w:fill="C6EFCE" w:val="clear"/>
+          </w:tcPr>
+          <w:p>
+            <w:r>
+              <w:t>Partial</w:t>
+            </w:r>
+          </w:p>
+        </w:tc>
+        <w:tc>
+          <w:tcPr>
+            <w:tcW w:type="dxa" w:w="3408"/>
+          </w:tcPr>
+          <w:p>
+            <w:r>
+              <w:t>Not verified: the earlier note cited an Ops or academics collection that does not exist in the current code. Status carried over from 2026-10-12 23 Oct 2026 review: screen exists; operational flow incomplete, demo-mixed, or login not provisioned.</w:t>
+            </w:r>
+          </w:p>
+        </w:tc>
+      </w:tr>
+      <w:tr>
+        <w:tc>
+          <w:tcPr>
+            <w:tcW w:type="dxa" w:w="3408"/>
+          </w:tcPr>
+          <w:p>
+            <w:r>
+              <w:rPr>
+                <w:rFonts w:ascii="Calibri" w:hAnsi="Calibri"/>
+                <w:b w:val="0"/>
+                <w:sz w:val="18"/>
+              </w:rPr>
+              <w:t>Task Management</w:t>
+            </w:r>
+          </w:p>
+        </w:tc>
+        <w:tc>
+          <w:tcPr>
+            <w:tcW w:type="dxa" w:w="3408"/>
+            <w:shd w:fill="C6EFCE" w:val="clear"/>
+          </w:tcPr>
+          <w:p>
+            <w:r>
               <w:rPr>
                 <w:rFonts w:ascii="Calibri" w:hAnsi="Calibri"/>
                 <w:b w:val="0"/>
                 <w:color w:val="006100"/>
                 <w:sz w:val="18"/>
               </w:rPr>
-              <w:t>Completed</w:t>
-            </w:r>
-          </w:p>
-        </w:tc>
-        <w:tc>
-          <w:tcPr>
-            <w:tcW w:type="dxa" w:w="3408"/>
-          </w:tcPr>
-          <w:p>
-            <w:r>
-              <w:rPr>
-                <w:rFonts w:ascii="Calibri" w:hAnsi="Calibri"/>
-                <w:b w:val="0"/>
-                <w:sz w:val="18"/>
-              </w:rPr>
-              <w:t>HR attendance portal feed</w:t>
-            </w:r>
-          </w:p>
-        </w:tc>
-      </w:tr>
-      <w:tr>
-        <w:tc>
-          <w:tcPr>
-            <w:tcW w:type="dxa" w:w="3408"/>
-          </w:tcPr>
-          <w:p>
-            <w:r>
-              <w:rPr>
-                <w:rFonts w:ascii="Calibri" w:hAnsi="Calibri"/>
-                <w:b w:val="0"/>
-                <w:sz w:val="18"/>
-              </w:rPr>
-              <w:t>User Database &gt; Students List</w:t>
+              <w:t xml:space="preserve">Completed</w:t>
+            </w:r>
+          </w:p>
+        </w:tc>
+        <w:tc>
+          <w:tcPr>
+            <w:tcW w:type="dxa" w:w="3408"/>
+          </w:tcPr>
+          <w:p>
+            <w:r>
+              <w:rPr>
+                <w:rFonts w:ascii="Calibri" w:hAnsi="Calibri"/>
+                <w:b w:val="0"/>
+                <w:sz w:val="18"/>
+              </w:rPr>
+              <w:t xml:space="preserve">Tasks API (GET/POST /tasks, flag VITE_USE_API_TASKS). Carried over from 2026-10-12; not re-checked for this panel</w:t>
+            </w:r>
+          </w:p>
+        </w:tc>
+      </w:tr>
+      <w:tr>
+        <w:tc>
+          <w:tcPr>
+            <w:tcW w:type="dxa" w:w="3408"/>
+          </w:tcPr>
+          <w:p>
+            <w:r>
+              <w:rPr>
+                <w:rFonts w:ascii="Calibri" w:hAnsi="Calibri"/>
+                <w:b w:val="0"/>
+                <w:sz w:val="18"/>
+              </w:rPr>
+              <w:t>Leave Request</w:t>
             </w:r>
           </w:p>
         </w:tc>
@@ -2487,39 +3193,39 @@
                 <w:color w:val="006100"/>
                 <w:sz w:val="18"/>
               </w:rPr>
-              <w:t>Completed</w:t>
-            </w:r>
-          </w:p>
-        </w:tc>
-        <w:tc>
-          <w:tcPr>
-            <w:tcW w:type="dxa" w:w="3408"/>
-          </w:tcPr>
-          <w:p>
-            <w:r>
-              <w:rPr>
-                <w:rFonts w:ascii="Calibri" w:hAnsi="Calibri"/>
-                <w:b w:val="0"/>
-                <w:sz w:val="18"/>
-              </w:rPr>
-              <w:t>GET /students</w:t>
-            </w:r>
-          </w:p>
-        </w:tc>
-      </w:tr>
-      <w:tr>
-        <w:tc>
-          <w:tcPr>
-            <w:tcW w:type="dxa" w:w="3408"/>
-          </w:tcPr>
-          <w:p>
-            <w:r>
-              <w:rPr>
-                <w:rFonts w:ascii="Calibri" w:hAnsi="Calibri"/>
-                <w:b w:val="0"/>
-                <w:sz w:val="18"/>
-              </w:rPr>
-              <w:t>User Database &gt; Employee List</w:t>
+              <w:t xml:space="preserve">Completed</w:t>
+            </w:r>
+          </w:p>
+        </w:tc>
+        <w:tc>
+          <w:tcPr>
+            <w:tcW w:type="dxa" w:w="3408"/>
+          </w:tcPr>
+          <w:p>
+            <w:r>
+              <w:rPr>
+                <w:rFonts w:ascii="Calibri" w:hAnsi="Calibri"/>
+                <w:b w:val="0"/>
+                <w:sz w:val="18"/>
+              </w:rPr>
+              <w:t xml:space="preserve">Leave API (GET/POST /leave-requests, flag VITE_USE_API_LEAVE) with a localStorage mirror. Carried over from 2026-10-12; not re-checked for this panel</w:t>
+            </w:r>
+          </w:p>
+        </w:tc>
+      </w:tr>
+      <w:tr>
+        <w:tc>
+          <w:tcPr>
+            <w:tcW w:type="dxa" w:w="3408"/>
+          </w:tcPr>
+          <w:p>
+            <w:r>
+              <w:rPr>
+                <w:rFonts w:ascii="Calibri" w:hAnsi="Calibri"/>
+                <w:b w:val="0"/>
+                <w:sz w:val="18"/>
+              </w:rPr>
+              <w:t>Approvals</w:t>
             </w:r>
           </w:p>
         </w:tc>
@@ -2530,45 +3236,121 @@
           </w:tcPr>
           <w:p>
             <w:r>
+              <w:t>Partial</w:t>
+            </w:r>
+          </w:p>
+        </w:tc>
+        <w:tc>
+          <w:tcPr>
+            <w:tcW w:type="dxa" w:w="3408"/>
+          </w:tcPr>
+          <w:p>
+            <w:r>
+              <w:t>Not verified: the earlier note cited an Ops or academics collection that does not exist in the current code. Status carried over from 2026-10-12 23 Oct 2026 review: screen exists; operational flow incomplete, demo-mixed, or login not provisioned.</w:t>
+            </w:r>
+          </w:p>
+        </w:tc>
+      </w:tr>
+      <w:tr>
+        <w:tc>
+          <w:tcPr>
+            <w:tcW w:type="dxa" w:w="3408"/>
+          </w:tcPr>
+          <w:p>
+            <w:r>
+              <w:rPr>
+                <w:rFonts w:ascii="Calibri" w:hAnsi="Calibri"/>
+                <w:b w:val="0"/>
+                <w:sz w:val="18"/>
+              </w:rPr>
+              <w:t>Announcement</w:t>
+            </w:r>
+          </w:p>
+        </w:tc>
+        <w:tc>
+          <w:tcPr>
+            <w:tcW w:type="dxa" w:w="3408"/>
+            <w:shd w:fill="C6EFCE" w:val="clear"/>
+          </w:tcPr>
+          <w:p>
+            <w:r>
+              <w:t>Partial</w:t>
+            </w:r>
+          </w:p>
+        </w:tc>
+        <w:tc>
+          <w:tcPr>
+            <w:tcW w:type="dxa" w:w="3408"/>
+          </w:tcPr>
+          <w:p>
+            <w:r>
+              <w:t>Not verified: the earlier note cited an Ops or academics collection that does not exist in the current code. Status carried over from 2026-10-12 23 Oct 2026 review: screen exists; operational flow incomplete, demo-mixed, or login not provisioned.</w:t>
+            </w:r>
+          </w:p>
+        </w:tc>
+      </w:tr>
+      <w:tr>
+        <w:tc>
+          <w:tcPr>
+            <w:tcW w:type="dxa" w:w="3408"/>
+          </w:tcPr>
+          <w:p>
+            <w:r>
+              <w:rPr>
+                <w:rFonts w:ascii="Calibri" w:hAnsi="Calibri"/>
+                <w:b w:val="0"/>
+                <w:sz w:val="18"/>
+              </w:rPr>
+              <w:t>Communication</w:t>
+            </w:r>
+          </w:p>
+        </w:tc>
+        <w:tc>
+          <w:tcPr>
+            <w:tcW w:type="dxa" w:w="3408"/>
+            <w:shd w:fill="C6EFCE" w:val="clear"/>
+          </w:tcPr>
+          <w:p>
+            <w:r>
               <w:rPr>
                 <w:rFonts w:ascii="Calibri" w:hAnsi="Calibri"/>
                 <w:b w:val="0"/>
                 <w:color w:val="006100"/>
                 <w:sz w:val="18"/>
               </w:rPr>
-              <w:t>Completed</w:t>
-            </w:r>
-          </w:p>
-        </w:tc>
-        <w:tc>
-          <w:tcPr>
-            <w:tcW w:type="dxa" w:w="3408"/>
-          </w:tcPr>
-          <w:p>
-            <w:r>
-              <w:rPr>
-                <w:rFonts w:ascii="Calibri" w:hAnsi="Calibri"/>
-                <w:b w:val="0"/>
-                <w:sz w:val="18"/>
-              </w:rPr>
-              <w:t>HR employees API hydrate</w:t>
-            </w:r>
-          </w:p>
-        </w:tc>
-      </w:tr>
-      <w:tr>
-        <w:tc>
-          <w:tcPr>
-            <w:tcW w:type="dxa" w:w="3408"/>
-          </w:tcPr>
-          <w:p>
-            <w:r>
-              <w:rPr>
-                <w:rFonts w:ascii="Calibri" w:hAnsi="Calibri"/>
-                <w:b w:val="0"/>
-                <w:sz w:val="18"/>
-              </w:rPr>
-              <w:t>User Creation</w:t>
+              <w:t xml:space="preserve">Completed</w:t>
+            </w:r>
+          </w:p>
+        </w:tc>
+        <w:tc>
+          <w:tcPr>
+            <w:tcW w:type="dxa" w:w="3408"/>
+          </w:tcPr>
+          <w:p>
+            <w:r>
+              <w:rPr>
+                <w:rFonts w:ascii="Calibri" w:hAnsi="Calibri"/>
+                <w:b w:val="0"/>
+                <w:sz w:val="18"/>
+              </w:rPr>
+              <w:t xml:space="preserve">Not verified: the earlier note cited an Ops or academics collection that does not exist in the current code. Status carried over from 2026-10-12</w:t>
+            </w:r>
+          </w:p>
+        </w:tc>
+      </w:tr>
+      <w:tr>
+        <w:tc>
+          <w:tcPr>
+            <w:tcW w:type="dxa" w:w="3408"/>
+          </w:tcPr>
+          <w:p>
+            <w:r>
+              <w:rPr>
+                <w:rFonts w:ascii="Calibri" w:hAnsi="Calibri"/>
+                <w:b w:val="0"/>
+                <w:sz w:val="18"/>
+              </w:rPr>
+              <w:t>Calendar</w:t>
             </w:r>
           </w:p>
         </w:tc>
@@ -2617,7 +3399,7 @@
                 <w:b w:val="0"/>
                 <w:sz w:val="18"/>
               </w:rPr>
-              <w:t>Gate Pass</w:t>
+              <w:t>Notifications</w:t>
             </w:r>
           </w:p>
         </w:tc>
@@ -2666,7 +3448,7 @@
                 <w:b w:val="0"/>
                 <w:sz w:val="18"/>
               </w:rPr>
-              <w:t>Transport Overview</w:t>
+              <w:t>Escalation Management</w:t>
             </w:r>
           </w:p>
         </w:tc>
@@ -2698,24 +3480,24 @@
                 <w:b w:val="0"/>
                 <w:sz w:val="18"/>
               </w:rPr>
-              <w:t xml:space="preserve">Not verified: the earlier note cited an Ops or academics collection that does not exist in the current code. Status carried over from 2026-10-12</w:t>
-            </w:r>
-          </w:p>
-        </w:tc>
-      </w:tr>
-      <w:tr>
-        <w:tc>
-          <w:tcPr>
-            <w:tcW w:type="dxa" w:w="3408"/>
-          </w:tcPr>
-          <w:p>
-            <w:r>
-              <w:rPr>
-                <w:rFonts w:ascii="Calibri" w:hAnsi="Calibri"/>
-                <w:b w:val="0"/>
-                <w:sz w:val="18"/>
-              </w:rPr>
-              <w:t>Finance &gt; Finance Overview</w:t>
+              <w:t xml:space="preserve">Escalations API (GET/POST /escalations, flag VITE_USE_API_ESCALATIONS) with a localStorage mirror. Carried over from 2026-10-12; not re-checked for this panel</w:t>
+            </w:r>
+          </w:p>
+        </w:tc>
+      </w:tr>
+      <w:tr>
+        <w:tc>
+          <w:tcPr>
+            <w:tcW w:type="dxa" w:w="3408"/>
+          </w:tcPr>
+          <w:p>
+            <w:r>
+              <w:rPr>
+                <w:rFonts w:ascii="Calibri" w:hAnsi="Calibri"/>
+                <w:b w:val="0"/>
+                <w:sz w:val="18"/>
+              </w:rPr>
+              <w:t>Activity Logs &gt; Login History</w:t>
             </w:r>
           </w:p>
         </w:tc>
@@ -2726,45 +3508,34 @@
           </w:tcPr>
           <w:p>
             <w:r>
-              <w:rPr>
-                <w:rFonts w:ascii="Calibri" w:hAnsi="Calibri"/>
-                <w:b w:val="0"/>
-                <w:color w:val="006100"/>
-                <w:sz w:val="18"/>
-              </w:rPr>
-              <w:t>Completed</w:t>
-            </w:r>
-          </w:p>
-        </w:tc>
-        <w:tc>
-          <w:tcPr>
-            <w:tcW w:type="dxa" w:w="3408"/>
-          </w:tcPr>
-          <w:p>
-            <w:r>
-              <w:rPr>
-                <w:rFonts w:ascii="Calibri" w:hAnsi="Calibri"/>
-                <w:b w:val="0"/>
-                <w:sz w:val="18"/>
-              </w:rPr>
-              <w:t>financeApi pullFinanceState snapshot (VITE_USE_API_FINANCE)</w:t>
-            </w:r>
-          </w:p>
-        </w:tc>
-      </w:tr>
-      <w:tr>
-        <w:tc>
-          <w:tcPr>
-            <w:tcW w:type="dxa" w:w="3408"/>
-          </w:tcPr>
-          <w:p>
-            <w:r>
-              <w:rPr>
-                <w:rFonts w:ascii="Calibri" w:hAnsi="Calibri"/>
-                <w:b w:val="0"/>
-                <w:sz w:val="18"/>
-              </w:rPr>
-              <w:t>Finance &gt; Fees Management</w:t>
+              <w:t>Not Completed</w:t>
+            </w:r>
+          </w:p>
+        </w:tc>
+        <w:tc>
+          <w:tcPr>
+            <w:tcW w:type="dxa" w:w="3408"/>
+          </w:tcPr>
+          <w:p>
+            <w:r>
+              <w:t>GET /audit-logs mapped by action → login/data/delete/approval/failed 23 Oct 2026 review: demonstration board, not a live production control.</w:t>
+            </w:r>
+          </w:p>
+        </w:tc>
+      </w:tr>
+      <w:tr>
+        <w:tc>
+          <w:tcPr>
+            <w:tcW w:type="dxa" w:w="3408"/>
+          </w:tcPr>
+          <w:p>
+            <w:r>
+              <w:rPr>
+                <w:rFonts w:ascii="Calibri" w:hAnsi="Calibri"/>
+                <w:b w:val="0"/>
+                <w:sz w:val="18"/>
+              </w:rPr>
+              <w:t>Activity Logs &gt; Data Changes</w:t>
             </w:r>
           </w:p>
         </w:tc>
@@ -2775,45 +3546,34 @@
           </w:tcPr>
           <w:p>
             <w:r>
-              <w:rPr>
-                <w:rFonts w:ascii="Calibri" w:hAnsi="Calibri"/>
-                <w:b w:val="0"/>
-                <w:color w:val="006100"/>
-                <w:sz w:val="18"/>
-              </w:rPr>
-              <w:t>Completed</w:t>
-            </w:r>
-          </w:p>
-        </w:tc>
-        <w:tc>
-          <w:tcPr>
-            <w:tcW w:type="dxa" w:w="3408"/>
-          </w:tcPr>
-          <w:p>
-            <w:r>
-              <w:rPr>
-                <w:rFonts w:ascii="Calibri" w:hAnsi="Calibri"/>
-                <w:b w:val="0"/>
-                <w:sz w:val="18"/>
-              </w:rPr>
-              <w:t>financeApi pullFinanceState snapshot (VITE_USE_API_FINANCE)</w:t>
-            </w:r>
-          </w:p>
-        </w:tc>
-      </w:tr>
-      <w:tr>
-        <w:tc>
-          <w:tcPr>
-            <w:tcW w:type="dxa" w:w="3408"/>
-          </w:tcPr>
-          <w:p>
-            <w:r>
-              <w:rPr>
-                <w:rFonts w:ascii="Calibri" w:hAnsi="Calibri"/>
-                <w:b w:val="0"/>
-                <w:sz w:val="18"/>
-              </w:rPr>
-              <w:t>Finance &gt; Collections</w:t>
+              <w:t>Not Completed</w:t>
+            </w:r>
+          </w:p>
+        </w:tc>
+        <w:tc>
+          <w:tcPr>
+            <w:tcW w:type="dxa" w:w="3408"/>
+          </w:tcPr>
+          <w:p>
+            <w:r>
+              <w:t>GET /audit-logs mapped by action → login/data/delete/approval/failed 23 Oct 2026 review: demonstration board, not a live production control.</w:t>
+            </w:r>
+          </w:p>
+        </w:tc>
+      </w:tr>
+      <w:tr>
+        <w:tc>
+          <w:tcPr>
+            <w:tcW w:type="dxa" w:w="3408"/>
+          </w:tcPr>
+          <w:p>
+            <w:r>
+              <w:rPr>
+                <w:rFonts w:ascii="Calibri" w:hAnsi="Calibri"/>
+                <w:b w:val="0"/>
+                <w:sz w:val="18"/>
+              </w:rPr>
+              <w:t>Activity Logs &gt; Deleted Records</w:t>
             </w:r>
           </w:p>
         </w:tc>
@@ -2824,45 +3584,34 @@
           </w:tcPr>
           <w:p>
             <w:r>
-              <w:rPr>
-                <w:rFonts w:ascii="Calibri" w:hAnsi="Calibri"/>
-                <w:b w:val="0"/>
-                <w:color w:val="006100"/>
-                <w:sz w:val="18"/>
-              </w:rPr>
-              <w:t>Completed</w:t>
-            </w:r>
-          </w:p>
-        </w:tc>
-        <w:tc>
-          <w:tcPr>
-            <w:tcW w:type="dxa" w:w="3408"/>
-          </w:tcPr>
-          <w:p>
-            <w:r>
-              <w:rPr>
-                <w:rFonts w:ascii="Calibri" w:hAnsi="Calibri"/>
-                <w:b w:val="0"/>
-                <w:sz w:val="18"/>
-              </w:rPr>
-              <w:t>financeApi pullFinanceState snapshot (VITE_USE_API_FINANCE)</w:t>
-            </w:r>
-          </w:p>
-        </w:tc>
-      </w:tr>
-      <w:tr>
-        <w:tc>
-          <w:tcPr>
-            <w:tcW w:type="dxa" w:w="3408"/>
-          </w:tcPr>
-          <w:p>
-            <w:r>
-              <w:rPr>
-                <w:rFonts w:ascii="Calibri" w:hAnsi="Calibri"/>
-                <w:b w:val="0"/>
-                <w:sz w:val="18"/>
-              </w:rPr>
-              <w:t>Finance &gt; Wallet Management</w:t>
+              <w:t>Not Completed</w:t>
+            </w:r>
+          </w:p>
+        </w:tc>
+        <w:tc>
+          <w:tcPr>
+            <w:tcW w:type="dxa" w:w="3408"/>
+          </w:tcPr>
+          <w:p>
+            <w:r>
+              <w:t>GET /audit-logs mapped by action → login/data/delete/approval/failed 23 Oct 2026 review: demonstration board, not a live production control.</w:t>
+            </w:r>
+          </w:p>
+        </w:tc>
+      </w:tr>
+      <w:tr>
+        <w:tc>
+          <w:tcPr>
+            <w:tcW w:type="dxa" w:w="3408"/>
+          </w:tcPr>
+          <w:p>
+            <w:r>
+              <w:rPr>
+                <w:rFonts w:ascii="Calibri" w:hAnsi="Calibri"/>
+                <w:b w:val="0"/>
+                <w:sz w:val="18"/>
+              </w:rPr>
+              <w:t>Activity Logs &gt; Approval Actions</w:t>
             </w:r>
           </w:p>
         </w:tc>
@@ -2873,45 +3622,34 @@
           </w:tcPr>
           <w:p>
             <w:r>
-              <w:rPr>
-                <w:rFonts w:ascii="Calibri" w:hAnsi="Calibri"/>
-                <w:b w:val="0"/>
-                <w:color w:val="006100"/>
-                <w:sz w:val="18"/>
-              </w:rPr>
-              <w:t>Completed</w:t>
-            </w:r>
-          </w:p>
-        </w:tc>
-        <w:tc>
-          <w:tcPr>
-            <w:tcW w:type="dxa" w:w="3408"/>
-          </w:tcPr>
-          <w:p>
-            <w:r>
-              <w:rPr>
-                <w:rFonts w:ascii="Calibri" w:hAnsi="Calibri"/>
-                <w:b w:val="0"/>
-                <w:sz w:val="18"/>
-              </w:rPr>
-              <w:t>financeApi pullFinanceState snapshot (VITE_USE_API_FINANCE)</w:t>
-            </w:r>
-          </w:p>
-        </w:tc>
-      </w:tr>
-      <w:tr>
-        <w:tc>
-          <w:tcPr>
-            <w:tcW w:type="dxa" w:w="3408"/>
-          </w:tcPr>
-          <w:p>
-            <w:r>
-              <w:rPr>
-                <w:rFonts w:ascii="Calibri" w:hAnsi="Calibri"/>
-                <w:b w:val="0"/>
-                <w:sz w:val="18"/>
-              </w:rPr>
-              <w:t>Finance &gt; Transport Finance</w:t>
+              <w:t>Not Completed</w:t>
+            </w:r>
+          </w:p>
+        </w:tc>
+        <w:tc>
+          <w:tcPr>
+            <w:tcW w:type="dxa" w:w="3408"/>
+          </w:tcPr>
+          <w:p>
+            <w:r>
+              <w:t>GET /audit-logs mapped by action → login/data/delete/approval/failed 23 Oct 2026 review: demonstration board, not a live production control.</w:t>
+            </w:r>
+          </w:p>
+        </w:tc>
+      </w:tr>
+      <w:tr>
+        <w:tc>
+          <w:tcPr>
+            <w:tcW w:type="dxa" w:w="3408"/>
+          </w:tcPr>
+          <w:p>
+            <w:r>
+              <w:rPr>
+                <w:rFonts w:ascii="Calibri" w:hAnsi="Calibri"/>
+                <w:b w:val="0"/>
+                <w:sz w:val="18"/>
+              </w:rPr>
+              <w:t>Activity Logs &gt; Audit Logs</w:t>
             </w:r>
           </w:p>
         </w:tc>
@@ -2922,45 +3660,34 @@
           </w:tcPr>
           <w:p>
             <w:r>
-              <w:rPr>
-                <w:rFonts w:ascii="Calibri" w:hAnsi="Calibri"/>
-                <w:b w:val="0"/>
-                <w:color w:val="006100"/>
-                <w:sz w:val="18"/>
-              </w:rPr>
-              <w:t>Completed</w:t>
-            </w:r>
-          </w:p>
-        </w:tc>
-        <w:tc>
-          <w:tcPr>
-            <w:tcW w:type="dxa" w:w="3408"/>
-          </w:tcPr>
-          <w:p>
-            <w:r>
-              <w:rPr>
-                <w:rFonts w:ascii="Calibri" w:hAnsi="Calibri"/>
-                <w:b w:val="0"/>
-                <w:sz w:val="18"/>
-              </w:rPr>
-              <w:t>financeApi pullFinanceState snapshot (VITE_USE_API_FINANCE)</w:t>
-            </w:r>
-          </w:p>
-        </w:tc>
-      </w:tr>
-      <w:tr>
-        <w:tc>
-          <w:tcPr>
-            <w:tcW w:type="dxa" w:w="3408"/>
-          </w:tcPr>
-          <w:p>
-            <w:r>
-              <w:rPr>
-                <w:rFonts w:ascii="Calibri" w:hAnsi="Calibri"/>
-                <w:b w:val="0"/>
-                <w:sz w:val="18"/>
-              </w:rPr>
-              <w:t>Finance &gt; Accounting</w:t>
+              <w:t>Not Completed</w:t>
+            </w:r>
+          </w:p>
+        </w:tc>
+        <w:tc>
+          <w:tcPr>
+            <w:tcW w:type="dxa" w:w="3408"/>
+          </w:tcPr>
+          <w:p>
+            <w:r>
+              <w:t>GET /audit-logs mapped by action → login/data/delete/approval/failed 23 Oct 2026 review: demonstration board, not a live production control.</w:t>
+            </w:r>
+          </w:p>
+        </w:tc>
+      </w:tr>
+      <w:tr>
+        <w:tc>
+          <w:tcPr>
+            <w:tcW w:type="dxa" w:w="3408"/>
+          </w:tcPr>
+          <w:p>
+            <w:r>
+              <w:rPr>
+                <w:rFonts w:ascii="Calibri" w:hAnsi="Calibri"/>
+                <w:b w:val="0"/>
+                <w:sz w:val="18"/>
+              </w:rPr>
+              <w:t>Activity Logs &gt; Failed Logins</w:t>
             </w:r>
           </w:p>
         </w:tc>
@@ -2971,45 +3698,34 @@
           </w:tcPr>
           <w:p>
             <w:r>
-              <w:rPr>
-                <w:rFonts w:ascii="Calibri" w:hAnsi="Calibri"/>
-                <w:b w:val="0"/>
-                <w:color w:val="006100"/>
-                <w:sz w:val="18"/>
-              </w:rPr>
-              <w:t>Completed</w:t>
-            </w:r>
-          </w:p>
-        </w:tc>
-        <w:tc>
-          <w:tcPr>
-            <w:tcW w:type="dxa" w:w="3408"/>
-          </w:tcPr>
-          <w:p>
-            <w:r>
-              <w:rPr>
-                <w:rFonts w:ascii="Calibri" w:hAnsi="Calibri"/>
-                <w:b w:val="0"/>
-                <w:sz w:val="18"/>
-              </w:rPr>
-              <w:t>financeApi pullFinanceState snapshot (VITE_USE_API_FINANCE)</w:t>
-            </w:r>
-          </w:p>
-        </w:tc>
-      </w:tr>
-      <w:tr>
-        <w:tc>
-          <w:tcPr>
-            <w:tcW w:type="dxa" w:w="3408"/>
-          </w:tcPr>
-          <w:p>
-            <w:r>
-              <w:rPr>
-                <w:rFonts w:ascii="Calibri" w:hAnsi="Calibri"/>
-                <w:b w:val="0"/>
-                <w:sz w:val="18"/>
-              </w:rPr>
-              <w:t>Finance &gt; Reports &amp; Analytics</w:t>
+              <w:t>Not Completed</w:t>
+            </w:r>
+          </w:p>
+        </w:tc>
+        <w:tc>
+          <w:tcPr>
+            <w:tcW w:type="dxa" w:w="3408"/>
+          </w:tcPr>
+          <w:p>
+            <w:r>
+              <w:t>GET /audit-logs mapped by action → login/data/delete/approval/failed 23 Oct 2026 review: demonstration board, not a live production control.</w:t>
+            </w:r>
+          </w:p>
+        </w:tc>
+      </w:tr>
+      <w:tr>
+        <w:tc>
+          <w:tcPr>
+            <w:tcW w:type="dxa" w:w="3408"/>
+          </w:tcPr>
+          <w:p>
+            <w:r>
+              <w:rPr>
+                <w:rFonts w:ascii="Calibri" w:hAnsi="Calibri"/>
+                <w:b w:val="0"/>
+                <w:sz w:val="18"/>
+              </w:rPr>
+              <w:t>Activity Logs &gt; Demo Activity</w:t>
             </w:r>
           </w:p>
         </w:tc>
@@ -3020,45 +3736,34 @@
           </w:tcPr>
           <w:p>
             <w:r>
-              <w:rPr>
-                <w:rFonts w:ascii="Calibri" w:hAnsi="Calibri"/>
-                <w:b w:val="0"/>
-                <w:color w:val="006100"/>
-                <w:sz w:val="18"/>
-              </w:rPr>
-              <w:t>Completed</w:t>
-            </w:r>
-          </w:p>
-        </w:tc>
-        <w:tc>
-          <w:tcPr>
-            <w:tcW w:type="dxa" w:w="3408"/>
-          </w:tcPr>
-          <w:p>
-            <w:r>
-              <w:rPr>
-                <w:rFonts w:ascii="Calibri" w:hAnsi="Calibri"/>
-                <w:b w:val="0"/>
-                <w:sz w:val="18"/>
-              </w:rPr>
-              <w:t>financeApi pullFinanceState snapshot (VITE_USE_API_FINANCE)</w:t>
-            </w:r>
-          </w:p>
-        </w:tc>
-      </w:tr>
-      <w:tr>
-        <w:tc>
-          <w:tcPr>
-            <w:tcW w:type="dxa" w:w="3408"/>
-          </w:tcPr>
-          <w:p>
-            <w:r>
-              <w:rPr>
-                <w:rFonts w:ascii="Calibri" w:hAnsi="Calibri"/>
-                <w:b w:val="0"/>
-                <w:sz w:val="18"/>
-              </w:rPr>
-              <w:t>Audit Reports &gt; Overview</w:t>
+              <w:t>Not Completed</w:t>
+            </w:r>
+          </w:p>
+        </w:tc>
+        <w:tc>
+          <w:tcPr>
+            <w:tcW w:type="dxa" w:w="3408"/>
+          </w:tcPr>
+          <w:p>
+            <w:r>
+              <w:t>GET /audit-logs mapped by action → login/data/delete/approval/failed 23 Oct 2026 review: demonstration board, not a live production control.</w:t>
+            </w:r>
+          </w:p>
+        </w:tc>
+      </w:tr>
+      <w:tr>
+        <w:tc>
+          <w:tcPr>
+            <w:tcW w:type="dxa" w:w="3408"/>
+          </w:tcPr>
+          <w:p>
+            <w:r>
+              <w:rPr>
+                <w:rFonts w:ascii="Calibri" w:hAnsi="Calibri"/>
+                <w:b w:val="0"/>
+                <w:sz w:val="18"/>
+              </w:rPr>
+              <w:t>Re-entry Approvals</w:t>
             </w:r>
           </w:p>
         </w:tc>
@@ -3069,45 +3774,34 @@
           </w:tcPr>
           <w:p>
             <w:r>
-              <w:rPr>
-                <w:rFonts w:ascii="Calibri" w:hAnsi="Calibri"/>
-                <w:b w:val="0"/>
-                <w:color w:val="006100"/>
-                <w:sz w:val="18"/>
-              </w:rPr>
-              <w:t xml:space="preserve">Completed</w:t>
-            </w:r>
-          </w:p>
-        </w:tc>
-        <w:tc>
-          <w:tcPr>
-            <w:tcW w:type="dxa" w:w="3408"/>
-          </w:tcPr>
-          <w:p>
-            <w:r>
-              <w:rPr>
-                <w:rFonts w:ascii="Calibri" w:hAnsi="Calibri"/>
-                <w:b w:val="0"/>
-                <w:sz w:val="18"/>
-              </w:rPr>
-              <w:t xml:space="preserve">Not verified: the earlier note cited an Ops or academics collection that does not exist in the current code. Status carried over from 2026-10-12</w:t>
-            </w:r>
-          </w:p>
-        </w:tc>
-      </w:tr>
-      <w:tr>
-        <w:tc>
-          <w:tcPr>
-            <w:tcW w:type="dxa" w:w="3408"/>
-          </w:tcPr>
-          <w:p>
-            <w:r>
-              <w:rPr>
-                <w:rFonts w:ascii="Calibri" w:hAnsi="Calibri"/>
-                <w:b w:val="0"/>
-                <w:sz w:val="18"/>
-              </w:rPr>
-              <w:t>Audit Reports &gt; Compliance Score</w:t>
+              <w:t>Not Completed</w:t>
+            </w:r>
+          </w:p>
+        </w:tc>
+        <w:tc>
+          <w:tcPr>
+            <w:tcW w:type="dxa" w:w="3408"/>
+          </w:tcPr>
+          <w:p>
+            <w:r>
+              <w:t>Not verified: the earlier note cited an Ops or academics collection that does not exist in the current code. Status carried over from 2026-10-12 23 Oct 2026 review: demonstration board, not a live production control.</w:t>
+            </w:r>
+          </w:p>
+        </w:tc>
+      </w:tr>
+      <w:tr>
+        <w:tc>
+          <w:tcPr>
+            <w:tcW w:type="dxa" w:w="3408"/>
+          </w:tcPr>
+          <w:p>
+            <w:r>
+              <w:rPr>
+                <w:rFonts w:ascii="Calibri" w:hAnsi="Calibri"/>
+                <w:b w:val="0"/>
+                <w:sz w:val="18"/>
+              </w:rPr>
+              <w:t>Module Health</w:t>
             </w:r>
           </w:p>
         </w:tc>
@@ -3118,1155 +3812,17 @@
           </w:tcPr>
           <w:p>
             <w:r>
-              <w:rPr>
-                <w:rFonts w:ascii="Calibri" w:hAnsi="Calibri"/>
-                <w:b w:val="0"/>
-                <w:color w:val="006100"/>
-                <w:sz w:val="18"/>
-              </w:rPr>
-              <w:t xml:space="preserve">Completed</w:t>
-            </w:r>
-          </w:p>
-        </w:tc>
-        <w:tc>
-          <w:tcPr>
-            <w:tcW w:type="dxa" w:w="3408"/>
-          </w:tcPr>
-          <w:p>
-            <w:r>
-              <w:rPr>
-                <w:rFonts w:ascii="Calibri" w:hAnsi="Calibri"/>
-                <w:b w:val="0"/>
-                <w:sz w:val="18"/>
-              </w:rPr>
-              <w:t xml:space="preserve">Not verified: the earlier note cited an Ops or academics collection that does not exist in the current code. Status carried over from 2026-10-12</w:t>
-            </w:r>
-          </w:p>
-        </w:tc>
-      </w:tr>
-      <w:tr>
-        <w:tc>
-          <w:tcPr>
-            <w:tcW w:type="dxa" w:w="3408"/>
-          </w:tcPr>
-          <w:p>
-            <w:r>
-              <w:rPr>
-                <w:rFonts w:ascii="Calibri" w:hAnsi="Calibri"/>
-                <w:b w:val="0"/>
-                <w:sz w:val="18"/>
-              </w:rPr>
-              <w:t>Audit Reports &gt; Department Ranking</w:t>
-            </w:r>
-          </w:p>
-        </w:tc>
-        <w:tc>
-          <w:tcPr>
-            <w:tcW w:type="dxa" w:w="3408"/>
-            <w:shd w:fill="C6EFCE" w:val="clear"/>
-          </w:tcPr>
-          <w:p>
-            <w:r>
-              <w:rPr>
-                <w:rFonts w:ascii="Calibri" w:hAnsi="Calibri"/>
-                <w:b w:val="0"/>
-                <w:color w:val="006100"/>
-                <w:sz w:val="18"/>
-              </w:rPr>
-              <w:t xml:space="preserve">Completed</w:t>
-            </w:r>
-          </w:p>
-        </w:tc>
-        <w:tc>
-          <w:tcPr>
-            <w:tcW w:type="dxa" w:w="3408"/>
-          </w:tcPr>
-          <w:p>
-            <w:r>
-              <w:rPr>
-                <w:rFonts w:ascii="Calibri" w:hAnsi="Calibri"/>
-                <w:b w:val="0"/>
-                <w:sz w:val="18"/>
-              </w:rPr>
-              <w:t xml:space="preserve">Not verified: the earlier note cited an Ops or academics collection that does not exist in the current code. Status carried over from 2026-10-12</w:t>
-            </w:r>
-          </w:p>
-        </w:tc>
-      </w:tr>
-      <w:tr>
-        <w:tc>
-          <w:tcPr>
-            <w:tcW w:type="dxa" w:w="3408"/>
-          </w:tcPr>
-          <w:p>
-            <w:r>
-              <w:rPr>
-                <w:rFonts w:ascii="Calibri" w:hAnsi="Calibri"/>
-                <w:b w:val="0"/>
-                <w:sz w:val="18"/>
-              </w:rPr>
-              <w:t>Audit Reports &gt; Pending Findings</w:t>
-            </w:r>
-          </w:p>
-        </w:tc>
-        <w:tc>
-          <w:tcPr>
-            <w:tcW w:type="dxa" w:w="3408"/>
-            <w:shd w:fill="C6EFCE" w:val="clear"/>
-          </w:tcPr>
-          <w:p>
-            <w:r>
-              <w:rPr>
-                <w:rFonts w:ascii="Calibri" w:hAnsi="Calibri"/>
-                <w:b w:val="0"/>
-                <w:color w:val="006100"/>
-                <w:sz w:val="18"/>
-              </w:rPr>
-              <w:t xml:space="preserve">Completed</w:t>
-            </w:r>
-          </w:p>
-        </w:tc>
-        <w:tc>
-          <w:tcPr>
-            <w:tcW w:type="dxa" w:w="3408"/>
-          </w:tcPr>
-          <w:p>
-            <w:r>
-              <w:rPr>
-                <w:rFonts w:ascii="Calibri" w:hAnsi="Calibri"/>
-                <w:b w:val="0"/>
-                <w:sz w:val="18"/>
-              </w:rPr>
-              <w:t xml:space="preserve">Not verified: the earlier note cited an Ops or academics collection that does not exist in the current code. Status carried over from 2026-10-12</w:t>
-            </w:r>
-          </w:p>
-        </w:tc>
-      </w:tr>
-      <w:tr>
-        <w:tc>
-          <w:tcPr>
-            <w:tcW w:type="dxa" w:w="3408"/>
-          </w:tcPr>
-          <w:p>
-            <w:r>
-              <w:rPr>
-                <w:rFonts w:ascii="Calibri" w:hAnsi="Calibri"/>
-                <w:b w:val="0"/>
-                <w:sz w:val="18"/>
-              </w:rPr>
-              <w:t>Audit Reports &gt; Critical Findings</w:t>
-            </w:r>
-          </w:p>
-        </w:tc>
-        <w:tc>
-          <w:tcPr>
-            <w:tcW w:type="dxa" w:w="3408"/>
-            <w:shd w:fill="C6EFCE" w:val="clear"/>
-          </w:tcPr>
-          <w:p>
-            <w:r>
-              <w:rPr>
-                <w:rFonts w:ascii="Calibri" w:hAnsi="Calibri"/>
-                <w:b w:val="0"/>
-                <w:color w:val="006100"/>
-                <w:sz w:val="18"/>
-              </w:rPr>
-              <w:t xml:space="preserve">Completed</w:t>
-            </w:r>
-          </w:p>
-        </w:tc>
-        <w:tc>
-          <w:tcPr>
-            <w:tcW w:type="dxa" w:w="3408"/>
-          </w:tcPr>
-          <w:p>
-            <w:r>
-              <w:rPr>
-                <w:rFonts w:ascii="Calibri" w:hAnsi="Calibri"/>
-                <w:b w:val="0"/>
-                <w:sz w:val="18"/>
-              </w:rPr>
-              <w:t xml:space="preserve">Not verified: the earlier note cited an Ops or academics collection that does not exist in the current code. Status carried over from 2026-10-12</w:t>
-            </w:r>
-          </w:p>
-        </w:tc>
-      </w:tr>
-      <w:tr>
-        <w:tc>
-          <w:tcPr>
-            <w:tcW w:type="dxa" w:w="3408"/>
-          </w:tcPr>
-          <w:p>
-            <w:r>
-              <w:rPr>
-                <w:rFonts w:ascii="Calibri" w:hAnsi="Calibri"/>
-                <w:b w:val="0"/>
-                <w:sz w:val="18"/>
-              </w:rPr>
-              <w:t>Audit Reports &gt; Risk Dashboard</w:t>
-            </w:r>
-          </w:p>
-        </w:tc>
-        <w:tc>
-          <w:tcPr>
-            <w:tcW w:type="dxa" w:w="3408"/>
-            <w:shd w:fill="C6EFCE" w:val="clear"/>
-          </w:tcPr>
-          <w:p>
-            <w:r>
-              <w:rPr>
-                <w:rFonts w:ascii="Calibri" w:hAnsi="Calibri"/>
-                <w:b w:val="0"/>
-                <w:color w:val="006100"/>
-                <w:sz w:val="18"/>
-              </w:rPr>
-              <w:t xml:space="preserve">Completed</w:t>
-            </w:r>
-          </w:p>
-        </w:tc>
-        <w:tc>
-          <w:tcPr>
-            <w:tcW w:type="dxa" w:w="3408"/>
-          </w:tcPr>
-          <w:p>
-            <w:r>
-              <w:rPr>
-                <w:rFonts w:ascii="Calibri" w:hAnsi="Calibri"/>
-                <w:b w:val="0"/>
-                <w:sz w:val="18"/>
-              </w:rPr>
-              <w:t xml:space="preserve">Not verified: the earlier note cited an Ops or academics collection that does not exist in the current code. Status carried over from 2026-10-12</w:t>
-            </w:r>
-          </w:p>
-        </w:tc>
-      </w:tr>
-      <w:tr>
-        <w:tc>
-          <w:tcPr>
-            <w:tcW w:type="dxa" w:w="3408"/>
-          </w:tcPr>
-          <w:p>
-            <w:r>
-              <w:rPr>
-                <w:rFonts w:ascii="Calibri" w:hAnsi="Calibri"/>
-                <w:b w:val="0"/>
-                <w:sz w:val="18"/>
-              </w:rPr>
-              <w:t>Star Ratings &gt; Star of the Month</w:t>
-            </w:r>
-          </w:p>
-        </w:tc>
-        <w:tc>
-          <w:tcPr>
-            <w:tcW w:type="dxa" w:w="3408"/>
-            <w:shd w:fill="C6EFCE" w:val="clear"/>
-          </w:tcPr>
-          <w:p>
-            <w:r>
-              <w:rPr>
-                <w:rFonts w:ascii="Calibri" w:hAnsi="Calibri"/>
-                <w:b w:val="0"/>
-                <w:color w:val="006100"/>
-                <w:sz w:val="18"/>
-              </w:rPr>
-              <w:t xml:space="preserve">Completed</w:t>
-            </w:r>
-          </w:p>
-        </w:tc>
-        <w:tc>
-          <w:tcPr>
-            <w:tcW w:type="dxa" w:w="3408"/>
-          </w:tcPr>
-          <w:p>
-            <w:r>
-              <w:rPr>
-                <w:rFonts w:ascii="Calibri" w:hAnsi="Calibri"/>
-                <w:b w:val="0"/>
-                <w:sz w:val="18"/>
-              </w:rPr>
-              <w:t xml:space="preserve">Not verified: the earlier note cited an Ops or academics collection that does not exist in the current code. Status carried over from 2026-10-12</w:t>
-            </w:r>
-          </w:p>
-        </w:tc>
-      </w:tr>
-      <w:tr>
-        <w:tc>
-          <w:tcPr>
-            <w:tcW w:type="dxa" w:w="3408"/>
-          </w:tcPr>
-          <w:p>
-            <w:r>
-              <w:rPr>
-                <w:rFonts w:ascii="Calibri" w:hAnsi="Calibri"/>
-                <w:b w:val="0"/>
-                <w:sz w:val="18"/>
-              </w:rPr>
-              <w:t>Star Ratings &gt; Star of the Year</w:t>
-            </w:r>
-          </w:p>
-        </w:tc>
-        <w:tc>
-          <w:tcPr>
-            <w:tcW w:type="dxa" w:w="3408"/>
-            <w:shd w:fill="C6EFCE" w:val="clear"/>
-          </w:tcPr>
-          <w:p>
-            <w:r>
-              <w:rPr>
-                <w:rFonts w:ascii="Calibri" w:hAnsi="Calibri"/>
-                <w:b w:val="0"/>
-                <w:color w:val="006100"/>
-                <w:sz w:val="18"/>
-              </w:rPr>
-              <w:t xml:space="preserve">Completed</w:t>
-            </w:r>
-          </w:p>
-        </w:tc>
-        <w:tc>
-          <w:tcPr>
-            <w:tcW w:type="dxa" w:w="3408"/>
-          </w:tcPr>
-          <w:p>
-            <w:r>
-              <w:rPr>
-                <w:rFonts w:ascii="Calibri" w:hAnsi="Calibri"/>
-                <w:b w:val="0"/>
-                <w:sz w:val="18"/>
-              </w:rPr>
-              <w:t xml:space="preserve">Not verified: the earlier note cited an Ops or academics collection that does not exist in the current code. Status carried over from 2026-10-12</w:t>
-            </w:r>
-          </w:p>
-        </w:tc>
-      </w:tr>
-      <w:tr>
-        <w:tc>
-          <w:tcPr>
-            <w:tcW w:type="dxa" w:w="3408"/>
-          </w:tcPr>
-          <w:p>
-            <w:r>
-              <w:rPr>
-                <w:rFonts w:ascii="Calibri" w:hAnsi="Calibri"/>
-                <w:b w:val="0"/>
-                <w:sz w:val="18"/>
-              </w:rPr>
-              <w:t>Task Management</w:t>
-            </w:r>
-          </w:p>
-        </w:tc>
-        <w:tc>
-          <w:tcPr>
-            <w:tcW w:type="dxa" w:w="3408"/>
-            <w:shd w:fill="C6EFCE" w:val="clear"/>
-          </w:tcPr>
-          <w:p>
-            <w:r>
-              <w:rPr>
-                <w:rFonts w:ascii="Calibri" w:hAnsi="Calibri"/>
-                <w:b w:val="0"/>
-                <w:color w:val="006100"/>
-                <w:sz w:val="18"/>
-              </w:rPr>
-              <w:t xml:space="preserve">Completed</w:t>
-            </w:r>
-          </w:p>
-        </w:tc>
-        <w:tc>
-          <w:tcPr>
-            <w:tcW w:type="dxa" w:w="3408"/>
-          </w:tcPr>
-          <w:p>
-            <w:r>
-              <w:rPr>
-                <w:rFonts w:ascii="Calibri" w:hAnsi="Calibri"/>
-                <w:b w:val="0"/>
-                <w:sz w:val="18"/>
-              </w:rPr>
-              <w:t xml:space="preserve">Tasks API (GET/POST /tasks, flag VITE_USE_API_TASKS). Carried over from 2026-10-12; not re-checked for this panel</w:t>
-            </w:r>
-          </w:p>
-        </w:tc>
-      </w:tr>
-      <w:tr>
-        <w:tc>
-          <w:tcPr>
-            <w:tcW w:type="dxa" w:w="3408"/>
-          </w:tcPr>
-          <w:p>
-            <w:r>
-              <w:rPr>
-                <w:rFonts w:ascii="Calibri" w:hAnsi="Calibri"/>
-                <w:b w:val="0"/>
-                <w:sz w:val="18"/>
-              </w:rPr>
-              <w:t>Leave Request</w:t>
-            </w:r>
-          </w:p>
-        </w:tc>
-        <w:tc>
-          <w:tcPr>
-            <w:tcW w:type="dxa" w:w="3408"/>
-            <w:shd w:fill="C6EFCE" w:val="clear"/>
-          </w:tcPr>
-          <w:p>
-            <w:r>
-              <w:rPr>
-                <w:rFonts w:ascii="Calibri" w:hAnsi="Calibri"/>
-                <w:b w:val="0"/>
-                <w:color w:val="006100"/>
-                <w:sz w:val="18"/>
-              </w:rPr>
-              <w:t xml:space="preserve">Completed</w:t>
-            </w:r>
-          </w:p>
-        </w:tc>
-        <w:tc>
-          <w:tcPr>
-            <w:tcW w:type="dxa" w:w="3408"/>
-          </w:tcPr>
-          <w:p>
-            <w:r>
-              <w:rPr>
-                <w:rFonts w:ascii="Calibri" w:hAnsi="Calibri"/>
-                <w:b w:val="0"/>
-                <w:sz w:val="18"/>
-              </w:rPr>
-              <w:t xml:space="preserve">Leave API (GET/POST /leave-requests, flag VITE_USE_API_LEAVE) with a localStorage mirror. Carried over from 2026-10-12; not re-checked for this panel</w:t>
-            </w:r>
-          </w:p>
-        </w:tc>
-      </w:tr>
-      <w:tr>
-        <w:tc>
-          <w:tcPr>
-            <w:tcW w:type="dxa" w:w="3408"/>
-          </w:tcPr>
-          <w:p>
-            <w:r>
-              <w:rPr>
-                <w:rFonts w:ascii="Calibri" w:hAnsi="Calibri"/>
-                <w:b w:val="0"/>
-                <w:sz w:val="18"/>
-              </w:rPr>
-              <w:t>Approvals</w:t>
-            </w:r>
-          </w:p>
-        </w:tc>
-        <w:tc>
-          <w:tcPr>
-            <w:tcW w:type="dxa" w:w="3408"/>
-            <w:shd w:fill="C6EFCE" w:val="clear"/>
-          </w:tcPr>
-          <w:p>
-            <w:r>
-              <w:rPr>
-                <w:rFonts w:ascii="Calibri" w:hAnsi="Calibri"/>
-                <w:b w:val="0"/>
-                <w:color w:val="006100"/>
-                <w:sz w:val="18"/>
-              </w:rPr>
-              <w:t xml:space="preserve">Completed</w:t>
-            </w:r>
-          </w:p>
-        </w:tc>
-        <w:tc>
-          <w:tcPr>
-            <w:tcW w:type="dxa" w:w="3408"/>
-          </w:tcPr>
-          <w:p>
-            <w:r>
-              <w:rPr>
-                <w:rFonts w:ascii="Calibri" w:hAnsi="Calibri"/>
-                <w:b w:val="0"/>
-                <w:sz w:val="18"/>
-              </w:rPr>
-              <w:t xml:space="preserve">Not verified: the earlier note cited an Ops or academics collection that does not exist in the current code. Status carried over from 2026-10-12</w:t>
-            </w:r>
-          </w:p>
-        </w:tc>
-      </w:tr>
-      <w:tr>
-        <w:tc>
-          <w:tcPr>
-            <w:tcW w:type="dxa" w:w="3408"/>
-          </w:tcPr>
-          <w:p>
-            <w:r>
-              <w:rPr>
-                <w:rFonts w:ascii="Calibri" w:hAnsi="Calibri"/>
-                <w:b w:val="0"/>
-                <w:sz w:val="18"/>
-              </w:rPr>
-              <w:t>Announcement</w:t>
-            </w:r>
-          </w:p>
-        </w:tc>
-        <w:tc>
-          <w:tcPr>
-            <w:tcW w:type="dxa" w:w="3408"/>
-            <w:shd w:fill="C6EFCE" w:val="clear"/>
-          </w:tcPr>
-          <w:p>
-            <w:r>
-              <w:rPr>
-                <w:rFonts w:ascii="Calibri" w:hAnsi="Calibri"/>
-                <w:b w:val="0"/>
-                <w:color w:val="006100"/>
-                <w:sz w:val="18"/>
-              </w:rPr>
-              <w:t xml:space="preserve">Completed</w:t>
-            </w:r>
-          </w:p>
-        </w:tc>
-        <w:tc>
-          <w:tcPr>
-            <w:tcW w:type="dxa" w:w="3408"/>
-          </w:tcPr>
-          <w:p>
-            <w:r>
-              <w:rPr>
-                <w:rFonts w:ascii="Calibri" w:hAnsi="Calibri"/>
-                <w:b w:val="0"/>
-                <w:sz w:val="18"/>
-              </w:rPr>
-              <w:t xml:space="preserve">Not verified: the earlier note cited an Ops or academics collection that does not exist in the current code. Status carried over from 2026-10-12</w:t>
-            </w:r>
-          </w:p>
-        </w:tc>
-      </w:tr>
-      <w:tr>
-        <w:tc>
-          <w:tcPr>
-            <w:tcW w:type="dxa" w:w="3408"/>
-          </w:tcPr>
-          <w:p>
-            <w:r>
-              <w:rPr>
-                <w:rFonts w:ascii="Calibri" w:hAnsi="Calibri"/>
-                <w:b w:val="0"/>
-                <w:sz w:val="18"/>
-              </w:rPr>
-              <w:t>Communication</w:t>
-            </w:r>
-          </w:p>
-        </w:tc>
-        <w:tc>
-          <w:tcPr>
-            <w:tcW w:type="dxa" w:w="3408"/>
-            <w:shd w:fill="C6EFCE" w:val="clear"/>
-          </w:tcPr>
-          <w:p>
-            <w:r>
-              <w:rPr>
-                <w:rFonts w:ascii="Calibri" w:hAnsi="Calibri"/>
-                <w:b w:val="0"/>
-                <w:color w:val="006100"/>
-                <w:sz w:val="18"/>
-              </w:rPr>
-              <w:t xml:space="preserve">Completed</w:t>
-            </w:r>
-          </w:p>
-        </w:tc>
-        <w:tc>
-          <w:tcPr>
-            <w:tcW w:type="dxa" w:w="3408"/>
-          </w:tcPr>
-          <w:p>
-            <w:r>
-              <w:rPr>
-                <w:rFonts w:ascii="Calibri" w:hAnsi="Calibri"/>
-                <w:b w:val="0"/>
-                <w:sz w:val="18"/>
-              </w:rPr>
-              <w:t xml:space="preserve">Not verified: the earlier note cited an Ops or academics collection that does not exist in the current code. Status carried over from 2026-10-12</w:t>
-            </w:r>
-          </w:p>
-        </w:tc>
-      </w:tr>
-      <w:tr>
-        <w:tc>
-          <w:tcPr>
-            <w:tcW w:type="dxa" w:w="3408"/>
-          </w:tcPr>
-          <w:p>
-            <w:r>
-              <w:rPr>
-                <w:rFonts w:ascii="Calibri" w:hAnsi="Calibri"/>
-                <w:b w:val="0"/>
-                <w:sz w:val="18"/>
-              </w:rPr>
-              <w:t>Calendar</w:t>
-            </w:r>
-          </w:p>
-        </w:tc>
-        <w:tc>
-          <w:tcPr>
-            <w:tcW w:type="dxa" w:w="3408"/>
-            <w:shd w:fill="C6EFCE" w:val="clear"/>
-          </w:tcPr>
-          <w:p>
-            <w:r>
-              <w:rPr>
-                <w:rFonts w:ascii="Calibri" w:hAnsi="Calibri"/>
-                <w:b w:val="0"/>
-                <w:color w:val="006100"/>
-                <w:sz w:val="18"/>
-              </w:rPr>
-              <w:t xml:space="preserve">Completed</w:t>
-            </w:r>
-          </w:p>
-        </w:tc>
-        <w:tc>
-          <w:tcPr>
-            <w:tcW w:type="dxa" w:w="3408"/>
-          </w:tcPr>
-          <w:p>
-            <w:r>
-              <w:rPr>
-                <w:rFonts w:ascii="Calibri" w:hAnsi="Calibri"/>
-                <w:b w:val="0"/>
-                <w:sz w:val="18"/>
-              </w:rPr>
-              <w:t xml:space="preserve">Not verified: the earlier note cited an Ops or academics collection that does not exist in the current code. Status carried over from 2026-10-12</w:t>
-            </w:r>
-          </w:p>
-        </w:tc>
-      </w:tr>
-      <w:tr>
-        <w:tc>
-          <w:tcPr>
-            <w:tcW w:type="dxa" w:w="3408"/>
-          </w:tcPr>
-          <w:p>
-            <w:r>
-              <w:rPr>
-                <w:rFonts w:ascii="Calibri" w:hAnsi="Calibri"/>
-                <w:b w:val="0"/>
-                <w:sz w:val="18"/>
-              </w:rPr>
-              <w:t>Notifications</w:t>
-            </w:r>
-          </w:p>
-        </w:tc>
-        <w:tc>
-          <w:tcPr>
-            <w:tcW w:type="dxa" w:w="3408"/>
-            <w:shd w:fill="C6EFCE" w:val="clear"/>
-          </w:tcPr>
-          <w:p>
-            <w:r>
-              <w:rPr>
-                <w:rFonts w:ascii="Calibri" w:hAnsi="Calibri"/>
-                <w:b w:val="0"/>
-                <w:color w:val="006100"/>
-                <w:sz w:val="18"/>
-              </w:rPr>
-              <w:t xml:space="preserve">Completed</w:t>
-            </w:r>
-          </w:p>
-        </w:tc>
-        <w:tc>
-          <w:tcPr>
-            <w:tcW w:type="dxa" w:w="3408"/>
-          </w:tcPr>
-          <w:p>
-            <w:r>
-              <w:rPr>
-                <w:rFonts w:ascii="Calibri" w:hAnsi="Calibri"/>
-                <w:b w:val="0"/>
-                <w:sz w:val="18"/>
-              </w:rPr>
-              <w:t xml:space="preserve">Not verified: the earlier note cited an Ops or academics collection that does not exist in the current code. Status carried over from 2026-10-12</w:t>
-            </w:r>
-          </w:p>
-        </w:tc>
-      </w:tr>
-      <w:tr>
-        <w:tc>
-          <w:tcPr>
-            <w:tcW w:type="dxa" w:w="3408"/>
-          </w:tcPr>
-          <w:p>
-            <w:r>
-              <w:rPr>
-                <w:rFonts w:ascii="Calibri" w:hAnsi="Calibri"/>
-                <w:b w:val="0"/>
-                <w:sz w:val="18"/>
-              </w:rPr>
-              <w:t>Escalation Management</w:t>
-            </w:r>
-          </w:p>
-        </w:tc>
-        <w:tc>
-          <w:tcPr>
-            <w:tcW w:type="dxa" w:w="3408"/>
-            <w:shd w:fill="C6EFCE" w:val="clear"/>
-          </w:tcPr>
-          <w:p>
-            <w:r>
-              <w:rPr>
-                <w:rFonts w:ascii="Calibri" w:hAnsi="Calibri"/>
-                <w:b w:val="0"/>
-                <w:color w:val="006100"/>
-                <w:sz w:val="18"/>
-              </w:rPr>
-              <w:t xml:space="preserve">Completed</w:t>
-            </w:r>
-          </w:p>
-        </w:tc>
-        <w:tc>
-          <w:tcPr>
-            <w:tcW w:type="dxa" w:w="3408"/>
-          </w:tcPr>
-          <w:p>
-            <w:r>
-              <w:rPr>
-                <w:rFonts w:ascii="Calibri" w:hAnsi="Calibri"/>
-                <w:b w:val="0"/>
-                <w:sz w:val="18"/>
-              </w:rPr>
-              <w:t xml:space="preserve">Escalations API (GET/POST /escalations, flag VITE_USE_API_ESCALATIONS) with a localStorage mirror. Carried over from 2026-10-12; not re-checked for this panel</w:t>
-            </w:r>
-          </w:p>
-        </w:tc>
-      </w:tr>
-      <w:tr>
-        <w:tc>
-          <w:tcPr>
-            <w:tcW w:type="dxa" w:w="3408"/>
-          </w:tcPr>
-          <w:p>
-            <w:r>
-              <w:rPr>
-                <w:rFonts w:ascii="Calibri" w:hAnsi="Calibri"/>
-                <w:b w:val="0"/>
-                <w:sz w:val="18"/>
-              </w:rPr>
-              <w:t>Activity Logs &gt; Login History</w:t>
-            </w:r>
-          </w:p>
-        </w:tc>
-        <w:tc>
-          <w:tcPr>
-            <w:tcW w:type="dxa" w:w="3408"/>
-            <w:shd w:fill="C6EFCE" w:val="clear"/>
-          </w:tcPr>
-          <w:p>
-            <w:r>
-              <w:rPr>
-                <w:rFonts w:ascii="Calibri" w:hAnsi="Calibri"/>
-                <w:b w:val="0"/>
-                <w:color w:val="006100"/>
-                <w:sz w:val="18"/>
-              </w:rPr>
-              <w:t>Completed</w:t>
-            </w:r>
-          </w:p>
-        </w:tc>
-        <w:tc>
-          <w:tcPr>
-            <w:tcW w:type="dxa" w:w="3408"/>
-          </w:tcPr>
-          <w:p>
-            <w:r>
-              <w:rPr>
-                <w:rFonts w:ascii="Calibri" w:hAnsi="Calibri"/>
-                <w:b w:val="0"/>
-                <w:sz w:val="18"/>
-              </w:rPr>
-              <w:t>GET /audit-logs mapped by action → login/data/delete/approval/failed</w:t>
-            </w:r>
-          </w:p>
-        </w:tc>
-      </w:tr>
-      <w:tr>
-        <w:tc>
-          <w:tcPr>
-            <w:tcW w:type="dxa" w:w="3408"/>
-          </w:tcPr>
-          <w:p>
-            <w:r>
-              <w:rPr>
-                <w:rFonts w:ascii="Calibri" w:hAnsi="Calibri"/>
-                <w:b w:val="0"/>
-                <w:sz w:val="18"/>
-              </w:rPr>
-              <w:t>Activity Logs &gt; Data Changes</w:t>
-            </w:r>
-          </w:p>
-        </w:tc>
-        <w:tc>
-          <w:tcPr>
-            <w:tcW w:type="dxa" w:w="3408"/>
-            <w:shd w:fill="C6EFCE" w:val="clear"/>
-          </w:tcPr>
-          <w:p>
-            <w:r>
-              <w:rPr>
-                <w:rFonts w:ascii="Calibri" w:hAnsi="Calibri"/>
-                <w:b w:val="0"/>
-                <w:color w:val="006100"/>
-                <w:sz w:val="18"/>
-              </w:rPr>
-              <w:t>Completed</w:t>
-            </w:r>
-          </w:p>
-        </w:tc>
-        <w:tc>
-          <w:tcPr>
-            <w:tcW w:type="dxa" w:w="3408"/>
-          </w:tcPr>
-          <w:p>
-            <w:r>
-              <w:rPr>
-                <w:rFonts w:ascii="Calibri" w:hAnsi="Calibri"/>
-                <w:b w:val="0"/>
-                <w:sz w:val="18"/>
-              </w:rPr>
-              <w:t>GET /audit-logs mapped by action → login/data/delete/approval/failed</w:t>
-            </w:r>
-          </w:p>
-        </w:tc>
-      </w:tr>
-      <w:tr>
-        <w:tc>
-          <w:tcPr>
-            <w:tcW w:type="dxa" w:w="3408"/>
-          </w:tcPr>
-          <w:p>
-            <w:r>
-              <w:rPr>
-                <w:rFonts w:ascii="Calibri" w:hAnsi="Calibri"/>
-                <w:b w:val="0"/>
-                <w:sz w:val="18"/>
-              </w:rPr>
-              <w:t>Activity Logs &gt; Deleted Records</w:t>
-            </w:r>
-          </w:p>
-        </w:tc>
-        <w:tc>
-          <w:tcPr>
-            <w:tcW w:type="dxa" w:w="3408"/>
-            <w:shd w:fill="C6EFCE" w:val="clear"/>
-          </w:tcPr>
-          <w:p>
-            <w:r>
-              <w:rPr>
-                <w:rFonts w:ascii="Calibri" w:hAnsi="Calibri"/>
-                <w:b w:val="0"/>
-                <w:color w:val="006100"/>
-                <w:sz w:val="18"/>
-              </w:rPr>
-              <w:t>Completed</w:t>
-            </w:r>
-          </w:p>
-        </w:tc>
-        <w:tc>
-          <w:tcPr>
-            <w:tcW w:type="dxa" w:w="3408"/>
-          </w:tcPr>
-          <w:p>
-            <w:r>
-              <w:rPr>
-                <w:rFonts w:ascii="Calibri" w:hAnsi="Calibri"/>
-                <w:b w:val="0"/>
-                <w:sz w:val="18"/>
-              </w:rPr>
-              <w:t>GET /audit-logs mapped by action → login/data/delete/approval/failed</w:t>
-            </w:r>
-          </w:p>
-        </w:tc>
-      </w:tr>
-      <w:tr>
-        <w:tc>
-          <w:tcPr>
-            <w:tcW w:type="dxa" w:w="3408"/>
-          </w:tcPr>
-          <w:p>
-            <w:r>
-              <w:rPr>
-                <w:rFonts w:ascii="Calibri" w:hAnsi="Calibri"/>
-                <w:b w:val="0"/>
-                <w:sz w:val="18"/>
-              </w:rPr>
-              <w:t>Activity Logs &gt; Approval Actions</w:t>
-            </w:r>
-          </w:p>
-        </w:tc>
-        <w:tc>
-          <w:tcPr>
-            <w:tcW w:type="dxa" w:w="3408"/>
-            <w:shd w:fill="C6EFCE" w:val="clear"/>
-          </w:tcPr>
-          <w:p>
-            <w:r>
-              <w:rPr>
-                <w:rFonts w:ascii="Calibri" w:hAnsi="Calibri"/>
-                <w:b w:val="0"/>
-                <w:color w:val="006100"/>
-                <w:sz w:val="18"/>
-              </w:rPr>
-              <w:t>Completed</w:t>
-            </w:r>
-          </w:p>
-        </w:tc>
-        <w:tc>
-          <w:tcPr>
-            <w:tcW w:type="dxa" w:w="3408"/>
-          </w:tcPr>
-          <w:p>
-            <w:r>
-              <w:rPr>
-                <w:rFonts w:ascii="Calibri" w:hAnsi="Calibri"/>
-                <w:b w:val="0"/>
-                <w:sz w:val="18"/>
-              </w:rPr>
-              <w:t>GET /audit-logs mapped by action → login/data/delete/approval/failed</w:t>
-            </w:r>
-          </w:p>
-        </w:tc>
-      </w:tr>
-      <w:tr>
-        <w:tc>
-          <w:tcPr>
-            <w:tcW w:type="dxa" w:w="3408"/>
-          </w:tcPr>
-          <w:p>
-            <w:r>
-              <w:rPr>
-                <w:rFonts w:ascii="Calibri" w:hAnsi="Calibri"/>
-                <w:b w:val="0"/>
-                <w:sz w:val="18"/>
-              </w:rPr>
-              <w:t>Activity Logs &gt; Audit Logs</w:t>
-            </w:r>
-          </w:p>
-        </w:tc>
-        <w:tc>
-          <w:tcPr>
-            <w:tcW w:type="dxa" w:w="3408"/>
-            <w:shd w:fill="C6EFCE" w:val="clear"/>
-          </w:tcPr>
-          <w:p>
-            <w:r>
-              <w:rPr>
-                <w:rFonts w:ascii="Calibri" w:hAnsi="Calibri"/>
-                <w:b w:val="0"/>
-                <w:color w:val="006100"/>
-                <w:sz w:val="18"/>
-              </w:rPr>
-              <w:t>Completed</w:t>
-            </w:r>
-          </w:p>
-        </w:tc>
-        <w:tc>
-          <w:tcPr>
-            <w:tcW w:type="dxa" w:w="3408"/>
-          </w:tcPr>
-          <w:p>
-            <w:r>
-              <w:rPr>
-                <w:rFonts w:ascii="Calibri" w:hAnsi="Calibri"/>
-                <w:b w:val="0"/>
-                <w:sz w:val="18"/>
-              </w:rPr>
-              <w:t>GET /audit-logs mapped by action → login/data/delete/approval/failed</w:t>
-            </w:r>
-          </w:p>
-        </w:tc>
-      </w:tr>
-      <w:tr>
-        <w:tc>
-          <w:tcPr>
-            <w:tcW w:type="dxa" w:w="3408"/>
-          </w:tcPr>
-          <w:p>
-            <w:r>
-              <w:rPr>
-                <w:rFonts w:ascii="Calibri" w:hAnsi="Calibri"/>
-                <w:b w:val="0"/>
-                <w:sz w:val="18"/>
-              </w:rPr>
-              <w:t>Activity Logs &gt; Failed Logins</w:t>
-            </w:r>
-          </w:p>
-        </w:tc>
-        <w:tc>
-          <w:tcPr>
-            <w:tcW w:type="dxa" w:w="3408"/>
-            <w:shd w:fill="C6EFCE" w:val="clear"/>
-          </w:tcPr>
-          <w:p>
-            <w:r>
-              <w:rPr>
-                <w:rFonts w:ascii="Calibri" w:hAnsi="Calibri"/>
-                <w:b w:val="0"/>
-                <w:color w:val="006100"/>
-                <w:sz w:val="18"/>
-              </w:rPr>
-              <w:t>Completed</w:t>
-            </w:r>
-          </w:p>
-        </w:tc>
-        <w:tc>
-          <w:tcPr>
-            <w:tcW w:type="dxa" w:w="3408"/>
-          </w:tcPr>
-          <w:p>
-            <w:r>
-              <w:rPr>
-                <w:rFonts w:ascii="Calibri" w:hAnsi="Calibri"/>
-                <w:b w:val="0"/>
-                <w:sz w:val="18"/>
-              </w:rPr>
-              <w:t>GET /audit-logs mapped by action → login/data/delete/approval/failed</w:t>
-            </w:r>
-          </w:p>
-        </w:tc>
-      </w:tr>
-      <w:tr>
-        <w:tc>
-          <w:tcPr>
-            <w:tcW w:type="dxa" w:w="3408"/>
-          </w:tcPr>
-          <w:p>
-            <w:r>
-              <w:rPr>
-                <w:rFonts w:ascii="Calibri" w:hAnsi="Calibri"/>
-                <w:b w:val="0"/>
-                <w:sz w:val="18"/>
-              </w:rPr>
-              <w:t>Activity Logs &gt; Demo Activity</w:t>
-            </w:r>
-          </w:p>
-        </w:tc>
-        <w:tc>
-          <w:tcPr>
-            <w:tcW w:type="dxa" w:w="3408"/>
-            <w:shd w:fill="C6EFCE" w:val="clear"/>
-          </w:tcPr>
-          <w:p>
-            <w:r>
-              <w:rPr>
-                <w:rFonts w:ascii="Calibri" w:hAnsi="Calibri"/>
-                <w:b w:val="0"/>
-                <w:color w:val="006100"/>
-                <w:sz w:val="18"/>
-              </w:rPr>
-              <w:t>Completed</w:t>
-            </w:r>
-          </w:p>
-        </w:tc>
-        <w:tc>
-          <w:tcPr>
-            <w:tcW w:type="dxa" w:w="3408"/>
-          </w:tcPr>
-          <w:p>
-            <w:r>
-              <w:rPr>
-                <w:rFonts w:ascii="Calibri" w:hAnsi="Calibri"/>
-                <w:b w:val="0"/>
-                <w:sz w:val="18"/>
-              </w:rPr>
-              <w:t>GET /audit-logs mapped by action → login/data/delete/approval/failed</w:t>
-            </w:r>
-          </w:p>
-        </w:tc>
-      </w:tr>
-      <w:tr>
-        <w:tc>
-          <w:tcPr>
-            <w:tcW w:type="dxa" w:w="3408"/>
-          </w:tcPr>
-          <w:p>
-            <w:r>
-              <w:rPr>
-                <w:rFonts w:ascii="Calibri" w:hAnsi="Calibri"/>
-                <w:b w:val="0"/>
-                <w:sz w:val="18"/>
-              </w:rPr>
-              <w:t>Re-entry Approvals</w:t>
-            </w:r>
-          </w:p>
-        </w:tc>
-        <w:tc>
-          <w:tcPr>
-            <w:tcW w:type="dxa" w:w="3408"/>
-            <w:shd w:fill="C6EFCE" w:val="clear"/>
-          </w:tcPr>
-          <w:p>
-            <w:r>
-              <w:rPr>
-                <w:rFonts w:ascii="Calibri" w:hAnsi="Calibri"/>
-                <w:b w:val="0"/>
-                <w:color w:val="006100"/>
-                <w:sz w:val="18"/>
-              </w:rPr>
-              <w:t xml:space="preserve">Completed</w:t>
-            </w:r>
-          </w:p>
-        </w:tc>
-        <w:tc>
-          <w:tcPr>
-            <w:tcW w:type="dxa" w:w="3408"/>
-          </w:tcPr>
-          <w:p>
-            <w:r>
-              <w:rPr>
-                <w:rFonts w:ascii="Calibri" w:hAnsi="Calibri"/>
-                <w:b w:val="0"/>
-                <w:sz w:val="18"/>
-              </w:rPr>
-              <w:t xml:space="preserve">Not verified: the earlier note cited an Ops or academics collection that does not exist in the current code. Status carried over from 2026-10-12</w:t>
-            </w:r>
-          </w:p>
-        </w:tc>
-      </w:tr>
-      <w:tr>
-        <w:tc>
-          <w:tcPr>
-            <w:tcW w:type="dxa" w:w="3408"/>
-          </w:tcPr>
-          <w:p>
-            <w:r>
-              <w:rPr>
-                <w:rFonts w:ascii="Calibri" w:hAnsi="Calibri"/>
-                <w:b w:val="0"/>
-                <w:sz w:val="18"/>
-              </w:rPr>
-              <w:t>Module Health</w:t>
-            </w:r>
-          </w:p>
-        </w:tc>
-        <w:tc>
-          <w:tcPr>
-            <w:tcW w:type="dxa" w:w="3408"/>
-            <w:shd w:fill="C6EFCE" w:val="clear"/>
-          </w:tcPr>
-          <w:p>
-            <w:r>
-              <w:rPr>
-                <w:rFonts w:ascii="Calibri" w:hAnsi="Calibri"/>
-                <w:b w:val="0"/>
-                <w:color w:val="006100"/>
-                <w:sz w:val="18"/>
-              </w:rPr>
-              <w:t>Completed</w:t>
-            </w:r>
-          </w:p>
-        </w:tc>
-        <w:tc>
-          <w:tcPr>
-            <w:tcW w:type="dxa" w:w="3408"/>
-          </w:tcPr>
-          <w:p>
-            <w:r>
-              <w:rPr>
-                <w:rFonts w:ascii="Calibri" w:hAnsi="Calibri"/>
-                <w:b w:val="0"/>
-                <w:sz w:val="18"/>
-              </w:rPr>
-              <w:t>API /health probe + Phase-2 feature-flag panel</w:t>
+              <w:t>Not Completed</w:t>
+            </w:r>
+          </w:p>
+        </w:tc>
+        <w:tc>
+          <w:tcPr>
+            <w:tcW w:type="dxa" w:w="3408"/>
+          </w:tcPr>
+          <w:p>
+            <w:r>
+              <w:t>API /health probe + Phase-2 feature-flag panel 23 Oct 2026 review: demonstration board, not a live production control.</w:t>
             </w:r>
           </w:p>
         </w:tc>
@@ -4283,7 +3839,7 @@
     </w:p>
     <w:p>
       <w:r>
-        <w:t>Completed: 47  |  Partial: 0  |  Not Completed/Gap: 0  |  Total: 47</w:t>
+        <w:t>Completed: 26  |  Partial: 0  |  Not Completed: 0  |  Gap: 0  |  Total: 26</w:t>
       </w:r>
     </w:p>
     <w:tbl>
@@ -5473,7 +5029,7 @@
     </w:p>
     <w:p>
       <w:r>
-        <w:t>Completed: 21  |  Partial: 0  |  Not Completed/Gap: 0  |  Total: 21</w:t>
+        <w:t>Completed: 21  |  Partial: 0  |  Not Completed: 0  |  Gap: 0  |  Total: 21</w:t>
       </w:r>
     </w:p>
     <w:tbl>
@@ -6461,7 +6017,7 @@
     </w:p>
     <w:p>
       <w:r>
-        <w:t>Completed: 23  |  Partial: 0  |  Not Completed/Gap: 0  |  Total: 23</w:t>
+        <w:t>Completed: 23  |  Partial: 0  |  Not Completed: 0  |  Gap: 0  |  Total: 23</w:t>
       </w:r>
     </w:p>
     <w:tbl>
@@ -7437,7 +6993,7 @@
     </w:p>
     <w:p>
       <w:r>
-        <w:t>Completed: 23  |  Partial: 0  |  Not Completed/Gap: 0  |  Total: 23</w:t>
+        <w:t>Completed: 23  |  Partial: 0  |  Not Completed: 0  |  Gap: 0  |  Total: 23</w:t>
       </w:r>
     </w:p>
     <w:tbl>
@@ -8410,7 +7966,7 @@
     </w:p>
     <w:p>
       <w:r>
-        <w:t>Completed: 30  |  Partial: 0  |  Not Completed/Gap: 0  |  Total: 30</w:t>
+        <w:t>Completed: 29  |  Partial: 0  |  Not Completed: 0  |  Gap: 1  |  Total: 30</w:t>
       </w:r>
     </w:p>
     <w:tbl>
@@ -8575,17 +8131,17 @@
           </w:tcPr>
           <w:p>
             <w:r>
-              <w:t>Completed</w:t>
-            </w:r>
-          </w:p>
-        </w:tc>
-        <w:tc>
-          <w:tcPr>
-            <w:tcW w:type="dxa" w:w="3408"/>
-          </w:tcPr>
-          <w:p>
-            <w:r>
-              <w:t>Code + Tests 17 Oct 2026 (Phase 3 Ops/Audit closeout): campus SoT via GET/PUT /api/v1/ops/{collection} and /api/v1/campus-audit/{collection} (Alembic 0014 ops_records + audit_records). FE hydrates through campusJsonStore / opsApi / campusAuditApi; demo localStorage keys purge in API mode. Shared chrome (Announcement, Communication, Calendar, Notifications, My Attendance) uses existing campus APIs. pytest test_ops_and_audit_collections PASS. Biometric uses ops collection biometric-attendance (ESSL sync remains simulated at the device boundary).</w:t>
+              <w:t>Gap</w:t>
+            </w:r>
+          </w:p>
+        </w:tc>
+        <w:tc>
+          <w:tcPr>
+            <w:tcW w:type="dxa" w:w="3408"/>
+          </w:tcPr>
+          <w:p>
+            <w:r>
+              <w:t>Code + Tests 17 Oct 2026 (Phase 3 Ops/Audit closeout): campus SoT via GET/PUT /api/v1/ops/{collection} and /api/v1/campus-audit/{collection} (Alembic 0014 ops_records + audit_records). FE hydrates through campusJsonStore / opsApi / campusAuditApi; demo localStorage keys purge in API mode. Shared chrome (Announcement, Communication, Calendar, Notifications, My Attendance) uses existing campus APIs. pytest test_ops_and_audit_collections PASS. Biometric uses ops collection biometric-attendance (ESSL sync remains simulated at the device boundary). 23 Oct 2026 review: required path missing or not usable end to end. Live RFID/eSSL contact is configuration, not a completed device integration.</w:t>
             </w:r>
           </w:p>
         </w:tc>
@@ -9655,7 +9211,7 @@
     </w:p>
     <w:p>
       <w:r>
-        <w:t>Completed: 30  |  Partial: 0  |  Not Completed/Gap: 0  |  Total: 30</w:t>
+        <w:t>Completed: 29  |  Partial: 0  |  Not Completed: 0  |  Gap: 1  |  Total: 30</w:t>
       </w:r>
     </w:p>
     <w:tbl>
@@ -10323,17 +9879,17 @@
           </w:tcPr>
           <w:p>
             <w:r>
-              <w:t>Completed</w:t>
-            </w:r>
-          </w:p>
-        </w:tc>
-        <w:tc>
-          <w:tcPr>
-            <w:tcW w:type="dxa" w:w="3408"/>
-          </w:tcPr>
-          <w:p>
-            <w:r>
-              <w:t>Code + Tests 17 Oct 2026 (Phase 3 Ops/Audit closeout): campus SoT via GET/PUT /api/v1/ops/{collection} and /api/v1/campus-audit/{collection} (Alembic 0014 ops_records + audit_records). FE hydrates through campusJsonStore / opsApi / campusAuditApi; demo localStorage keys purge in API mode. Shared chrome (Announcement, Communication, Calendar, Notifications, My Attendance) uses existing campus APIs. pytest test_ops_and_audit_collections PASS. Biometric uses ops collection biometric-attendance (ESSL sync remains simulated at the device boundary).</w:t>
+              <w:t>Gap</w:t>
+            </w:r>
+          </w:p>
+        </w:tc>
+        <w:tc>
+          <w:tcPr>
+            <w:tcW w:type="dxa" w:w="3408"/>
+          </w:tcPr>
+          <w:p>
+            <w:r>
+              <w:t>Code + Tests 17 Oct 2026 (Phase 3 Ops/Audit closeout): campus SoT via GET/PUT /api/v1/ops/{collection} and /api/v1/campus-audit/{collection} (Alembic 0014 ops_records + audit_records). FE hydrates through campusJsonStore / opsApi / campusAuditApi; demo localStorage keys purge in API mode. Shared chrome (Announcement, Communication, Calendar, Notifications, My Attendance) uses existing campus APIs. pytest test_ops_and_audit_collections PASS. Biometric uses ops collection biometric-attendance (ESSL sync remains simulated at the device boundary). 23 Oct 2026 review: required path missing or not usable end to end. Live RFID/eSSL contact is configuration, not a completed device integration.</w:t>
             </w:r>
           </w:p>
         </w:tc>
@@ -10893,7 +10449,7 @@
     </w:p>
     <w:p>
       <w:r>
-        <w:t>Completed: 21  |  Partial: 0  |  Not Completed/Gap: 0  |  Total: 21</w:t>
+        <w:t>Completed: 21  |  Partial: 0  |  Not Completed: 0  |  Gap: 0  |  Total: 21</w:t>
       </w:r>
     </w:p>
     <w:tbl>
@@ -11800,7 +11356,7 @@
     </w:p>
     <w:p>
       <w:r>
-        <w:t>Completed: 24  |  Partial: 0  |  Not Completed/Gap: 0  |  Total: 24</w:t>
+        <w:t>Completed: 24  |  Partial: 0  |  Not Completed: 0  |  Gap: 0  |  Total: 24</w:t>
       </w:r>
     </w:p>
     <w:tbl>
@@ -12821,7 +12377,7 @@
     </w:p>
     <w:p>
       <w:r>
-        <w:t>Completed: 35  |  Partial: 0  |  Not Completed/Gap: 0  |  Total: 35</w:t>
+        <w:t>Completed: 35  |  Partial: 0  |  Not Completed: 0  |  Gap: 0  |  Total: 35</w:t>
       </w:r>
     </w:p>
     <w:tbl>
@@ -14568,7 +14124,7 @@
     </w:p>
     <w:p>
       <w:r>
-        <w:t>Completed: 22  |  Partial: 0  |  Not Completed/Gap: 0  |  Total: 22</w:t>
+        <w:t>Completed: 22  |  Partial: 0  |  Not Completed: 0  |  Gap: 0  |  Total: 22</w:t>
       </w:r>
     </w:p>
     <w:tbl>
@@ -15491,7 +15047,7 @@
     </w:p>
     <w:p>
       <w:r>
-        <w:t>Completed: 10  |  Partial: 0  |  Not Completed/Gap: 0  |  Total: 10</w:t>
+        <w:t>Completed: 10  |  Partial: 0  |  Not Completed: 0  |  Gap: 0  |  Total: 10</w:t>
       </w:r>
     </w:p>
     <w:tbl>
@@ -15969,7 +15525,7 @@
     </w:p>
     <w:p>
       <w:r>
-        <w:t>Completed: 16  |  Partial: 0  |  Not Completed/Gap: 0  |  Total: 16</w:t>
+        <w:t>Completed: 16  |  Partial: 0  |  Not Completed: 0  |  Gap: 0  |  Total: 16</w:t>
       </w:r>
     </w:p>
     <w:tbl>
@@ -16686,7 +16242,7 @@
     </w:p>
     <w:p>
       <w:r>
-        <w:t>Completed: 13  |  Partial: 0  |  Not Completed/Gap: 0  |  Total: 13</w:t>
+        <w:t>Completed: 13  |  Partial: 0  |  Not Completed: 0  |  Gap: 0  |  Total: 13</w:t>
       </w:r>
     </w:p>
     <w:tbl>
@@ -17311,7 +16867,7 @@
     </w:p>
     <w:p>
       <w:r>
-        <w:t>Completed: 7  |  Partial: 0  |  Not Completed/Gap: 0  |  Total: 7</w:t>
+        <w:t>Completed: 7  |  Partial: 0  |  Not Completed: 0  |  Gap: 0  |  Total: 7</w:t>
       </w:r>
     </w:p>
     <w:tbl>
@@ -17653,7 +17209,7 @@
     </w:p>
     <w:p>
       <w:r>
-        <w:t>Completed: 9  |  Partial: 0  |  Not Completed/Gap: 0  |  Total: 9</w:t>
+        <w:t>Completed: 9  |  Partial: 0  |  Not Completed: 0  |  Gap: 0  |  Total: 9</w:t>
       </w:r>
     </w:p>
     <w:tbl>
@@ -18071,7 +17627,7 @@
     </w:p>
     <w:p>
       <w:r>
-        <w:t>Completed: 10  |  Partial: 0  |  Not Completed/Gap: 0  |  Total: 10</w:t>
+        <w:t>Completed: 10  |  Partial: 0  |  Not Completed: 0  |  Gap: 0  |  Total: 10</w:t>
       </w:r>
     </w:p>
     <w:tbl>
@@ -18527,7 +18083,7 @@
     </w:p>
     <w:p>
       <w:r>
-        <w:t>Completed: 13  |  Partial: 0  |  Not Completed/Gap: 0  |  Total: 13</w:t>
+        <w:t>Completed: 13  |  Partial: 0  |  Not Completed: 0  |  Gap: 0  |  Total: 13</w:t>
       </w:r>
     </w:p>
     <w:tbl>
@@ -19108,7 +18664,7 @@
     </w:p>
     <w:p>
       <w:r>
-        <w:t>Completed: 12  |  Partial: 0  |  Not Completed/Gap: 0  |  Total: 12</w:t>
+        <w:t>Completed: 0  |  Partial: 12  |  Not Completed: 0  |  Gap: 0  |  Total: 12</w:t>
       </w:r>
     </w:p>
     <w:tbl>
@@ -19195,17 +18751,17 @@
           </w:tcPr>
           <w:p>
             <w:r>
-              <w:t>Completed</w:t>
-            </w:r>
-          </w:p>
-        </w:tc>
-        <w:tc>
-          <w:tcPr>
-            <w:tcW w:type="dxa" w:w="3408"/>
-          </w:tcPr>
-          <w:p>
-            <w:r>
-              <w:t>Code + Tests 17 Oct 2026 (Phase 3 Ops/Audit closeout): campus SoT via GET/PUT /api/v1/ops/{collection} and /api/v1/campus-audit/{collection} (Alembic 0014 ops_records + audit_records). FE hydrates through campusJsonStore / opsApi / campusAuditApi; demo localStorage keys purge in API mode. Shared chrome (Announcement, Communication, Calendar, Notifications, My Attendance) uses existing campus APIs. pytest test_ops_and_audit_collections PASS. Biometric uses ops collection biometric-attendance (ESSL sync remains simulated at the device boundary).</w:t>
+              <w:t>Partial</w:t>
+            </w:r>
+          </w:p>
+        </w:tc>
+        <w:tc>
+          <w:tcPr>
+            <w:tcW w:type="dxa" w:w="3408"/>
+          </w:tcPr>
+          <w:p>
+            <w:r>
+              <w:t>Code + Tests 17 Oct 2026 (Phase 3 Ops/Audit closeout): campus SoT via GET/PUT /api/v1/ops/{collection} and /api/v1/campus-audit/{collection} (Alembic 0014 ops_records + audit_records). FE hydrates through campusJsonStore / opsApi / campusAuditApi; demo localStorage keys purge in API mode. Shared chrome (Announcement, Communication, Calendar, Notifications, My Attendance) uses existing campus APIs. pytest test_ops_and_audit_collections PASS. Biometric uses ops collection biometric-attendance (ESSL sync remains simulated at the device boundary). 23 Oct 2026 review: screen exists; operational flow incomplete, demo-mixed, or login not provisioned.</w:t>
             </w:r>
           </w:p>
         </w:tc>
@@ -19233,17 +18789,17 @@
           </w:tcPr>
           <w:p>
             <w:r>
-              <w:t>Completed</w:t>
-            </w:r>
-          </w:p>
-        </w:tc>
-        <w:tc>
-          <w:tcPr>
-            <w:tcW w:type="dxa" w:w="3408"/>
-          </w:tcPr>
-          <w:p>
-            <w:r>
-              <w:t>Code + Tests 17 Oct 2026 (Phase 3 Ops/Audit closeout): campus SoT via GET/PUT /api/v1/ops/{collection} and /api/v1/campus-audit/{collection} (Alembic 0014 ops_records + audit_records). FE hydrates through campusJsonStore / opsApi / campusAuditApi; demo localStorage keys purge in API mode. Shared chrome (Announcement, Communication, Calendar, Notifications, My Attendance) uses existing campus APIs. pytest test_ops_and_audit_collections PASS. Biometric uses ops collection biometric-attendance (ESSL sync remains simulated at the device boundary).</w:t>
+              <w:t>Partial</w:t>
+            </w:r>
+          </w:p>
+        </w:tc>
+        <w:tc>
+          <w:tcPr>
+            <w:tcW w:type="dxa" w:w="3408"/>
+          </w:tcPr>
+          <w:p>
+            <w:r>
+              <w:t>Code + Tests 17 Oct 2026 (Phase 3 Ops/Audit closeout): campus SoT via GET/PUT /api/v1/ops/{collection} and /api/v1/campus-audit/{collection} (Alembic 0014 ops_records + audit_records). FE hydrates through campusJsonStore / opsApi / campusAuditApi; demo localStorage keys purge in API mode. Shared chrome (Announcement, Communication, Calendar, Notifications, My Attendance) uses existing campus APIs. pytest test_ops_and_audit_collections PASS. Biometric uses ops collection biometric-attendance (ESSL sync remains simulated at the device boundary). 23 Oct 2026 review: screen exists; operational flow incomplete, demo-mixed, or login not provisioned.</w:t>
             </w:r>
           </w:p>
         </w:tc>
@@ -19271,17 +18827,17 @@
           </w:tcPr>
           <w:p>
             <w:r>
-              <w:t>Completed</w:t>
-            </w:r>
-          </w:p>
-        </w:tc>
-        <w:tc>
-          <w:tcPr>
-            <w:tcW w:type="dxa" w:w="3408"/>
-          </w:tcPr>
-          <w:p>
-            <w:r>
-              <w:t>Code + Tests 17 Oct 2026 (Phase 3 Ops/Audit closeout): campus SoT via GET/PUT /api/v1/ops/{collection} and /api/v1/campus-audit/{collection} (Alembic 0014 ops_records + audit_records). FE hydrates through campusJsonStore / opsApi / campusAuditApi; demo localStorage keys purge in API mode. Shared chrome (Announcement, Communication, Calendar, Notifications, My Attendance) uses existing campus APIs. pytest test_ops_and_audit_collections PASS. Biometric uses ops collection biometric-attendance (ESSL sync remains simulated at the device boundary).</w:t>
+              <w:t>Partial</w:t>
+            </w:r>
+          </w:p>
+        </w:tc>
+        <w:tc>
+          <w:tcPr>
+            <w:tcW w:type="dxa" w:w="3408"/>
+          </w:tcPr>
+          <w:p>
+            <w:r>
+              <w:t>Code + Tests 17 Oct 2026 (Phase 3 Ops/Audit closeout): campus SoT via GET/PUT /api/v1/ops/{collection} and /api/v1/campus-audit/{collection} (Alembic 0014 ops_records + audit_records). FE hydrates through campusJsonStore / opsApi / campusAuditApi; demo localStorage keys purge in API mode. Shared chrome (Announcement, Communication, Calendar, Notifications, My Attendance) uses existing campus APIs. pytest test_ops_and_audit_collections PASS. Biometric uses ops collection biometric-attendance (ESSL sync remains simulated at the device boundary). 23 Oct 2026 review: screen exists; operational flow incomplete, demo-mixed, or login not provisioned.</w:t>
             </w:r>
           </w:p>
         </w:tc>
@@ -19309,17 +18865,17 @@
           </w:tcPr>
           <w:p>
             <w:r>
-              <w:t>Completed</w:t>
-            </w:r>
-          </w:p>
-        </w:tc>
-        <w:tc>
-          <w:tcPr>
-            <w:tcW w:type="dxa" w:w="3408"/>
-          </w:tcPr>
-          <w:p>
-            <w:r>
-              <w:t>Code + Tests 17 Oct 2026 (Phase 3 Ops/Audit closeout): campus SoT via GET/PUT /api/v1/ops/{collection} and /api/v1/campus-audit/{collection} (Alembic 0014 ops_records + audit_records). FE hydrates through campusJsonStore / opsApi / campusAuditApi; demo localStorage keys purge in API mode. Shared chrome (Announcement, Communication, Calendar, Notifications, My Attendance) uses existing campus APIs. pytest test_ops_and_audit_collections PASS. Biometric uses ops collection biometric-attendance (ESSL sync remains simulated at the device boundary).</w:t>
+              <w:t>Partial</w:t>
+            </w:r>
+          </w:p>
+        </w:tc>
+        <w:tc>
+          <w:tcPr>
+            <w:tcW w:type="dxa" w:w="3408"/>
+          </w:tcPr>
+          <w:p>
+            <w:r>
+              <w:t>Code + Tests 17 Oct 2026 (Phase 3 Ops/Audit closeout): campus SoT via GET/PUT /api/v1/ops/{collection} and /api/v1/campus-audit/{collection} (Alembic 0014 ops_records + audit_records). FE hydrates through campusJsonStore / opsApi / campusAuditApi; demo localStorage keys purge in API mode. Shared chrome (Announcement, Communication, Calendar, Notifications, My Attendance) uses existing campus APIs. pytest test_ops_and_audit_collections PASS. Biometric uses ops collection biometric-attendance (ESSL sync remains simulated at the device boundary). 23 Oct 2026 review: screen exists; operational flow incomplete, demo-mixed, or login not provisioned.</w:t>
             </w:r>
           </w:p>
         </w:tc>
@@ -19347,17 +18903,17 @@
           </w:tcPr>
           <w:p>
             <w:r>
-              <w:t>Completed</w:t>
-            </w:r>
-          </w:p>
-        </w:tc>
-        <w:tc>
-          <w:tcPr>
-            <w:tcW w:type="dxa" w:w="3408"/>
-          </w:tcPr>
-          <w:p>
-            <w:r>
-              <w:t>Code + Tests 17 Oct 2026 (Phase 3 Ops/Audit closeout): campus SoT via GET/PUT /api/v1/ops/{collection} and /api/v1/campus-audit/{collection} (Alembic 0014 ops_records + audit_records). FE hydrates through campusJsonStore / opsApi / campusAuditApi; demo localStorage keys purge in API mode. Shared chrome (Announcement, Communication, Calendar, Notifications, My Attendance) uses existing campus APIs. pytest test_ops_and_audit_collections PASS. Biometric uses ops collection biometric-attendance (ESSL sync remains simulated at the device boundary).</w:t>
+              <w:t>Partial</w:t>
+            </w:r>
+          </w:p>
+        </w:tc>
+        <w:tc>
+          <w:tcPr>
+            <w:tcW w:type="dxa" w:w="3408"/>
+          </w:tcPr>
+          <w:p>
+            <w:r>
+              <w:t>Code + Tests 17 Oct 2026 (Phase 3 Ops/Audit closeout): campus SoT via GET/PUT /api/v1/ops/{collection} and /api/v1/campus-audit/{collection} (Alembic 0014 ops_records + audit_records). FE hydrates through campusJsonStore / opsApi / campusAuditApi; demo localStorage keys purge in API mode. Shared chrome (Announcement, Communication, Calendar, Notifications, My Attendance) uses existing campus APIs. pytest test_ops_and_audit_collections PASS. Biometric uses ops collection biometric-attendance (ESSL sync remains simulated at the device boundary). 23 Oct 2026 review: screen exists; operational flow incomplete, demo-mixed, or login not provisioned.</w:t>
             </w:r>
           </w:p>
         </w:tc>
@@ -19385,17 +18941,17 @@
           </w:tcPr>
           <w:p>
             <w:r>
-              <w:t>Completed</w:t>
-            </w:r>
-          </w:p>
-        </w:tc>
-        <w:tc>
-          <w:tcPr>
-            <w:tcW w:type="dxa" w:w="3408"/>
-          </w:tcPr>
-          <w:p>
-            <w:r>
-              <w:t>Code + Tests 17 Oct 2026 (Phase 3 Ops/Audit closeout): campus SoT via GET/PUT /api/v1/ops/{collection} and /api/v1/campus-audit/{collection} (Alembic 0014 ops_records + audit_records). FE hydrates through campusJsonStore / opsApi / campusAuditApi; demo localStorage keys purge in API mode. Shared chrome (Announcement, Communication, Calendar, Notifications, My Attendance) uses existing campus APIs. pytest test_ops_and_audit_collections PASS. Biometric uses ops collection biometric-attendance (ESSL sync remains simulated at the device boundary).</w:t>
+              <w:t>Partial</w:t>
+            </w:r>
+          </w:p>
+        </w:tc>
+        <w:tc>
+          <w:tcPr>
+            <w:tcW w:type="dxa" w:w="3408"/>
+          </w:tcPr>
+          <w:p>
+            <w:r>
+              <w:t>Code + Tests 17 Oct 2026 (Phase 3 Ops/Audit closeout): campus SoT via GET/PUT /api/v1/ops/{collection} and /api/v1/campus-audit/{collection} (Alembic 0014 ops_records + audit_records). FE hydrates through campusJsonStore / opsApi / campusAuditApi; demo localStorage keys purge in API mode. Shared chrome (Announcement, Communication, Calendar, Notifications, My Attendance) uses existing campus APIs. pytest test_ops_and_audit_collections PASS. Biometric uses ops collection biometric-attendance (ESSL sync remains simulated at the device boundary). 23 Oct 2026 review: screen exists; operational flow incomplete, demo-mixed, or login not provisioned.</w:t>
             </w:r>
           </w:p>
         </w:tc>
@@ -19423,17 +18979,17 @@
           </w:tcPr>
           <w:p>
             <w:r>
-              <w:t>Completed</w:t>
-            </w:r>
-          </w:p>
-        </w:tc>
-        <w:tc>
-          <w:tcPr>
-            <w:tcW w:type="dxa" w:w="3408"/>
-          </w:tcPr>
-          <w:p>
-            <w:r>
-              <w:t>Code + Tests 17 Oct 2026 (Phase 3 Ops/Audit closeout): campus SoT via GET/PUT /api/v1/ops/{collection} and /api/v1/campus-audit/{collection} (Alembic 0014 ops_records + audit_records). FE hydrates through campusJsonStore / opsApi / campusAuditApi; demo localStorage keys purge in API mode. Shared chrome (Announcement, Communication, Calendar, Notifications, My Attendance) uses existing campus APIs. pytest test_ops_and_audit_collections PASS. Biometric uses ops collection biometric-attendance (ESSL sync remains simulated at the device boundary).</w:t>
+              <w:t>Partial</w:t>
+            </w:r>
+          </w:p>
+        </w:tc>
+        <w:tc>
+          <w:tcPr>
+            <w:tcW w:type="dxa" w:w="3408"/>
+          </w:tcPr>
+          <w:p>
+            <w:r>
+              <w:t>Code + Tests 17 Oct 2026 (Phase 3 Ops/Audit closeout): campus SoT via GET/PUT /api/v1/ops/{collection} and /api/v1/campus-audit/{collection} (Alembic 0014 ops_records + audit_records). FE hydrates through campusJsonStore / opsApi / campusAuditApi; demo localStorage keys purge in API mode. Shared chrome (Announcement, Communication, Calendar, Notifications, My Attendance) uses existing campus APIs. pytest test_ops_and_audit_collections PASS. Biometric uses ops collection biometric-attendance (ESSL sync remains simulated at the device boundary). 23 Oct 2026 review: screen exists; operational flow incomplete, demo-mixed, or login not provisioned.</w:t>
             </w:r>
           </w:p>
         </w:tc>
@@ -19461,17 +19017,17 @@
           </w:tcPr>
           <w:p>
             <w:r>
-              <w:t>Completed</w:t>
-            </w:r>
-          </w:p>
-        </w:tc>
-        <w:tc>
-          <w:tcPr>
-            <w:tcW w:type="dxa" w:w="3408"/>
-          </w:tcPr>
-          <w:p>
-            <w:r>
-              <w:t>Code + Tests 17 Oct 2026 (Phase 3 Ops/Audit closeout): campus SoT via GET/PUT /api/v1/ops/{collection} and /api/v1/campus-audit/{collection} (Alembic 0014 ops_records + audit_records). FE hydrates through campusJsonStore / opsApi / campusAuditApi; demo localStorage keys purge in API mode. Shared chrome (Announcement, Communication, Calendar, Notifications, My Attendance) uses existing campus APIs. pytest test_ops_and_audit_collections PASS. Biometric uses ops collection biometric-attendance (ESSL sync remains simulated at the device boundary).</w:t>
+              <w:t>Partial</w:t>
+            </w:r>
+          </w:p>
+        </w:tc>
+        <w:tc>
+          <w:tcPr>
+            <w:tcW w:type="dxa" w:w="3408"/>
+          </w:tcPr>
+          <w:p>
+            <w:r>
+              <w:t>Code + Tests 17 Oct 2026 (Phase 3 Ops/Audit closeout): campus SoT via GET/PUT /api/v1/ops/{collection} and /api/v1/campus-audit/{collection} (Alembic 0014 ops_records + audit_records). FE hydrates through campusJsonStore / opsApi / campusAuditApi; demo localStorage keys purge in API mode. Shared chrome (Announcement, Communication, Calendar, Notifications, My Attendance) uses existing campus APIs. pytest test_ops_and_audit_collections PASS. Biometric uses ops collection biometric-attendance (ESSL sync remains simulated at the device boundary). 23 Oct 2026 review: screen exists; operational flow incomplete, demo-mixed, or login not provisioned.</w:t>
             </w:r>
           </w:p>
         </w:tc>
@@ -19499,17 +19055,17 @@
           </w:tcPr>
           <w:p>
             <w:r>
-              <w:t>Completed</w:t>
-            </w:r>
-          </w:p>
-        </w:tc>
-        <w:tc>
-          <w:tcPr>
-            <w:tcW w:type="dxa" w:w="3408"/>
-          </w:tcPr>
-          <w:p>
-            <w:r>
-              <w:t>Code + Tests 17 Oct 2026 (Phase 3 Ops/Audit closeout): campus SoT via GET/PUT /api/v1/ops/{collection} and /api/v1/campus-audit/{collection} (Alembic 0014 ops_records + audit_records). FE hydrates through campusJsonStore / opsApi / campusAuditApi; demo localStorage keys purge in API mode. Shared chrome (Announcement, Communication, Calendar, Notifications, My Attendance) uses existing campus APIs. pytest test_ops_and_audit_collections PASS. Biometric uses ops collection biometric-attendance (ESSL sync remains simulated at the device boundary).</w:t>
+              <w:t>Partial</w:t>
+            </w:r>
+          </w:p>
+        </w:tc>
+        <w:tc>
+          <w:tcPr>
+            <w:tcW w:type="dxa" w:w="3408"/>
+          </w:tcPr>
+          <w:p>
+            <w:r>
+              <w:t>Code + Tests 17 Oct 2026 (Phase 3 Ops/Audit closeout): campus SoT via GET/PUT /api/v1/ops/{collection} and /api/v1/campus-audit/{collection} (Alembic 0014 ops_records + audit_records). FE hydrates through campusJsonStore / opsApi / campusAuditApi; demo localStorage keys purge in API mode. Shared chrome (Announcement, Communication, Calendar, Notifications, My Attendance) uses existing campus APIs. pytest test_ops_and_audit_collections PASS. Biometric uses ops collection biometric-attendance (ESSL sync remains simulated at the device boundary). 23 Oct 2026 review: screen exists; operational flow incomplete, demo-mixed, or login not provisioned.</w:t>
             </w:r>
           </w:p>
         </w:tc>
@@ -19537,17 +19093,17 @@
           </w:tcPr>
           <w:p>
             <w:r>
-              <w:t>Completed</w:t>
-            </w:r>
-          </w:p>
-        </w:tc>
-        <w:tc>
-          <w:tcPr>
-            <w:tcW w:type="dxa" w:w="3408"/>
-          </w:tcPr>
-          <w:p>
-            <w:r>
-              <w:t>Code + Tests 17 Oct 2026 (Phase 3 Ops/Audit closeout): campus SoT via GET/PUT /api/v1/ops/{collection} and /api/v1/campus-audit/{collection} (Alembic 0014 ops_records + audit_records). FE hydrates through campusJsonStore / opsApi / campusAuditApi; demo localStorage keys purge in API mode. Shared chrome (Announcement, Communication, Calendar, Notifications, My Attendance) uses existing campus APIs. pytest test_ops_and_audit_collections PASS. Biometric uses ops collection biometric-attendance (ESSL sync remains simulated at the device boundary).</w:t>
+              <w:t>Partial</w:t>
+            </w:r>
+          </w:p>
+        </w:tc>
+        <w:tc>
+          <w:tcPr>
+            <w:tcW w:type="dxa" w:w="3408"/>
+          </w:tcPr>
+          <w:p>
+            <w:r>
+              <w:t>Code + Tests 17 Oct 2026 (Phase 3 Ops/Audit closeout): campus SoT via GET/PUT /api/v1/ops/{collection} and /api/v1/campus-audit/{collection} (Alembic 0014 ops_records + audit_records). FE hydrates through campusJsonStore / opsApi / campusAuditApi; demo localStorage keys purge in API mode. Shared chrome (Announcement, Communication, Calendar, Notifications, My Attendance) uses existing campus APIs. pytest test_ops_and_audit_collections PASS. Biometric uses ops collection biometric-attendance (ESSL sync remains simulated at the device boundary). 23 Oct 2026 review: screen exists; operational flow incomplete, demo-mixed, or login not provisioned.</w:t>
             </w:r>
           </w:p>
         </w:tc>
@@ -19575,28 +19131,17 @@
           </w:tcPr>
           <w:p>
             <w:r>
-              <w:rPr>
-                <w:rFonts w:ascii="Calibri" w:hAnsi="Calibri"/>
-                <w:b w:val="0"/>
-                <w:color w:val="006100"/>
-                <w:sz w:val="18"/>
-              </w:rPr>
-              <w:t xml:space="preserve">Completed</w:t>
-            </w:r>
-          </w:p>
-        </w:tc>
-        <w:tc>
-          <w:tcPr>
-            <w:tcW w:type="dxa" w:w="3408"/>
-          </w:tcPr>
-          <w:p>
-            <w:r>
-              <w:rPr>
-                <w:rFonts w:ascii="Calibri" w:hAnsi="Calibri"/>
-                <w:b w:val="0"/>
-                <w:sz w:val="18"/>
-              </w:rPr>
-              <w:t xml:space="preserve">Leave API (GET/POST /leave-requests, flag VITE_USE_API_LEAVE) with a localStorage mirror. Carried over from 2026-10-12; not re-checked for this panel</w:t>
+              <w:t>Partial</w:t>
+            </w:r>
+          </w:p>
+        </w:tc>
+        <w:tc>
+          <w:tcPr>
+            <w:tcW w:type="dxa" w:w="3408"/>
+          </w:tcPr>
+          <w:p>
+            <w:r>
+              <w:t>Leave API (GET/POST /leave-requests, flag VITE_USE_API_LEAVE) with a localStorage mirror. Carried over from 2026-10-12; not re-checked for this panel 23 Oct 2026 review: screen exists; operational flow incomplete, demo-mixed, or login not provisioned.</w:t>
             </w:r>
           </w:p>
         </w:tc>
@@ -19624,17 +19169,17 @@
           </w:tcPr>
           <w:p>
             <w:r>
-              <w:t>Completed</w:t>
-            </w:r>
-          </w:p>
-        </w:tc>
-        <w:tc>
-          <w:tcPr>
-            <w:tcW w:type="dxa" w:w="3408"/>
-          </w:tcPr>
-          <w:p>
-            <w:r>
-              <w:t>Code + Tests 17 Oct 2026 (Phase 3 Ops/Audit closeout): campus SoT via GET/PUT /api/v1/ops/{collection} and /api/v1/campus-audit/{collection} (Alembic 0014 ops_records + audit_records). FE hydrates through campusJsonStore / opsApi / campusAuditApi; demo localStorage keys purge in API mode. Shared chrome (Announcement, Communication, Calendar, Notifications, My Attendance) uses existing campus APIs. pytest test_ops_and_audit_collections PASS. Biometric uses ops collection biometric-attendance (ESSL sync remains simulated at the device boundary).</w:t>
+              <w:t>Partial</w:t>
+            </w:r>
+          </w:p>
+        </w:tc>
+        <w:tc>
+          <w:tcPr>
+            <w:tcW w:type="dxa" w:w="3408"/>
+          </w:tcPr>
+          <w:p>
+            <w:r>
+              <w:t>Code + Tests 17 Oct 2026 (Phase 3 Ops/Audit closeout): campus SoT via GET/PUT /api/v1/ops/{collection} and /api/v1/campus-audit/{collection} (Alembic 0014 ops_records + audit_records). FE hydrates through campusJsonStore / opsApi / campusAuditApi; demo localStorage keys purge in API mode. Shared chrome (Announcement, Communication, Calendar, Notifications, My Attendance) uses existing campus APIs. pytest test_ops_and_audit_collections PASS. Biometric uses ops collection biometric-attendance (ESSL sync remains simulated at the device boundary). 23 Oct 2026 review: screen exists; operational flow incomplete, demo-mixed, or login not provisioned.</w:t>
             </w:r>
           </w:p>
         </w:tc>
@@ -19651,7 +19196,7 @@
     </w:p>
     <w:p>
       <w:r>
-        <w:t>Completed: 5  |  Partial: 0  |  Not Completed/Gap: 0  |  Total: 5</w:t>
+        <w:t>Completed: 0  |  Partial: 5  |  Not Completed: 0  |  Gap: 0  |  Total: 5</w:t>
       </w:r>
     </w:p>
     <w:tbl>
@@ -19738,17 +19283,17 @@
           </w:tcPr>
           <w:p>
             <w:r>
-              <w:t>Completed</w:t>
-            </w:r>
-          </w:p>
-        </w:tc>
-        <w:tc>
-          <w:tcPr>
-            <w:tcW w:type="dxa" w:w="3408"/>
-          </w:tcPr>
-          <w:p>
-            <w:r>
-              <w:t>Code + Tests 17 Oct 2026 (Phase 3 Ops/Audit closeout): campus SoT via GET/PUT /api/v1/ops/{collection} and /api/v1/campus-audit/{collection} (Alembic 0014 ops_records + audit_records). FE hydrates through campusJsonStore / opsApi / campusAuditApi; demo localStorage keys purge in API mode. Shared chrome (Announcement, Communication, Calendar, Notifications, My Attendance) uses existing campus APIs. pytest test_ops_and_audit_collections PASS. Biometric uses ops collection biometric-attendance (ESSL sync remains simulated at the device boundary).</w:t>
+              <w:t>Partial</w:t>
+            </w:r>
+          </w:p>
+        </w:tc>
+        <w:tc>
+          <w:tcPr>
+            <w:tcW w:type="dxa" w:w="3408"/>
+          </w:tcPr>
+          <w:p>
+            <w:r>
+              <w:t>Code + Tests 17 Oct 2026 (Phase 3 Ops/Audit closeout): campus SoT via GET/PUT /api/v1/ops/{collection} and /api/v1/campus-audit/{collection} (Alembic 0014 ops_records + audit_records). FE hydrates through campusJsonStore / opsApi / campusAuditApi; demo localStorage keys purge in API mode. Shared chrome (Announcement, Communication, Calendar, Notifications, My Attendance) uses existing campus APIs. pytest test_ops_and_audit_collections PASS. Biometric uses ops collection biometric-attendance (ESSL sync remains simulated at the device boundary). 23 Oct 2026 review: screen exists; operational flow incomplete, demo-mixed, or login not provisioned.</w:t>
             </w:r>
           </w:p>
         </w:tc>
@@ -19776,17 +19321,17 @@
           </w:tcPr>
           <w:p>
             <w:r>
-              <w:t>Completed</w:t>
-            </w:r>
-          </w:p>
-        </w:tc>
-        <w:tc>
-          <w:tcPr>
-            <w:tcW w:type="dxa" w:w="3408"/>
-          </w:tcPr>
-          <w:p>
-            <w:r>
-              <w:t>Code + Tests 17 Oct 2026 (Phase 3 Ops/Audit closeout): campus SoT via GET/PUT /api/v1/ops/{collection} and /api/v1/campus-audit/{collection} (Alembic 0014 ops_records + audit_records). FE hydrates through campusJsonStore / opsApi / campusAuditApi; demo localStorage keys purge in API mode. Shared chrome (Announcement, Communication, Calendar, Notifications, My Attendance) uses existing campus APIs. pytest test_ops_and_audit_collections PASS. Biometric uses ops collection biometric-attendance (ESSL sync remains simulated at the device boundary).</w:t>
+              <w:t>Partial</w:t>
+            </w:r>
+          </w:p>
+        </w:tc>
+        <w:tc>
+          <w:tcPr>
+            <w:tcW w:type="dxa" w:w="3408"/>
+          </w:tcPr>
+          <w:p>
+            <w:r>
+              <w:t>Code + Tests 17 Oct 2026 (Phase 3 Ops/Audit closeout): campus SoT via GET/PUT /api/v1/ops/{collection} and /api/v1/campus-audit/{collection} (Alembic 0014 ops_records + audit_records). FE hydrates through campusJsonStore / opsApi / campusAuditApi; demo localStorage keys purge in API mode. Shared chrome (Announcement, Communication, Calendar, Notifications, My Attendance) uses existing campus APIs. pytest test_ops_and_audit_collections PASS. Biometric uses ops collection biometric-attendance (ESSL sync remains simulated at the device boundary). 23 Oct 2026 review: screen exists; operational flow incomplete, demo-mixed, or login not provisioned.</w:t>
             </w:r>
           </w:p>
         </w:tc>
@@ -19814,17 +19359,17 @@
           </w:tcPr>
           <w:p>
             <w:r>
-              <w:t>Completed</w:t>
-            </w:r>
-          </w:p>
-        </w:tc>
-        <w:tc>
-          <w:tcPr>
-            <w:tcW w:type="dxa" w:w="3408"/>
-          </w:tcPr>
-          <w:p>
-            <w:r>
-              <w:t>Code + Tests 17 Oct 2026 (Phase 3 Ops/Audit closeout): campus SoT via GET/PUT /api/v1/ops/{collection} and /api/v1/campus-audit/{collection} (Alembic 0014 ops_records + audit_records). FE hydrates through campusJsonStore / opsApi / campusAuditApi; demo localStorage keys purge in API mode. Shared chrome (Announcement, Communication, Calendar, Notifications, My Attendance) uses existing campus APIs. pytest test_ops_and_audit_collections PASS. Biometric uses ops collection biometric-attendance (ESSL sync remains simulated at the device boundary).</w:t>
+              <w:t>Partial</w:t>
+            </w:r>
+          </w:p>
+        </w:tc>
+        <w:tc>
+          <w:tcPr>
+            <w:tcW w:type="dxa" w:w="3408"/>
+          </w:tcPr>
+          <w:p>
+            <w:r>
+              <w:t>Code + Tests 17 Oct 2026 (Phase 3 Ops/Audit closeout): campus SoT via GET/PUT /api/v1/ops/{collection} and /api/v1/campus-audit/{collection} (Alembic 0014 ops_records + audit_records). FE hydrates through campusJsonStore / opsApi / campusAuditApi; demo localStorage keys purge in API mode. Shared chrome (Announcement, Communication, Calendar, Notifications, My Attendance) uses existing campus APIs. pytest test_ops_and_audit_collections PASS. Biometric uses ops collection biometric-attendance (ESSL sync remains simulated at the device boundary). 23 Oct 2026 review: screen exists; operational flow incomplete, demo-mixed, or login not provisioned.</w:t>
             </w:r>
           </w:p>
         </w:tc>
@@ -19852,17 +19397,17 @@
           </w:tcPr>
           <w:p>
             <w:r>
-              <w:t>Completed</w:t>
-            </w:r>
-          </w:p>
-        </w:tc>
-        <w:tc>
-          <w:tcPr>
-            <w:tcW w:type="dxa" w:w="3408"/>
-          </w:tcPr>
-          <w:p>
-            <w:r>
-              <w:t>Code + Tests 17 Oct 2026 (Phase 3 Ops/Audit closeout): campus SoT via GET/PUT /api/v1/ops/{collection} and /api/v1/campus-audit/{collection} (Alembic 0014 ops_records + audit_records). FE hydrates through campusJsonStore / opsApi / campusAuditApi; demo localStorage keys purge in API mode. Shared chrome (Announcement, Communication, Calendar, Notifications, My Attendance) uses existing campus APIs. pytest test_ops_and_audit_collections PASS. Biometric uses ops collection biometric-attendance (ESSL sync remains simulated at the device boundary).</w:t>
+              <w:t>Partial</w:t>
+            </w:r>
+          </w:p>
+        </w:tc>
+        <w:tc>
+          <w:tcPr>
+            <w:tcW w:type="dxa" w:w="3408"/>
+          </w:tcPr>
+          <w:p>
+            <w:r>
+              <w:t>Code + Tests 17 Oct 2026 (Phase 3 Ops/Audit closeout): campus SoT via GET/PUT /api/v1/ops/{collection} and /api/v1/campus-audit/{collection} (Alembic 0014 ops_records + audit_records). FE hydrates through campusJsonStore / opsApi / campusAuditApi; demo localStorage keys purge in API mode. Shared chrome (Announcement, Communication, Calendar, Notifications, My Attendance) uses existing campus APIs. pytest test_ops_and_audit_collections PASS. Biometric uses ops collection biometric-attendance (ESSL sync remains simulated at the device boundary). 23 Oct 2026 review: screen exists; operational flow incomplete, demo-mixed, or login not provisioned.</w:t>
             </w:r>
           </w:p>
         </w:tc>
@@ -19890,17 +19435,17 @@
           </w:tcPr>
           <w:p>
             <w:r>
-              <w:t>Completed</w:t>
-            </w:r>
-          </w:p>
-        </w:tc>
-        <w:tc>
-          <w:tcPr>
-            <w:tcW w:type="dxa" w:w="3408"/>
-          </w:tcPr>
-          <w:p>
-            <w:r>
-              <w:t>Code + Tests 17 Oct 2026 (Phase 3 Ops/Audit closeout): campus SoT via GET/PUT /api/v1/ops/{collection} and /api/v1/campus-audit/{collection} (Alembic 0014 ops_records + audit_records). FE hydrates through campusJsonStore / opsApi / campusAuditApi; demo localStorage keys purge in API mode. Shared chrome (Announcement, Communication, Calendar, Notifications, My Attendance) uses existing campus APIs. pytest test_ops_and_audit_collections PASS. Biometric uses ops collection biometric-attendance (ESSL sync remains simulated at the device boundary).</w:t>
+              <w:t>Partial</w:t>
+            </w:r>
+          </w:p>
+        </w:tc>
+        <w:tc>
+          <w:tcPr>
+            <w:tcW w:type="dxa" w:w="3408"/>
+          </w:tcPr>
+          <w:p>
+            <w:r>
+              <w:t>Code + Tests 17 Oct 2026 (Phase 3 Ops/Audit closeout): campus SoT via GET/PUT /api/v1/ops/{collection} and /api/v1/campus-audit/{collection} (Alembic 0014 ops_records + audit_records). FE hydrates through campusJsonStore / opsApi / campusAuditApi; demo localStorage keys purge in API mode. Shared chrome (Announcement, Communication, Calendar, Notifications, My Attendance) uses existing campus APIs. pytest test_ops_and_audit_collections PASS. Biometric uses ops collection biometric-attendance (ESSL sync remains simulated at the device boundary). 23 Oct 2026 review: screen exists; operational flow incomplete, demo-mixed, or login not provisioned.</w:t>
             </w:r>
           </w:p>
         </w:tc>
@@ -19917,7 +19462,7 @@
     </w:p>
     <w:p>
       <w:r>
-        <w:t>Completed: 14  |  Partial: 0  |  Not Completed/Gap: 0  |  Total: 14</w:t>
+        <w:t>Completed: 14  |  Partial: 0  |  Not Completed: 0  |  Gap: 0  |  Total: 14</w:t>
       </w:r>
     </w:p>
     <w:tbl>
@@ -20547,7 +20092,7 @@
     </w:p>
     <w:p>
       <w:r>
-        <w:t>Completed: 13  |  Partial: 0  |  Not Completed/Gap: 0  |  Total: 13</w:t>
+        <w:t>Completed: 13  |  Partial: 0  |  Not Completed: 0  |  Gap: 0  |  Total: 13</w:t>
       </w:r>
     </w:p>
     <w:tbl>
@@ -21139,7 +20684,7 @@
     </w:p>
     <w:p>
       <w:r>
-        <w:t>Completed: 29  |  Partial: 0  |  Not Completed/Gap: 0  |  Total: 29</w:t>
+        <w:t>Completed: 29  |  Partial: 0  |  Not Completed: 0  |  Gap: 0  |  Total: 29</w:t>
       </w:r>
     </w:p>
     <w:tbl>
@@ -22339,7 +21884,7 @@
     </w:p>
     <w:p>
       <w:r>
-        <w:t>Completed: 17  |  Partial: 0  |  Not Completed/Gap: 0  |  Total: 17</w:t>
+        <w:t>Completed: 17  |  Partial: 0  |  Not Completed: 0  |  Gap: 0  |  Total: 17</w:t>
       </w:r>
     </w:p>
     <w:tbl>
@@ -23072,7 +22617,7 @@
     </w:p>
     <w:p>
       <w:r>
-        <w:t>Completed: 17  |  Partial: 0  |  Not Completed/Gap: 0  |  Total: 17</w:t>
+        <w:t>Completed: 17  |  Partial: 0  |  Not Completed: 0  |  Gap: 0  |  Total: 17</w:t>
       </w:r>
     </w:p>
     <w:tbl>
@@ -24006,6 +23551,72 @@
     <w:p>
       <w:r>
         <w:t>Update 16 Oct 2026 late-2 — Closed ~61 open modules across Coordinator / Principal / Director (API + shared FE SoT). Coordinator 29/1 Gap; Principal 19 Completed / 2 Partial; Director 24/0/0. Sheet TOTAL Completed 307 / Partial 6 / Not Completed 165 / Gap 2.</w:t>
+      </w:r>
+    </w:p>
+    <w:p>
+      <w:pPr>
+        <w:pStyle w:val="Heading1"/>
+      </w:pPr>
+      <w:r>
+        <w:t>7. Completion update — 23 October 2026</w:t>
+      </w:r>
+    </w:p>
+    <w:p>
+      <w:r>
+        <w:t>This update keeps earlier review notes. It corrects the completion claim so management does not read every sidebar item as production-ready.</w:t>
+      </w:r>
+    </w:p>
+    <w:p>
+      <w:pPr>
+        <w:pStyle w:val="ListBullet"/>
+      </w:pPr>
+      <w:r>
+        <w:t>Super Admin finance drill-downs, transport overview, star ratings, approvals inbox, announcement (view-only), user-creation fine controls, and dashboard charts: Partial.</w:t>
+      </w:r>
+    </w:p>
+    <w:p>
+      <w:pPr>
+        <w:pStyle w:val="ListBullet"/>
+      </w:pPr>
+      <w:r>
+        <w:t>Super Admin Activity Logs, Re-entry Approvals, Module Health, and Audit Report boards: Not Completed (demonstration).</w:t>
+      </w:r>
+    </w:p>
+    <w:p>
+      <w:pPr>
+        <w:pStyle w:val="ListBullet"/>
+      </w:pPr>
+      <w:r>
+        <w:t>Transport Manager and Driver sidebar modules: Partial. Driver uses the shared login only; no ready driver account. Duty, route, fuel, and leave pages exist beyond the five menu rows.</w:t>
+      </w:r>
+    </w:p>
+    <w:p>
+      <w:pPr>
+        <w:pStyle w:val="ListBullet"/>
+      </w:pPr>
+      <w:r>
+        <w:t>Biometric attendance on Teacher and Coordinator: Gap (demo sync, not a live device).</w:t>
+      </w:r>
+    </w:p>
+    <w:p>
+      <w:pPr>
+        <w:pStyle w:val="ListBullet"/>
+      </w:pPr>
+      <w:r>
+        <w:t>Ready operating path when services are on: Super Admin administrator creation, Admin, Director, Principal, Coordinator, Teacher class work, PRM enroll, HR, Account Head fees, Finance Assistant collect.</w:t>
+      </w:r>
+    </w:p>
+    <w:p>
+      <w:pPr>
+        <w:pStyle w:val="ListBullet"/>
+      </w:pPr>
+      <w:r>
+        <w:t>Email, WhatsApp, and payment gateway stay configuration-dependent. They are not marked Completed as live channels.</w:t>
+      </w:r>
+    </w:p>
+    <w:p>
+      <w:r>
+        <w:t>Next completion work: provision Transport Manager and Driver accounts and prove one route; keep fee collect and receipts on the finance service and promise WhatsApp or gateway only after credentials; do not use Super Admin Activity Logs as a security system; create Librarian, Gate, Stores, and Auditor logins only for departments in go-live scope.</w:t>
       </w:r>
     </w:p>
     <w:sectPr>
